--- a/11.spring/oauth -security related/3.Spring Security.docx
+++ b/11.spring/oauth -security related/3.Spring Security.docx
@@ -40,19 +40,7 @@
               <w:rPr>
                 <w:lang w:val="en-US"/>
               </w:rPr>
-              <w:t xml:space="preserve">spr </w:t>
-            </w:r>
-            <w:r>
-              <w:rPr>
-                <w:lang w:val="en-US"/>
-              </w:rPr>
-              <w:t>security</w:t>
-            </w:r>
-            <w:r>
-              <w:rPr>
-                <w:lang w:val="en-US"/>
-              </w:rPr>
-              <w:t xml:space="preserve"> all version docs</w:t>
+              <w:t>spr security all version docs</w:t>
             </w:r>
           </w:p>
         </w:tc>
@@ -155,6 +143,7 @@
     </w:p>
     <w:p>
       <w:pPr>
+        <w:pStyle w:val="h2pink"/>
         <w:rPr>
           <w:lang w:val="en-US"/>
         </w:rPr>
@@ -163,43 +152,362 @@
         <w:rPr>
           <w:lang w:val="en-US"/>
         </w:rPr>
-        <w:t>Spring Security updates</w:t>
+        <w:t>Configuring Security</w:t>
       </w:r>
     </w:p>
     <w:p>
       <w:pPr>
-        <w:pStyle w:val="ListParagraph"/>
-        <w:numPr>
-          <w:ilvl w:val="0"/>
-          <w:numId w:val="31"/>
-        </w:numPr>
         <w:rPr>
           <w:lang w:val="en-US"/>
         </w:rPr>
       </w:pPr>
+      <w:r>
+        <w:rPr>
+          <w:lang w:val="en-US"/>
+        </w:rPr>
+        <w:t xml:space="preserve">Default security </w:t>
+      </w:r>
+      <w:r>
+        <w:rPr>
+          <w:lang w:val="en-US"/>
+        </w:rPr>
+        <w:t xml:space="preserve">will be activated </w:t>
+      </w:r>
+      <w:r>
+        <w:rPr>
+          <w:lang w:val="en-US"/>
+        </w:rPr>
+        <w:t>when u add this jar itself</w:t>
+      </w:r>
+      <w:r>
+        <w:rPr>
+          <w:lang w:val="en-US"/>
+        </w:rPr>
+        <w:t xml:space="preserve"> in pom</w:t>
+      </w:r>
     </w:p>
     <w:tbl>
       <w:tblPr>
         <w:tblStyle w:val="TableGrid"/>
         <w:tblW w:w="0" w:type="auto"/>
-        <w:tblInd w:w="720" w:type="dxa"/>
-        <w:tblLayout w:type="fixed"/>
         <w:tblLook w:val="04A0" w:firstRow="1" w:lastRow="0" w:firstColumn="1" w:lastColumn="0" w:noHBand="0" w:noVBand="1"/>
       </w:tblPr>
       <w:tblGrid>
-        <w:gridCol w:w="10435"/>
-        <w:gridCol w:w="11875"/>
+        <w:gridCol w:w="11515"/>
+        <w:gridCol w:w="11515"/>
       </w:tblGrid>
       <w:tr>
         <w:tc>
           <w:tcPr>
-            <w:tcW w:w="10435" w:type="dxa"/>
+            <w:tcW w:w="11515" w:type="dxa"/>
+          </w:tcPr>
+          <w:p>
+            <w:pPr>
+              <w:rPr>
+                <w:lang w:val="en-US"/>
+              </w:rPr>
+            </w:pPr>
+            <w:r>
+              <w:rPr>
+                <w:lang w:val="en-US"/>
+              </w:rPr>
+              <w:t>Maven jar</w:t>
+            </w:r>
+          </w:p>
+          <w:p>
+            <w:pPr>
+              <w:shd w:val="clear" w:color="auto" w:fill="FFFFFF"/>
+              <w:tabs>
+                <w:tab w:val="left" w:pos="916"/>
+                <w:tab w:val="left" w:pos="1832"/>
+                <w:tab w:val="left" w:pos="2748"/>
+                <w:tab w:val="left" w:pos="3664"/>
+                <w:tab w:val="left" w:pos="4580"/>
+                <w:tab w:val="left" w:pos="5496"/>
+                <w:tab w:val="left" w:pos="6412"/>
+                <w:tab w:val="left" w:pos="7328"/>
+                <w:tab w:val="left" w:pos="8244"/>
+                <w:tab w:val="left" w:pos="9160"/>
+                <w:tab w:val="left" w:pos="10076"/>
+                <w:tab w:val="left" w:pos="10992"/>
+                <w:tab w:val="left" w:pos="11908"/>
+                <w:tab w:val="left" w:pos="12824"/>
+                <w:tab w:val="left" w:pos="13740"/>
+                <w:tab w:val="left" w:pos="14656"/>
+              </w:tabs>
+              <w:rPr>
+                <w:rFonts w:ascii="Comic Sans MS" w:eastAsia="Times New Roman" w:hAnsi="Comic Sans MS" w:cs="Courier New"/>
+                <w:i/>
+                <w:iCs/>
+                <w:color w:val="505D64"/>
+                <w:szCs w:val="24"/>
+                <w:lang w:eastAsia="en-IN" w:bidi="te-IN"/>
+              </w:rPr>
+            </w:pPr>
+            <w:r>
+              <w:rPr>
+                <w:rFonts w:ascii="Courier New" w:eastAsia="Times New Roman" w:hAnsi="Courier New" w:cs="Courier New"/>
+                <w:i/>
+                <w:iCs/>
+                <w:color w:val="505D64"/>
+                <w:szCs w:val="24"/>
+                <w:lang w:eastAsia="en-IN" w:bidi="te-IN"/>
+              </w:rPr>
+              <w:t xml:space="preserve">&lt;!--    if u </w:t>
+            </w:r>
+            <w:r>
+              <w:rPr>
+                <w:rFonts w:ascii="Courier New" w:eastAsia="Times New Roman" w:hAnsi="Courier New" w:cs="Courier New"/>
+                <w:i/>
+                <w:iCs/>
+                <w:color w:val="505D64"/>
+                <w:szCs w:val="24"/>
+                <w:lang w:eastAsia="en-IN" w:bidi="te-IN"/>
+              </w:rPr>
+              <w:t>add this dependency</w:t>
+            </w:r>
+            <w:r>
+              <w:rPr>
+                <w:rFonts w:ascii="Courier New" w:eastAsia="Times New Roman" w:hAnsi="Courier New" w:cs="Courier New"/>
+                <w:i/>
+                <w:iCs/>
+                <w:color w:val="505D64"/>
+                <w:szCs w:val="24"/>
+                <w:lang w:eastAsia="en-IN" w:bidi="te-IN"/>
+              </w:rPr>
+              <w:t xml:space="preserve"> by default u have to pass credentials in postman basic auth tab</w:t>
+            </w:r>
+            <w:r>
+              <w:rPr>
+                <w:rFonts w:ascii="Courier New" w:eastAsia="Times New Roman" w:hAnsi="Courier New" w:cs="Courier New"/>
+                <w:i/>
+                <w:iCs/>
+                <w:color w:val="505D64"/>
+                <w:szCs w:val="24"/>
+                <w:lang w:eastAsia="en-IN" w:bidi="te-IN"/>
+              </w:rPr>
+              <w:br/>
+              <w:t>default user name is user, default pass will be printed on console --&gt;</w:t>
+            </w:r>
+            <w:r>
+              <w:rPr>
+                <w:rFonts w:ascii="Courier New" w:eastAsia="Times New Roman" w:hAnsi="Courier New" w:cs="Courier New"/>
+                <w:i/>
+                <w:iCs/>
+                <w:color w:val="505D64"/>
+                <w:szCs w:val="24"/>
+                <w:lang w:eastAsia="en-IN" w:bidi="te-IN"/>
+              </w:rPr>
+              <w:br/>
+            </w:r>
+          </w:p>
+          <w:p>
+            <w:pPr>
+              <w:shd w:val="clear" w:color="auto" w:fill="FFFFFF"/>
+              <w:tabs>
+                <w:tab w:val="left" w:pos="916"/>
+                <w:tab w:val="left" w:pos="1832"/>
+                <w:tab w:val="left" w:pos="2748"/>
+                <w:tab w:val="left" w:pos="3664"/>
+                <w:tab w:val="left" w:pos="4580"/>
+                <w:tab w:val="left" w:pos="5496"/>
+                <w:tab w:val="left" w:pos="6412"/>
+                <w:tab w:val="left" w:pos="7328"/>
+                <w:tab w:val="left" w:pos="8244"/>
+                <w:tab w:val="left" w:pos="9160"/>
+                <w:tab w:val="left" w:pos="10076"/>
+                <w:tab w:val="left" w:pos="10992"/>
+                <w:tab w:val="left" w:pos="11908"/>
+                <w:tab w:val="left" w:pos="12824"/>
+                <w:tab w:val="left" w:pos="13740"/>
+                <w:tab w:val="left" w:pos="14656"/>
+              </w:tabs>
+              <w:rPr>
+                <w:rFonts w:ascii="Courier New" w:eastAsia="Times New Roman" w:hAnsi="Courier New" w:cs="Courier New"/>
+                <w:color w:val="4D4D4A"/>
+                <w:szCs w:val="24"/>
+                <w:lang w:eastAsia="en-IN" w:bidi="te-IN"/>
+              </w:rPr>
+            </w:pPr>
+            <w:r>
+              <w:rPr>
+                <w:rFonts w:ascii="Comic Sans MS" w:eastAsia="Times New Roman" w:hAnsi="Comic Sans MS" w:cs="Courier New"/>
+                <w:i/>
+                <w:iCs/>
+                <w:color w:val="505D64"/>
+                <w:szCs w:val="24"/>
+                <w:lang w:eastAsia="en-IN" w:bidi="te-IN"/>
+              </w:rPr>
+              <w:t xml:space="preserve">      &lt;dependency&gt;</w:t>
+            </w:r>
+            <w:r>
+              <w:rPr>
+                <w:rFonts w:ascii="Comic Sans MS" w:eastAsia="Times New Roman" w:hAnsi="Comic Sans MS" w:cs="Courier New"/>
+                <w:i/>
+                <w:iCs/>
+                <w:color w:val="505D64"/>
+                <w:szCs w:val="24"/>
+                <w:lang w:eastAsia="en-IN" w:bidi="te-IN"/>
+              </w:rPr>
+              <w:br/>
+              <w:t xml:space="preserve">          &lt;groupId&gt;org.springframework.boot&lt;/groupId&gt;</w:t>
+            </w:r>
+            <w:r>
+              <w:rPr>
+                <w:rFonts w:ascii="Comic Sans MS" w:eastAsia="Times New Roman" w:hAnsi="Comic Sans MS" w:cs="Courier New"/>
+                <w:i/>
+                <w:iCs/>
+                <w:color w:val="505D64"/>
+                <w:szCs w:val="24"/>
+                <w:lang w:eastAsia="en-IN" w:bidi="te-IN"/>
+              </w:rPr>
+              <w:br/>
+              <w:t xml:space="preserve">          &lt;artifactId&gt;spring-boot-starter-security&lt;/artifactId&gt;</w:t>
+            </w:r>
+            <w:r>
+              <w:rPr>
+                <w:rFonts w:ascii="Comic Sans MS" w:eastAsia="Times New Roman" w:hAnsi="Comic Sans MS" w:cs="Courier New"/>
+                <w:i/>
+                <w:iCs/>
+                <w:color w:val="505D64"/>
+                <w:szCs w:val="24"/>
+                <w:lang w:eastAsia="en-IN" w:bidi="te-IN"/>
+              </w:rPr>
+              <w:br/>
+              <w:t xml:space="preserve">       &lt;/dependency&gt;</w:t>
+            </w:r>
+            <w:r>
+              <w:rPr>
+                <w:rFonts w:ascii="Courier New" w:eastAsia="Times New Roman" w:hAnsi="Courier New" w:cs="Courier New"/>
+                <w:i/>
+                <w:iCs/>
+                <w:color w:val="505D64"/>
+                <w:szCs w:val="24"/>
+                <w:lang w:eastAsia="en-IN" w:bidi="te-IN"/>
+              </w:rPr>
+              <w:br/>
+            </w:r>
+          </w:p>
+          <w:p>
+            <w:pPr>
+              <w:pStyle w:val="ListParagraph"/>
+              <w:ind w:left="0"/>
+              <w:rPr>
+                <w:lang w:val="en-US"/>
+              </w:rPr>
+            </w:pPr>
+          </w:p>
+          <w:p>
+            <w:pPr>
+              <w:pStyle w:val="ListParagraph"/>
+              <w:ind w:left="0"/>
+              <w:rPr>
+                <w:lang w:val="en-US"/>
+              </w:rPr>
+            </w:pPr>
+          </w:p>
+          <w:p>
+            <w:pPr>
+              <w:pStyle w:val="ListParagraph"/>
+              <w:ind w:left="0"/>
+              <w:rPr>
+                <w:color w:val="5B9BD5" w:themeColor="accent1"/>
+                <w:lang w:val="en-US"/>
+              </w:rPr>
+            </w:pPr>
+            <w:r>
+              <w:rPr>
+                <w:lang w:val="en-US"/>
+              </w:rPr>
+              <w:t>i</w:t>
+            </w:r>
+            <w:r>
+              <w:rPr>
+                <w:color w:val="5B9BD5" w:themeColor="accent1"/>
+                <w:lang w:val="en-US"/>
+              </w:rPr>
+              <w:t>f u don’t want the default user name and password u can configure below properties</w:t>
+            </w:r>
+            <w:r>
+              <w:rPr>
+                <w:color w:val="5B9BD5" w:themeColor="accent1"/>
+                <w:lang w:val="en-US"/>
+              </w:rPr>
+              <w:t>- so that u have to pass these in postman basic auth tab while hitting a web service</w:t>
+            </w:r>
+          </w:p>
+          <w:p>
+            <w:pPr>
+              <w:shd w:val="clear" w:color="auto" w:fill="FFFFFF"/>
+              <w:tabs>
+                <w:tab w:val="left" w:pos="916"/>
+                <w:tab w:val="left" w:pos="1832"/>
+                <w:tab w:val="left" w:pos="2748"/>
+                <w:tab w:val="left" w:pos="3664"/>
+                <w:tab w:val="left" w:pos="4580"/>
+                <w:tab w:val="left" w:pos="5496"/>
+                <w:tab w:val="left" w:pos="6412"/>
+                <w:tab w:val="left" w:pos="7328"/>
+                <w:tab w:val="left" w:pos="8244"/>
+                <w:tab w:val="left" w:pos="9160"/>
+                <w:tab w:val="left" w:pos="10076"/>
+                <w:tab w:val="left" w:pos="10992"/>
+                <w:tab w:val="left" w:pos="11908"/>
+                <w:tab w:val="left" w:pos="12824"/>
+                <w:tab w:val="left" w:pos="13740"/>
+                <w:tab w:val="left" w:pos="14656"/>
+              </w:tabs>
+              <w:rPr>
+                <w:rFonts w:ascii="Courier New" w:eastAsia="Times New Roman" w:hAnsi="Courier New" w:cs="Courier New"/>
+                <w:i/>
+                <w:iCs/>
+                <w:color w:val="505D64"/>
+                <w:szCs w:val="24"/>
+                <w:lang w:eastAsia="en-IN" w:bidi="te-IN"/>
+              </w:rPr>
+            </w:pPr>
+            <w:r>
+              <w:rPr>
+                <w:rFonts w:ascii="Courier New" w:eastAsia="Times New Roman" w:hAnsi="Courier New" w:cs="Courier New"/>
+                <w:i/>
+                <w:iCs/>
+                <w:color w:val="505D64"/>
+                <w:szCs w:val="24"/>
+                <w:lang w:eastAsia="en-IN" w:bidi="te-IN"/>
+              </w:rPr>
+              <w:t>spring.security.user.name=customuser</w:t>
+            </w:r>
+            <w:r>
+              <w:rPr>
+                <w:rFonts w:ascii="Courier New" w:eastAsia="Times New Roman" w:hAnsi="Courier New" w:cs="Courier New"/>
+                <w:i/>
+                <w:iCs/>
+                <w:color w:val="505D64"/>
+                <w:szCs w:val="24"/>
+                <w:lang w:eastAsia="en-IN" w:bidi="te-IN"/>
+              </w:rPr>
+              <w:br/>
+              <w:t>spring.security.user.password=custompassword</w:t>
+            </w:r>
+          </w:p>
+          <w:p>
+            <w:pPr>
+              <w:rPr>
+                <w:lang w:val="en-US"/>
+              </w:rPr>
+            </w:pPr>
+          </w:p>
+        </w:tc>
+        <w:tc>
+          <w:tcPr>
+            <w:tcW w:w="11515" w:type="dxa"/>
           </w:tcPr>
           <w:p>
             <w:pPr>
               <w:pStyle w:val="ListParagraph"/>
               <w:ind w:left="0"/>
               <w:rPr>
+                <w:color w:val="5B9BD5" w:themeColor="accent1"/>
                 <w:lang w:val="en-US"/>
               </w:rPr>
             </w:pPr>
@@ -207,39 +515,14 @@
               <w:rPr>
                 <w:lang w:val="en-US"/>
               </w:rPr>
-              <w:t>Here after we should not write a class extending WebSecurityConfigurerAdapter</w:t>
-            </w:r>
-          </w:p>
-        </w:tc>
-        <w:tc>
-          <w:tcPr>
-            <w:tcW w:w="11875" w:type="dxa"/>
-          </w:tcPr>
-          <w:p>
-            <w:pPr>
-              <w:pStyle w:val="ListParagraph"/>
-              <w:ind w:left="0"/>
-              <w:rPr>
+              <w:t xml:space="preserve">Note:- </w:t>
+            </w:r>
+            <w:r>
+              <w:rPr>
+                <w:color w:val="5B9BD5" w:themeColor="accent1"/>
                 <w:lang w:val="en-US"/>
               </w:rPr>
-            </w:pPr>
-            <w:r>
-              <w:rPr>
-                <w:lang w:val="en-US"/>
-              </w:rPr>
-              <w:t>from spring 6 onwards we should use a “</w:t>
-            </w:r>
-            <w:r>
-              <w:rPr>
-                <w:lang w:val="en-US"/>
-              </w:rPr>
-              <w:t>S</w:t>
-            </w:r>
-            <w:r>
-              <w:rPr>
-                <w:lang w:val="en-US"/>
-              </w:rPr>
-              <w:t>ecurityFilterChain” bean to configure HttpSecurity or</w:t>
+              <w:t>when u add this jar by default spring sec is enabled</w:t>
             </w:r>
           </w:p>
           <w:p>
@@ -254,29 +537,7 @@
               <w:rPr>
                 <w:lang w:val="en-US"/>
               </w:rPr>
-              <w:t>configure “WebSecurityCustomizer” bean to configure WebSecurity</w:t>
-            </w:r>
-          </w:p>
-        </w:tc>
-      </w:tr>
-      <w:tr>
-        <w:tc>
-          <w:tcPr>
-            <w:tcW w:w="10435" w:type="dxa"/>
-          </w:tcPr>
-          <w:p>
-            <w:pPr>
-              <w:pStyle w:val="ListParagraph"/>
-              <w:ind w:left="0"/>
-              <w:rPr>
-                <w:lang w:val="en-US"/>
-              </w:rPr>
-            </w:pPr>
-            <w:r>
-              <w:rPr>
-                <w:lang w:val="en-US"/>
-              </w:rPr>
-              <w:t xml:space="preserve">add this jar </w:t>
+              <w:t>default user name is user</w:t>
             </w:r>
           </w:p>
           <w:p>
@@ -284,7 +545,6 @@
               <w:pStyle w:val="ListParagraph"/>
               <w:ind w:left="0"/>
               <w:rPr>
-                <w:color w:val="5B9BD5" w:themeColor="accent1"/>
                 <w:lang w:val="en-US"/>
               </w:rPr>
             </w:pPr>
@@ -292,14 +552,7 @@
               <w:rPr>
                 <w:lang w:val="en-US"/>
               </w:rPr>
-              <w:t xml:space="preserve">Note:- </w:t>
-            </w:r>
-            <w:r>
-              <w:rPr>
-                <w:color w:val="5B9BD5" w:themeColor="accent1"/>
-                <w:lang w:val="en-US"/>
-              </w:rPr>
-              <w:t>when u add this jar by default spring sec is enabled</w:t>
+              <w:t xml:space="preserve">default pass will be printed on console </w:t>
             </w:r>
           </w:p>
           <w:p>
@@ -314,60 +567,22 @@
               <w:rPr>
                 <w:lang w:val="en-US"/>
               </w:rPr>
-              <w:t>default user name is user</w:t>
+              <w:t xml:space="preserve">while hitting a web service you have to pass this credentials under auth type basic auth </w:t>
             </w:r>
           </w:p>
           <w:p>
             <w:pPr>
-              <w:pStyle w:val="ListParagraph"/>
-              <w:ind w:left="0"/>
               <w:rPr>
                 <w:lang w:val="en-US"/>
               </w:rPr>
             </w:pPr>
             <w:r>
               <w:rPr>
-                <w:lang w:val="en-US"/>
-              </w:rPr>
-              <w:t xml:space="preserve">default pass will be printed on console </w:t>
-            </w:r>
-          </w:p>
-          <w:p>
-            <w:pPr>
-              <w:pStyle w:val="ListParagraph"/>
-              <w:ind w:left="0"/>
-              <w:rPr>
-                <w:lang w:val="en-US"/>
-              </w:rPr>
-            </w:pPr>
-            <w:r>
-              <w:rPr>
-                <w:lang w:val="en-US"/>
-              </w:rPr>
-              <w:t xml:space="preserve">while hitting a web service you </w:t>
-            </w:r>
-            <w:r>
-              <w:rPr>
-                <w:lang w:val="en-US"/>
-              </w:rPr>
-              <w:t xml:space="preserve">have to pass this credentials under auth type basic auth </w:t>
-            </w:r>
-          </w:p>
-          <w:p>
-            <w:pPr>
-              <w:pStyle w:val="ListParagraph"/>
-              <w:ind w:left="-113" w:right="432" w:firstLine="113"/>
-              <w:rPr>
-                <w:lang w:val="en-US"/>
-              </w:rPr>
-            </w:pPr>
-            <w:r>
-              <w:rPr>
                 <w:noProof/>
                 <w:lang w:eastAsia="en-IN" w:bidi="te-IN"/>
               </w:rPr>
               <w:drawing>
-                <wp:inline distT="0" distB="0" distL="0" distR="0" wp14:anchorId="4AE70F45" wp14:editId="1D41AABA">
+                <wp:inline distT="0" distB="0" distL="0" distR="0" wp14:anchorId="525D8D6A" wp14:editId="6A0704C8">
                   <wp:extent cx="5848350" cy="3228975"/>
                   <wp:effectExtent l="0" t="0" r="0" b="9525"/>
                   <wp:docPr id="1" name="Picture 1"/>
@@ -412,73 +627,150 @@
             </w:r>
           </w:p>
         </w:tc>
+      </w:tr>
+    </w:tbl>
+    <w:p>
+      <w:pPr>
+        <w:pStyle w:val="h2pink"/>
+        <w:rPr>
+          <w:lang w:val="en-US"/>
+        </w:rPr>
+      </w:pPr>
+      <w:r>
+        <w:rPr>
+          <w:lang w:val="en-US"/>
+        </w:rPr>
+        <w:t>Spring Security updates</w:t>
+      </w:r>
+    </w:p>
+    <w:p>
+      <w:pPr>
+        <w:rPr>
+          <w:lang w:val="en-US"/>
+        </w:rPr>
+      </w:pPr>
+    </w:p>
+    <w:tbl>
+      <w:tblPr>
+        <w:tblStyle w:val="TableGrid"/>
+        <w:tblW w:w="0" w:type="auto"/>
+        <w:tblInd w:w="720" w:type="dxa"/>
+        <w:tblLayout w:type="fixed"/>
+        <w:tblLook w:val="04A0" w:firstRow="1" w:lastRow="0" w:firstColumn="1" w:lastColumn="0" w:noHBand="0" w:noVBand="1"/>
+      </w:tblPr>
+      <w:tblGrid>
+        <w:gridCol w:w="10075"/>
+        <w:gridCol w:w="12235"/>
+      </w:tblGrid>
+      <w:tr>
         <w:tc>
           <w:tcPr>
-            <w:tcW w:w="11875" w:type="dxa"/>
+            <w:tcW w:w="10075" w:type="dxa"/>
           </w:tcPr>
           <w:p>
             <w:pPr>
-              <w:shd w:val="clear" w:color="auto" w:fill="FFFFFF"/>
-              <w:tabs>
-                <w:tab w:val="left" w:pos="916"/>
-                <w:tab w:val="left" w:pos="1832"/>
-                <w:tab w:val="left" w:pos="2748"/>
-                <w:tab w:val="left" w:pos="3664"/>
-                <w:tab w:val="left" w:pos="4580"/>
-                <w:tab w:val="left" w:pos="5496"/>
-                <w:tab w:val="left" w:pos="6412"/>
-                <w:tab w:val="left" w:pos="7328"/>
-                <w:tab w:val="left" w:pos="8244"/>
-                <w:tab w:val="left" w:pos="9160"/>
-                <w:tab w:val="left" w:pos="10076"/>
-                <w:tab w:val="left" w:pos="10992"/>
-                <w:tab w:val="left" w:pos="11908"/>
-                <w:tab w:val="left" w:pos="12824"/>
-                <w:tab w:val="left" w:pos="13740"/>
-                <w:tab w:val="left" w:pos="14656"/>
-              </w:tabs>
-              <w:rPr>
-                <w:rFonts w:ascii="Comic Sans MS" w:eastAsia="Times New Roman" w:hAnsi="Comic Sans MS" w:cs="Courier New"/>
-                <w:i/>
-                <w:iCs/>
-                <w:color w:val="505D64"/>
-                <w:szCs w:val="24"/>
-                <w:lang w:eastAsia="en-IN" w:bidi="te-IN"/>
+              <w:pStyle w:val="ListParagraph"/>
+              <w:ind w:left="0"/>
+              <w:rPr>
+                <w:lang w:val="en-US"/>
               </w:rPr>
             </w:pPr>
             <w:r>
               <w:rPr>
-                <w:rFonts w:ascii="Courier New" w:eastAsia="Times New Roman" w:hAnsi="Courier New" w:cs="Courier New"/>
-                <w:i/>
-                <w:iCs/>
-                <w:color w:val="505D64"/>
-                <w:szCs w:val="24"/>
-                <w:lang w:eastAsia="en-IN" w:bidi="te-IN"/>
-              </w:rPr>
-              <w:t>&lt;!--    if u un comment this security by default u have to pass credentials in postman basic auth tab</w:t>
-            </w:r>
-            <w:r>
-              <w:rPr>
-                <w:rFonts w:ascii="Courier New" w:eastAsia="Times New Roman" w:hAnsi="Courier New" w:cs="Courier New"/>
-                <w:i/>
-                <w:iCs/>
-                <w:color w:val="505D64"/>
-                <w:szCs w:val="24"/>
-                <w:lang w:eastAsia="en-IN" w:bidi="te-IN"/>
-              </w:rPr>
-              <w:br/>
-              <w:t>default user name is user, default pass will be printed on console --&gt;</w:t>
-            </w:r>
-            <w:r>
-              <w:rPr>
-                <w:rFonts w:ascii="Courier New" w:eastAsia="Times New Roman" w:hAnsi="Courier New" w:cs="Courier New"/>
-                <w:i/>
-                <w:iCs/>
-                <w:color w:val="505D64"/>
-                <w:szCs w:val="24"/>
-                <w:lang w:eastAsia="en-IN" w:bidi="te-IN"/>
-              </w:rPr>
-              <w:br/>
+                <w:lang w:val="en-US"/>
+              </w:rPr>
+              <w:t>after spring boot 3.0</w:t>
+            </w:r>
+            <w:r>
+              <w:rPr>
+                <w:lang w:val="en-US"/>
+              </w:rPr>
+              <w:t xml:space="preserve"> we should not write a class extending WebSecurityConfigurerAdapter</w:t>
+            </w:r>
+          </w:p>
+          <w:p>
+            <w:pPr>
+              <w:pStyle w:val="ListParagraph"/>
+              <w:ind w:left="0"/>
+              <w:rPr>
+                <w:lang w:val="en-US"/>
+              </w:rPr>
+            </w:pPr>
+            <w:r>
+              <w:rPr>
+                <w:lang w:val="en-US"/>
+              </w:rPr>
+              <w:t xml:space="preserve">from spring 6 onwards we should </w:t>
+            </w:r>
+            <w:r>
+              <w:rPr>
+                <w:lang w:val="en-US"/>
+              </w:rPr>
+              <w:t xml:space="preserve">simply </w:t>
+            </w:r>
+            <w:r>
+              <w:rPr>
+                <w:lang w:val="en-US"/>
+              </w:rPr>
+              <w:t xml:space="preserve">create a “SecurityFilterChain” bean to configure HttpSecurity or </w:t>
+            </w:r>
+          </w:p>
+          <w:p>
+            <w:pPr>
+              <w:pStyle w:val="ListParagraph"/>
+              <w:ind w:left="0"/>
+              <w:rPr>
+                <w:lang w:val="en-US"/>
+              </w:rPr>
+            </w:pPr>
+            <w:r>
+              <w:rPr>
+                <w:lang w:val="en-US"/>
+              </w:rPr>
+              <w:t>configure “WebSecurityCustomizer” bean to configure WebSecurity</w:t>
+            </w:r>
+          </w:p>
+        </w:tc>
+        <w:tc>
+          <w:tcPr>
+            <w:tcW w:w="12235" w:type="dxa"/>
+          </w:tcPr>
+          <w:p>
+            <w:pPr>
+              <w:pStyle w:val="ListParagraph"/>
+              <w:ind w:left="0"/>
+              <w:rPr>
+                <w:lang w:val="en-US"/>
+              </w:rPr>
+            </w:pPr>
+          </w:p>
+        </w:tc>
+      </w:tr>
+      <w:tr>
+        <w:tc>
+          <w:tcPr>
+            <w:tcW w:w="10075" w:type="dxa"/>
+          </w:tcPr>
+          <w:p>
+            <w:pPr>
+              <w:pStyle w:val="ListParagraph"/>
+              <w:pBdr>
+                <w:bottom w:val="single" w:sz="6" w:space="1" w:color="auto"/>
+              </w:pBdr>
+              <w:ind w:left="0"/>
+              <w:rPr>
+                <w:rFonts w:ascii="Comic Sans MS" w:hAnsi="Comic Sans MS"/>
+                <w:szCs w:val="24"/>
+                <w:lang w:val="en-US"/>
+              </w:rPr>
+            </w:pPr>
+            <w:r>
+              <w:rPr>
+                <w:rFonts w:ascii="Comic Sans MS" w:hAnsi="Comic Sans MS"/>
+                <w:szCs w:val="24"/>
+                <w:lang w:val="en-US"/>
+              </w:rPr>
+              <w:t>in spring boot 3.0</w:t>
             </w:r>
           </w:p>
           <w:p>
@@ -503,14 +795,6 @@
                 <w:tab w:val="left" w:pos="14656"/>
               </w:tabs>
               <w:rPr>
-                <w:rFonts w:ascii="Courier New" w:eastAsia="Times New Roman" w:hAnsi="Courier New" w:cs="Courier New"/>
-                <w:color w:val="4D4D4A"/>
-                <w:szCs w:val="24"/>
-                <w:lang w:eastAsia="en-IN" w:bidi="te-IN"/>
-              </w:rPr>
-            </w:pPr>
-            <w:r>
-              <w:rPr>
                 <w:rFonts w:ascii="Comic Sans MS" w:eastAsia="Times New Roman" w:hAnsi="Comic Sans MS" w:cs="Courier New"/>
                 <w:i/>
                 <w:iCs/>
@@ -518,8 +802,7 @@
                 <w:szCs w:val="24"/>
                 <w:lang w:eastAsia="en-IN" w:bidi="te-IN"/>
               </w:rPr>
-              <w:t xml:space="preserve">      &lt;dependency&gt;</w:t>
-            </w:r>
+            </w:pPr>
             <w:r>
               <w:rPr>
                 <w:rFonts w:ascii="Comic Sans MS" w:eastAsia="Times New Roman" w:hAnsi="Comic Sans MS" w:cs="Courier New"/>
@@ -529,98 +812,7 @@
                 <w:szCs w:val="24"/>
                 <w:lang w:eastAsia="en-IN" w:bidi="te-IN"/>
               </w:rPr>
-              <w:br/>
-              <w:t xml:space="preserve">          &lt;groupId&gt;org.springframework.boot&lt;/groupId&gt;</w:t>
-            </w:r>
-            <w:r>
-              <w:rPr>
-                <w:rFonts w:ascii="Comic Sans MS" w:eastAsia="Times New Roman" w:hAnsi="Comic Sans MS" w:cs="Courier New"/>
-                <w:i/>
-                <w:iCs/>
-                <w:color w:val="505D64"/>
-                <w:szCs w:val="24"/>
-                <w:lang w:eastAsia="en-IN" w:bidi="te-IN"/>
-              </w:rPr>
-              <w:br/>
-              <w:t xml:space="preserve">          &lt;artifactId&gt;spring-boot-starter-security&lt;/artifactId&gt;</w:t>
-            </w:r>
-            <w:r>
-              <w:rPr>
-                <w:rFonts w:ascii="Comic Sans MS" w:eastAsia="Times New Roman" w:hAnsi="Comic Sans MS" w:cs="Courier New"/>
-                <w:i/>
-                <w:iCs/>
-                <w:color w:val="505D64"/>
-                <w:szCs w:val="24"/>
-                <w:lang w:eastAsia="en-IN" w:bidi="te-IN"/>
-              </w:rPr>
-              <w:br/>
-              <w:t xml:space="preserve">       &lt;/dependency&gt;</w:t>
-            </w:r>
-            <w:r>
-              <w:rPr>
-                <w:rFonts w:ascii="Courier New" w:eastAsia="Times New Roman" w:hAnsi="Courier New" w:cs="Courier New"/>
-                <w:i/>
-                <w:iCs/>
-                <w:color w:val="505D64"/>
-                <w:szCs w:val="24"/>
-                <w:lang w:eastAsia="en-IN" w:bidi="te-IN"/>
-              </w:rPr>
-              <w:br/>
-            </w:r>
-          </w:p>
-          <w:p>
-            <w:pPr>
-              <w:pStyle w:val="ListParagraph"/>
-              <w:ind w:left="0"/>
-              <w:rPr>
-                <w:lang w:val="en-US"/>
-              </w:rPr>
-            </w:pPr>
-          </w:p>
-          <w:p>
-            <w:pPr>
-              <w:pStyle w:val="ListParagraph"/>
-              <w:ind w:left="0"/>
-              <w:rPr>
-                <w:lang w:val="en-US"/>
-              </w:rPr>
-            </w:pPr>
-          </w:p>
-          <w:p>
-            <w:pPr>
-              <w:pStyle w:val="ListParagraph"/>
-              <w:ind w:left="0"/>
-              <w:rPr>
-                <w:color w:val="5B9BD5" w:themeColor="accent1"/>
-                <w:lang w:val="en-US"/>
-              </w:rPr>
-            </w:pPr>
-            <w:r>
-              <w:rPr>
-                <w:lang w:val="en-US"/>
-              </w:rPr>
-              <w:t>i</w:t>
-            </w:r>
-            <w:r>
-              <w:rPr>
-                <w:color w:val="5B9BD5" w:themeColor="accent1"/>
-                <w:lang w:val="en-US"/>
-              </w:rPr>
-              <w:t>f u don’t want the default user name and password u can configure below properties</w:t>
-            </w:r>
-            <w:r>
-              <w:rPr>
-                <w:color w:val="5B9BD5" w:themeColor="accent1"/>
-                <w:lang w:val="en-US"/>
-              </w:rPr>
-              <w:t>- so that u have to pass these in postman basic auth tab</w:t>
-            </w:r>
-            <w:r>
-              <w:rPr>
-                <w:color w:val="5B9BD5" w:themeColor="accent1"/>
-                <w:lang w:val="en-US"/>
-              </w:rPr>
-              <w:t xml:space="preserve"> while hitting a web service</w:t>
+              <w:t>incase if csrf is enabled by default, u have to disabled using below config</w:t>
             </w:r>
           </w:p>
           <w:p>
@@ -645,28 +837,38 @@
                 <w:tab w:val="left" w:pos="14656"/>
               </w:tabs>
               <w:rPr>
-                <w:rFonts w:ascii="Courier New" w:eastAsia="Times New Roman" w:hAnsi="Courier New" w:cs="Courier New"/>
+                <w:rFonts w:ascii="Comic Sans MS" w:eastAsia="Times New Roman" w:hAnsi="Comic Sans MS" w:cs="Courier New"/>
+                <w:color w:val="4D4D4A"/>
+                <w:szCs w:val="24"/>
+                <w:lang w:eastAsia="en-IN" w:bidi="te-IN"/>
+              </w:rPr>
+            </w:pPr>
+            <w:r>
+              <w:rPr>
+                <w:rFonts w:ascii="Comic Sans MS" w:eastAsia="Times New Roman" w:hAnsi="Comic Sans MS" w:cs="Courier New"/>
                 <w:i/>
                 <w:iCs/>
                 <w:color w:val="505D64"/>
                 <w:szCs w:val="24"/>
                 <w:lang w:eastAsia="en-IN" w:bidi="te-IN"/>
               </w:rPr>
-            </w:pPr>
-            <w:r>
-              <w:rPr>
-                <w:rFonts w:ascii="Courier New" w:eastAsia="Times New Roman" w:hAnsi="Courier New" w:cs="Courier New"/>
+              <w:t>@Configuration</w:t>
+            </w:r>
+            <w:r>
+              <w:rPr>
+                <w:rFonts w:ascii="Comic Sans MS" w:eastAsia="Times New Roman" w:hAnsi="Comic Sans MS" w:cs="Courier New"/>
                 <w:i/>
                 <w:iCs/>
                 <w:color w:val="505D64"/>
                 <w:szCs w:val="24"/>
                 <w:lang w:eastAsia="en-IN" w:bidi="te-IN"/>
               </w:rPr>
-              <w:t>spring.security.user.name=customuser</w:t>
-            </w:r>
-            <w:r>
-              <w:rPr>
-                <w:rFonts w:ascii="Courier New" w:eastAsia="Times New Roman" w:hAnsi="Courier New" w:cs="Courier New"/>
+              <w:br/>
+              <w:t>@EnableWebSecurity</w:t>
+            </w:r>
+            <w:r>
+              <w:rPr>
+                <w:rFonts w:ascii="Comic Sans MS" w:eastAsia="Times New Roman" w:hAnsi="Comic Sans MS" w:cs="Courier New"/>
                 <w:i/>
                 <w:iCs/>
                 <w:color w:val="505D64"/>
@@ -674,9 +876,725 @@
                 <w:lang w:eastAsia="en-IN" w:bidi="te-IN"/>
               </w:rPr>
               <w:br/>
-              <w:t>spring.security.user.password=custompassword</w:t>
+              <w:t>public class MySprSecConfig {</w:t>
+            </w:r>
+            <w:r>
+              <w:rPr>
+                <w:rFonts w:ascii="Comic Sans MS" w:eastAsia="Times New Roman" w:hAnsi="Comic Sans MS" w:cs="Courier New"/>
+                <w:i/>
+                <w:iCs/>
+                <w:color w:val="505D64"/>
+                <w:szCs w:val="24"/>
+                <w:lang w:eastAsia="en-IN" w:bidi="te-IN"/>
+              </w:rPr>
+              <w:br/>
+            </w:r>
+            <w:r>
+              <w:rPr>
+                <w:rFonts w:ascii="Comic Sans MS" w:eastAsia="Times New Roman" w:hAnsi="Comic Sans MS" w:cs="Courier New"/>
+                <w:i/>
+                <w:iCs/>
+                <w:color w:val="505D64"/>
+                <w:szCs w:val="24"/>
+                <w:lang w:eastAsia="en-IN" w:bidi="te-IN"/>
+              </w:rPr>
+              <w:lastRenderedPageBreak/>
+              <w:t xml:space="preserve">    @Bean</w:t>
+            </w:r>
+            <w:r>
+              <w:rPr>
+                <w:rFonts w:ascii="Comic Sans MS" w:eastAsia="Times New Roman" w:hAnsi="Comic Sans MS" w:cs="Courier New"/>
+                <w:i/>
+                <w:iCs/>
+                <w:color w:val="505D64"/>
+                <w:szCs w:val="24"/>
+                <w:lang w:eastAsia="en-IN" w:bidi="te-IN"/>
+              </w:rPr>
+              <w:br/>
+              <w:t xml:space="preserve">    public SecurityFilterChain filterChain(HttpSecurity httpSecurity){</w:t>
+            </w:r>
+            <w:r>
+              <w:rPr>
+                <w:rFonts w:ascii="Comic Sans MS" w:eastAsia="Times New Roman" w:hAnsi="Comic Sans MS" w:cs="Courier New"/>
+                <w:i/>
+                <w:iCs/>
+                <w:color w:val="505D64"/>
+                <w:szCs w:val="24"/>
+                <w:lang w:eastAsia="en-IN" w:bidi="te-IN"/>
+              </w:rPr>
+              <w:br/>
+              <w:t xml:space="preserve">        return httpSecurity.authorizeHttpRequests().anyRequest()</w:t>
+            </w:r>
+            <w:r>
+              <w:rPr>
+                <w:rFonts w:ascii="Comic Sans MS" w:eastAsia="Times New Roman" w:hAnsi="Comic Sans MS" w:cs="Courier New"/>
+                <w:i/>
+                <w:iCs/>
+                <w:color w:val="505D64"/>
+                <w:szCs w:val="24"/>
+                <w:lang w:eastAsia="en-IN" w:bidi="te-IN"/>
+              </w:rPr>
+              <w:br/>
+              <w:t xml:space="preserve">                .authenticated().and().httpBasic()</w:t>
+            </w:r>
+            <w:r>
+              <w:rPr>
+                <w:rFonts w:ascii="Comic Sans MS" w:eastAsia="Times New Roman" w:hAnsi="Comic Sans MS" w:cs="Courier New"/>
+                <w:i/>
+                <w:iCs/>
+                <w:color w:val="505D64"/>
+                <w:szCs w:val="24"/>
+                <w:lang w:eastAsia="en-IN" w:bidi="te-IN"/>
+              </w:rPr>
+              <w:br/>
+              <w:t xml:space="preserve">                .and().csrf().disable().build();</w:t>
+            </w:r>
+            <w:r>
+              <w:rPr>
+                <w:rFonts w:ascii="Comic Sans MS" w:eastAsia="Times New Roman" w:hAnsi="Comic Sans MS" w:cs="Courier New"/>
+                <w:i/>
+                <w:iCs/>
+                <w:color w:val="505D64"/>
+                <w:szCs w:val="24"/>
+                <w:lang w:eastAsia="en-IN" w:bidi="te-IN"/>
+              </w:rPr>
+              <w:br/>
+              <w:t xml:space="preserve">    }</w:t>
+            </w:r>
+            <w:r>
+              <w:rPr>
+                <w:rFonts w:ascii="Comic Sans MS" w:eastAsia="Times New Roman" w:hAnsi="Comic Sans MS" w:cs="Courier New"/>
+                <w:i/>
+                <w:iCs/>
+                <w:color w:val="505D64"/>
+                <w:szCs w:val="24"/>
+                <w:lang w:eastAsia="en-IN" w:bidi="te-IN"/>
+              </w:rPr>
+              <w:br/>
+              <w:t>}</w:t>
             </w:r>
           </w:p>
+          <w:p>
+            <w:pPr>
+              <w:shd w:val="clear" w:color="auto" w:fill="FFFFFF"/>
+              <w:tabs>
+                <w:tab w:val="left" w:pos="916"/>
+                <w:tab w:val="left" w:pos="1832"/>
+                <w:tab w:val="left" w:pos="2748"/>
+                <w:tab w:val="left" w:pos="3664"/>
+                <w:tab w:val="left" w:pos="4580"/>
+                <w:tab w:val="left" w:pos="5496"/>
+                <w:tab w:val="left" w:pos="6412"/>
+                <w:tab w:val="left" w:pos="7328"/>
+                <w:tab w:val="left" w:pos="8244"/>
+                <w:tab w:val="left" w:pos="9160"/>
+                <w:tab w:val="left" w:pos="10076"/>
+                <w:tab w:val="left" w:pos="10992"/>
+                <w:tab w:val="left" w:pos="11908"/>
+                <w:tab w:val="left" w:pos="12824"/>
+                <w:tab w:val="left" w:pos="13740"/>
+                <w:tab w:val="left" w:pos="14656"/>
+              </w:tabs>
+              <w:rPr>
+                <w:rFonts w:ascii="Comic Sans MS" w:eastAsia="Times New Roman" w:hAnsi="Comic Sans MS" w:cs="Courier New"/>
+                <w:i/>
+                <w:iCs/>
+                <w:color w:val="505D64"/>
+                <w:szCs w:val="24"/>
+                <w:lang w:eastAsia="en-IN" w:bidi="te-IN"/>
+              </w:rPr>
+            </w:pPr>
+            <w:r>
+              <w:rPr>
+                <w:rFonts w:ascii="Comic Sans MS" w:eastAsia="Times New Roman" w:hAnsi="Comic Sans MS" w:cs="Courier New"/>
+                <w:i/>
+                <w:iCs/>
+                <w:color w:val="505D64"/>
+                <w:szCs w:val="24"/>
+                <w:lang w:eastAsia="en-IN" w:bidi="te-IN"/>
+              </w:rPr>
+              <w:t>// here .httpBasic() means a basic security will be applied</w:t>
+            </w:r>
+          </w:p>
+          <w:p>
+            <w:pPr>
+              <w:pStyle w:val="ListParagraph"/>
+              <w:ind w:left="0"/>
+              <w:rPr>
+                <w:rFonts w:ascii="Comic Sans MS" w:hAnsi="Comic Sans MS"/>
+                <w:szCs w:val="24"/>
+                <w:lang w:val="en-US"/>
+              </w:rPr>
+            </w:pPr>
+          </w:p>
+        </w:tc>
+        <w:tc>
+          <w:tcPr>
+            <w:tcW w:w="12235" w:type="dxa"/>
+          </w:tcPr>
+          <w:p>
+            <w:pPr>
+              <w:pBdr>
+                <w:bottom w:val="single" w:sz="6" w:space="1" w:color="auto"/>
+              </w:pBdr>
+              <w:shd w:val="clear" w:color="auto" w:fill="FFFFFF"/>
+              <w:tabs>
+                <w:tab w:val="left" w:pos="916"/>
+                <w:tab w:val="left" w:pos="1832"/>
+                <w:tab w:val="left" w:pos="2748"/>
+                <w:tab w:val="left" w:pos="3664"/>
+                <w:tab w:val="left" w:pos="4580"/>
+                <w:tab w:val="left" w:pos="5496"/>
+                <w:tab w:val="left" w:pos="6412"/>
+                <w:tab w:val="left" w:pos="7328"/>
+                <w:tab w:val="left" w:pos="8244"/>
+                <w:tab w:val="left" w:pos="9160"/>
+                <w:tab w:val="left" w:pos="10076"/>
+                <w:tab w:val="left" w:pos="10992"/>
+                <w:tab w:val="left" w:pos="11908"/>
+                <w:tab w:val="left" w:pos="12824"/>
+                <w:tab w:val="left" w:pos="13740"/>
+                <w:tab w:val="left" w:pos="14656"/>
+              </w:tabs>
+              <w:rPr>
+                <w:rFonts w:ascii="Comic Sans MS" w:eastAsia="Times New Roman" w:hAnsi="Comic Sans MS" w:cs="Courier New"/>
+                <w:i/>
+                <w:iCs/>
+                <w:color w:val="505D64"/>
+                <w:szCs w:val="24"/>
+                <w:lang w:eastAsia="en-IN" w:bidi="te-IN"/>
+              </w:rPr>
+            </w:pPr>
+            <w:r>
+              <w:rPr>
+                <w:rFonts w:ascii="Comic Sans MS" w:eastAsia="Times New Roman" w:hAnsi="Comic Sans MS" w:cs="Courier New"/>
+                <w:i/>
+                <w:iCs/>
+                <w:color w:val="505D64"/>
+                <w:szCs w:val="24"/>
+                <w:lang w:eastAsia="en-IN" w:bidi="te-IN"/>
+              </w:rPr>
+              <w:lastRenderedPageBreak/>
+              <w:t>in spring boot 3.2</w:t>
+            </w:r>
+          </w:p>
+          <w:p>
+            <w:pPr>
+              <w:pStyle w:val="HTMLPreformatted"/>
+              <w:shd w:val="clear" w:color="auto" w:fill="FFFFFF"/>
+              <w:rPr>
+                <w:rFonts w:ascii="Comic Sans MS" w:hAnsi="Comic Sans MS"/>
+                <w:color w:val="4D4D4A"/>
+                <w:sz w:val="24"/>
+                <w:szCs w:val="24"/>
+              </w:rPr>
+            </w:pPr>
+            <w:r>
+              <w:rPr>
+                <w:rFonts w:ascii="Comic Sans MS" w:hAnsi="Comic Sans MS"/>
+                <w:color w:val="1136B9"/>
+                <w:sz w:val="24"/>
+                <w:szCs w:val="24"/>
+              </w:rPr>
+              <w:t>@Bean</w:t>
+            </w:r>
+            <w:r>
+              <w:rPr>
+                <w:rFonts w:ascii="Comic Sans MS" w:hAnsi="Comic Sans MS"/>
+                <w:color w:val="1136B9"/>
+                <w:sz w:val="24"/>
+                <w:szCs w:val="24"/>
+              </w:rPr>
+              <w:br/>
+            </w:r>
+            <w:r>
+              <w:rPr>
+                <w:rFonts w:ascii="Comic Sans MS" w:hAnsi="Comic Sans MS"/>
+                <w:color w:val="13A78C"/>
+                <w:sz w:val="24"/>
+                <w:szCs w:val="24"/>
+              </w:rPr>
+              <w:t xml:space="preserve">public </w:t>
+            </w:r>
+            <w:r>
+              <w:rPr>
+                <w:rFonts w:ascii="Comic Sans MS" w:hAnsi="Comic Sans MS"/>
+                <w:i/>
+                <w:iCs/>
+                <w:color w:val="1136B9"/>
+                <w:sz w:val="24"/>
+                <w:szCs w:val="24"/>
+              </w:rPr>
+              <w:t xml:space="preserve">SecurityFilterChain </w:t>
+            </w:r>
+            <w:r>
+              <w:rPr>
+                <w:rFonts w:ascii="Comic Sans MS" w:hAnsi="Comic Sans MS"/>
+                <w:color w:val="7748B7"/>
+                <w:sz w:val="24"/>
+                <w:szCs w:val="24"/>
+              </w:rPr>
+              <w:t>filterChain</w:t>
+            </w:r>
+            <w:r>
+              <w:rPr>
+                <w:rFonts w:ascii="Comic Sans MS" w:hAnsi="Comic Sans MS"/>
+                <w:color w:val="4D4D4A"/>
+                <w:sz w:val="24"/>
+                <w:szCs w:val="24"/>
+              </w:rPr>
+              <w:t>(</w:t>
+            </w:r>
+            <w:r>
+              <w:rPr>
+                <w:rFonts w:ascii="Comic Sans MS" w:hAnsi="Comic Sans MS"/>
+                <w:color w:val="79074C"/>
+                <w:sz w:val="24"/>
+                <w:szCs w:val="24"/>
+              </w:rPr>
+              <w:t xml:space="preserve">HttpSecurity </w:t>
+            </w:r>
+            <w:r>
+              <w:rPr>
+                <w:rFonts w:ascii="Comic Sans MS" w:hAnsi="Comic Sans MS"/>
+                <w:i/>
+                <w:iCs/>
+                <w:color w:val="0F92E3"/>
+                <w:sz w:val="24"/>
+                <w:szCs w:val="24"/>
+              </w:rPr>
+              <w:t>httpSecurity</w:t>
+            </w:r>
+            <w:r>
+              <w:rPr>
+                <w:rFonts w:ascii="Comic Sans MS" w:hAnsi="Comic Sans MS"/>
+                <w:color w:val="4D4D4A"/>
+                <w:sz w:val="24"/>
+                <w:szCs w:val="24"/>
+              </w:rPr>
+              <w:t xml:space="preserve">) </w:t>
+            </w:r>
+            <w:r>
+              <w:rPr>
+                <w:rFonts w:ascii="Comic Sans MS" w:hAnsi="Comic Sans MS"/>
+                <w:color w:val="13A78C"/>
+                <w:sz w:val="24"/>
+                <w:szCs w:val="24"/>
+              </w:rPr>
+              <w:t xml:space="preserve">throws </w:t>
+            </w:r>
+            <w:r>
+              <w:rPr>
+                <w:rFonts w:ascii="Comic Sans MS" w:hAnsi="Comic Sans MS"/>
+                <w:color w:val="79074C"/>
+                <w:sz w:val="24"/>
+                <w:szCs w:val="24"/>
+              </w:rPr>
+              <w:t xml:space="preserve">Exception </w:t>
+            </w:r>
+            <w:r>
+              <w:rPr>
+                <w:rFonts w:ascii="Comic Sans MS" w:hAnsi="Comic Sans MS"/>
+                <w:color w:val="4D4D4A"/>
+                <w:sz w:val="24"/>
+                <w:szCs w:val="24"/>
+              </w:rPr>
+              <w:t>{</w:t>
+            </w:r>
+            <w:r>
+              <w:rPr>
+                <w:rFonts w:ascii="Comic Sans MS" w:hAnsi="Comic Sans MS"/>
+                <w:color w:val="4D4D4A"/>
+                <w:sz w:val="24"/>
+                <w:szCs w:val="24"/>
+              </w:rPr>
+              <w:br/>
+              <w:t xml:space="preserve">    </w:t>
+            </w:r>
+            <w:r>
+              <w:rPr>
+                <w:rFonts w:ascii="Comic Sans MS" w:hAnsi="Comic Sans MS"/>
+                <w:i/>
+                <w:iCs/>
+                <w:color w:val="0F92E3"/>
+                <w:sz w:val="24"/>
+                <w:szCs w:val="24"/>
+              </w:rPr>
+              <w:t>httpSecurity</w:t>
+            </w:r>
+            <w:r>
+              <w:rPr>
+                <w:rFonts w:ascii="Comic Sans MS" w:hAnsi="Comic Sans MS"/>
+                <w:color w:val="4D4D4A"/>
+                <w:sz w:val="24"/>
+                <w:szCs w:val="24"/>
+              </w:rPr>
+              <w:t>.</w:t>
+            </w:r>
+            <w:r>
+              <w:rPr>
+                <w:rFonts w:ascii="Comic Sans MS" w:hAnsi="Comic Sans MS"/>
+                <w:color w:val="1136B9"/>
+                <w:sz w:val="24"/>
+                <w:szCs w:val="24"/>
+              </w:rPr>
+              <w:t>httpBasic</w:t>
+            </w:r>
+            <w:r>
+              <w:rPr>
+                <w:rFonts w:ascii="Comic Sans MS" w:hAnsi="Comic Sans MS"/>
+                <w:color w:val="4D4D4A"/>
+                <w:sz w:val="24"/>
+                <w:szCs w:val="24"/>
+              </w:rPr>
+              <w:t>(</w:t>
+            </w:r>
+            <w:r>
+              <w:rPr>
+                <w:rFonts w:ascii="Comic Sans MS" w:hAnsi="Comic Sans MS"/>
+                <w:i/>
+                <w:iCs/>
+                <w:color w:val="1136B9"/>
+                <w:sz w:val="24"/>
+                <w:szCs w:val="24"/>
+              </w:rPr>
+              <w:t>Customizer</w:t>
+            </w:r>
+            <w:r>
+              <w:rPr>
+                <w:rFonts w:ascii="Comic Sans MS" w:hAnsi="Comic Sans MS"/>
+                <w:color w:val="4D4D4A"/>
+                <w:sz w:val="24"/>
+                <w:szCs w:val="24"/>
+              </w:rPr>
+              <w:t>.</w:t>
+            </w:r>
+            <w:r>
+              <w:rPr>
+                <w:rFonts w:ascii="Comic Sans MS" w:hAnsi="Comic Sans MS"/>
+                <w:i/>
+                <w:iCs/>
+                <w:color w:val="1136B9"/>
+                <w:sz w:val="24"/>
+                <w:szCs w:val="24"/>
+              </w:rPr>
+              <w:t>withDefaults</w:t>
+            </w:r>
+            <w:r>
+              <w:rPr>
+                <w:rFonts w:ascii="Comic Sans MS" w:hAnsi="Comic Sans MS"/>
+                <w:color w:val="4D4D4A"/>
+                <w:sz w:val="24"/>
+                <w:szCs w:val="24"/>
+              </w:rPr>
+              <w:t>());</w:t>
+            </w:r>
+            <w:r>
+              <w:rPr>
+                <w:rFonts w:ascii="Comic Sans MS" w:hAnsi="Comic Sans MS"/>
+                <w:color w:val="4D4D4A"/>
+                <w:sz w:val="24"/>
+                <w:szCs w:val="24"/>
+              </w:rPr>
+              <w:br/>
+              <w:t xml:space="preserve">    </w:t>
+            </w:r>
+            <w:r>
+              <w:rPr>
+                <w:rFonts w:ascii="Comic Sans MS" w:hAnsi="Comic Sans MS"/>
+                <w:i/>
+                <w:iCs/>
+                <w:color w:val="505D64"/>
+                <w:sz w:val="24"/>
+                <w:szCs w:val="24"/>
+              </w:rPr>
+              <w:t xml:space="preserve">//here this means if this user is authenticated user, then we should consider him is an authorized </w:t>
+            </w:r>
+            <w:r>
+              <w:rPr>
+                <w:rFonts w:ascii="Comic Sans MS" w:hAnsi="Comic Sans MS"/>
+                <w:i/>
+                <w:iCs/>
+                <w:color w:val="505D64"/>
+                <w:sz w:val="24"/>
+                <w:szCs w:val="24"/>
+              </w:rPr>
+              <w:lastRenderedPageBreak/>
+              <w:t>person</w:t>
+            </w:r>
+            <w:r>
+              <w:rPr>
+                <w:rFonts w:ascii="Comic Sans MS" w:hAnsi="Comic Sans MS"/>
+                <w:i/>
+                <w:iCs/>
+                <w:color w:val="505D64"/>
+                <w:sz w:val="24"/>
+                <w:szCs w:val="24"/>
+              </w:rPr>
+              <w:br/>
+              <w:t xml:space="preserve">    </w:t>
+            </w:r>
+            <w:r>
+              <w:rPr>
+                <w:rFonts w:ascii="Comic Sans MS" w:hAnsi="Comic Sans MS"/>
+                <w:i/>
+                <w:iCs/>
+                <w:color w:val="0F92E3"/>
+                <w:sz w:val="24"/>
+                <w:szCs w:val="24"/>
+              </w:rPr>
+              <w:t>httpSecurity</w:t>
+            </w:r>
+            <w:r>
+              <w:rPr>
+                <w:rFonts w:ascii="Comic Sans MS" w:hAnsi="Comic Sans MS"/>
+                <w:color w:val="4D4D4A"/>
+                <w:sz w:val="24"/>
+                <w:szCs w:val="24"/>
+              </w:rPr>
+              <w:t>.</w:t>
+            </w:r>
+            <w:r>
+              <w:rPr>
+                <w:rFonts w:ascii="Comic Sans MS" w:hAnsi="Comic Sans MS"/>
+                <w:color w:val="1136B9"/>
+                <w:sz w:val="24"/>
+                <w:szCs w:val="24"/>
+              </w:rPr>
+              <w:t>authorizeHttpRequests</w:t>
+            </w:r>
+            <w:r>
+              <w:rPr>
+                <w:rFonts w:ascii="Comic Sans MS" w:hAnsi="Comic Sans MS"/>
+                <w:color w:val="4D4D4A"/>
+                <w:sz w:val="24"/>
+                <w:szCs w:val="24"/>
+              </w:rPr>
+              <w:t>((</w:t>
+            </w:r>
+            <w:r>
+              <w:rPr>
+                <w:rFonts w:ascii="Comic Sans MS" w:hAnsi="Comic Sans MS"/>
+                <w:i/>
+                <w:iCs/>
+                <w:color w:val="0F92E3"/>
+                <w:sz w:val="24"/>
+                <w:szCs w:val="24"/>
+              </w:rPr>
+              <w:t>authorize</w:t>
+            </w:r>
+            <w:r>
+              <w:rPr>
+                <w:rFonts w:ascii="Comic Sans MS" w:hAnsi="Comic Sans MS"/>
+                <w:color w:val="4D4D4A"/>
+                <w:sz w:val="24"/>
+                <w:szCs w:val="24"/>
+              </w:rPr>
+              <w:t>-&gt;</w:t>
+            </w:r>
+            <w:r>
+              <w:rPr>
+                <w:rFonts w:ascii="Comic Sans MS" w:hAnsi="Comic Sans MS"/>
+                <w:i/>
+                <w:iCs/>
+                <w:color w:val="0F92E3"/>
+                <w:sz w:val="24"/>
+                <w:szCs w:val="24"/>
+              </w:rPr>
+              <w:t>authorize</w:t>
+            </w:r>
+            <w:r>
+              <w:rPr>
+                <w:rFonts w:ascii="Comic Sans MS" w:hAnsi="Comic Sans MS"/>
+                <w:color w:val="4D4D4A"/>
+                <w:sz w:val="24"/>
+                <w:szCs w:val="24"/>
+              </w:rPr>
+              <w:t>.</w:t>
+            </w:r>
+            <w:r>
+              <w:rPr>
+                <w:rFonts w:ascii="Comic Sans MS" w:hAnsi="Comic Sans MS"/>
+                <w:color w:val="1136B9"/>
+                <w:sz w:val="24"/>
+                <w:szCs w:val="24"/>
+              </w:rPr>
+              <w:t>anyRequest</w:t>
+            </w:r>
+            <w:r>
+              <w:rPr>
+                <w:rFonts w:ascii="Comic Sans MS" w:hAnsi="Comic Sans MS"/>
+                <w:color w:val="4D4D4A"/>
+                <w:sz w:val="24"/>
+                <w:szCs w:val="24"/>
+              </w:rPr>
+              <w:t>().</w:t>
+            </w:r>
+            <w:r>
+              <w:rPr>
+                <w:rFonts w:ascii="Comic Sans MS" w:hAnsi="Comic Sans MS"/>
+                <w:color w:val="1136B9"/>
+                <w:sz w:val="24"/>
+                <w:szCs w:val="24"/>
+              </w:rPr>
+              <w:t>authenticated</w:t>
+            </w:r>
+            <w:r>
+              <w:rPr>
+                <w:rFonts w:ascii="Comic Sans MS" w:hAnsi="Comic Sans MS"/>
+                <w:color w:val="4D4D4A"/>
+                <w:sz w:val="24"/>
+                <w:szCs w:val="24"/>
+              </w:rPr>
+              <w:t>()));</w:t>
+            </w:r>
+            <w:r>
+              <w:rPr>
+                <w:rFonts w:ascii="Comic Sans MS" w:hAnsi="Comic Sans MS"/>
+                <w:color w:val="4D4D4A"/>
+                <w:sz w:val="24"/>
+                <w:szCs w:val="24"/>
+              </w:rPr>
+              <w:br/>
+              <w:t xml:space="preserve">    </w:t>
+            </w:r>
+            <w:r>
+              <w:rPr>
+                <w:rFonts w:ascii="Comic Sans MS" w:hAnsi="Comic Sans MS"/>
+                <w:color w:val="13A78C"/>
+                <w:sz w:val="24"/>
+                <w:szCs w:val="24"/>
+              </w:rPr>
+              <w:t xml:space="preserve">return </w:t>
+            </w:r>
+            <w:r>
+              <w:rPr>
+                <w:rFonts w:ascii="Comic Sans MS" w:hAnsi="Comic Sans MS"/>
+                <w:i/>
+                <w:iCs/>
+                <w:color w:val="0F92E3"/>
+                <w:sz w:val="24"/>
+                <w:szCs w:val="24"/>
+              </w:rPr>
+              <w:t>httpSecurity</w:t>
+            </w:r>
+            <w:r>
+              <w:rPr>
+                <w:rFonts w:ascii="Comic Sans MS" w:hAnsi="Comic Sans MS"/>
+                <w:color w:val="4D4D4A"/>
+                <w:sz w:val="24"/>
+                <w:szCs w:val="24"/>
+              </w:rPr>
+              <w:t>.</w:t>
+            </w:r>
+            <w:r>
+              <w:rPr>
+                <w:rFonts w:ascii="Comic Sans MS" w:hAnsi="Comic Sans MS"/>
+                <w:color w:val="1136B9"/>
+                <w:sz w:val="24"/>
+                <w:szCs w:val="24"/>
+              </w:rPr>
+              <w:t>build</w:t>
+            </w:r>
+            <w:r>
+              <w:rPr>
+                <w:rFonts w:ascii="Comic Sans MS" w:hAnsi="Comic Sans MS"/>
+                <w:color w:val="4D4D4A"/>
+                <w:sz w:val="24"/>
+                <w:szCs w:val="24"/>
+              </w:rPr>
+              <w:t>();</w:t>
+            </w:r>
+            <w:r>
+              <w:rPr>
+                <w:rFonts w:ascii="Comic Sans MS" w:hAnsi="Comic Sans MS"/>
+                <w:color w:val="4D4D4A"/>
+                <w:sz w:val="24"/>
+                <w:szCs w:val="24"/>
+              </w:rPr>
+              <w:br/>
+              <w:t>}</w:t>
+            </w:r>
+          </w:p>
+          <w:p>
+            <w:pPr>
+              <w:shd w:val="clear" w:color="auto" w:fill="FFFFFF"/>
+              <w:tabs>
+                <w:tab w:val="left" w:pos="916"/>
+                <w:tab w:val="left" w:pos="1832"/>
+                <w:tab w:val="left" w:pos="2748"/>
+                <w:tab w:val="left" w:pos="3664"/>
+                <w:tab w:val="left" w:pos="4580"/>
+                <w:tab w:val="left" w:pos="5496"/>
+                <w:tab w:val="left" w:pos="6412"/>
+                <w:tab w:val="left" w:pos="7328"/>
+                <w:tab w:val="left" w:pos="8244"/>
+                <w:tab w:val="left" w:pos="9160"/>
+                <w:tab w:val="left" w:pos="10076"/>
+                <w:tab w:val="left" w:pos="10992"/>
+                <w:tab w:val="left" w:pos="11908"/>
+                <w:tab w:val="left" w:pos="12824"/>
+                <w:tab w:val="left" w:pos="13740"/>
+                <w:tab w:val="left" w:pos="14656"/>
+              </w:tabs>
+              <w:rPr>
+                <w:rFonts w:ascii="Comic Sans MS" w:eastAsia="Times New Roman" w:hAnsi="Comic Sans MS" w:cs="Courier New"/>
+                <w:i/>
+                <w:iCs/>
+                <w:color w:val="505D64"/>
+                <w:szCs w:val="24"/>
+                <w:lang w:eastAsia="en-IN" w:bidi="te-IN"/>
+              </w:rPr>
+            </w:pPr>
+            <w:r>
+              <w:rPr>
+                <w:rFonts w:ascii="Comic Sans MS" w:eastAsia="Times New Roman" w:hAnsi="Comic Sans MS" w:cs="Courier New"/>
+                <w:i/>
+                <w:iCs/>
+                <w:color w:val="505D64"/>
+                <w:szCs w:val="24"/>
+                <w:lang w:eastAsia="en-IN" w:bidi="te-IN"/>
+              </w:rPr>
+              <w:t xml:space="preserve"> </w:t>
+            </w:r>
+          </w:p>
+        </w:tc>
+      </w:tr>
+      <w:tr>
+        <w:tc>
+          <w:tcPr>
+            <w:tcW w:w="10075" w:type="dxa"/>
+          </w:tcPr>
+          <w:p>
+            <w:pPr>
+              <w:pStyle w:val="ListParagraph"/>
+              <w:ind w:left="0"/>
+              <w:rPr>
+                <w:lang w:val="en-US"/>
+              </w:rPr>
+            </w:pPr>
+            <w:r>
+              <w:rPr>
+                <w:lang w:val="en-US"/>
+              </w:rPr>
+              <w:lastRenderedPageBreak/>
+              <w:t xml:space="preserve">add this jar </w:t>
+            </w:r>
+          </w:p>
+          <w:p>
+            <w:pPr>
+              <w:pStyle w:val="ListParagraph"/>
+              <w:ind w:left="-113" w:right="432" w:firstLine="113"/>
+              <w:rPr>
+                <w:lang w:val="en-US"/>
+              </w:rPr>
+            </w:pPr>
+          </w:p>
+        </w:tc>
+        <w:tc>
+          <w:tcPr>
+            <w:tcW w:w="12235" w:type="dxa"/>
+          </w:tcPr>
           <w:p>
             <w:pPr>
               <w:shd w:val="clear" w:color="auto" w:fill="FFFFFF"/>
@@ -731,23 +1649,588 @@
               </w:tabs>
               <w:rPr>
                 <w:rFonts w:ascii="Courier New" w:eastAsia="Times New Roman" w:hAnsi="Courier New" w:cs="Courier New"/>
-                <w:i/>
-                <w:iCs/>
-                <w:color w:val="505D64"/>
+                <w:color w:val="4D4D4A"/>
                 <w:szCs w:val="24"/>
                 <w:lang w:eastAsia="en-IN" w:bidi="te-IN"/>
               </w:rPr>
             </w:pPr>
-            <w:r>
-              <w:rPr>
-                <w:rFonts w:ascii="Courier New" w:eastAsia="Times New Roman" w:hAnsi="Courier New" w:cs="Courier New"/>
-                <w:i/>
-                <w:iCs/>
-                <w:color w:val="505D64"/>
-                <w:szCs w:val="24"/>
-                <w:lang w:eastAsia="en-IN" w:bidi="te-IN"/>
-              </w:rPr>
-              <w:t>incase if csrf is enabled by default, u have to disabled using below config</w:t>
+          </w:p>
+          <w:p>
+            <w:pPr>
+              <w:pStyle w:val="ListParagraph"/>
+              <w:ind w:left="0"/>
+              <w:rPr>
+                <w:lang w:val="en-US"/>
+              </w:rPr>
+            </w:pPr>
+          </w:p>
+          <w:p>
+            <w:pPr>
+              <w:pStyle w:val="ListParagraph"/>
+              <w:ind w:left="0"/>
+              <w:rPr>
+                <w:lang w:val="en-US"/>
+              </w:rPr>
+            </w:pPr>
+          </w:p>
+        </w:tc>
+      </w:tr>
+      <w:tr>
+        <w:tc>
+          <w:tcPr>
+            <w:tcW w:w="10075" w:type="dxa"/>
+          </w:tcPr>
+          <w:p>
+            <w:pPr>
+              <w:pStyle w:val="ListParagraph"/>
+              <w:ind w:left="0"/>
+              <w:rPr>
+                <w:lang w:val="en-US"/>
+              </w:rPr>
+            </w:pPr>
+          </w:p>
+        </w:tc>
+        <w:tc>
+          <w:tcPr>
+            <w:tcW w:w="12235" w:type="dxa"/>
+          </w:tcPr>
+          <w:p>
+            <w:pPr>
+              <w:pStyle w:val="ListParagraph"/>
+              <w:rPr>
+                <w:lang w:val="en-US"/>
+              </w:rPr>
+            </w:pPr>
+          </w:p>
+        </w:tc>
+      </w:tr>
+    </w:tbl>
+    <w:p>
+      <w:pPr>
+        <w:pStyle w:val="ListParagraph"/>
+        <w:rPr>
+          <w:lang w:val="en-US"/>
+        </w:rPr>
+      </w:pPr>
+    </w:p>
+    <w:p>
+      <w:pPr>
+        <w:rPr>
+          <w:lang w:val="en-US"/>
+        </w:rPr>
+      </w:pPr>
+    </w:p>
+    <w:tbl>
+      <w:tblPr>
+        <w:tblStyle w:val="TableGrid"/>
+        <w:tblW w:w="0" w:type="auto"/>
+        <w:tblLook w:val="04A0" w:firstRow="1" w:lastRow="0" w:firstColumn="1" w:lastColumn="0" w:noHBand="0" w:noVBand="1"/>
+      </w:tblPr>
+      <w:tblGrid>
+        <w:gridCol w:w="11515"/>
+        <w:gridCol w:w="11515"/>
+      </w:tblGrid>
+      <w:tr>
+        <w:tc>
+          <w:tcPr>
+            <w:tcW w:w="11515" w:type="dxa"/>
+          </w:tcPr>
+          <w:p>
+            <w:pPr>
+              <w:pStyle w:val="ListParagraph"/>
+              <w:rPr>
+                <w:lang w:val="en-US"/>
+              </w:rPr>
+            </w:pPr>
+            <w:r>
+              <w:rPr>
+                <w:lang w:val="en-US"/>
+              </w:rPr>
+              <w:t>The below code works on spring boot 2.7 only</w:t>
+            </w:r>
+          </w:p>
+          <w:p>
+            <w:pPr>
+              <w:rPr>
+                <w:lang w:val="en-US"/>
+              </w:rPr>
+            </w:pPr>
+          </w:p>
+        </w:tc>
+        <w:tc>
+          <w:tcPr>
+            <w:tcW w:w="11515" w:type="dxa"/>
+          </w:tcPr>
+          <w:p>
+            <w:pPr>
+              <w:rPr>
+                <w:lang w:val="en-US"/>
+              </w:rPr>
+            </w:pPr>
+            <w:r>
+              <w:rPr>
+                <w:lang w:val="en-US"/>
+              </w:rPr>
+              <w:t>public SecurityFilterChain configure(HttpSecurity http) throws Exception {</w:t>
+            </w:r>
+          </w:p>
+          <w:p>
+            <w:pPr>
+              <w:rPr>
+                <w:lang w:val="en-US"/>
+              </w:rPr>
+            </w:pPr>
+            <w:r>
+              <w:rPr>
+                <w:lang w:val="en-US"/>
+              </w:rPr>
+              <w:t>return http</w:t>
+            </w:r>
+          </w:p>
+          <w:p>
+            <w:pPr>
+              <w:rPr>
+                <w:lang w:val="en-US"/>
+              </w:rPr>
+            </w:pPr>
+            <w:r>
+              <w:rPr>
+                <w:lang w:val="en-US"/>
+              </w:rPr>
+              <w:t xml:space="preserve">.csrf().disable() </w:t>
+            </w:r>
+          </w:p>
+          <w:p>
+            <w:pPr>
+              <w:rPr>
+                <w:lang w:val="en-US"/>
+              </w:rPr>
+            </w:pPr>
+            <w:r>
+              <w:rPr>
+                <w:lang w:val="en-US"/>
+              </w:rPr>
+              <w:t>.authorizeRequests().</w:t>
+            </w:r>
+          </w:p>
+          <w:p>
+            <w:pPr>
+              <w:rPr>
+                <w:lang w:val="en-US"/>
+              </w:rPr>
+            </w:pPr>
+            <w:r>
+              <w:rPr>
+                <w:lang w:val="en-US"/>
+              </w:rPr>
+              <w:t>antMatchers("/").permitAll()</w:t>
+            </w:r>
+          </w:p>
+          <w:p>
+            <w:pPr>
+              <w:rPr>
+                <w:lang w:val="en-US"/>
+              </w:rPr>
+            </w:pPr>
+            <w:r>
+              <w:rPr>
+                <w:lang w:val="en-US"/>
+              </w:rPr>
+              <w:t>.antMatchers("/user").hasRole("USER")</w:t>
+            </w:r>
+          </w:p>
+          <w:p>
+            <w:pPr>
+              <w:rPr>
+                <w:lang w:val="en-US"/>
+              </w:rPr>
+            </w:pPr>
+            <w:r>
+              <w:rPr>
+                <w:lang w:val="en-US"/>
+              </w:rPr>
+              <w:t>.antMatchers("/admin").hasRole("ADMIN")</w:t>
+            </w:r>
+          </w:p>
+          <w:p>
+            <w:pPr>
+              <w:rPr>
+                <w:lang w:val="en-US"/>
+              </w:rPr>
+            </w:pPr>
+            <w:r>
+              <w:rPr>
+                <w:lang w:val="en-US"/>
+              </w:rPr>
+              <w:t>.anyRequest().authenticated()</w:t>
+            </w:r>
+          </w:p>
+          <w:p>
+            <w:pPr>
+              <w:rPr>
+                <w:lang w:val="en-US"/>
+              </w:rPr>
+            </w:pPr>
+            <w:r>
+              <w:rPr>
+                <w:lang w:val="en-US"/>
+              </w:rPr>
+              <w:t>.and()</w:t>
+            </w:r>
+          </w:p>
+          <w:p>
+            <w:pPr>
+              <w:rPr>
+                <w:lang w:val="en-US"/>
+              </w:rPr>
+            </w:pPr>
+            <w:r>
+              <w:rPr>
+                <w:lang w:val="en-US"/>
+              </w:rPr>
+              <w:t xml:space="preserve">.httpBasic() </w:t>
+            </w:r>
+          </w:p>
+          <w:p>
+            <w:pPr>
+              <w:rPr>
+                <w:lang w:val="en-US"/>
+              </w:rPr>
+            </w:pPr>
+            <w:r>
+              <w:rPr>
+                <w:lang w:val="en-US"/>
+              </w:rPr>
+              <w:t>.and().build();</w:t>
+            </w:r>
+          </w:p>
+          <w:p>
+            <w:pPr>
+              <w:rPr>
+                <w:lang w:val="en-US"/>
+              </w:rPr>
+            </w:pPr>
+            <w:r>
+              <w:rPr>
+                <w:lang w:val="en-US"/>
+              </w:rPr>
+              <w:t>}</w:t>
+            </w:r>
+          </w:p>
+        </w:tc>
+      </w:tr>
+    </w:tbl>
+    <w:p>
+      <w:pPr>
+        <w:pStyle w:val="h1yellow"/>
+      </w:pPr>
+      <w:r>
+        <w:t>Architecture</w:t>
+      </w:r>
+    </w:p>
+    <w:tbl>
+      <w:tblPr>
+        <w:tblStyle w:val="GridTable1Light-Accent4"/>
+        <w:tblW w:w="0" w:type="auto"/>
+        <w:tblLook w:val="04A0" w:firstRow="1" w:lastRow="0" w:firstColumn="1" w:lastColumn="0" w:noHBand="0" w:noVBand="1"/>
+      </w:tblPr>
+      <w:tblGrid>
+        <w:gridCol w:w="14346"/>
+        <w:gridCol w:w="8684"/>
+      </w:tblGrid>
+      <w:tr>
+        <w:trPr>
+          <w:cnfStyle w:val="100000000000" w:firstRow="1" w:lastRow="0" w:firstColumn="0" w:lastColumn="0" w:oddVBand="0" w:evenVBand="0" w:oddHBand="0" w:evenHBand="0" w:firstRowFirstColumn="0" w:firstRowLastColumn="0" w:lastRowFirstColumn="0" w:lastRowLastColumn="0"/>
+        </w:trPr>
+        <w:tc>
+          <w:tcPr>
+            <w:cnfStyle w:val="001000000000" w:firstRow="0" w:lastRow="0" w:firstColumn="1" w:lastColumn="0" w:oddVBand="0" w:evenVBand="0" w:oddHBand="0" w:evenHBand="0" w:firstRowFirstColumn="0" w:firstRowLastColumn="0" w:lastRowFirstColumn="0" w:lastRowLastColumn="0"/>
+            <w:tcW w:w="14346" w:type="dxa"/>
+          </w:tcPr>
+          <w:p>
+            <w:pPr>
+              <w:pStyle w:val="NoSpacing"/>
+            </w:pPr>
+            <w:r>
+              <w:rPr>
+                <w:noProof/>
+                <w:lang w:eastAsia="en-IN" w:bidi="te-IN"/>
+              </w:rPr>
+              <w:drawing>
+                <wp:inline distT="0" distB="0" distL="0" distR="0" wp14:anchorId="19A9FDBE" wp14:editId="1576ED35">
+                  <wp:extent cx="8963025" cy="2295525"/>
+                  <wp:effectExtent l="0" t="0" r="9525" b="9525"/>
+                  <wp:docPr id="2" name="Picture 2"/>
+                  <wp:cNvGraphicFramePr>
+                    <a:graphicFrameLocks xmlns:a="http://schemas.openxmlformats.org/drawingml/2006/main" noChangeAspect="1"/>
+                  </wp:cNvGraphicFramePr>
+                  <a:graphic xmlns:a="http://schemas.openxmlformats.org/drawingml/2006/main">
+                    <a:graphicData uri="http://schemas.openxmlformats.org/drawingml/2006/picture">
+                      <pic:pic xmlns:pic="http://schemas.openxmlformats.org/drawingml/2006/picture">
+                        <pic:nvPicPr>
+                          <pic:cNvPr id="1" name=""/>
+                          <pic:cNvPicPr/>
+                        </pic:nvPicPr>
+                        <pic:blipFill>
+                          <a:blip r:embed="rId9"/>
+                          <a:stretch>
+                            <a:fillRect/>
+                          </a:stretch>
+                        </pic:blipFill>
+                        <pic:spPr>
+                          <a:xfrm>
+                            <a:off x="0" y="0"/>
+                            <a:ext cx="8963025" cy="2295525"/>
+                          </a:xfrm>
+                          <a:prstGeom prst="rect">
+                            <a:avLst/>
+                          </a:prstGeom>
+                        </pic:spPr>
+                      </pic:pic>
+                    </a:graphicData>
+                  </a:graphic>
+                </wp:inline>
+              </w:drawing>
+            </w:r>
+          </w:p>
+        </w:tc>
+        <w:tc>
+          <w:tcPr>
+            <w:tcW w:w="8684" w:type="dxa"/>
+          </w:tcPr>
+          <w:p>
+            <w:pPr>
+              <w:pStyle w:val="NoSpacing"/>
+              <w:numPr>
+                <w:ilvl w:val="0"/>
+                <w:numId w:val="32"/>
+              </w:numPr>
+              <w:cnfStyle w:val="100000000000" w:firstRow="1" w:lastRow="0" w:firstColumn="0" w:lastColumn="0" w:oddVBand="0" w:evenVBand="0" w:oddHBand="0" w:evenHBand="0" w:firstRowFirstColumn="0" w:firstRowLastColumn="0" w:lastRowFirstColumn="0" w:lastRowLastColumn="0"/>
+              <w:rPr>
+                <w:b w:val="0"/>
+                <w:bCs w:val="0"/>
+              </w:rPr>
+            </w:pPr>
+            <w:r>
+              <w:rPr>
+                <w:b w:val="0"/>
+                <w:bCs w:val="0"/>
+              </w:rPr>
+              <w:t>User request will be received by auth filter  -this will check if request is already authenticated or not</w:t>
+            </w:r>
+            <w:r>
+              <w:rPr>
+                <w:b w:val="0"/>
+                <w:bCs w:val="0"/>
+              </w:rPr>
+              <w:t xml:space="preserve"> –here it will check if his details are present in security context object or not, if present it will use – else flow will proceed</w:t>
+            </w:r>
+          </w:p>
+          <w:p>
+            <w:pPr>
+              <w:pStyle w:val="NoSpacing"/>
+              <w:numPr>
+                <w:ilvl w:val="0"/>
+                <w:numId w:val="32"/>
+              </w:numPr>
+              <w:cnfStyle w:val="100000000000" w:firstRow="1" w:lastRow="0" w:firstColumn="0" w:lastColumn="0" w:oddVBand="0" w:evenVBand="0" w:oddHBand="0" w:evenHBand="0" w:firstRowFirstColumn="0" w:firstRowLastColumn="0" w:lastRowFirstColumn="0" w:lastRowLastColumn="0"/>
+              <w:rPr>
+                <w:b w:val="0"/>
+                <w:bCs w:val="0"/>
+              </w:rPr>
+            </w:pPr>
+            <w:r>
+              <w:rPr>
+                <w:b w:val="0"/>
+                <w:bCs w:val="0"/>
+              </w:rPr>
+              <w:t>Auth manager will check if details sent by user is correct or not</w:t>
+            </w:r>
+          </w:p>
+          <w:p>
+            <w:pPr>
+              <w:pStyle w:val="NoSpacing"/>
+              <w:numPr>
+                <w:ilvl w:val="0"/>
+                <w:numId w:val="32"/>
+              </w:numPr>
+              <w:cnfStyle w:val="100000000000" w:firstRow="1" w:lastRow="0" w:firstColumn="0" w:lastColumn="0" w:oddVBand="0" w:evenVBand="0" w:oddHBand="0" w:evenHBand="0" w:firstRowFirstColumn="0" w:firstRowLastColumn="0" w:lastRowFirstColumn="0" w:lastRowLastColumn="0"/>
+              <w:rPr>
+                <w:b w:val="0"/>
+                <w:bCs w:val="0"/>
+              </w:rPr>
+            </w:pPr>
+            <w:r>
+              <w:rPr>
+                <w:b w:val="0"/>
+                <w:bCs w:val="0"/>
+              </w:rPr>
+              <w:t>Auth provider – here auth logic is defined</w:t>
+            </w:r>
+            <w:r>
+              <w:rPr>
+                <w:b w:val="0"/>
+                <w:bCs w:val="0"/>
+              </w:rPr>
+              <w:t xml:space="preserve"> </w:t>
+            </w:r>
+            <w:r>
+              <w:rPr>
+                <w:b w:val="0"/>
+                <w:bCs w:val="0"/>
+              </w:rPr>
+              <w:t xml:space="preserve">to check if user details is correct or not  </w:t>
+            </w:r>
+            <w:r>
+              <w:rPr>
+                <w:b w:val="0"/>
+                <w:bCs w:val="0"/>
+              </w:rPr>
+              <w:t>(we can even override auth provider class)</w:t>
+            </w:r>
+          </w:p>
+          <w:p>
+            <w:pPr>
+              <w:pStyle w:val="NoSpacing"/>
+              <w:numPr>
+                <w:ilvl w:val="0"/>
+                <w:numId w:val="32"/>
+              </w:numPr>
+              <w:cnfStyle w:val="100000000000" w:firstRow="1" w:lastRow="0" w:firstColumn="0" w:lastColumn="0" w:oddVBand="0" w:evenVBand="0" w:oddHBand="0" w:evenHBand="0" w:firstRowFirstColumn="0" w:firstRowLastColumn="0" w:lastRowFirstColumn="0" w:lastRowLastColumn="0"/>
+              <w:rPr>
+                <w:b w:val="0"/>
+                <w:bCs w:val="0"/>
+                <w:color w:val="C45911" w:themeColor="accent2" w:themeShade="BF"/>
+              </w:rPr>
+            </w:pPr>
+            <w:r>
+              <w:rPr>
+                <w:b w:val="0"/>
+                <w:bCs w:val="0"/>
+              </w:rPr>
+              <w:t xml:space="preserve">If user validaiton is successful , then all his details will be kept in </w:t>
+            </w:r>
+            <w:r>
+              <w:rPr>
+                <w:b w:val="0"/>
+                <w:bCs w:val="0"/>
+                <w:color w:val="C45911" w:themeColor="accent2" w:themeShade="BF"/>
+              </w:rPr>
+              <w:t>security context</w:t>
+            </w:r>
+            <w:r>
+              <w:rPr>
+                <w:b w:val="0"/>
+                <w:bCs w:val="0"/>
+                <w:color w:val="C45911" w:themeColor="accent2" w:themeShade="BF"/>
+              </w:rPr>
+              <w:t xml:space="preserve"> object </w:t>
+            </w:r>
+          </w:p>
+          <w:p>
+            <w:pPr>
+              <w:pStyle w:val="NoSpacing"/>
+              <w:numPr>
+                <w:ilvl w:val="0"/>
+                <w:numId w:val="32"/>
+              </w:numPr>
+              <w:cnfStyle w:val="100000000000" w:firstRow="1" w:lastRow="0" w:firstColumn="0" w:lastColumn="0" w:oddVBand="0" w:evenVBand="0" w:oddHBand="0" w:evenHBand="0" w:firstRowFirstColumn="0" w:firstRowLastColumn="0" w:lastRowFirstColumn="0" w:lastRowLastColumn="0"/>
+            </w:pPr>
+            <w:r>
+              <w:rPr>
+                <w:b w:val="0"/>
+                <w:bCs w:val="0"/>
+              </w:rPr>
+              <w:t xml:space="preserve">User details service – </w:t>
+            </w:r>
+            <w:r>
+              <w:rPr>
+                <w:b w:val="0"/>
+                <w:bCs w:val="0"/>
+                <w:shd w:val="clear" w:color="auto" w:fill="F4B083" w:themeFill="accent2" w:themeFillTint="99"/>
+              </w:rPr>
+              <w:t xml:space="preserve">this is responsible to fetch user </w:t>
+            </w:r>
+            <w:r>
+              <w:rPr>
+                <w:b w:val="0"/>
+                <w:bCs w:val="0"/>
+                <w:shd w:val="clear" w:color="auto" w:fill="F4B083" w:themeFill="accent2" w:themeFillTint="99"/>
+              </w:rPr>
+              <w:t>details</w:t>
+            </w:r>
+            <w:r>
+              <w:rPr>
+                <w:b w:val="0"/>
+                <w:bCs w:val="0"/>
+                <w:shd w:val="clear" w:color="auto" w:fill="F4B083" w:themeFill="accent2" w:themeFillTint="99"/>
+              </w:rPr>
+              <w:t xml:space="preserve"> from LDAP or from Auth server or from any where</w:t>
+            </w:r>
+          </w:p>
+          <w:p>
+            <w:pPr>
+              <w:pStyle w:val="NoSpacing"/>
+              <w:cnfStyle w:val="100000000000" w:firstRow="1" w:lastRow="0" w:firstColumn="0" w:lastColumn="0" w:oddVBand="0" w:evenVBand="0" w:oddHBand="0" w:evenHBand="0" w:firstRowFirstColumn="0" w:firstRowLastColumn="0" w:lastRowFirstColumn="0" w:lastRowLastColumn="0"/>
+            </w:pPr>
+            <w:r>
+              <w:rPr>
+                <w:b w:val="0"/>
+                <w:bCs w:val="0"/>
+              </w:rPr>
+              <w:lastRenderedPageBreak/>
+              <w:t xml:space="preserve">Note:- if user details are already present in security context </w:t>
+            </w:r>
+            <w:r>
+              <w:rPr>
+                <w:b w:val="0"/>
+                <w:bCs w:val="0"/>
+              </w:rPr>
+              <w:t>, it will fetch from it, else it will fetch from auth manager .. all the full flow</w:t>
+            </w:r>
+          </w:p>
+        </w:tc>
+      </w:tr>
+    </w:tbl>
+    <w:p/>
+    <w:tbl>
+      <w:tblPr>
+        <w:tblStyle w:val="GridTable1Light-Accent4"/>
+        <w:tblW w:w="0" w:type="auto"/>
+        <w:tblLook w:val="04A0" w:firstRow="1" w:lastRow="0" w:firstColumn="1" w:lastColumn="0" w:noHBand="0" w:noVBand="1"/>
+      </w:tblPr>
+      <w:tblGrid>
+        <w:gridCol w:w="22675"/>
+      </w:tblGrid>
+      <w:tr>
+        <w:trPr>
+          <w:cnfStyle w:val="100000000000" w:firstRow="1" w:lastRow="0" w:firstColumn="0" w:lastColumn="0" w:oddVBand="0" w:evenVBand="0" w:oddHBand="0" w:evenHBand="0" w:firstRowFirstColumn="0" w:firstRowLastColumn="0" w:lastRowFirstColumn="0" w:lastRowLastColumn="0"/>
+        </w:trPr>
+        <w:tc>
+          <w:tcPr>
+            <w:cnfStyle w:val="001000000000" w:firstRow="0" w:lastRow="0" w:firstColumn="1" w:lastColumn="0" w:oddVBand="0" w:evenVBand="0" w:oddHBand="0" w:evenHBand="0" w:firstRowFirstColumn="0" w:firstRowLastColumn="0" w:lastRowFirstColumn="0" w:lastRowLastColumn="0"/>
+            <w:tcW w:w="22675" w:type="dxa"/>
+          </w:tcPr>
+          <w:p>
+            <w:pPr>
+              <w:pStyle w:val="NoSpacing"/>
+              <w:rPr>
+                <w:rFonts w:ascii="Comic Sans MS" w:hAnsi="Comic Sans MS"/>
+                <w:b w:val="0"/>
+                <w:bCs w:val="0"/>
+                <w:noProof/>
+                <w:lang w:eastAsia="en-IN" w:bidi="te-IN"/>
+              </w:rPr>
+            </w:pPr>
+            <w:r>
+              <w:rPr>
+                <w:rFonts w:ascii="Comic Sans MS" w:hAnsi="Comic Sans MS"/>
+                <w:b w:val="0"/>
+                <w:bCs w:val="0"/>
+                <w:noProof/>
+                <w:lang w:eastAsia="en-IN" w:bidi="te-IN"/>
+              </w:rPr>
+              <w:t>once authenticated all details will be present in security context object</w:t>
             </w:r>
           </w:p>
           <w:p>
@@ -772,127 +2255,489 @@
                 <w:tab w:val="left" w:pos="14656"/>
               </w:tabs>
               <w:rPr>
-                <w:rFonts w:ascii="Courier New" w:eastAsia="Times New Roman" w:hAnsi="Courier New" w:cs="Courier New"/>
+                <w:rFonts w:ascii="Comic Sans MS" w:eastAsia="Times New Roman" w:hAnsi="Comic Sans MS" w:cs="Courier New"/>
+                <w:b w:val="0"/>
+                <w:bCs w:val="0"/>
                 <w:color w:val="4D4D4A"/>
                 <w:szCs w:val="24"/>
                 <w:lang w:eastAsia="en-IN" w:bidi="te-IN"/>
               </w:rPr>
             </w:pPr>
-            <w:bookmarkStart w:id="0" w:name="_GoBack"/>
-            <w:bookmarkEnd w:id="0"/>
-            <w:r>
-              <w:rPr>
-                <w:rFonts w:ascii="Courier New" w:eastAsia="Times New Roman" w:hAnsi="Courier New" w:cs="Courier New"/>
+            <w:r>
+              <w:rPr>
+                <w:rFonts w:ascii="Comic Sans MS" w:eastAsia="Times New Roman" w:hAnsi="Comic Sans MS" w:cs="Courier New"/>
+                <w:b w:val="0"/>
+                <w:bCs w:val="0"/>
+                <w:color w:val="1136B9"/>
+                <w:szCs w:val="24"/>
+                <w:lang w:eastAsia="en-IN" w:bidi="te-IN"/>
+              </w:rPr>
+              <w:t>@GetMapping</w:t>
+            </w:r>
+            <w:r>
+              <w:rPr>
+                <w:rFonts w:ascii="Comic Sans MS" w:eastAsia="Times New Roman" w:hAnsi="Comic Sans MS" w:cs="Courier New"/>
+                <w:b w:val="0"/>
+                <w:bCs w:val="0"/>
+                <w:color w:val="4D4D4A"/>
+                <w:szCs w:val="24"/>
+                <w:lang w:eastAsia="en-IN" w:bidi="te-IN"/>
+              </w:rPr>
+              <w:t>(</w:t>
+            </w:r>
+            <w:r>
+              <w:rPr>
+                <w:rFonts w:ascii="Comic Sans MS" w:eastAsia="Times New Roman" w:hAnsi="Comic Sans MS" w:cs="Courier New"/>
+                <w:b w:val="0"/>
+                <w:bCs w:val="0"/>
+                <w:color w:val="0F92E3"/>
+                <w:szCs w:val="24"/>
+                <w:lang w:eastAsia="en-IN" w:bidi="te-IN"/>
+              </w:rPr>
+              <w:t>"/getCar"</w:t>
+            </w:r>
+            <w:r>
+              <w:rPr>
+                <w:rFonts w:ascii="Comic Sans MS" w:eastAsia="Times New Roman" w:hAnsi="Comic Sans MS" w:cs="Courier New"/>
+                <w:b w:val="0"/>
+                <w:bCs w:val="0"/>
+                <w:color w:val="4D4D4A"/>
+                <w:szCs w:val="24"/>
+                <w:lang w:eastAsia="en-IN" w:bidi="te-IN"/>
+              </w:rPr>
+              <w:t>)</w:t>
+            </w:r>
+            <w:r>
+              <w:rPr>
+                <w:rFonts w:ascii="Comic Sans MS" w:eastAsia="Times New Roman" w:hAnsi="Comic Sans MS" w:cs="Courier New"/>
+                <w:b w:val="0"/>
+                <w:bCs w:val="0"/>
+                <w:color w:val="4D4D4A"/>
+                <w:szCs w:val="24"/>
+                <w:lang w:eastAsia="en-IN" w:bidi="te-IN"/>
+              </w:rPr>
+              <w:br/>
+            </w:r>
+            <w:r>
+              <w:rPr>
+                <w:rFonts w:ascii="Comic Sans MS" w:eastAsia="Times New Roman" w:hAnsi="Comic Sans MS" w:cs="Courier New"/>
+                <w:b w:val="0"/>
+                <w:bCs w:val="0"/>
+                <w:color w:val="13A78C"/>
+                <w:szCs w:val="24"/>
+                <w:lang w:eastAsia="en-IN" w:bidi="te-IN"/>
+              </w:rPr>
+              <w:t xml:space="preserve">public </w:t>
+            </w:r>
+            <w:r>
+              <w:rPr>
+                <w:rFonts w:ascii="Comic Sans MS" w:eastAsia="Times New Roman" w:hAnsi="Comic Sans MS" w:cs="Courier New"/>
+                <w:b w:val="0"/>
+                <w:bCs w:val="0"/>
+                <w:color w:val="79074C"/>
+                <w:szCs w:val="24"/>
+                <w:lang w:eastAsia="en-IN" w:bidi="te-IN"/>
+              </w:rPr>
+              <w:t xml:space="preserve">Car </w:t>
+            </w:r>
+            <w:r>
+              <w:rPr>
+                <w:rFonts w:ascii="Comic Sans MS" w:eastAsia="Times New Roman" w:hAnsi="Comic Sans MS" w:cs="Courier New"/>
+                <w:b w:val="0"/>
+                <w:bCs w:val="0"/>
+                <w:color w:val="7748B7"/>
+                <w:szCs w:val="24"/>
+                <w:lang w:eastAsia="en-IN" w:bidi="te-IN"/>
+              </w:rPr>
+              <w:t>getCar</w:t>
+            </w:r>
+            <w:r>
+              <w:rPr>
+                <w:rFonts w:ascii="Comic Sans MS" w:eastAsia="Times New Roman" w:hAnsi="Comic Sans MS" w:cs="Courier New"/>
+                <w:b w:val="0"/>
+                <w:bCs w:val="0"/>
+                <w:color w:val="4D4D4A"/>
+                <w:szCs w:val="24"/>
+                <w:lang w:eastAsia="en-IN" w:bidi="te-IN"/>
+              </w:rPr>
+              <w:t>(</w:t>
+            </w:r>
+            <w:r>
+              <w:rPr>
+                <w:rFonts w:ascii="Comic Sans MS" w:eastAsia="Times New Roman" w:hAnsi="Comic Sans MS" w:cs="Courier New"/>
+                <w:b w:val="0"/>
+                <w:bCs w:val="0"/>
+                <w:color w:val="1136B9"/>
+                <w:szCs w:val="24"/>
+                <w:lang w:eastAsia="en-IN" w:bidi="te-IN"/>
+              </w:rPr>
+              <w:t>@RequestParam</w:t>
+            </w:r>
+            <w:r>
+              <w:rPr>
+                <w:rFonts w:ascii="Comic Sans MS" w:eastAsia="Times New Roman" w:hAnsi="Comic Sans MS" w:cs="Courier New"/>
+                <w:b w:val="0"/>
+                <w:bCs w:val="0"/>
+                <w:color w:val="4D4D4A"/>
+                <w:szCs w:val="24"/>
+                <w:lang w:eastAsia="en-IN" w:bidi="te-IN"/>
+              </w:rPr>
+              <w:t>(</w:t>
+            </w:r>
+            <w:r>
+              <w:rPr>
+                <w:rFonts w:ascii="Comic Sans MS" w:eastAsia="Times New Roman" w:hAnsi="Comic Sans MS" w:cs="Courier New"/>
+                <w:b w:val="0"/>
+                <w:bCs w:val="0"/>
+                <w:color w:val="0F92E3"/>
+                <w:szCs w:val="24"/>
+                <w:lang w:eastAsia="en-IN" w:bidi="te-IN"/>
+              </w:rPr>
+              <w:t>"carName"</w:t>
+            </w:r>
+            <w:r>
+              <w:rPr>
+                <w:rFonts w:ascii="Comic Sans MS" w:eastAsia="Times New Roman" w:hAnsi="Comic Sans MS" w:cs="Courier New"/>
+                <w:b w:val="0"/>
+                <w:bCs w:val="0"/>
+                <w:color w:val="4D4D4A"/>
+                <w:szCs w:val="24"/>
+                <w:lang w:eastAsia="en-IN" w:bidi="te-IN"/>
+              </w:rPr>
+              <w:t xml:space="preserve">) </w:t>
+            </w:r>
+            <w:r>
+              <w:rPr>
+                <w:rFonts w:ascii="Comic Sans MS" w:eastAsia="Times New Roman" w:hAnsi="Comic Sans MS" w:cs="Courier New"/>
+                <w:b w:val="0"/>
+                <w:bCs w:val="0"/>
+                <w:color w:val="79074C"/>
+                <w:szCs w:val="24"/>
+                <w:lang w:eastAsia="en-IN" w:bidi="te-IN"/>
+              </w:rPr>
+              <w:t xml:space="preserve">String </w:t>
+            </w:r>
+            <w:r>
+              <w:rPr>
+                <w:rFonts w:ascii="Comic Sans MS" w:eastAsia="Times New Roman" w:hAnsi="Comic Sans MS" w:cs="Courier New"/>
+                <w:b w:val="0"/>
+                <w:bCs w:val="0"/>
                 <w:i/>
                 <w:iCs/>
-                <w:color w:val="505D64"/>
-                <w:szCs w:val="24"/>
-                <w:lang w:eastAsia="en-IN" w:bidi="te-IN"/>
-              </w:rPr>
-              <w:t>@Configuration</w:t>
-            </w:r>
-            <w:r>
-              <w:rPr>
-                <w:rFonts w:ascii="Courier New" w:eastAsia="Times New Roman" w:hAnsi="Courier New" w:cs="Courier New"/>
+                <w:color w:val="0F92E3"/>
+                <w:szCs w:val="24"/>
+                <w:lang w:eastAsia="en-IN" w:bidi="te-IN"/>
+              </w:rPr>
+              <w:t>name</w:t>
+            </w:r>
+            <w:r>
+              <w:rPr>
+                <w:rFonts w:ascii="Comic Sans MS" w:eastAsia="Times New Roman" w:hAnsi="Comic Sans MS" w:cs="Courier New"/>
+                <w:b w:val="0"/>
+                <w:bCs w:val="0"/>
+                <w:color w:val="EE5C09"/>
+                <w:szCs w:val="24"/>
+                <w:lang w:eastAsia="en-IN" w:bidi="te-IN"/>
+              </w:rPr>
+              <w:t xml:space="preserve">, </w:t>
+            </w:r>
+            <w:r>
+              <w:rPr>
+                <w:rFonts w:ascii="Comic Sans MS" w:eastAsia="Times New Roman" w:hAnsi="Comic Sans MS" w:cs="Courier New"/>
+                <w:b w:val="0"/>
+                <w:bCs w:val="0"/>
+                <w:color w:val="1136B9"/>
+                <w:szCs w:val="24"/>
+                <w:lang w:eastAsia="en-IN" w:bidi="te-IN"/>
+              </w:rPr>
+              <w:t xml:space="preserve">@Autowired </w:t>
+            </w:r>
+            <w:r>
+              <w:rPr>
+                <w:rFonts w:ascii="Comic Sans MS" w:eastAsia="Times New Roman" w:hAnsi="Comic Sans MS" w:cs="Courier New"/>
+                <w:b w:val="0"/>
+                <w:bCs w:val="0"/>
                 <w:i/>
                 <w:iCs/>
-                <w:color w:val="505D64"/>
-                <w:szCs w:val="24"/>
-                <w:lang w:eastAsia="en-IN" w:bidi="te-IN"/>
-              </w:rPr>
-              <w:br/>
-              <w:t>@EnableWebSecurity</w:t>
-            </w:r>
-            <w:r>
-              <w:rPr>
-                <w:rFonts w:ascii="Courier New" w:eastAsia="Times New Roman" w:hAnsi="Courier New" w:cs="Courier New"/>
+                <w:color w:val="1136B9"/>
+                <w:szCs w:val="24"/>
+                <w:shd w:val="clear" w:color="auto" w:fill="DEEAF6" w:themeFill="accent1" w:themeFillTint="33"/>
+                <w:lang w:eastAsia="en-IN" w:bidi="te-IN"/>
+              </w:rPr>
+              <w:t xml:space="preserve">SecurityContext </w:t>
+            </w:r>
+            <w:r>
+              <w:rPr>
+                <w:rFonts w:ascii="Comic Sans MS" w:eastAsia="Times New Roman" w:hAnsi="Comic Sans MS" w:cs="Courier New"/>
+                <w:b w:val="0"/>
+                <w:bCs w:val="0"/>
                 <w:i/>
                 <w:iCs/>
-                <w:color w:val="505D64"/>
+                <w:color w:val="0F92E3"/>
+                <w:szCs w:val="24"/>
+                <w:shd w:val="clear" w:color="auto" w:fill="DEEAF6" w:themeFill="accent1" w:themeFillTint="33"/>
+                <w:lang w:eastAsia="en-IN" w:bidi="te-IN"/>
+              </w:rPr>
+              <w:t>context</w:t>
+            </w:r>
+            <w:r>
+              <w:rPr>
+                <w:rFonts w:ascii="Comic Sans MS" w:eastAsia="Times New Roman" w:hAnsi="Comic Sans MS" w:cs="Courier New"/>
+                <w:b w:val="0"/>
+                <w:bCs w:val="0"/>
+                <w:color w:val="4D4D4A"/>
+                <w:szCs w:val="24"/>
+                <w:lang w:eastAsia="en-IN" w:bidi="te-IN"/>
+              </w:rPr>
+              <w:t>){</w:t>
+            </w:r>
+            <w:r>
+              <w:rPr>
+                <w:rFonts w:ascii="Comic Sans MS" w:eastAsia="Times New Roman" w:hAnsi="Comic Sans MS" w:cs="Courier New"/>
+                <w:b w:val="0"/>
+                <w:bCs w:val="0"/>
+                <w:color w:val="4D4D4A"/>
                 <w:szCs w:val="24"/>
                 <w:lang w:eastAsia="en-IN" w:bidi="te-IN"/>
               </w:rPr>
               <w:br/>
-              <w:t>public class MySprSecConfig {</w:t>
-            </w:r>
-            <w:r>
-              <w:rPr>
-                <w:rFonts w:ascii="Courier New" w:eastAsia="Times New Roman" w:hAnsi="Courier New" w:cs="Courier New"/>
+              <w:t xml:space="preserve">    </w:t>
+            </w:r>
+            <w:r>
+              <w:rPr>
+                <w:rFonts w:ascii="Comic Sans MS" w:eastAsia="Times New Roman" w:hAnsi="Comic Sans MS" w:cs="Courier New"/>
+                <w:b w:val="0"/>
+                <w:bCs w:val="0"/>
+                <w:color w:val="79074C"/>
+                <w:szCs w:val="24"/>
+                <w:lang w:eastAsia="en-IN" w:bidi="te-IN"/>
+              </w:rPr>
+              <w:t>System</w:t>
+            </w:r>
+            <w:r>
+              <w:rPr>
+                <w:rFonts w:ascii="Comic Sans MS" w:eastAsia="Times New Roman" w:hAnsi="Comic Sans MS" w:cs="Courier New"/>
+                <w:b w:val="0"/>
+                <w:bCs w:val="0"/>
+                <w:color w:val="4D4D4A"/>
+                <w:szCs w:val="24"/>
+                <w:lang w:eastAsia="en-IN" w:bidi="te-IN"/>
+              </w:rPr>
+              <w:t>.</w:t>
+            </w:r>
+            <w:r>
+              <w:rPr>
+                <w:rFonts w:ascii="Comic Sans MS" w:eastAsia="Times New Roman" w:hAnsi="Comic Sans MS" w:cs="Courier New"/>
+                <w:b w:val="0"/>
+                <w:bCs w:val="0"/>
                 <w:i/>
                 <w:iCs/>
-                <w:color w:val="505D64"/>
-                <w:szCs w:val="24"/>
-                <w:lang w:eastAsia="en-IN" w:bidi="te-IN"/>
-              </w:rPr>
-              <w:br/>
-              <w:t xml:space="preserve">    @Bean</w:t>
-            </w:r>
-            <w:r>
-              <w:rPr>
-                <w:rFonts w:ascii="Courier New" w:eastAsia="Times New Roman" w:hAnsi="Courier New" w:cs="Courier New"/>
+                <w:color w:val="005CC5"/>
+                <w:szCs w:val="24"/>
+                <w:lang w:eastAsia="en-IN" w:bidi="te-IN"/>
+              </w:rPr>
+              <w:t>out</w:t>
+            </w:r>
+            <w:r>
+              <w:rPr>
+                <w:rFonts w:ascii="Comic Sans MS" w:eastAsia="Times New Roman" w:hAnsi="Comic Sans MS" w:cs="Courier New"/>
+                <w:b w:val="0"/>
+                <w:bCs w:val="0"/>
+                <w:color w:val="4D4D4A"/>
+                <w:szCs w:val="24"/>
+                <w:lang w:eastAsia="en-IN" w:bidi="te-IN"/>
+              </w:rPr>
+              <w:t>.</w:t>
+            </w:r>
+            <w:r>
+              <w:rPr>
+                <w:rFonts w:ascii="Comic Sans MS" w:eastAsia="Times New Roman" w:hAnsi="Comic Sans MS" w:cs="Courier New"/>
+                <w:b w:val="0"/>
+                <w:bCs w:val="0"/>
+                <w:color w:val="1136B9"/>
+                <w:szCs w:val="24"/>
+                <w:lang w:eastAsia="en-IN" w:bidi="te-IN"/>
+              </w:rPr>
+              <w:t>println</w:t>
+            </w:r>
+            <w:r>
+              <w:rPr>
+                <w:rFonts w:ascii="Comic Sans MS" w:eastAsia="Times New Roman" w:hAnsi="Comic Sans MS" w:cs="Courier New"/>
+                <w:b w:val="0"/>
+                <w:bCs w:val="0"/>
+                <w:color w:val="4D4D4A"/>
+                <w:szCs w:val="24"/>
+                <w:lang w:eastAsia="en-IN" w:bidi="te-IN"/>
+              </w:rPr>
+              <w:t>(</w:t>
+            </w:r>
+            <w:r>
+              <w:rPr>
+                <w:rFonts w:ascii="Comic Sans MS" w:eastAsia="Times New Roman" w:hAnsi="Comic Sans MS" w:cs="Courier New"/>
+                <w:b w:val="0"/>
+                <w:bCs w:val="0"/>
                 <w:i/>
                 <w:iCs/>
-                <w:color w:val="505D64"/>
+                <w:color w:val="0F92E3"/>
+                <w:szCs w:val="24"/>
+                <w:lang w:eastAsia="en-IN" w:bidi="te-IN"/>
+              </w:rPr>
+              <w:t>context</w:t>
+            </w:r>
+            <w:r>
+              <w:rPr>
+                <w:rFonts w:ascii="Comic Sans MS" w:eastAsia="Times New Roman" w:hAnsi="Comic Sans MS" w:cs="Courier New"/>
+                <w:b w:val="0"/>
+                <w:bCs w:val="0"/>
+                <w:color w:val="4D4D4A"/>
+                <w:szCs w:val="24"/>
+                <w:lang w:eastAsia="en-IN" w:bidi="te-IN"/>
+              </w:rPr>
+              <w:t>);</w:t>
+            </w:r>
+            <w:r>
+              <w:rPr>
+                <w:rFonts w:ascii="Comic Sans MS" w:eastAsia="Times New Roman" w:hAnsi="Comic Sans MS" w:cs="Courier New"/>
+                <w:b w:val="0"/>
+                <w:bCs w:val="0"/>
+                <w:color w:val="4D4D4A"/>
                 <w:szCs w:val="24"/>
                 <w:lang w:eastAsia="en-IN" w:bidi="te-IN"/>
               </w:rPr>
               <w:br/>
-              <w:t xml:space="preserve">    public SecurityFilterChain filterChain(HttpSecurity httpSecurity){</w:t>
-            </w:r>
-            <w:r>
-              <w:rPr>
-                <w:rFonts w:ascii="Courier New" w:eastAsia="Times New Roman" w:hAnsi="Courier New" w:cs="Courier New"/>
+              <w:t xml:space="preserve">    </w:t>
+            </w:r>
+            <w:r>
+              <w:rPr>
+                <w:rFonts w:ascii="Comic Sans MS" w:eastAsia="Times New Roman" w:hAnsi="Comic Sans MS" w:cs="Courier New"/>
+                <w:b w:val="0"/>
+                <w:bCs w:val="0"/>
+                <w:color w:val="13A78C"/>
+                <w:szCs w:val="24"/>
+                <w:lang w:eastAsia="en-IN" w:bidi="te-IN"/>
+              </w:rPr>
+              <w:t xml:space="preserve">return </w:t>
+            </w:r>
+            <w:r>
+              <w:rPr>
+                <w:rFonts w:ascii="Comic Sans MS" w:eastAsia="Times New Roman" w:hAnsi="Comic Sans MS" w:cs="Courier New"/>
+                <w:b w:val="0"/>
+                <w:bCs w:val="0"/>
+                <w:color w:val="79074C"/>
+                <w:szCs w:val="24"/>
+                <w:lang w:eastAsia="en-IN" w:bidi="te-IN"/>
+              </w:rPr>
+              <w:t>Car</w:t>
+            </w:r>
+            <w:r>
+              <w:rPr>
+                <w:rFonts w:ascii="Comic Sans MS" w:eastAsia="Times New Roman" w:hAnsi="Comic Sans MS" w:cs="Courier New"/>
+                <w:b w:val="0"/>
+                <w:bCs w:val="0"/>
+                <w:color w:val="4D4D4A"/>
+                <w:szCs w:val="24"/>
+                <w:lang w:eastAsia="en-IN" w:bidi="te-IN"/>
+              </w:rPr>
+              <w:t>.</w:t>
+            </w:r>
+            <w:r>
+              <w:rPr>
+                <w:rFonts w:ascii="Comic Sans MS" w:eastAsia="Times New Roman" w:hAnsi="Comic Sans MS" w:cs="Courier New"/>
+                <w:b w:val="0"/>
+                <w:bCs w:val="0"/>
                 <w:i/>
                 <w:iCs/>
-                <w:color w:val="505D64"/>
-                <w:szCs w:val="24"/>
-                <w:lang w:eastAsia="en-IN" w:bidi="te-IN"/>
-              </w:rPr>
-              <w:br/>
-              <w:t xml:space="preserve">        return httpSecurity.authorizeHttpRequests().anyRequest()</w:t>
-            </w:r>
-            <w:r>
-              <w:rPr>
-                <w:rFonts w:ascii="Courier New" w:eastAsia="Times New Roman" w:hAnsi="Courier New" w:cs="Courier New"/>
+                <w:color w:val="1136B9"/>
+                <w:szCs w:val="24"/>
+                <w:lang w:eastAsia="en-IN" w:bidi="te-IN"/>
+              </w:rPr>
+              <w:t>builder</w:t>
+            </w:r>
+            <w:r>
+              <w:rPr>
+                <w:rFonts w:ascii="Comic Sans MS" w:eastAsia="Times New Roman" w:hAnsi="Comic Sans MS" w:cs="Courier New"/>
+                <w:b w:val="0"/>
+                <w:bCs w:val="0"/>
+                <w:color w:val="4D4D4A"/>
+                <w:szCs w:val="24"/>
+                <w:lang w:eastAsia="en-IN" w:bidi="te-IN"/>
+              </w:rPr>
+              <w:t>().</w:t>
+            </w:r>
+            <w:r>
+              <w:rPr>
+                <w:rFonts w:ascii="Comic Sans MS" w:eastAsia="Times New Roman" w:hAnsi="Comic Sans MS" w:cs="Courier New"/>
+                <w:b w:val="0"/>
+                <w:bCs w:val="0"/>
+                <w:color w:val="1136B9"/>
+                <w:szCs w:val="24"/>
+                <w:lang w:eastAsia="en-IN" w:bidi="te-IN"/>
+              </w:rPr>
+              <w:t>name</w:t>
+            </w:r>
+            <w:r>
+              <w:rPr>
+                <w:rFonts w:ascii="Comic Sans MS" w:eastAsia="Times New Roman" w:hAnsi="Comic Sans MS" w:cs="Courier New"/>
+                <w:b w:val="0"/>
+                <w:bCs w:val="0"/>
+                <w:color w:val="4D4D4A"/>
+                <w:szCs w:val="24"/>
+                <w:lang w:eastAsia="en-IN" w:bidi="te-IN"/>
+              </w:rPr>
+              <w:t>(</w:t>
+            </w:r>
+            <w:r>
+              <w:rPr>
+                <w:rFonts w:ascii="Comic Sans MS" w:eastAsia="Times New Roman" w:hAnsi="Comic Sans MS" w:cs="Courier New"/>
+                <w:b w:val="0"/>
+                <w:bCs w:val="0"/>
                 <w:i/>
                 <w:iCs/>
-                <w:color w:val="505D64"/>
-                <w:szCs w:val="24"/>
-                <w:lang w:eastAsia="en-IN" w:bidi="te-IN"/>
-              </w:rPr>
-              <w:br/>
-              <w:t xml:space="preserve">                .authenticated().and().httpBasic()</w:t>
-            </w:r>
-            <w:r>
-              <w:rPr>
-                <w:rFonts w:ascii="Courier New" w:eastAsia="Times New Roman" w:hAnsi="Courier New" w:cs="Courier New"/>
-                <w:i/>
-                <w:iCs/>
-                <w:color w:val="505D64"/>
-                <w:szCs w:val="24"/>
-                <w:lang w:eastAsia="en-IN" w:bidi="te-IN"/>
-              </w:rPr>
-              <w:br/>
-              <w:t xml:space="preserve">                .and().csrf().disable().build();</w:t>
-            </w:r>
-            <w:r>
-              <w:rPr>
-                <w:rFonts w:ascii="Courier New" w:eastAsia="Times New Roman" w:hAnsi="Courier New" w:cs="Courier New"/>
-                <w:i/>
-                <w:iCs/>
-                <w:color w:val="505D64"/>
-                <w:szCs w:val="24"/>
-                <w:lang w:eastAsia="en-IN" w:bidi="te-IN"/>
-              </w:rPr>
-              <w:br/>
-              <w:t xml:space="preserve">    }</w:t>
-            </w:r>
-            <w:r>
-              <w:rPr>
-                <w:rFonts w:ascii="Courier New" w:eastAsia="Times New Roman" w:hAnsi="Courier New" w:cs="Courier New"/>
-                <w:i/>
-                <w:iCs/>
-                <w:color w:val="505D64"/>
+                <w:color w:val="0F92E3"/>
+                <w:szCs w:val="24"/>
+                <w:lang w:eastAsia="en-IN" w:bidi="te-IN"/>
+              </w:rPr>
+              <w:t>name</w:t>
+            </w:r>
+            <w:r>
+              <w:rPr>
+                <w:rFonts w:ascii="Comic Sans MS" w:eastAsia="Times New Roman" w:hAnsi="Comic Sans MS" w:cs="Courier New"/>
+                <w:b w:val="0"/>
+                <w:bCs w:val="0"/>
+                <w:color w:val="4D4D4A"/>
+                <w:szCs w:val="24"/>
+                <w:lang w:eastAsia="en-IN" w:bidi="te-IN"/>
+              </w:rPr>
+              <w:t xml:space="preserve">) . </w:t>
+            </w:r>
+            <w:r>
+              <w:rPr>
+                <w:rFonts w:ascii="Comic Sans MS" w:eastAsia="Times New Roman" w:hAnsi="Comic Sans MS" w:cs="Courier New"/>
+                <w:b w:val="0"/>
+                <w:bCs w:val="0"/>
+                <w:color w:val="1136B9"/>
+                <w:szCs w:val="24"/>
+                <w:lang w:eastAsia="en-IN" w:bidi="te-IN"/>
+              </w:rPr>
+              <w:t>build</w:t>
+            </w:r>
+            <w:r>
+              <w:rPr>
+                <w:rFonts w:ascii="Comic Sans MS" w:eastAsia="Times New Roman" w:hAnsi="Comic Sans MS" w:cs="Courier New"/>
+                <w:b w:val="0"/>
+                <w:bCs w:val="0"/>
+                <w:color w:val="4D4D4A"/>
+                <w:szCs w:val="24"/>
+                <w:lang w:eastAsia="en-IN" w:bidi="te-IN"/>
+              </w:rPr>
+              <w:t>();</w:t>
+            </w:r>
+            <w:r>
+              <w:rPr>
+                <w:rFonts w:ascii="Comic Sans MS" w:eastAsia="Times New Roman" w:hAnsi="Comic Sans MS" w:cs="Courier New"/>
+                <w:b w:val="0"/>
+                <w:bCs w:val="0"/>
+                <w:color w:val="4D4D4A"/>
                 <w:szCs w:val="24"/>
                 <w:lang w:eastAsia="en-IN" w:bidi="te-IN"/>
               </w:rPr>
@@ -902,138 +2747,304 @@
           </w:p>
           <w:p>
             <w:pPr>
-              <w:shd w:val="clear" w:color="auto" w:fill="FFFFFF"/>
-              <w:tabs>
-                <w:tab w:val="left" w:pos="916"/>
-                <w:tab w:val="left" w:pos="1832"/>
-                <w:tab w:val="left" w:pos="2748"/>
-                <w:tab w:val="left" w:pos="3664"/>
-                <w:tab w:val="left" w:pos="4580"/>
-                <w:tab w:val="left" w:pos="5496"/>
-                <w:tab w:val="left" w:pos="6412"/>
-                <w:tab w:val="left" w:pos="7328"/>
-                <w:tab w:val="left" w:pos="8244"/>
-                <w:tab w:val="left" w:pos="9160"/>
-                <w:tab w:val="left" w:pos="10076"/>
-                <w:tab w:val="left" w:pos="10992"/>
-                <w:tab w:val="left" w:pos="11908"/>
-                <w:tab w:val="left" w:pos="12824"/>
-                <w:tab w:val="left" w:pos="13740"/>
-                <w:tab w:val="left" w:pos="14656"/>
-              </w:tabs>
-              <w:rPr>
-                <w:rFonts w:ascii="Courier New" w:eastAsia="Times New Roman" w:hAnsi="Courier New" w:cs="Courier New"/>
-                <w:i/>
-                <w:iCs/>
-                <w:color w:val="505D64"/>
-                <w:szCs w:val="24"/>
+              <w:pStyle w:val="NoSpacing"/>
+              <w:rPr>
+                <w:noProof/>
                 <w:lang w:eastAsia="en-IN" w:bidi="te-IN"/>
               </w:rPr>
             </w:pPr>
           </w:p>
           <w:p>
             <w:pPr>
-              <w:shd w:val="clear" w:color="auto" w:fill="FFFFFF"/>
-              <w:tabs>
-                <w:tab w:val="left" w:pos="916"/>
-                <w:tab w:val="left" w:pos="1832"/>
-                <w:tab w:val="left" w:pos="2748"/>
-                <w:tab w:val="left" w:pos="3664"/>
-                <w:tab w:val="left" w:pos="4580"/>
-                <w:tab w:val="left" w:pos="5496"/>
-                <w:tab w:val="left" w:pos="6412"/>
-                <w:tab w:val="left" w:pos="7328"/>
-                <w:tab w:val="left" w:pos="8244"/>
-                <w:tab w:val="left" w:pos="9160"/>
-                <w:tab w:val="left" w:pos="10076"/>
-                <w:tab w:val="left" w:pos="10992"/>
-                <w:tab w:val="left" w:pos="11908"/>
-                <w:tab w:val="left" w:pos="12824"/>
-                <w:tab w:val="left" w:pos="13740"/>
-                <w:tab w:val="left" w:pos="14656"/>
-              </w:tabs>
-              <w:rPr>
-                <w:rFonts w:ascii="Courier New" w:eastAsia="Times New Roman" w:hAnsi="Courier New" w:cs="Courier New"/>
-                <w:color w:val="4D4D4A"/>
-                <w:szCs w:val="24"/>
-                <w:lang w:eastAsia="en-IN" w:bidi="te-IN"/>
+              <w:pStyle w:val="NoSpacing"/>
+              <w:rPr>
+                <w:b w:val="0"/>
+                <w:bCs w:val="0"/>
+              </w:rPr>
+            </w:pPr>
+            <w:r>
+              <w:rPr>
+                <w:b w:val="0"/>
+                <w:bCs w:val="0"/>
+              </w:rPr>
+              <w:t>Below is console log</w:t>
+            </w:r>
+            <w:r>
+              <w:rPr>
+                <w:b w:val="0"/>
+                <w:bCs w:val="0"/>
+              </w:rPr>
+              <w:t xml:space="preserve"> – we can see that all these details are presented in security context object </w:t>
+            </w:r>
+          </w:p>
+          <w:p>
+            <w:pPr>
+              <w:pStyle w:val="NoSpacing"/>
+              <w:rPr>
+                <w:b w:val="0"/>
+                <w:bCs w:val="0"/>
               </w:rPr>
             </w:pPr>
           </w:p>
           <w:p>
             <w:pPr>
-              <w:pStyle w:val="ListParagraph"/>
-              <w:ind w:left="0"/>
-              <w:rPr>
-                <w:lang w:val="en-US"/>
+              <w:pStyle w:val="NoSpacing"/>
+              <w:rPr>
+                <w:b w:val="0"/>
+                <w:bCs w:val="0"/>
               </w:rPr>
             </w:pPr>
+            <w:r>
+              <w:rPr>
+                <w:b w:val="0"/>
+                <w:bCs w:val="0"/>
+              </w:rPr>
+              <w:t>2025-09-08T21:04:16.925+05:30  INFO 18184 --- [S1_InMemorySecFilter] [nio-8080-exec-2] o.s.web.servlet.DispatcherServlet        : Initializing Servlet 'dispatcherServlet'</w:t>
+            </w:r>
           </w:p>
           <w:p>
             <w:pPr>
-              <w:pStyle w:val="ListParagraph"/>
-              <w:ind w:left="0"/>
-              <w:rPr>
-                <w:lang w:val="en-US"/>
+              <w:pStyle w:val="NoSpacing"/>
+              <w:rPr>
+                <w:b w:val="0"/>
+                <w:bCs w:val="0"/>
               </w:rPr>
             </w:pPr>
+            <w:r>
+              <w:rPr>
+                <w:b w:val="0"/>
+                <w:bCs w:val="0"/>
+              </w:rPr>
+              <w:t>2025-09-08T21:04:16.929+05:30  INFO 18184 --- [S1_InMemorySecFilter] [nio-8080-exec-2] o.s.web.servlet.DispatcherServlet        : Completed initialization in 3 ms</w:t>
+            </w:r>
           </w:p>
-        </w:tc>
-      </w:tr>
-      <w:tr>
-        <w:tc>
-          <w:tcPr>
-            <w:tcW w:w="10435" w:type="dxa"/>
-          </w:tcPr>
           <w:p>
             <w:pPr>
-              <w:pStyle w:val="ListParagraph"/>
-              <w:ind w:left="0"/>
-              <w:rPr>
-                <w:lang w:val="en-US"/>
+              <w:pStyle w:val="NoSpacing"/>
+              <w:rPr>
+                <w:noProof/>
+                <w:lang w:eastAsia="en-IN" w:bidi="te-IN"/>
               </w:rPr>
             </w:pPr>
-          </w:p>
-        </w:tc>
-        <w:tc>
-          <w:tcPr>
-            <w:tcW w:w="11875" w:type="dxa"/>
-          </w:tcPr>
-          <w:p>
-            <w:pPr>
-              <w:pStyle w:val="ListParagraph"/>
-              <w:rPr>
-                <w:lang w:val="en-US"/>
-              </w:rPr>
-            </w:pPr>
+            <w:r>
+              <w:rPr>
+                <w:b w:val="0"/>
+                <w:bCs w:val="0"/>
+                <w:shd w:val="clear" w:color="auto" w:fill="9CC2E5" w:themeFill="accent1" w:themeFillTint="99"/>
+              </w:rPr>
+              <w:t>SecurityContextImpl [Authentication=UsernamePasswordAuthenticationToken [Principal=org.springframework.security.core.userdetails.User [Username=santu, Password=[PROTECTED],</w:t>
+            </w:r>
+            <w:r>
+              <w:rPr>
+                <w:b w:val="0"/>
+                <w:bCs w:val="0"/>
+              </w:rPr>
+              <w:t xml:space="preserve"> Enabled=true, AccountNonExpired=true, CredentialsNonExpired=true, AccountNonLocked=true, Granted Authorities=[read]], Credentials=[PROTECTED], Authenticated=true, Details=WebAuthenticationDetails [RemoteIpAddress=0:0:0:0:0:0:0:1, SessionId=null], Granted Authorities=[read]]]</w:t>
+            </w:r>
           </w:p>
         </w:tc>
       </w:tr>
     </w:tbl>
     <w:p>
       <w:pPr>
-        <w:pStyle w:val="ListParagraph"/>
-        <w:rPr>
-          <w:lang w:val="en-US"/>
-        </w:rPr>
-      </w:pPr>
-    </w:p>
-    <w:p>
-      <w:pPr>
-        <w:rPr>
-          <w:lang w:val="en-US"/>
-        </w:rPr>
-      </w:pPr>
+        <w:pStyle w:val="h2pink"/>
+      </w:pPr>
+      <w:r>
+        <w:t xml:space="preserve">Basic auth &amp; </w:t>
+      </w:r>
+      <w:r>
+        <w:t>Jsession id cookie</w:t>
+      </w:r>
     </w:p>
     <w:tbl>
       <w:tblPr>
         <w:tblStyle w:val="TableGrid"/>
         <w:tblW w:w="0" w:type="auto"/>
+        <w:tblLayout w:type="fixed"/>
         <w:tblLook w:val="04A0" w:firstRow="1" w:lastRow="0" w:firstColumn="1" w:lastColumn="0" w:noHBand="0" w:noVBand="1"/>
       </w:tblPr>
       <w:tblGrid>
-        <w:gridCol w:w="11515"/>
-        <w:gridCol w:w="11515"/>
+        <w:gridCol w:w="7676"/>
+        <w:gridCol w:w="3299"/>
+        <w:gridCol w:w="12055"/>
+      </w:tblGrid>
+      <w:tr>
+        <w:tc>
+          <w:tcPr>
+            <w:tcW w:w="7676" w:type="dxa"/>
+          </w:tcPr>
+          <w:p>
+            <w:r>
+              <w:t>headers – metatdata about payload which will be seperate for every requ</w:t>
+            </w:r>
+          </w:p>
+          <w:p>
+            <w:r>
+              <w:t>cookies- these will be sent across entire domain/web site for each and every request</w:t>
+            </w:r>
+          </w:p>
+        </w:tc>
+        <w:tc>
+          <w:tcPr>
+            <w:tcW w:w="3299" w:type="dxa"/>
+          </w:tcPr>
+          <w:p>
+            <w:r>
+              <w:rPr>
+                <w:noProof/>
+                <w:lang w:eastAsia="en-IN" w:bidi="te-IN"/>
+              </w:rPr>
+              <w:drawing>
+                <wp:inline distT="0" distB="0" distL="0" distR="0" wp14:anchorId="22373808" wp14:editId="3B6D47D3">
+                  <wp:extent cx="1819275" cy="2571750"/>
+                  <wp:effectExtent l="0" t="0" r="9525" b="0"/>
+                  <wp:docPr id="6" name="Picture 6"/>
+                  <wp:cNvGraphicFramePr>
+                    <a:graphicFrameLocks xmlns:a="http://schemas.openxmlformats.org/drawingml/2006/main" noChangeAspect="1"/>
+                  </wp:cNvGraphicFramePr>
+                  <a:graphic xmlns:a="http://schemas.openxmlformats.org/drawingml/2006/main">
+                    <a:graphicData uri="http://schemas.openxmlformats.org/drawingml/2006/picture">
+                      <pic:pic xmlns:pic="http://schemas.openxmlformats.org/drawingml/2006/picture">
+                        <pic:nvPicPr>
+                          <pic:cNvPr id="1" name=""/>
+                          <pic:cNvPicPr/>
+                        </pic:nvPicPr>
+                        <pic:blipFill>
+                          <a:blip r:embed="rId10"/>
+                          <a:stretch>
+                            <a:fillRect/>
+                          </a:stretch>
+                        </pic:blipFill>
+                        <pic:spPr>
+                          <a:xfrm>
+                            <a:off x="0" y="0"/>
+                            <a:ext cx="1819275" cy="2571750"/>
+                          </a:xfrm>
+                          <a:prstGeom prst="rect">
+                            <a:avLst/>
+                          </a:prstGeom>
+                        </pic:spPr>
+                      </pic:pic>
+                    </a:graphicData>
+                  </a:graphic>
+                </wp:inline>
+              </w:drawing>
+            </w:r>
+          </w:p>
+          <w:p/>
+        </w:tc>
+        <w:tc>
+          <w:tcPr>
+            <w:tcW w:w="12055" w:type="dxa"/>
+          </w:tcPr>
+          <w:p>
+            <w:pPr>
+              <w:pStyle w:val="ListParagraph"/>
+              <w:numPr>
+                <w:ilvl w:val="0"/>
+                <w:numId w:val="34"/>
+              </w:numPr>
+              <w:shd w:val="clear" w:color="auto" w:fill="A8D08D" w:themeFill="accent6" w:themeFillTint="99"/>
+            </w:pPr>
+            <w:r>
+              <w:t xml:space="preserve">when we pass credentials in postman, after successful authentication, our tomcat server will send back the </w:t>
+            </w:r>
+            <w:r>
+              <w:rPr>
+                <w:b/>
+                <w:bCs/>
+                <w:u w:val="single"/>
+              </w:rPr>
+              <w:t>jsession id cookie</w:t>
+            </w:r>
+            <w:r>
+              <w:t xml:space="preserve"> in response </w:t>
+            </w:r>
+          </w:p>
+          <w:p>
+            <w:r>
+              <w:t xml:space="preserve">observation </w:t>
+            </w:r>
+            <w:r>
+              <w:t xml:space="preserve"> - in </w:t>
+            </w:r>
+            <w:r>
+              <w:t xml:space="preserve">my case in postman, </w:t>
+            </w:r>
+            <w:r>
+              <w:t xml:space="preserve">even if this </w:t>
+            </w:r>
+            <w:r>
+              <w:t>cookie is deleted it is working  bec it is using postman basic auth cred</w:t>
+            </w:r>
+          </w:p>
+          <w:p/>
+          <w:p>
+            <w:r>
+              <w:t>Below is location where jsession id is stored in browser</w:t>
+            </w:r>
+          </w:p>
+          <w:p>
+            <w:r>
+              <w:rPr>
+                <w:noProof/>
+                <w:lang w:eastAsia="en-IN" w:bidi="te-IN"/>
+              </w:rPr>
+              <w:drawing>
+                <wp:inline distT="0" distB="0" distL="0" distR="0" wp14:anchorId="67FA03FB" wp14:editId="746CCA57">
+                  <wp:extent cx="5448300" cy="2286000"/>
+                  <wp:effectExtent l="0" t="0" r="0" b="0"/>
+                  <wp:docPr id="7" name="Picture 7"/>
+                  <wp:cNvGraphicFramePr>
+                    <a:graphicFrameLocks xmlns:a="http://schemas.openxmlformats.org/drawingml/2006/main" noChangeAspect="1"/>
+                  </wp:cNvGraphicFramePr>
+                  <a:graphic xmlns:a="http://schemas.openxmlformats.org/drawingml/2006/main">
+                    <a:graphicData uri="http://schemas.openxmlformats.org/drawingml/2006/picture">
+                      <pic:pic xmlns:pic="http://schemas.openxmlformats.org/drawingml/2006/picture">
+                        <pic:nvPicPr>
+                          <pic:cNvPr id="1" name=""/>
+                          <pic:cNvPicPr/>
+                        </pic:nvPicPr>
+                        <pic:blipFill>
+                          <a:blip r:embed="rId11"/>
+                          <a:stretch>
+                            <a:fillRect/>
+                          </a:stretch>
+                        </pic:blipFill>
+                        <pic:spPr>
+                          <a:xfrm>
+                            <a:off x="0" y="0"/>
+                            <a:ext cx="5448300" cy="2286000"/>
+                          </a:xfrm>
+                          <a:prstGeom prst="rect">
+                            <a:avLst/>
+                          </a:prstGeom>
+                        </pic:spPr>
+                      </pic:pic>
+                    </a:graphicData>
+                  </a:graphic>
+                </wp:inline>
+              </w:drawing>
+            </w:r>
+          </w:p>
+        </w:tc>
+      </w:tr>
+    </w:tbl>
+    <w:p>
+      <w:pPr>
+        <w:pStyle w:val="ListParagraph"/>
+      </w:pPr>
+    </w:p>
+    <w:tbl>
+      <w:tblPr>
+        <w:tblStyle w:val="TableGrid"/>
+        <w:tblW w:w="0" w:type="auto"/>
+        <w:tblInd w:w="720" w:type="dxa"/>
+        <w:tblLook w:val="04A0" w:firstRow="1" w:lastRow="0" w:firstColumn="1" w:lastColumn="0" w:noHBand="0" w:noVBand="1"/>
+      </w:tblPr>
+      <w:tblGrid>
+        <w:gridCol w:w="10809"/>
+        <w:gridCol w:w="11501"/>
       </w:tblGrid>
       <w:tr>
         <w:tc>
@@ -1042,198 +3053,889 @@
           </w:tcPr>
           <w:p>
             <w:pPr>
-              <w:pStyle w:val="ListParagraph"/>
-              <w:rPr>
-                <w:lang w:val="en-US"/>
-              </w:rPr>
+              <w:shd w:val="clear" w:color="auto" w:fill="ED7D31" w:themeFill="accent2"/>
             </w:pPr>
             <w:r>
-              <w:rPr>
-                <w:lang w:val="en-US"/>
-              </w:rPr>
-              <w:t>The below code works on spring boot 2.7 only</w:t>
+              <w:lastRenderedPageBreak/>
+              <w:t xml:space="preserve">Problem with basic auth is – </w:t>
             </w:r>
           </w:p>
           <w:p>
             <w:pPr>
-              <w:rPr>
-                <w:lang w:val="en-US"/>
-              </w:rPr>
+              <w:pStyle w:val="ListParagraph"/>
+              <w:numPr>
+                <w:ilvl w:val="0"/>
+                <w:numId w:val="33"/>
+              </w:numPr>
             </w:pPr>
+            <w:r>
+              <w:rPr>
+                <w:b/>
+                <w:bCs/>
+                <w:u w:val="single"/>
+              </w:rPr>
+              <w:t>credentials will be asked only once and browser caches it</w:t>
+            </w:r>
+            <w:r>
+              <w:t xml:space="preserve"> - it wont ask </w:t>
+            </w:r>
+            <w:r>
+              <w:t xml:space="preserve">cred </w:t>
+            </w:r>
+            <w:r>
+              <w:t xml:space="preserve">untill we restart browser – </w:t>
+            </w:r>
+          </w:p>
+          <w:p>
+            <w:pPr>
+              <w:pStyle w:val="ListParagraph"/>
+              <w:ind w:left="0"/>
+            </w:pPr>
+            <w:r>
+              <w:rPr>
+                <w:b/>
+                <w:bCs/>
+                <w:u w:val="single"/>
+              </w:rPr>
+              <w:t xml:space="preserve">  </w:t>
+            </w:r>
+            <w:r>
+              <w:t>even if we deleted the jsession id cookie</w:t>
+            </w:r>
+            <w:r>
+              <w:t xml:space="preserve"> - </w:t>
+            </w:r>
+            <w:r>
+              <w:t>it wont ask us credentials</w:t>
+            </w:r>
+            <w:r>
+              <w:t xml:space="preserve">, because browser cache it </w:t>
+            </w:r>
           </w:p>
         </w:tc>
         <w:tc>
           <w:tcPr>
             <w:tcW w:w="11515" w:type="dxa"/>
           </w:tcPr>
+          <w:tbl>
+            <w:tblPr>
+              <w:tblW w:w="11100" w:type="dxa"/>
+              <w:tblCellSpacing w:w="15" w:type="dxa"/>
+              <w:tblBorders>
+                <w:top w:val="single" w:sz="6" w:space="0" w:color="auto"/>
+                <w:left w:val="single" w:sz="6" w:space="0" w:color="auto"/>
+                <w:bottom w:val="single" w:sz="2" w:space="0" w:color="auto"/>
+                <w:right w:val="single" w:sz="2" w:space="0" w:color="auto"/>
+              </w:tblBorders>
+              <w:tblCellMar>
+                <w:top w:w="15" w:type="dxa"/>
+                <w:left w:w="15" w:type="dxa"/>
+                <w:bottom w:w="15" w:type="dxa"/>
+                <w:right w:w="15" w:type="dxa"/>
+              </w:tblCellMar>
+              <w:tblLook w:val="04A0" w:firstRow="1" w:lastRow="0" w:firstColumn="1" w:lastColumn="0" w:noHBand="0" w:noVBand="1"/>
+            </w:tblPr>
+            <w:tblGrid>
+              <w:gridCol w:w="2301"/>
+              <w:gridCol w:w="2455"/>
+              <w:gridCol w:w="3167"/>
+              <w:gridCol w:w="3177"/>
+            </w:tblGrid>
+            <w:tr>
+              <w:trPr>
+                <w:tblHeader/>
+                <w:tblCellSpacing w:w="15" w:type="dxa"/>
+              </w:trPr>
+              <w:tc>
+                <w:tcPr>
+                  <w:tcW w:w="0" w:type="auto"/>
+                  <w:tcBorders>
+                    <w:top w:val="single" w:sz="2" w:space="0" w:color="auto"/>
+                    <w:left w:val="single" w:sz="2" w:space="0" w:color="auto"/>
+                    <w:bottom w:val="single" w:sz="6" w:space="0" w:color="auto"/>
+                    <w:right w:val="single" w:sz="6" w:space="0" w:color="auto"/>
+                  </w:tcBorders>
+                  <w:tcMar>
+                    <w:top w:w="120" w:type="dxa"/>
+                    <w:left w:w="120" w:type="dxa"/>
+                    <w:bottom w:w="120" w:type="dxa"/>
+                    <w:right w:w="120" w:type="dxa"/>
+                  </w:tcMar>
+                  <w:hideMark/>
+                </w:tcPr>
+                <w:p>
+                  <w:pPr>
+                    <w:spacing w:before="240" w:after="240" w:line="240" w:lineRule="auto"/>
+                    <w:rPr>
+                      <w:rFonts w:ascii="Segoe UI" w:eastAsia="Times New Roman" w:hAnsi="Segoe UI" w:cs="Segoe UI"/>
+                      <w:b/>
+                      <w:bCs/>
+                      <w:spacing w:val="1"/>
+                      <w:sz w:val="21"/>
+                      <w:szCs w:val="21"/>
+                      <w:lang w:eastAsia="en-IN" w:bidi="te-IN"/>
+                    </w:rPr>
+                  </w:pPr>
+                  <w:r>
+                    <w:rPr>
+                      <w:rFonts w:ascii="Segoe UI" w:eastAsia="Times New Roman" w:hAnsi="Segoe UI" w:cs="Segoe UI"/>
+                      <w:b/>
+                      <w:bCs/>
+                      <w:spacing w:val="1"/>
+                      <w:sz w:val="21"/>
+                      <w:szCs w:val="21"/>
+                      <w:lang w:eastAsia="en-IN" w:bidi="te-IN"/>
+                    </w:rPr>
+                    <w:t>Authentication Type</w:t>
+                  </w:r>
+                </w:p>
+              </w:tc>
+              <w:tc>
+                <w:tcPr>
+                  <w:tcW w:w="0" w:type="auto"/>
+                  <w:tcBorders>
+                    <w:top w:val="single" w:sz="2" w:space="0" w:color="auto"/>
+                    <w:left w:val="single" w:sz="2" w:space="0" w:color="auto"/>
+                    <w:bottom w:val="single" w:sz="6" w:space="0" w:color="auto"/>
+                    <w:right w:val="single" w:sz="6" w:space="0" w:color="auto"/>
+                  </w:tcBorders>
+                  <w:tcMar>
+                    <w:top w:w="120" w:type="dxa"/>
+                    <w:left w:w="120" w:type="dxa"/>
+                    <w:bottom w:w="120" w:type="dxa"/>
+                    <w:right w:w="120" w:type="dxa"/>
+                  </w:tcMar>
+                  <w:hideMark/>
+                </w:tcPr>
+                <w:p>
+                  <w:pPr>
+                    <w:spacing w:before="240" w:after="240" w:line="240" w:lineRule="auto"/>
+                    <w:rPr>
+                      <w:rFonts w:ascii="Segoe UI" w:eastAsia="Times New Roman" w:hAnsi="Segoe UI" w:cs="Segoe UI"/>
+                      <w:b/>
+                      <w:bCs/>
+                      <w:spacing w:val="1"/>
+                      <w:sz w:val="21"/>
+                      <w:szCs w:val="21"/>
+                      <w:lang w:eastAsia="en-IN" w:bidi="te-IN"/>
+                    </w:rPr>
+                  </w:pPr>
+                  <w:r>
+                    <w:rPr>
+                      <w:rFonts w:ascii="Segoe UI" w:eastAsia="Times New Roman" w:hAnsi="Segoe UI" w:cs="Segoe UI"/>
+                      <w:b/>
+                      <w:bCs/>
+                      <w:spacing w:val="1"/>
+                      <w:sz w:val="21"/>
+                      <w:szCs w:val="21"/>
+                      <w:lang w:eastAsia="en-IN" w:bidi="te-IN"/>
+                    </w:rPr>
+                    <w:t>Relies on JSESSIONID?</w:t>
+                  </w:r>
+                </w:p>
+              </w:tc>
+              <w:tc>
+                <w:tcPr>
+                  <w:tcW w:w="0" w:type="auto"/>
+                  <w:tcBorders>
+                    <w:top w:val="single" w:sz="2" w:space="0" w:color="auto"/>
+                    <w:left w:val="single" w:sz="2" w:space="0" w:color="auto"/>
+                    <w:bottom w:val="single" w:sz="6" w:space="0" w:color="auto"/>
+                    <w:right w:val="single" w:sz="6" w:space="0" w:color="auto"/>
+                  </w:tcBorders>
+                  <w:tcMar>
+                    <w:top w:w="120" w:type="dxa"/>
+                    <w:left w:w="120" w:type="dxa"/>
+                    <w:bottom w:w="120" w:type="dxa"/>
+                    <w:right w:w="120" w:type="dxa"/>
+                  </w:tcMar>
+                  <w:hideMark/>
+                </w:tcPr>
+                <w:p>
+                  <w:pPr>
+                    <w:spacing w:before="240" w:after="240" w:line="240" w:lineRule="auto"/>
+                    <w:rPr>
+                      <w:rFonts w:ascii="Segoe UI" w:eastAsia="Times New Roman" w:hAnsi="Segoe UI" w:cs="Segoe UI"/>
+                      <w:b/>
+                      <w:bCs/>
+                      <w:spacing w:val="1"/>
+                      <w:sz w:val="21"/>
+                      <w:szCs w:val="21"/>
+                      <w:lang w:eastAsia="en-IN" w:bidi="te-IN"/>
+                    </w:rPr>
+                  </w:pPr>
+                  <w:r>
+                    <w:rPr>
+                      <w:rFonts w:ascii="Segoe UI" w:eastAsia="Times New Roman" w:hAnsi="Segoe UI" w:cs="Segoe UI"/>
+                      <w:b/>
+                      <w:bCs/>
+                      <w:spacing w:val="1"/>
+                      <w:sz w:val="21"/>
+                      <w:szCs w:val="21"/>
+                      <w:lang w:eastAsia="en-IN" w:bidi="te-IN"/>
+                    </w:rPr>
+                    <w:t>Removing Cookie Reprompts?</w:t>
+                  </w:r>
+                </w:p>
+              </w:tc>
+              <w:tc>
+                <w:tcPr>
+                  <w:tcW w:w="0" w:type="auto"/>
+                  <w:tcBorders>
+                    <w:top w:val="single" w:sz="2" w:space="0" w:color="auto"/>
+                    <w:left w:val="single" w:sz="2" w:space="0" w:color="auto"/>
+                    <w:bottom w:val="single" w:sz="6" w:space="0" w:color="auto"/>
+                    <w:right w:val="single" w:sz="6" w:space="0" w:color="auto"/>
+                  </w:tcBorders>
+                  <w:tcMar>
+                    <w:top w:w="120" w:type="dxa"/>
+                    <w:left w:w="120" w:type="dxa"/>
+                    <w:bottom w:w="120" w:type="dxa"/>
+                    <w:right w:w="120" w:type="dxa"/>
+                  </w:tcMar>
+                  <w:hideMark/>
+                </w:tcPr>
+                <w:p>
+                  <w:pPr>
+                    <w:spacing w:before="240" w:after="240" w:line="240" w:lineRule="auto"/>
+                    <w:rPr>
+                      <w:rFonts w:ascii="Segoe UI" w:eastAsia="Times New Roman" w:hAnsi="Segoe UI" w:cs="Segoe UI"/>
+                      <w:b/>
+                      <w:bCs/>
+                      <w:spacing w:val="1"/>
+                      <w:sz w:val="21"/>
+                      <w:szCs w:val="21"/>
+                      <w:lang w:eastAsia="en-IN" w:bidi="te-IN"/>
+                    </w:rPr>
+                  </w:pPr>
+                  <w:r>
+                    <w:rPr>
+                      <w:rFonts w:ascii="Segoe UI" w:eastAsia="Times New Roman" w:hAnsi="Segoe UI" w:cs="Segoe UI"/>
+                      <w:b/>
+                      <w:bCs/>
+                      <w:spacing w:val="1"/>
+                      <w:sz w:val="21"/>
+                      <w:szCs w:val="21"/>
+                      <w:lang w:eastAsia="en-IN" w:bidi="te-IN"/>
+                    </w:rPr>
+                    <w:t>Credentials Cache Location</w:t>
+                  </w:r>
+                </w:p>
+              </w:tc>
+            </w:tr>
+            <w:tr>
+              <w:trPr>
+                <w:tblCellSpacing w:w="15" w:type="dxa"/>
+              </w:trPr>
+              <w:tc>
+                <w:tcPr>
+                  <w:tcW w:w="0" w:type="auto"/>
+                  <w:tcBorders>
+                    <w:top w:val="single" w:sz="2" w:space="0" w:color="auto"/>
+                    <w:left w:val="single" w:sz="2" w:space="0" w:color="auto"/>
+                    <w:bottom w:val="single" w:sz="6" w:space="0" w:color="auto"/>
+                    <w:right w:val="single" w:sz="6" w:space="0" w:color="auto"/>
+                  </w:tcBorders>
+                  <w:tcMar>
+                    <w:top w:w="137" w:type="dxa"/>
+                    <w:left w:w="120" w:type="dxa"/>
+                    <w:bottom w:w="137" w:type="dxa"/>
+                    <w:right w:w="120" w:type="dxa"/>
+                  </w:tcMar>
+                  <w:vAlign w:val="bottom"/>
+                  <w:hideMark/>
+                </w:tcPr>
+                <w:p>
+                  <w:pPr>
+                    <w:spacing w:before="240" w:after="240" w:line="240" w:lineRule="auto"/>
+                    <w:rPr>
+                      <w:rFonts w:ascii="Segoe UI" w:eastAsia="Times New Roman" w:hAnsi="Segoe UI" w:cs="Segoe UI"/>
+                      <w:spacing w:val="1"/>
+                      <w:sz w:val="21"/>
+                      <w:szCs w:val="21"/>
+                      <w:lang w:eastAsia="en-IN" w:bidi="te-IN"/>
+                    </w:rPr>
+                  </w:pPr>
+                  <w:r>
+                    <w:rPr>
+                      <w:rFonts w:ascii="Segoe UI" w:eastAsia="Times New Roman" w:hAnsi="Segoe UI" w:cs="Segoe UI"/>
+                      <w:spacing w:val="1"/>
+                      <w:sz w:val="21"/>
+                      <w:szCs w:val="21"/>
+                      <w:lang w:eastAsia="en-IN" w:bidi="te-IN"/>
+                    </w:rPr>
+                    <w:t>Basic Auth</w:t>
+                  </w:r>
+                </w:p>
+              </w:tc>
+              <w:tc>
+                <w:tcPr>
+                  <w:tcW w:w="0" w:type="auto"/>
+                  <w:tcBorders>
+                    <w:top w:val="single" w:sz="2" w:space="0" w:color="auto"/>
+                    <w:left w:val="single" w:sz="2" w:space="0" w:color="auto"/>
+                    <w:bottom w:val="single" w:sz="6" w:space="0" w:color="auto"/>
+                    <w:right w:val="single" w:sz="6" w:space="0" w:color="auto"/>
+                  </w:tcBorders>
+                  <w:tcMar>
+                    <w:top w:w="137" w:type="dxa"/>
+                    <w:left w:w="120" w:type="dxa"/>
+                    <w:bottom w:w="137" w:type="dxa"/>
+                    <w:right w:w="120" w:type="dxa"/>
+                  </w:tcMar>
+                  <w:vAlign w:val="bottom"/>
+                  <w:hideMark/>
+                </w:tcPr>
+                <w:p>
+                  <w:pPr>
+                    <w:spacing w:before="240" w:after="240" w:line="240" w:lineRule="auto"/>
+                    <w:rPr>
+                      <w:rFonts w:ascii="Segoe UI" w:eastAsia="Times New Roman" w:hAnsi="Segoe UI" w:cs="Segoe UI"/>
+                      <w:spacing w:val="1"/>
+                      <w:sz w:val="21"/>
+                      <w:szCs w:val="21"/>
+                      <w:lang w:eastAsia="en-IN" w:bidi="te-IN"/>
+                    </w:rPr>
+                  </w:pPr>
+                  <w:r>
+                    <w:rPr>
+                      <w:rFonts w:ascii="Segoe UI" w:eastAsia="Times New Roman" w:hAnsi="Segoe UI" w:cs="Segoe UI"/>
+                      <w:spacing w:val="1"/>
+                      <w:sz w:val="21"/>
+                      <w:szCs w:val="21"/>
+                      <w:lang w:eastAsia="en-IN" w:bidi="te-IN"/>
+                    </w:rPr>
+                    <w:t>No</w:t>
+                  </w:r>
+                </w:p>
+              </w:tc>
+              <w:tc>
+                <w:tcPr>
+                  <w:tcW w:w="0" w:type="auto"/>
+                  <w:tcBorders>
+                    <w:top w:val="single" w:sz="2" w:space="0" w:color="auto"/>
+                    <w:left w:val="single" w:sz="2" w:space="0" w:color="auto"/>
+                    <w:bottom w:val="single" w:sz="6" w:space="0" w:color="auto"/>
+                    <w:right w:val="single" w:sz="6" w:space="0" w:color="auto"/>
+                  </w:tcBorders>
+                  <w:tcMar>
+                    <w:top w:w="137" w:type="dxa"/>
+                    <w:left w:w="120" w:type="dxa"/>
+                    <w:bottom w:w="137" w:type="dxa"/>
+                    <w:right w:w="120" w:type="dxa"/>
+                  </w:tcMar>
+                  <w:vAlign w:val="bottom"/>
+                  <w:hideMark/>
+                </w:tcPr>
+                <w:p>
+                  <w:pPr>
+                    <w:spacing w:before="240" w:after="240" w:line="240" w:lineRule="auto"/>
+                    <w:rPr>
+                      <w:rFonts w:ascii="Segoe UI" w:eastAsia="Times New Roman" w:hAnsi="Segoe UI" w:cs="Segoe UI"/>
+                      <w:spacing w:val="1"/>
+                      <w:sz w:val="21"/>
+                      <w:szCs w:val="21"/>
+                      <w:lang w:eastAsia="en-IN" w:bidi="te-IN"/>
+                    </w:rPr>
+                  </w:pPr>
+                  <w:r>
+                    <w:rPr>
+                      <w:rFonts w:ascii="Segoe UI" w:eastAsia="Times New Roman" w:hAnsi="Segoe UI" w:cs="Segoe UI"/>
+                      <w:spacing w:val="1"/>
+                      <w:sz w:val="21"/>
+                      <w:szCs w:val="21"/>
+                      <w:lang w:eastAsia="en-IN" w:bidi="te-IN"/>
+                    </w:rPr>
+                    <w:t>No</w:t>
+                  </w:r>
+                </w:p>
+              </w:tc>
+              <w:tc>
+                <w:tcPr>
+                  <w:tcW w:w="0" w:type="auto"/>
+                  <w:tcBorders>
+                    <w:top w:val="single" w:sz="2" w:space="0" w:color="auto"/>
+                    <w:left w:val="single" w:sz="2" w:space="0" w:color="auto"/>
+                    <w:bottom w:val="single" w:sz="6" w:space="0" w:color="auto"/>
+                    <w:right w:val="single" w:sz="6" w:space="0" w:color="auto"/>
+                  </w:tcBorders>
+                  <w:tcMar>
+                    <w:top w:w="137" w:type="dxa"/>
+                    <w:left w:w="120" w:type="dxa"/>
+                    <w:bottom w:w="137" w:type="dxa"/>
+                    <w:right w:w="120" w:type="dxa"/>
+                  </w:tcMar>
+                  <w:vAlign w:val="bottom"/>
+                  <w:hideMark/>
+                </w:tcPr>
+                <w:p>
+                  <w:pPr>
+                    <w:spacing w:before="240" w:after="240" w:line="240" w:lineRule="auto"/>
+                    <w:rPr>
+                      <w:rFonts w:ascii="Segoe UI" w:eastAsia="Times New Roman" w:hAnsi="Segoe UI" w:cs="Segoe UI"/>
+                      <w:spacing w:val="1"/>
+                      <w:sz w:val="21"/>
+                      <w:szCs w:val="21"/>
+                      <w:lang w:eastAsia="en-IN" w:bidi="te-IN"/>
+                    </w:rPr>
+                  </w:pPr>
+                  <w:r>
+                    <w:rPr>
+                      <w:rFonts w:ascii="Segoe UI" w:eastAsia="Times New Roman" w:hAnsi="Segoe UI" w:cs="Segoe UI"/>
+                      <w:spacing w:val="1"/>
+                      <w:sz w:val="21"/>
+                      <w:szCs w:val="21"/>
+                      <w:lang w:eastAsia="en-IN" w:bidi="te-IN"/>
+                    </w:rPr>
+                    <w:t>Browser tab/window memory</w:t>
+                  </w:r>
+                </w:p>
+              </w:tc>
+            </w:tr>
+            <w:tr>
+              <w:trPr>
+                <w:tblCellSpacing w:w="15" w:type="dxa"/>
+              </w:trPr>
+              <w:tc>
+                <w:tcPr>
+                  <w:tcW w:w="0" w:type="auto"/>
+                  <w:tcBorders>
+                    <w:top w:val="single" w:sz="2" w:space="0" w:color="auto"/>
+                    <w:left w:val="single" w:sz="2" w:space="0" w:color="auto"/>
+                    <w:bottom w:val="single" w:sz="6" w:space="0" w:color="auto"/>
+                    <w:right w:val="single" w:sz="6" w:space="0" w:color="auto"/>
+                  </w:tcBorders>
+                  <w:tcMar>
+                    <w:top w:w="137" w:type="dxa"/>
+                    <w:left w:w="120" w:type="dxa"/>
+                    <w:bottom w:w="137" w:type="dxa"/>
+                    <w:right w:w="120" w:type="dxa"/>
+                  </w:tcMar>
+                  <w:vAlign w:val="bottom"/>
+                  <w:hideMark/>
+                </w:tcPr>
+                <w:p>
+                  <w:pPr>
+                    <w:spacing w:before="240" w:after="240" w:line="240" w:lineRule="auto"/>
+                    <w:rPr>
+                      <w:rFonts w:ascii="Segoe UI" w:eastAsia="Times New Roman" w:hAnsi="Segoe UI" w:cs="Segoe UI"/>
+                      <w:spacing w:val="1"/>
+                      <w:sz w:val="21"/>
+                      <w:szCs w:val="21"/>
+                      <w:lang w:eastAsia="en-IN" w:bidi="te-IN"/>
+                    </w:rPr>
+                  </w:pPr>
+                  <w:r>
+                    <w:rPr>
+                      <w:rFonts w:ascii="Segoe UI" w:eastAsia="Times New Roman" w:hAnsi="Segoe UI" w:cs="Segoe UI"/>
+                      <w:spacing w:val="1"/>
+                      <w:sz w:val="21"/>
+                      <w:szCs w:val="21"/>
+                      <w:lang w:eastAsia="en-IN" w:bidi="te-IN"/>
+                    </w:rPr>
+                    <w:t>Session-Based</w:t>
+                  </w:r>
+                </w:p>
+              </w:tc>
+              <w:tc>
+                <w:tcPr>
+                  <w:tcW w:w="0" w:type="auto"/>
+                  <w:tcBorders>
+                    <w:top w:val="single" w:sz="2" w:space="0" w:color="auto"/>
+                    <w:left w:val="single" w:sz="2" w:space="0" w:color="auto"/>
+                    <w:bottom w:val="single" w:sz="6" w:space="0" w:color="auto"/>
+                    <w:right w:val="single" w:sz="6" w:space="0" w:color="auto"/>
+                  </w:tcBorders>
+                  <w:tcMar>
+                    <w:top w:w="137" w:type="dxa"/>
+                    <w:left w:w="120" w:type="dxa"/>
+                    <w:bottom w:w="137" w:type="dxa"/>
+                    <w:right w:w="120" w:type="dxa"/>
+                  </w:tcMar>
+                  <w:vAlign w:val="bottom"/>
+                  <w:hideMark/>
+                </w:tcPr>
+                <w:p>
+                  <w:pPr>
+                    <w:spacing w:before="240" w:after="240" w:line="240" w:lineRule="auto"/>
+                    <w:rPr>
+                      <w:rFonts w:ascii="Segoe UI" w:eastAsia="Times New Roman" w:hAnsi="Segoe UI" w:cs="Segoe UI"/>
+                      <w:spacing w:val="1"/>
+                      <w:sz w:val="21"/>
+                      <w:szCs w:val="21"/>
+                      <w:lang w:eastAsia="en-IN" w:bidi="te-IN"/>
+                    </w:rPr>
+                  </w:pPr>
+                  <w:r>
+                    <w:rPr>
+                      <w:rFonts w:ascii="Segoe UI" w:eastAsia="Times New Roman" w:hAnsi="Segoe UI" w:cs="Segoe UI"/>
+                      <w:spacing w:val="1"/>
+                      <w:sz w:val="21"/>
+                      <w:szCs w:val="21"/>
+                      <w:lang w:eastAsia="en-IN" w:bidi="te-IN"/>
+                    </w:rPr>
+                    <w:t>Yes</w:t>
+                  </w:r>
+                </w:p>
+              </w:tc>
+              <w:tc>
+                <w:tcPr>
+                  <w:tcW w:w="0" w:type="auto"/>
+                  <w:tcBorders>
+                    <w:top w:val="single" w:sz="2" w:space="0" w:color="auto"/>
+                    <w:left w:val="single" w:sz="2" w:space="0" w:color="auto"/>
+                    <w:bottom w:val="single" w:sz="6" w:space="0" w:color="auto"/>
+                    <w:right w:val="single" w:sz="6" w:space="0" w:color="auto"/>
+                  </w:tcBorders>
+                  <w:tcMar>
+                    <w:top w:w="137" w:type="dxa"/>
+                    <w:left w:w="120" w:type="dxa"/>
+                    <w:bottom w:w="137" w:type="dxa"/>
+                    <w:right w:w="120" w:type="dxa"/>
+                  </w:tcMar>
+                  <w:vAlign w:val="bottom"/>
+                  <w:hideMark/>
+                </w:tcPr>
+                <w:p>
+                  <w:pPr>
+                    <w:spacing w:before="240" w:after="240" w:line="240" w:lineRule="auto"/>
+                    <w:rPr>
+                      <w:rFonts w:ascii="Segoe UI" w:eastAsia="Times New Roman" w:hAnsi="Segoe UI" w:cs="Segoe UI"/>
+                      <w:spacing w:val="1"/>
+                      <w:sz w:val="21"/>
+                      <w:szCs w:val="21"/>
+                      <w:lang w:eastAsia="en-IN" w:bidi="te-IN"/>
+                    </w:rPr>
+                  </w:pPr>
+                  <w:r>
+                    <w:rPr>
+                      <w:rFonts w:ascii="Segoe UI" w:eastAsia="Times New Roman" w:hAnsi="Segoe UI" w:cs="Segoe UI"/>
+                      <w:spacing w:val="1"/>
+                      <w:sz w:val="21"/>
+                      <w:szCs w:val="21"/>
+                      <w:lang w:eastAsia="en-IN" w:bidi="te-IN"/>
+                    </w:rPr>
+                    <w:t>Yes</w:t>
+                  </w:r>
+                </w:p>
+              </w:tc>
+              <w:tc>
+                <w:tcPr>
+                  <w:tcW w:w="0" w:type="auto"/>
+                  <w:tcBorders>
+                    <w:top w:val="single" w:sz="2" w:space="0" w:color="auto"/>
+                    <w:left w:val="single" w:sz="2" w:space="0" w:color="auto"/>
+                    <w:bottom w:val="single" w:sz="6" w:space="0" w:color="auto"/>
+                    <w:right w:val="single" w:sz="6" w:space="0" w:color="auto"/>
+                  </w:tcBorders>
+                  <w:tcMar>
+                    <w:top w:w="137" w:type="dxa"/>
+                    <w:left w:w="120" w:type="dxa"/>
+                    <w:bottom w:w="137" w:type="dxa"/>
+                    <w:right w:w="120" w:type="dxa"/>
+                  </w:tcMar>
+                  <w:vAlign w:val="bottom"/>
+                  <w:hideMark/>
+                </w:tcPr>
+                <w:p>
+                  <w:pPr>
+                    <w:spacing w:before="240" w:after="240" w:line="240" w:lineRule="auto"/>
+                    <w:rPr>
+                      <w:rFonts w:ascii="Segoe UI" w:eastAsia="Times New Roman" w:hAnsi="Segoe UI" w:cs="Segoe UI"/>
+                      <w:spacing w:val="1"/>
+                      <w:sz w:val="21"/>
+                      <w:szCs w:val="21"/>
+                      <w:lang w:eastAsia="en-IN" w:bidi="te-IN"/>
+                    </w:rPr>
+                  </w:pPr>
+                  <w:r>
+                    <w:rPr>
+                      <w:rFonts w:ascii="Segoe UI" w:eastAsia="Times New Roman" w:hAnsi="Segoe UI" w:cs="Segoe UI"/>
+                      <w:spacing w:val="1"/>
+                      <w:sz w:val="21"/>
+                      <w:szCs w:val="21"/>
+                      <w:lang w:eastAsia="en-IN" w:bidi="te-IN"/>
+                    </w:rPr>
+                    <w:t>Server session + browser cookie</w:t>
+                  </w:r>
+                </w:p>
+              </w:tc>
+            </w:tr>
+            <w:tr>
+              <w:trPr>
+                <w:tblCellSpacing w:w="15" w:type="dxa"/>
+              </w:trPr>
+              <w:tc>
+                <w:tcPr>
+                  <w:tcW w:w="0" w:type="auto"/>
+                  <w:tcBorders>
+                    <w:top w:val="single" w:sz="2" w:space="0" w:color="auto"/>
+                    <w:left w:val="single" w:sz="2" w:space="0" w:color="auto"/>
+                    <w:bottom w:val="single" w:sz="6" w:space="0" w:color="auto"/>
+                    <w:right w:val="single" w:sz="6" w:space="0" w:color="auto"/>
+                  </w:tcBorders>
+                  <w:tcMar>
+                    <w:top w:w="137" w:type="dxa"/>
+                    <w:left w:w="120" w:type="dxa"/>
+                    <w:bottom w:w="137" w:type="dxa"/>
+                    <w:right w:w="120" w:type="dxa"/>
+                  </w:tcMar>
+                  <w:vAlign w:val="bottom"/>
+                  <w:hideMark/>
+                </w:tcPr>
+                <w:p>
+                  <w:pPr>
+                    <w:spacing w:before="240" w:after="240" w:line="240" w:lineRule="auto"/>
+                    <w:rPr>
+                      <w:rFonts w:ascii="Segoe UI" w:eastAsia="Times New Roman" w:hAnsi="Segoe UI" w:cs="Segoe UI"/>
+                      <w:spacing w:val="1"/>
+                      <w:sz w:val="21"/>
+                      <w:szCs w:val="21"/>
+                      <w:lang w:eastAsia="en-IN" w:bidi="te-IN"/>
+                    </w:rPr>
+                  </w:pPr>
+                  <w:r>
+                    <w:rPr>
+                      <w:rFonts w:ascii="Segoe UI" w:eastAsia="Times New Roman" w:hAnsi="Segoe UI" w:cs="Segoe UI"/>
+                      <w:spacing w:val="1"/>
+                      <w:sz w:val="21"/>
+                      <w:szCs w:val="21"/>
+                      <w:lang w:eastAsia="en-IN" w:bidi="te-IN"/>
+                    </w:rPr>
+                    <w:t>JWT/Token-Based</w:t>
+                  </w:r>
+                </w:p>
+              </w:tc>
+              <w:tc>
+                <w:tcPr>
+                  <w:tcW w:w="0" w:type="auto"/>
+                  <w:tcBorders>
+                    <w:top w:val="single" w:sz="2" w:space="0" w:color="auto"/>
+                    <w:left w:val="single" w:sz="2" w:space="0" w:color="auto"/>
+                    <w:bottom w:val="single" w:sz="6" w:space="0" w:color="auto"/>
+                    <w:right w:val="single" w:sz="6" w:space="0" w:color="auto"/>
+                  </w:tcBorders>
+                  <w:tcMar>
+                    <w:top w:w="137" w:type="dxa"/>
+                    <w:left w:w="120" w:type="dxa"/>
+                    <w:bottom w:w="137" w:type="dxa"/>
+                    <w:right w:w="120" w:type="dxa"/>
+                  </w:tcMar>
+                  <w:vAlign w:val="bottom"/>
+                  <w:hideMark/>
+                </w:tcPr>
+                <w:p>
+                  <w:pPr>
+                    <w:spacing w:before="240" w:after="240" w:line="240" w:lineRule="auto"/>
+                    <w:rPr>
+                      <w:rFonts w:ascii="Segoe UI" w:eastAsia="Times New Roman" w:hAnsi="Segoe UI" w:cs="Segoe UI"/>
+                      <w:spacing w:val="1"/>
+                      <w:sz w:val="21"/>
+                      <w:szCs w:val="21"/>
+                      <w:lang w:eastAsia="en-IN" w:bidi="te-IN"/>
+                    </w:rPr>
+                  </w:pPr>
+                  <w:r>
+                    <w:rPr>
+                      <w:rFonts w:ascii="Segoe UI" w:eastAsia="Times New Roman" w:hAnsi="Segoe UI" w:cs="Segoe UI"/>
+                      <w:spacing w:val="1"/>
+                      <w:sz w:val="21"/>
+                      <w:szCs w:val="21"/>
+                      <w:lang w:eastAsia="en-IN" w:bidi="te-IN"/>
+                    </w:rPr>
+                    <w:t>No</w:t>
+                  </w:r>
+                </w:p>
+              </w:tc>
+              <w:tc>
+                <w:tcPr>
+                  <w:tcW w:w="0" w:type="auto"/>
+                  <w:tcBorders>
+                    <w:top w:val="single" w:sz="2" w:space="0" w:color="auto"/>
+                    <w:left w:val="single" w:sz="2" w:space="0" w:color="auto"/>
+                    <w:bottom w:val="single" w:sz="6" w:space="0" w:color="auto"/>
+                    <w:right w:val="single" w:sz="6" w:space="0" w:color="auto"/>
+                  </w:tcBorders>
+                  <w:tcMar>
+                    <w:top w:w="137" w:type="dxa"/>
+                    <w:left w:w="120" w:type="dxa"/>
+                    <w:bottom w:w="137" w:type="dxa"/>
+                    <w:right w:w="120" w:type="dxa"/>
+                  </w:tcMar>
+                  <w:vAlign w:val="bottom"/>
+                  <w:hideMark/>
+                </w:tcPr>
+                <w:p>
+                  <w:pPr>
+                    <w:spacing w:before="240" w:after="240" w:line="240" w:lineRule="auto"/>
+                    <w:rPr>
+                      <w:rFonts w:ascii="Segoe UI" w:eastAsia="Times New Roman" w:hAnsi="Segoe UI" w:cs="Segoe UI"/>
+                      <w:spacing w:val="1"/>
+                      <w:sz w:val="21"/>
+                      <w:szCs w:val="21"/>
+                      <w:lang w:eastAsia="en-IN" w:bidi="te-IN"/>
+                    </w:rPr>
+                  </w:pPr>
+                  <w:r>
+                    <w:rPr>
+                      <w:rFonts w:ascii="Segoe UI" w:eastAsia="Times New Roman" w:hAnsi="Segoe UI" w:cs="Segoe UI"/>
+                      <w:spacing w:val="1"/>
+                      <w:sz w:val="21"/>
+                      <w:szCs w:val="21"/>
+                      <w:lang w:eastAsia="en-IN" w:bidi="te-IN"/>
+                    </w:rPr>
+                    <w:t>No</w:t>
+                  </w:r>
+                </w:p>
+              </w:tc>
+              <w:tc>
+                <w:tcPr>
+                  <w:tcW w:w="0" w:type="auto"/>
+                  <w:tcBorders>
+                    <w:top w:val="single" w:sz="2" w:space="0" w:color="auto"/>
+                    <w:left w:val="single" w:sz="2" w:space="0" w:color="auto"/>
+                    <w:bottom w:val="single" w:sz="6" w:space="0" w:color="auto"/>
+                    <w:right w:val="single" w:sz="6" w:space="0" w:color="auto"/>
+                  </w:tcBorders>
+                  <w:tcMar>
+                    <w:top w:w="137" w:type="dxa"/>
+                    <w:left w:w="120" w:type="dxa"/>
+                    <w:bottom w:w="137" w:type="dxa"/>
+                    <w:right w:w="120" w:type="dxa"/>
+                  </w:tcMar>
+                  <w:vAlign w:val="bottom"/>
+                  <w:hideMark/>
+                </w:tcPr>
+                <w:p>
+                  <w:pPr>
+                    <w:spacing w:before="240" w:after="240" w:line="240" w:lineRule="auto"/>
+                    <w:rPr>
+                      <w:rFonts w:ascii="Segoe UI" w:eastAsia="Times New Roman" w:hAnsi="Segoe UI" w:cs="Segoe UI"/>
+                      <w:spacing w:val="1"/>
+                      <w:sz w:val="21"/>
+                      <w:szCs w:val="21"/>
+                      <w:lang w:eastAsia="en-IN" w:bidi="te-IN"/>
+                    </w:rPr>
+                  </w:pPr>
+                  <w:r>
+                    <w:rPr>
+                      <w:rFonts w:ascii="Segoe UI" w:eastAsia="Times New Roman" w:hAnsi="Segoe UI" w:cs="Segoe UI"/>
+                      <w:spacing w:val="1"/>
+                      <w:sz w:val="21"/>
+                      <w:szCs w:val="21"/>
+                      <w:lang w:eastAsia="en-IN" w:bidi="te-IN"/>
+                    </w:rPr>
+                    <w:t>Sent in request header</w:t>
+                  </w:r>
+                </w:p>
+              </w:tc>
+            </w:tr>
+          </w:tbl>
           <w:p>
             <w:pPr>
-              <w:rPr>
-                <w:lang w:val="en-US"/>
-              </w:rPr>
+              <w:pStyle w:val="ListParagraph"/>
+              <w:ind w:left="0"/>
             </w:pPr>
-            <w:r>
-              <w:rPr>
-                <w:lang w:val="en-US"/>
-              </w:rPr>
-              <w:lastRenderedPageBreak/>
-              <w:t>public SecurityFilterChain configure(HttpSecurity http) throws Exception {</w:t>
-            </w:r>
-          </w:p>
-          <w:p>
-            <w:pPr>
-              <w:rPr>
-                <w:lang w:val="en-US"/>
-              </w:rPr>
-            </w:pPr>
-            <w:r>
-              <w:rPr>
-                <w:lang w:val="en-US"/>
-              </w:rPr>
-              <w:lastRenderedPageBreak/>
-              <w:t>return http</w:t>
-            </w:r>
-          </w:p>
-          <w:p>
-            <w:pPr>
-              <w:rPr>
-                <w:lang w:val="en-US"/>
-              </w:rPr>
-            </w:pPr>
-            <w:r>
-              <w:rPr>
-                <w:lang w:val="en-US"/>
-              </w:rPr>
-              <w:t xml:space="preserve">.csrf().disable() </w:t>
-            </w:r>
-          </w:p>
-          <w:p>
-            <w:pPr>
-              <w:rPr>
-                <w:lang w:val="en-US"/>
-              </w:rPr>
-            </w:pPr>
-            <w:r>
-              <w:rPr>
-                <w:lang w:val="en-US"/>
-              </w:rPr>
-              <w:t>.authorizeRequests().</w:t>
-            </w:r>
-          </w:p>
-          <w:p>
-            <w:pPr>
-              <w:rPr>
-                <w:lang w:val="en-US"/>
-              </w:rPr>
-            </w:pPr>
-            <w:r>
-              <w:rPr>
-                <w:lang w:val="en-US"/>
-              </w:rPr>
-              <w:t>antMatchers("/").permitAll()</w:t>
-            </w:r>
-          </w:p>
-          <w:p>
-            <w:pPr>
-              <w:rPr>
-                <w:lang w:val="en-US"/>
-              </w:rPr>
-            </w:pPr>
-            <w:r>
-              <w:rPr>
-                <w:lang w:val="en-US"/>
-              </w:rPr>
-              <w:t>.antMatchers("/user").hasRole("USER")</w:t>
-            </w:r>
-          </w:p>
-          <w:p>
-            <w:pPr>
-              <w:rPr>
-                <w:lang w:val="en-US"/>
-              </w:rPr>
-            </w:pPr>
-            <w:r>
-              <w:rPr>
-                <w:lang w:val="en-US"/>
-              </w:rPr>
-              <w:t>.antMatchers("/admin").hasRole("ADMIN")</w:t>
-            </w:r>
-          </w:p>
-          <w:p>
-            <w:pPr>
-              <w:rPr>
-                <w:lang w:val="en-US"/>
-              </w:rPr>
-            </w:pPr>
-            <w:r>
-              <w:rPr>
-                <w:lang w:val="en-US"/>
-              </w:rPr>
-              <w:t>.anyRequest().authenticated()</w:t>
-            </w:r>
-          </w:p>
-          <w:p>
-            <w:pPr>
-              <w:rPr>
-                <w:lang w:val="en-US"/>
-              </w:rPr>
-            </w:pPr>
-            <w:r>
-              <w:rPr>
-                <w:lang w:val="en-US"/>
-              </w:rPr>
-              <w:t>.and()</w:t>
-            </w:r>
-          </w:p>
-          <w:p>
-            <w:pPr>
-              <w:rPr>
-                <w:lang w:val="en-US"/>
-              </w:rPr>
-            </w:pPr>
-            <w:r>
-              <w:rPr>
-                <w:lang w:val="en-US"/>
-              </w:rPr>
-              <w:t xml:space="preserve">.httpBasic() </w:t>
-            </w:r>
-          </w:p>
-          <w:p>
-            <w:pPr>
-              <w:rPr>
-                <w:lang w:val="en-US"/>
-              </w:rPr>
-            </w:pPr>
-            <w:r>
-              <w:rPr>
-                <w:lang w:val="en-US"/>
-              </w:rPr>
-              <w:t>.and().build();</w:t>
-            </w:r>
-          </w:p>
-          <w:p>
-            <w:pPr>
-              <w:rPr>
-                <w:lang w:val="en-US"/>
-              </w:rPr>
-            </w:pPr>
-            <w:r>
-              <w:rPr>
-                <w:lang w:val="en-US"/>
-              </w:rPr>
-              <w:t>}</w:t>
-            </w:r>
           </w:p>
         </w:tc>
       </w:tr>
     </w:tbl>
     <w:p>
       <w:pPr>
+        <w:pStyle w:val="ListParagraph"/>
+      </w:pPr>
+    </w:p>
+    <w:p>
+      <w:pPr>
+        <w:pStyle w:val="ListParagraph"/>
+      </w:pPr>
+    </w:p>
+    <w:p/>
+    <w:p>
+      <w:pPr>
         <w:pStyle w:val="h3-pink"/>
       </w:pPr>
       <w:r>
-        <w:lastRenderedPageBreak/>
         <w:t>Inmemory auth filter</w:t>
+      </w:r>
+    </w:p>
+    <w:p>
+      <w:pPr>
+        <w:rPr>
+          <w:b/>
+          <w:bCs/>
+        </w:rPr>
+      </w:pPr>
+      <w:r>
+        <w:rPr>
+          <w:b/>
+          <w:bCs/>
+        </w:rPr>
+        <w:t xml:space="preserve">note- </w:t>
+      </w:r>
+      <w:r>
+        <w:rPr>
+          <w:b/>
+          <w:bCs/>
+        </w:rPr>
+        <w:t xml:space="preserve">we should give only encoded passwords to </w:t>
+      </w:r>
+      <w:r>
+        <w:rPr>
+          <w:b/>
+          <w:bCs/>
+        </w:rPr>
+        <w:t xml:space="preserve">spring </w:t>
+      </w:r>
+      <w:r>
+        <w:rPr>
+          <w:b/>
+          <w:bCs/>
+        </w:rPr>
+        <w:t>, hence we create a user with encoded password</w:t>
+      </w:r>
+    </w:p>
+    <w:p>
+      <w:pPr>
+        <w:rPr>
+          <w:b/>
+          <w:bCs/>
+        </w:rPr>
+      </w:pPr>
+      <w:r>
+        <w:rPr>
+          <w:b/>
+          <w:bCs/>
+        </w:rPr>
+        <w:t>and that’s why we will compare the received one with encoded password</w:t>
+      </w:r>
+    </w:p>
+    <w:p>
+      <w:r>
+        <w:rPr>
+          <w:rFonts w:ascii="Comic Sans MS" w:eastAsia="Times New Roman" w:hAnsi="Comic Sans MS" w:cs="Courier New"/>
+          <w:b/>
+          <w:bCs/>
+          <w:i/>
+          <w:iCs/>
+          <w:color w:val="1136B9"/>
+          <w:szCs w:val="24"/>
+          <w:lang w:eastAsia="en-IN" w:bidi="te-IN"/>
+        </w:rPr>
+        <w:t>UserDetailsService</w:t>
+      </w:r>
+      <w:r>
+        <w:rPr>
+          <w:rFonts w:ascii="Comic Sans MS" w:eastAsia="Times New Roman" w:hAnsi="Comic Sans MS" w:cs="Courier New"/>
+          <w:b/>
+          <w:bCs/>
+          <w:i/>
+          <w:iCs/>
+          <w:color w:val="1136B9"/>
+          <w:szCs w:val="24"/>
+          <w:lang w:eastAsia="en-IN" w:bidi="te-IN"/>
+        </w:rPr>
+        <w:t xml:space="preserve"> is responsible to fetch the password from anywhere </w:t>
       </w:r>
     </w:p>
     <w:tbl>
@@ -1259,6 +3961,25 @@
             <w:pPr>
               <w:rPr>
                 <w:rFonts w:ascii="Consolas" w:eastAsia="Times New Roman" w:hAnsi="Consolas" w:cs="Times New Roman"/>
+                <w:color w:val="6A737D"/>
+                <w:szCs w:val="24"/>
+                <w:lang w:eastAsia="en-IN" w:bidi="te-IN"/>
+              </w:rPr>
+            </w:pPr>
+            <w:r>
+              <w:rPr>
+                <w:rFonts w:ascii="Consolas" w:eastAsia="Times New Roman" w:hAnsi="Consolas" w:cs="Times New Roman"/>
+                <w:color w:val="6A737D"/>
+                <w:szCs w:val="24"/>
+                <w:lang w:eastAsia="en-IN" w:bidi="te-IN"/>
+              </w:rPr>
+              <w:t>in spr 3.0</w:t>
+            </w:r>
+          </w:p>
+          <w:p>
+            <w:pPr>
+              <w:rPr>
+                <w:rFonts w:ascii="Consolas" w:eastAsia="Times New Roman" w:hAnsi="Consolas" w:cs="Times New Roman"/>
                 <w:b w:val="0"/>
                 <w:bCs w:val="0"/>
                 <w:color w:val="24292E"/>
@@ -2505,12 +5226,2580 @@
           <w:p>
             <w:pPr>
               <w:cnfStyle w:val="100000000000" w:firstRow="1" w:lastRow="0" w:firstColumn="0" w:lastColumn="0" w:oddVBand="0" w:evenVBand="0" w:oddHBand="0" w:evenHBand="0" w:firstRowFirstColumn="0" w:firstRowLastColumn="0" w:lastRowFirstColumn="0" w:lastRowLastColumn="0"/>
+              <w:rPr>
+                <w:b w:val="0"/>
+                <w:bCs w:val="0"/>
+              </w:rPr>
+            </w:pPr>
+            <w:r>
+              <w:rPr>
+                <w:b w:val="0"/>
+                <w:bCs w:val="0"/>
+              </w:rPr>
+              <w:lastRenderedPageBreak/>
+              <w:t>in spring 3.2</w:t>
+            </w:r>
+          </w:p>
+          <w:p>
+            <w:pPr>
+              <w:shd w:val="clear" w:color="auto" w:fill="FFFFFF"/>
+              <w:tabs>
+                <w:tab w:val="left" w:pos="916"/>
+                <w:tab w:val="left" w:pos="1832"/>
+                <w:tab w:val="left" w:pos="2748"/>
+                <w:tab w:val="left" w:pos="3664"/>
+                <w:tab w:val="left" w:pos="4580"/>
+                <w:tab w:val="left" w:pos="5496"/>
+                <w:tab w:val="left" w:pos="6412"/>
+                <w:tab w:val="left" w:pos="7328"/>
+                <w:tab w:val="left" w:pos="8244"/>
+                <w:tab w:val="left" w:pos="9160"/>
+                <w:tab w:val="left" w:pos="10076"/>
+                <w:tab w:val="left" w:pos="10992"/>
+                <w:tab w:val="left" w:pos="11908"/>
+                <w:tab w:val="left" w:pos="12824"/>
+                <w:tab w:val="left" w:pos="13740"/>
+                <w:tab w:val="left" w:pos="14656"/>
+              </w:tabs>
+              <w:cnfStyle w:val="100000000000" w:firstRow="1" w:lastRow="0" w:firstColumn="0" w:lastColumn="0" w:oddVBand="0" w:evenVBand="0" w:oddHBand="0" w:evenHBand="0" w:firstRowFirstColumn="0" w:firstRowLastColumn="0" w:lastRowFirstColumn="0" w:lastRowLastColumn="0"/>
+              <w:rPr>
+                <w:rFonts w:ascii="Comic Sans MS" w:eastAsia="Times New Roman" w:hAnsi="Comic Sans MS" w:cs="Courier New"/>
+                <w:b w:val="0"/>
+                <w:bCs w:val="0"/>
+                <w:color w:val="4D4D4A"/>
+                <w:szCs w:val="24"/>
+                <w:lang w:eastAsia="en-IN" w:bidi="te-IN"/>
+              </w:rPr>
+            </w:pPr>
+            <w:r>
+              <w:rPr>
+                <w:rFonts w:ascii="Comic Sans MS" w:eastAsia="Times New Roman" w:hAnsi="Comic Sans MS" w:cs="Courier New"/>
+                <w:b w:val="0"/>
+                <w:bCs w:val="0"/>
+                <w:color w:val="1136B9"/>
+                <w:szCs w:val="24"/>
+                <w:lang w:eastAsia="en-IN" w:bidi="te-IN"/>
+              </w:rPr>
+              <w:t>@Configuration</w:t>
+            </w:r>
+            <w:r>
+              <w:rPr>
+                <w:rFonts w:ascii="Comic Sans MS" w:eastAsia="Times New Roman" w:hAnsi="Comic Sans MS" w:cs="Courier New"/>
+                <w:b w:val="0"/>
+                <w:bCs w:val="0"/>
+                <w:color w:val="1136B9"/>
+                <w:szCs w:val="24"/>
+                <w:lang w:eastAsia="en-IN" w:bidi="te-IN"/>
+              </w:rPr>
+              <w:br/>
+            </w:r>
+            <w:r>
+              <w:rPr>
+                <w:rFonts w:ascii="Comic Sans MS" w:eastAsia="Times New Roman" w:hAnsi="Comic Sans MS" w:cs="Courier New"/>
+                <w:b w:val="0"/>
+                <w:bCs w:val="0"/>
+                <w:color w:val="13A78C"/>
+                <w:szCs w:val="24"/>
+                <w:lang w:eastAsia="en-IN" w:bidi="te-IN"/>
+              </w:rPr>
+              <w:t xml:space="preserve">public class </w:t>
+            </w:r>
+            <w:r>
+              <w:rPr>
+                <w:rFonts w:ascii="Comic Sans MS" w:eastAsia="Times New Roman" w:hAnsi="Comic Sans MS" w:cs="Courier New"/>
+                <w:b w:val="0"/>
+                <w:bCs w:val="0"/>
+                <w:color w:val="79074C"/>
+                <w:szCs w:val="24"/>
+                <w:lang w:eastAsia="en-IN" w:bidi="te-IN"/>
+              </w:rPr>
+              <w:t xml:space="preserve">MySecConfig </w:t>
+            </w:r>
+            <w:r>
+              <w:rPr>
+                <w:rFonts w:ascii="Comic Sans MS" w:eastAsia="Times New Roman" w:hAnsi="Comic Sans MS" w:cs="Courier New"/>
+                <w:b w:val="0"/>
+                <w:bCs w:val="0"/>
+                <w:color w:val="4D4D4A"/>
+                <w:szCs w:val="24"/>
+                <w:lang w:eastAsia="en-IN" w:bidi="te-IN"/>
+              </w:rPr>
+              <w:t>{</w:t>
+            </w:r>
+            <w:r>
+              <w:rPr>
+                <w:rFonts w:ascii="Comic Sans MS" w:eastAsia="Times New Roman" w:hAnsi="Comic Sans MS" w:cs="Courier New"/>
+                <w:b w:val="0"/>
+                <w:bCs w:val="0"/>
+                <w:color w:val="4D4D4A"/>
+                <w:szCs w:val="24"/>
+                <w:lang w:eastAsia="en-IN" w:bidi="te-IN"/>
+              </w:rPr>
+              <w:br/>
+            </w:r>
+            <w:r>
+              <w:rPr>
+                <w:rFonts w:ascii="Comic Sans MS" w:eastAsia="Times New Roman" w:hAnsi="Comic Sans MS" w:cs="Courier New"/>
+                <w:b w:val="0"/>
+                <w:bCs w:val="0"/>
+                <w:color w:val="4D4D4A"/>
+                <w:szCs w:val="24"/>
+                <w:lang w:eastAsia="en-IN" w:bidi="te-IN"/>
+              </w:rPr>
+              <w:br/>
+              <w:t xml:space="preserve">    </w:t>
+            </w:r>
+            <w:r>
+              <w:rPr>
+                <w:rFonts w:ascii="Comic Sans MS" w:eastAsia="Times New Roman" w:hAnsi="Comic Sans MS" w:cs="Courier New"/>
+                <w:b w:val="0"/>
+                <w:bCs w:val="0"/>
+                <w:color w:val="1136B9"/>
+                <w:szCs w:val="24"/>
+                <w:lang w:eastAsia="en-IN" w:bidi="te-IN"/>
+              </w:rPr>
+              <w:t>@Bean</w:t>
+            </w:r>
+            <w:r>
+              <w:rPr>
+                <w:rFonts w:ascii="Comic Sans MS" w:eastAsia="Times New Roman" w:hAnsi="Comic Sans MS" w:cs="Courier New"/>
+                <w:b w:val="0"/>
+                <w:bCs w:val="0"/>
+                <w:color w:val="1136B9"/>
+                <w:szCs w:val="24"/>
+                <w:lang w:eastAsia="en-IN" w:bidi="te-IN"/>
+              </w:rPr>
+              <w:br/>
+              <w:t xml:space="preserve">    </w:t>
+            </w:r>
+            <w:r>
+              <w:rPr>
+                <w:rFonts w:ascii="Comic Sans MS" w:eastAsia="Times New Roman" w:hAnsi="Comic Sans MS" w:cs="Courier New"/>
+                <w:b w:val="0"/>
+                <w:bCs w:val="0"/>
+                <w:color w:val="13A78C"/>
+                <w:szCs w:val="24"/>
+                <w:lang w:eastAsia="en-IN" w:bidi="te-IN"/>
+              </w:rPr>
+              <w:t xml:space="preserve">public </w:t>
+            </w:r>
+            <w:r>
+              <w:rPr>
+                <w:rFonts w:ascii="Comic Sans MS" w:eastAsia="Times New Roman" w:hAnsi="Comic Sans MS" w:cs="Courier New"/>
+                <w:b w:val="0"/>
+                <w:bCs w:val="0"/>
+                <w:i/>
+                <w:iCs/>
+                <w:color w:val="1136B9"/>
+                <w:szCs w:val="24"/>
+                <w:lang w:eastAsia="en-IN" w:bidi="te-IN"/>
+              </w:rPr>
+              <w:t xml:space="preserve">UserDetailsService </w:t>
+            </w:r>
+            <w:r>
+              <w:rPr>
+                <w:rFonts w:ascii="Comic Sans MS" w:eastAsia="Times New Roman" w:hAnsi="Comic Sans MS" w:cs="Courier New"/>
+                <w:b w:val="0"/>
+                <w:bCs w:val="0"/>
+                <w:color w:val="7748B7"/>
+                <w:szCs w:val="24"/>
+                <w:lang w:eastAsia="en-IN" w:bidi="te-IN"/>
+              </w:rPr>
+              <w:t>userDetailsService</w:t>
+            </w:r>
+            <w:r>
+              <w:rPr>
+                <w:rFonts w:ascii="Comic Sans MS" w:eastAsia="Times New Roman" w:hAnsi="Comic Sans MS" w:cs="Courier New"/>
+                <w:b w:val="0"/>
+                <w:bCs w:val="0"/>
+                <w:color w:val="4D4D4A"/>
+                <w:szCs w:val="24"/>
+                <w:lang w:eastAsia="en-IN" w:bidi="te-IN"/>
+              </w:rPr>
+              <w:t>(){</w:t>
+            </w:r>
+            <w:r>
+              <w:rPr>
+                <w:rFonts w:ascii="Comic Sans MS" w:eastAsia="Times New Roman" w:hAnsi="Comic Sans MS" w:cs="Courier New"/>
+                <w:b w:val="0"/>
+                <w:bCs w:val="0"/>
+                <w:color w:val="4D4D4A"/>
+                <w:szCs w:val="24"/>
+                <w:lang w:eastAsia="en-IN" w:bidi="te-IN"/>
+              </w:rPr>
+              <w:br/>
+              <w:t xml:space="preserve">        </w:t>
+            </w:r>
+            <w:r>
+              <w:rPr>
+                <w:rFonts w:ascii="Comic Sans MS" w:eastAsia="Times New Roman" w:hAnsi="Comic Sans MS" w:cs="Courier New"/>
+                <w:b w:val="0"/>
+                <w:bCs w:val="0"/>
+                <w:color w:val="79074C"/>
+                <w:szCs w:val="24"/>
+                <w:lang w:eastAsia="en-IN" w:bidi="te-IN"/>
+              </w:rPr>
+              <w:t xml:space="preserve">InMemoryUserDetailsManager </w:t>
+            </w:r>
+            <w:r>
+              <w:rPr>
+                <w:rFonts w:ascii="Comic Sans MS" w:eastAsia="Times New Roman" w:hAnsi="Comic Sans MS" w:cs="Courier New"/>
+                <w:b w:val="0"/>
+                <w:bCs w:val="0"/>
+                <w:color w:val="4D4D4A"/>
+                <w:szCs w:val="24"/>
+                <w:lang w:eastAsia="en-IN" w:bidi="te-IN"/>
+              </w:rPr>
+              <w:t>userDetailsManager</w:t>
+            </w:r>
+            <w:r>
+              <w:rPr>
+                <w:rFonts w:ascii="Comic Sans MS" w:eastAsia="Times New Roman" w:hAnsi="Comic Sans MS" w:cs="Courier New"/>
+                <w:b w:val="0"/>
+                <w:bCs w:val="0"/>
+                <w:color w:val="EE5C09"/>
+                <w:szCs w:val="24"/>
+                <w:lang w:eastAsia="en-IN" w:bidi="te-IN"/>
+              </w:rPr>
+              <w:t>=</w:t>
+            </w:r>
+            <w:r>
+              <w:rPr>
+                <w:rFonts w:ascii="Comic Sans MS" w:eastAsia="Times New Roman" w:hAnsi="Comic Sans MS" w:cs="Courier New"/>
+                <w:b w:val="0"/>
+                <w:bCs w:val="0"/>
+                <w:color w:val="13A78C"/>
+                <w:szCs w:val="24"/>
+                <w:lang w:eastAsia="en-IN" w:bidi="te-IN"/>
+              </w:rPr>
+              <w:t xml:space="preserve">new </w:t>
+            </w:r>
+            <w:r>
+              <w:rPr>
+                <w:rFonts w:ascii="Comic Sans MS" w:eastAsia="Times New Roman" w:hAnsi="Comic Sans MS" w:cs="Courier New"/>
+                <w:b w:val="0"/>
+                <w:bCs w:val="0"/>
+                <w:color w:val="79074C"/>
+                <w:szCs w:val="24"/>
+                <w:lang w:eastAsia="en-IN" w:bidi="te-IN"/>
+              </w:rPr>
+              <w:t>InMemoryUserDetailsManager</w:t>
+            </w:r>
+            <w:r>
+              <w:rPr>
+                <w:rFonts w:ascii="Comic Sans MS" w:eastAsia="Times New Roman" w:hAnsi="Comic Sans MS" w:cs="Courier New"/>
+                <w:b w:val="0"/>
+                <w:bCs w:val="0"/>
+                <w:color w:val="4D4D4A"/>
+                <w:szCs w:val="24"/>
+                <w:lang w:eastAsia="en-IN" w:bidi="te-IN"/>
+              </w:rPr>
+              <w:t>();</w:t>
+            </w:r>
+            <w:r>
+              <w:rPr>
+                <w:rFonts w:ascii="Comic Sans MS" w:eastAsia="Times New Roman" w:hAnsi="Comic Sans MS" w:cs="Courier New"/>
+                <w:b w:val="0"/>
+                <w:bCs w:val="0"/>
+                <w:color w:val="4D4D4A"/>
+                <w:szCs w:val="24"/>
+                <w:lang w:eastAsia="en-IN" w:bidi="te-IN"/>
+              </w:rPr>
+              <w:br/>
+              <w:t xml:space="preserve">        </w:t>
+            </w:r>
+            <w:r>
+              <w:rPr>
+                <w:rFonts w:ascii="Comic Sans MS" w:eastAsia="Times New Roman" w:hAnsi="Comic Sans MS" w:cs="Courier New"/>
+                <w:b w:val="0"/>
+                <w:bCs w:val="0"/>
+                <w:color w:val="79074C"/>
+                <w:szCs w:val="24"/>
+                <w:lang w:eastAsia="en-IN" w:bidi="te-IN"/>
+              </w:rPr>
+              <w:t xml:space="preserve">String </w:t>
+            </w:r>
+            <w:r>
+              <w:rPr>
+                <w:rFonts w:ascii="Comic Sans MS" w:eastAsia="Times New Roman" w:hAnsi="Comic Sans MS" w:cs="Courier New"/>
+                <w:b w:val="0"/>
+                <w:bCs w:val="0"/>
+                <w:color w:val="4D4D4A"/>
+                <w:szCs w:val="24"/>
+                <w:lang w:eastAsia="en-IN" w:bidi="te-IN"/>
+              </w:rPr>
+              <w:t xml:space="preserve">encodedPassword </w:t>
+            </w:r>
+            <w:r>
+              <w:rPr>
+                <w:rFonts w:ascii="Comic Sans MS" w:eastAsia="Times New Roman" w:hAnsi="Comic Sans MS" w:cs="Courier New"/>
+                <w:b w:val="0"/>
+                <w:bCs w:val="0"/>
+                <w:color w:val="EE5C09"/>
+                <w:szCs w:val="24"/>
+                <w:lang w:eastAsia="en-IN" w:bidi="te-IN"/>
+              </w:rPr>
+              <w:t xml:space="preserve">= </w:t>
+            </w:r>
+            <w:r>
+              <w:rPr>
+                <w:rFonts w:ascii="Comic Sans MS" w:eastAsia="Times New Roman" w:hAnsi="Comic Sans MS" w:cs="Courier New"/>
+                <w:b w:val="0"/>
+                <w:bCs w:val="0"/>
+                <w:color w:val="1136B9"/>
+                <w:szCs w:val="24"/>
+                <w:lang w:eastAsia="en-IN" w:bidi="te-IN"/>
+              </w:rPr>
+              <w:t>passwordEncoder</w:t>
+            </w:r>
+            <w:r>
+              <w:rPr>
+                <w:rFonts w:ascii="Comic Sans MS" w:eastAsia="Times New Roman" w:hAnsi="Comic Sans MS" w:cs="Courier New"/>
+                <w:b w:val="0"/>
+                <w:bCs w:val="0"/>
+                <w:color w:val="4D4D4A"/>
+                <w:szCs w:val="24"/>
+                <w:lang w:eastAsia="en-IN" w:bidi="te-IN"/>
+              </w:rPr>
+              <w:t>().</w:t>
+            </w:r>
+            <w:r>
+              <w:rPr>
+                <w:rFonts w:ascii="Comic Sans MS" w:eastAsia="Times New Roman" w:hAnsi="Comic Sans MS" w:cs="Courier New"/>
+                <w:b w:val="0"/>
+                <w:bCs w:val="0"/>
+                <w:color w:val="1136B9"/>
+                <w:szCs w:val="24"/>
+                <w:lang w:eastAsia="en-IN" w:bidi="te-IN"/>
+              </w:rPr>
+              <w:t>encode</w:t>
+            </w:r>
+            <w:r>
+              <w:rPr>
+                <w:rFonts w:ascii="Comic Sans MS" w:eastAsia="Times New Roman" w:hAnsi="Comic Sans MS" w:cs="Courier New"/>
+                <w:b w:val="0"/>
+                <w:bCs w:val="0"/>
+                <w:color w:val="4D4D4A"/>
+                <w:szCs w:val="24"/>
+                <w:lang w:eastAsia="en-IN" w:bidi="te-IN"/>
+              </w:rPr>
+              <w:t>(</w:t>
+            </w:r>
+            <w:r>
+              <w:rPr>
+                <w:rFonts w:ascii="Comic Sans MS" w:eastAsia="Times New Roman" w:hAnsi="Comic Sans MS" w:cs="Courier New"/>
+                <w:b w:val="0"/>
+                <w:bCs w:val="0"/>
+                <w:color w:val="0F92E3"/>
+                <w:szCs w:val="24"/>
+                <w:lang w:eastAsia="en-IN" w:bidi="te-IN"/>
+              </w:rPr>
+              <w:t>"santu"</w:t>
+            </w:r>
+            <w:r>
+              <w:rPr>
+                <w:rFonts w:ascii="Comic Sans MS" w:eastAsia="Times New Roman" w:hAnsi="Comic Sans MS" w:cs="Courier New"/>
+                <w:b w:val="0"/>
+                <w:bCs w:val="0"/>
+                <w:color w:val="4D4D4A"/>
+                <w:szCs w:val="24"/>
+                <w:lang w:eastAsia="en-IN" w:bidi="te-IN"/>
+              </w:rPr>
+              <w:t>);</w:t>
+            </w:r>
+            <w:r>
+              <w:rPr>
+                <w:rFonts w:ascii="Comic Sans MS" w:eastAsia="Times New Roman" w:hAnsi="Comic Sans MS" w:cs="Courier New"/>
+                <w:b w:val="0"/>
+                <w:bCs w:val="0"/>
+                <w:color w:val="4D4D4A"/>
+                <w:szCs w:val="24"/>
+                <w:lang w:eastAsia="en-IN" w:bidi="te-IN"/>
+              </w:rPr>
+              <w:br/>
+              <w:t xml:space="preserve">        </w:t>
+            </w:r>
+            <w:r>
+              <w:rPr>
+                <w:rFonts w:ascii="Comic Sans MS" w:eastAsia="Times New Roman" w:hAnsi="Comic Sans MS" w:cs="Courier New"/>
+                <w:b w:val="0"/>
+                <w:bCs w:val="0"/>
+                <w:color w:val="79074C"/>
+                <w:szCs w:val="24"/>
+                <w:lang w:eastAsia="en-IN" w:bidi="te-IN"/>
+              </w:rPr>
+              <w:t>System</w:t>
+            </w:r>
+            <w:r>
+              <w:rPr>
+                <w:rFonts w:ascii="Comic Sans MS" w:eastAsia="Times New Roman" w:hAnsi="Comic Sans MS" w:cs="Courier New"/>
+                <w:b w:val="0"/>
+                <w:bCs w:val="0"/>
+                <w:color w:val="4D4D4A"/>
+                <w:szCs w:val="24"/>
+                <w:lang w:eastAsia="en-IN" w:bidi="te-IN"/>
+              </w:rPr>
+              <w:t>.</w:t>
+            </w:r>
+            <w:r>
+              <w:rPr>
+                <w:rFonts w:ascii="Comic Sans MS" w:eastAsia="Times New Roman" w:hAnsi="Comic Sans MS" w:cs="Courier New"/>
+                <w:b w:val="0"/>
+                <w:bCs w:val="0"/>
+                <w:i/>
+                <w:iCs/>
+                <w:color w:val="005CC5"/>
+                <w:szCs w:val="24"/>
+                <w:lang w:eastAsia="en-IN" w:bidi="te-IN"/>
+              </w:rPr>
+              <w:t>out</w:t>
+            </w:r>
+            <w:r>
+              <w:rPr>
+                <w:rFonts w:ascii="Comic Sans MS" w:eastAsia="Times New Roman" w:hAnsi="Comic Sans MS" w:cs="Courier New"/>
+                <w:b w:val="0"/>
+                <w:bCs w:val="0"/>
+                <w:color w:val="4D4D4A"/>
+                <w:szCs w:val="24"/>
+                <w:lang w:eastAsia="en-IN" w:bidi="te-IN"/>
+              </w:rPr>
+              <w:t>.</w:t>
+            </w:r>
+            <w:r>
+              <w:rPr>
+                <w:rFonts w:ascii="Comic Sans MS" w:eastAsia="Times New Roman" w:hAnsi="Comic Sans MS" w:cs="Courier New"/>
+                <w:b w:val="0"/>
+                <w:bCs w:val="0"/>
+                <w:color w:val="1136B9"/>
+                <w:szCs w:val="24"/>
+                <w:lang w:eastAsia="en-IN" w:bidi="te-IN"/>
+              </w:rPr>
+              <w:t>println</w:t>
+            </w:r>
+            <w:r>
+              <w:rPr>
+                <w:rFonts w:ascii="Comic Sans MS" w:eastAsia="Times New Roman" w:hAnsi="Comic Sans MS" w:cs="Courier New"/>
+                <w:b w:val="0"/>
+                <w:bCs w:val="0"/>
+                <w:color w:val="4D4D4A"/>
+                <w:szCs w:val="24"/>
+                <w:lang w:eastAsia="en-IN" w:bidi="te-IN"/>
+              </w:rPr>
+              <w:t>(</w:t>
+            </w:r>
+            <w:r>
+              <w:rPr>
+                <w:rFonts w:ascii="Comic Sans MS" w:eastAsia="Times New Roman" w:hAnsi="Comic Sans MS" w:cs="Courier New"/>
+                <w:b w:val="0"/>
+                <w:bCs w:val="0"/>
+                <w:color w:val="0F92E3"/>
+                <w:szCs w:val="24"/>
+                <w:lang w:eastAsia="en-IN" w:bidi="te-IN"/>
+              </w:rPr>
+              <w:t>"created a user with password"</w:t>
+            </w:r>
+            <w:r>
+              <w:rPr>
+                <w:rFonts w:ascii="Comic Sans MS" w:eastAsia="Times New Roman" w:hAnsi="Comic Sans MS" w:cs="Courier New"/>
+                <w:b w:val="0"/>
+                <w:bCs w:val="0"/>
+                <w:color w:val="EE5C09"/>
+                <w:szCs w:val="24"/>
+                <w:lang w:eastAsia="en-IN" w:bidi="te-IN"/>
+              </w:rPr>
+              <w:t>+</w:t>
+            </w:r>
+            <w:r>
+              <w:rPr>
+                <w:rFonts w:ascii="Comic Sans MS" w:eastAsia="Times New Roman" w:hAnsi="Comic Sans MS" w:cs="Courier New"/>
+                <w:b w:val="0"/>
+                <w:bCs w:val="0"/>
+                <w:color w:val="4D4D4A"/>
+                <w:szCs w:val="24"/>
+                <w:lang w:eastAsia="en-IN" w:bidi="te-IN"/>
+              </w:rPr>
+              <w:t>encodedPassword);</w:t>
+            </w:r>
+            <w:r>
+              <w:rPr>
+                <w:rFonts w:ascii="Comic Sans MS" w:eastAsia="Times New Roman" w:hAnsi="Comic Sans MS" w:cs="Courier New"/>
+                <w:b w:val="0"/>
+                <w:bCs w:val="0"/>
+                <w:color w:val="4D4D4A"/>
+                <w:szCs w:val="24"/>
+                <w:lang w:eastAsia="en-IN" w:bidi="te-IN"/>
+              </w:rPr>
+              <w:br/>
+            </w:r>
+            <w:r>
+              <w:rPr>
+                <w:rFonts w:ascii="Comic Sans MS" w:eastAsia="Times New Roman" w:hAnsi="Comic Sans MS" w:cs="Courier New"/>
+                <w:b w:val="0"/>
+                <w:bCs w:val="0"/>
+                <w:color w:val="4D4D4A"/>
+                <w:szCs w:val="24"/>
+                <w:lang w:eastAsia="en-IN" w:bidi="te-IN"/>
+              </w:rPr>
+              <w:br/>
+              <w:t xml:space="preserve">        </w:t>
+            </w:r>
+            <w:r>
+              <w:rPr>
+                <w:rFonts w:ascii="Comic Sans MS" w:eastAsia="Times New Roman" w:hAnsi="Comic Sans MS" w:cs="Courier New"/>
+                <w:b w:val="0"/>
+                <w:bCs w:val="0"/>
+                <w:i/>
+                <w:iCs/>
+                <w:color w:val="1136B9"/>
+                <w:szCs w:val="24"/>
+                <w:lang w:eastAsia="en-IN" w:bidi="te-IN"/>
+              </w:rPr>
+              <w:t xml:space="preserve">UserDetails </w:t>
+            </w:r>
+            <w:r>
+              <w:rPr>
+                <w:rFonts w:ascii="Comic Sans MS" w:eastAsia="Times New Roman" w:hAnsi="Comic Sans MS" w:cs="Courier New"/>
+                <w:b w:val="0"/>
+                <w:bCs w:val="0"/>
+                <w:color w:val="4D4D4A"/>
+                <w:szCs w:val="24"/>
+                <w:lang w:eastAsia="en-IN" w:bidi="te-IN"/>
+              </w:rPr>
+              <w:t xml:space="preserve">build </w:t>
+            </w:r>
+            <w:r>
+              <w:rPr>
+                <w:rFonts w:ascii="Comic Sans MS" w:eastAsia="Times New Roman" w:hAnsi="Comic Sans MS" w:cs="Courier New"/>
+                <w:b w:val="0"/>
+                <w:bCs w:val="0"/>
+                <w:color w:val="EE5C09"/>
+                <w:szCs w:val="24"/>
+                <w:lang w:eastAsia="en-IN" w:bidi="te-IN"/>
+              </w:rPr>
+              <w:t xml:space="preserve">= </w:t>
+            </w:r>
+            <w:r>
+              <w:rPr>
+                <w:rFonts w:ascii="Comic Sans MS" w:eastAsia="Times New Roman" w:hAnsi="Comic Sans MS" w:cs="Courier New"/>
+                <w:b w:val="0"/>
+                <w:bCs w:val="0"/>
+                <w:color w:val="79074C"/>
+                <w:szCs w:val="24"/>
+                <w:lang w:eastAsia="en-IN" w:bidi="te-IN"/>
+              </w:rPr>
+              <w:t>User</w:t>
+            </w:r>
+            <w:r>
+              <w:rPr>
+                <w:rFonts w:ascii="Comic Sans MS" w:eastAsia="Times New Roman" w:hAnsi="Comic Sans MS" w:cs="Courier New"/>
+                <w:b w:val="0"/>
+                <w:bCs w:val="0"/>
+                <w:color w:val="4D4D4A"/>
+                <w:szCs w:val="24"/>
+                <w:lang w:eastAsia="en-IN" w:bidi="te-IN"/>
+              </w:rPr>
+              <w:t>.</w:t>
+            </w:r>
+            <w:r>
+              <w:rPr>
+                <w:rFonts w:ascii="Comic Sans MS" w:eastAsia="Times New Roman" w:hAnsi="Comic Sans MS" w:cs="Courier New"/>
+                <w:b w:val="0"/>
+                <w:bCs w:val="0"/>
+                <w:i/>
+                <w:iCs/>
+                <w:color w:val="1136B9"/>
+                <w:szCs w:val="24"/>
+                <w:lang w:eastAsia="en-IN" w:bidi="te-IN"/>
+              </w:rPr>
+              <w:t>withUsername</w:t>
+            </w:r>
+            <w:r>
+              <w:rPr>
+                <w:rFonts w:ascii="Comic Sans MS" w:eastAsia="Times New Roman" w:hAnsi="Comic Sans MS" w:cs="Courier New"/>
+                <w:b w:val="0"/>
+                <w:bCs w:val="0"/>
+                <w:color w:val="4D4D4A"/>
+                <w:szCs w:val="24"/>
+                <w:lang w:eastAsia="en-IN" w:bidi="te-IN"/>
+              </w:rPr>
+              <w:t>(</w:t>
+            </w:r>
+            <w:r>
+              <w:rPr>
+                <w:rFonts w:ascii="Comic Sans MS" w:eastAsia="Times New Roman" w:hAnsi="Comic Sans MS" w:cs="Courier New"/>
+                <w:b w:val="0"/>
+                <w:bCs w:val="0"/>
+                <w:color w:val="0F92E3"/>
+                <w:szCs w:val="24"/>
+                <w:lang w:eastAsia="en-IN" w:bidi="te-IN"/>
+              </w:rPr>
+              <w:t>"santu"</w:t>
+            </w:r>
+            <w:r>
+              <w:rPr>
+                <w:rFonts w:ascii="Comic Sans MS" w:eastAsia="Times New Roman" w:hAnsi="Comic Sans MS" w:cs="Courier New"/>
+                <w:b w:val="0"/>
+                <w:bCs w:val="0"/>
+                <w:color w:val="4D4D4A"/>
+                <w:szCs w:val="24"/>
+                <w:lang w:eastAsia="en-IN" w:bidi="te-IN"/>
+              </w:rPr>
+              <w:t>)</w:t>
+            </w:r>
+            <w:r>
+              <w:rPr>
+                <w:rFonts w:ascii="Comic Sans MS" w:eastAsia="Times New Roman" w:hAnsi="Comic Sans MS" w:cs="Courier New"/>
+                <w:b w:val="0"/>
+                <w:bCs w:val="0"/>
+                <w:color w:val="4D4D4A"/>
+                <w:szCs w:val="24"/>
+                <w:lang w:eastAsia="en-IN" w:bidi="te-IN"/>
+              </w:rPr>
+              <w:br/>
+              <w:t xml:space="preserve">                .</w:t>
+            </w:r>
+            <w:r>
+              <w:rPr>
+                <w:rFonts w:ascii="Comic Sans MS" w:eastAsia="Times New Roman" w:hAnsi="Comic Sans MS" w:cs="Courier New"/>
+                <w:b w:val="0"/>
+                <w:bCs w:val="0"/>
+                <w:color w:val="1136B9"/>
+                <w:szCs w:val="24"/>
+                <w:lang w:eastAsia="en-IN" w:bidi="te-IN"/>
+              </w:rPr>
+              <w:t>password</w:t>
+            </w:r>
+            <w:r>
+              <w:rPr>
+                <w:rFonts w:ascii="Comic Sans MS" w:eastAsia="Times New Roman" w:hAnsi="Comic Sans MS" w:cs="Courier New"/>
+                <w:b w:val="0"/>
+                <w:bCs w:val="0"/>
+                <w:color w:val="4D4D4A"/>
+                <w:szCs w:val="24"/>
+                <w:lang w:eastAsia="en-IN" w:bidi="te-IN"/>
+              </w:rPr>
+              <w:t>(encodedPassword)</w:t>
+            </w:r>
+            <w:r>
+              <w:rPr>
+                <w:rFonts w:ascii="Comic Sans MS" w:eastAsia="Times New Roman" w:hAnsi="Comic Sans MS" w:cs="Courier New"/>
+                <w:b w:val="0"/>
+                <w:bCs w:val="0"/>
+                <w:color w:val="4D4D4A"/>
+                <w:szCs w:val="24"/>
+                <w:lang w:eastAsia="en-IN" w:bidi="te-IN"/>
+              </w:rPr>
+              <w:br/>
+              <w:t xml:space="preserve">                .</w:t>
+            </w:r>
+            <w:r>
+              <w:rPr>
+                <w:rFonts w:ascii="Comic Sans MS" w:eastAsia="Times New Roman" w:hAnsi="Comic Sans MS" w:cs="Courier New"/>
+                <w:b w:val="0"/>
+                <w:bCs w:val="0"/>
+                <w:color w:val="1136B9"/>
+                <w:szCs w:val="24"/>
+                <w:lang w:eastAsia="en-IN" w:bidi="te-IN"/>
+              </w:rPr>
+              <w:t>authorities</w:t>
+            </w:r>
+            <w:r>
+              <w:rPr>
+                <w:rFonts w:ascii="Comic Sans MS" w:eastAsia="Times New Roman" w:hAnsi="Comic Sans MS" w:cs="Courier New"/>
+                <w:b w:val="0"/>
+                <w:bCs w:val="0"/>
+                <w:color w:val="4D4D4A"/>
+                <w:szCs w:val="24"/>
+                <w:lang w:eastAsia="en-IN" w:bidi="te-IN"/>
+              </w:rPr>
+              <w:t>(</w:t>
+            </w:r>
+            <w:r>
+              <w:rPr>
+                <w:rFonts w:ascii="Comic Sans MS" w:eastAsia="Times New Roman" w:hAnsi="Comic Sans MS" w:cs="Courier New"/>
+                <w:b w:val="0"/>
+                <w:bCs w:val="0"/>
+                <w:color w:val="0F92E3"/>
+                <w:szCs w:val="24"/>
+                <w:lang w:eastAsia="en-IN" w:bidi="te-IN"/>
+              </w:rPr>
+              <w:t>"read"</w:t>
+            </w:r>
+            <w:r>
+              <w:rPr>
+                <w:rFonts w:ascii="Comic Sans MS" w:eastAsia="Times New Roman" w:hAnsi="Comic Sans MS" w:cs="Courier New"/>
+                <w:b w:val="0"/>
+                <w:bCs w:val="0"/>
+                <w:color w:val="4D4D4A"/>
+                <w:szCs w:val="24"/>
+                <w:lang w:eastAsia="en-IN" w:bidi="te-IN"/>
+              </w:rPr>
+              <w:t>)</w:t>
+            </w:r>
+            <w:r>
+              <w:rPr>
+                <w:rFonts w:ascii="Comic Sans MS" w:eastAsia="Times New Roman" w:hAnsi="Comic Sans MS" w:cs="Courier New"/>
+                <w:b w:val="0"/>
+                <w:bCs w:val="0"/>
+                <w:color w:val="4D4D4A"/>
+                <w:szCs w:val="24"/>
+                <w:lang w:eastAsia="en-IN" w:bidi="te-IN"/>
+              </w:rPr>
+              <w:br/>
+              <w:t xml:space="preserve">                .</w:t>
+            </w:r>
+            <w:r>
+              <w:rPr>
+                <w:rFonts w:ascii="Comic Sans MS" w:eastAsia="Times New Roman" w:hAnsi="Comic Sans MS" w:cs="Courier New"/>
+                <w:b w:val="0"/>
+                <w:bCs w:val="0"/>
+                <w:color w:val="1136B9"/>
+                <w:szCs w:val="24"/>
+                <w:lang w:eastAsia="en-IN" w:bidi="te-IN"/>
+              </w:rPr>
+              <w:t>build</w:t>
+            </w:r>
+            <w:r>
+              <w:rPr>
+                <w:rFonts w:ascii="Comic Sans MS" w:eastAsia="Times New Roman" w:hAnsi="Comic Sans MS" w:cs="Courier New"/>
+                <w:b w:val="0"/>
+                <w:bCs w:val="0"/>
+                <w:color w:val="4D4D4A"/>
+                <w:szCs w:val="24"/>
+                <w:lang w:eastAsia="en-IN" w:bidi="te-IN"/>
+              </w:rPr>
+              <w:t>();</w:t>
+            </w:r>
+            <w:r>
+              <w:rPr>
+                <w:rFonts w:ascii="Comic Sans MS" w:eastAsia="Times New Roman" w:hAnsi="Comic Sans MS" w:cs="Courier New"/>
+                <w:b w:val="0"/>
+                <w:bCs w:val="0"/>
+                <w:color w:val="4D4D4A"/>
+                <w:szCs w:val="24"/>
+                <w:lang w:eastAsia="en-IN" w:bidi="te-IN"/>
+              </w:rPr>
+              <w:br/>
+              <w:t xml:space="preserve">        userDetailsManager.</w:t>
+            </w:r>
+            <w:r>
+              <w:rPr>
+                <w:rFonts w:ascii="Comic Sans MS" w:eastAsia="Times New Roman" w:hAnsi="Comic Sans MS" w:cs="Courier New"/>
+                <w:b w:val="0"/>
+                <w:bCs w:val="0"/>
+                <w:color w:val="1136B9"/>
+                <w:szCs w:val="24"/>
+                <w:lang w:eastAsia="en-IN" w:bidi="te-IN"/>
+              </w:rPr>
+              <w:t>createUser</w:t>
+            </w:r>
+            <w:r>
+              <w:rPr>
+                <w:rFonts w:ascii="Comic Sans MS" w:eastAsia="Times New Roman" w:hAnsi="Comic Sans MS" w:cs="Courier New"/>
+                <w:b w:val="0"/>
+                <w:bCs w:val="0"/>
+                <w:color w:val="4D4D4A"/>
+                <w:szCs w:val="24"/>
+                <w:lang w:eastAsia="en-IN" w:bidi="te-IN"/>
+              </w:rPr>
+              <w:t>(build);</w:t>
+            </w:r>
+            <w:r>
+              <w:rPr>
+                <w:rFonts w:ascii="Comic Sans MS" w:eastAsia="Times New Roman" w:hAnsi="Comic Sans MS" w:cs="Courier New"/>
+                <w:b w:val="0"/>
+                <w:bCs w:val="0"/>
+                <w:color w:val="4D4D4A"/>
+                <w:szCs w:val="24"/>
+                <w:lang w:eastAsia="en-IN" w:bidi="te-IN"/>
+              </w:rPr>
+              <w:br/>
+            </w:r>
+            <w:r>
+              <w:rPr>
+                <w:rFonts w:ascii="Comic Sans MS" w:eastAsia="Times New Roman" w:hAnsi="Comic Sans MS" w:cs="Courier New"/>
+                <w:b w:val="0"/>
+                <w:bCs w:val="0"/>
+                <w:color w:val="4D4D4A"/>
+                <w:szCs w:val="24"/>
+                <w:lang w:eastAsia="en-IN" w:bidi="te-IN"/>
+              </w:rPr>
+              <w:lastRenderedPageBreak/>
+              <w:t xml:space="preserve">        </w:t>
+            </w:r>
+            <w:r>
+              <w:rPr>
+                <w:rFonts w:ascii="Comic Sans MS" w:eastAsia="Times New Roman" w:hAnsi="Comic Sans MS" w:cs="Courier New"/>
+                <w:b w:val="0"/>
+                <w:bCs w:val="0"/>
+                <w:color w:val="13A78C"/>
+                <w:szCs w:val="24"/>
+                <w:lang w:eastAsia="en-IN" w:bidi="te-IN"/>
+              </w:rPr>
+              <w:t xml:space="preserve">return </w:t>
+            </w:r>
+            <w:r>
+              <w:rPr>
+                <w:rFonts w:ascii="Comic Sans MS" w:eastAsia="Times New Roman" w:hAnsi="Comic Sans MS" w:cs="Courier New"/>
+                <w:b w:val="0"/>
+                <w:bCs w:val="0"/>
+                <w:color w:val="4D4D4A"/>
+                <w:szCs w:val="24"/>
+                <w:lang w:eastAsia="en-IN" w:bidi="te-IN"/>
+              </w:rPr>
+              <w:t>userDetailsManager;</w:t>
+            </w:r>
+            <w:r>
+              <w:rPr>
+                <w:rFonts w:ascii="Comic Sans MS" w:eastAsia="Times New Roman" w:hAnsi="Comic Sans MS" w:cs="Courier New"/>
+                <w:b w:val="0"/>
+                <w:bCs w:val="0"/>
+                <w:color w:val="4D4D4A"/>
+                <w:szCs w:val="24"/>
+                <w:lang w:eastAsia="en-IN" w:bidi="te-IN"/>
+              </w:rPr>
+              <w:br/>
+            </w:r>
+            <w:r>
+              <w:rPr>
+                <w:rFonts w:ascii="Comic Sans MS" w:eastAsia="Times New Roman" w:hAnsi="Comic Sans MS" w:cs="Courier New"/>
+                <w:b w:val="0"/>
+                <w:bCs w:val="0"/>
+                <w:color w:val="4D4D4A"/>
+                <w:szCs w:val="24"/>
+                <w:lang w:eastAsia="en-IN" w:bidi="te-IN"/>
+              </w:rPr>
+              <w:br/>
+              <w:t xml:space="preserve">    }</w:t>
+            </w:r>
+            <w:r>
+              <w:rPr>
+                <w:rFonts w:ascii="Comic Sans MS" w:eastAsia="Times New Roman" w:hAnsi="Comic Sans MS" w:cs="Courier New"/>
+                <w:b w:val="0"/>
+                <w:bCs w:val="0"/>
+                <w:color w:val="4D4D4A"/>
+                <w:szCs w:val="24"/>
+                <w:lang w:eastAsia="en-IN" w:bidi="te-IN"/>
+              </w:rPr>
+              <w:br/>
+            </w:r>
+            <w:r>
+              <w:rPr>
+                <w:rFonts w:ascii="Comic Sans MS" w:eastAsia="Times New Roman" w:hAnsi="Comic Sans MS" w:cs="Courier New"/>
+                <w:b w:val="0"/>
+                <w:bCs w:val="0"/>
+                <w:color w:val="4D4D4A"/>
+                <w:szCs w:val="24"/>
+                <w:lang w:eastAsia="en-IN" w:bidi="te-IN"/>
+              </w:rPr>
+              <w:br/>
+              <w:t xml:space="preserve">    </w:t>
+            </w:r>
+            <w:r>
+              <w:rPr>
+                <w:rFonts w:ascii="Comic Sans MS" w:eastAsia="Times New Roman" w:hAnsi="Comic Sans MS" w:cs="Courier New"/>
+                <w:b w:val="0"/>
+                <w:bCs w:val="0"/>
+                <w:color w:val="1136B9"/>
+                <w:szCs w:val="24"/>
+                <w:lang w:eastAsia="en-IN" w:bidi="te-IN"/>
+              </w:rPr>
+              <w:t>@Bean</w:t>
+            </w:r>
+            <w:r>
+              <w:rPr>
+                <w:rFonts w:ascii="Comic Sans MS" w:eastAsia="Times New Roman" w:hAnsi="Comic Sans MS" w:cs="Courier New"/>
+                <w:b w:val="0"/>
+                <w:bCs w:val="0"/>
+                <w:color w:val="1136B9"/>
+                <w:szCs w:val="24"/>
+                <w:lang w:eastAsia="en-IN" w:bidi="te-IN"/>
+              </w:rPr>
+              <w:br/>
+              <w:t xml:space="preserve">    </w:t>
+            </w:r>
+            <w:r>
+              <w:rPr>
+                <w:rFonts w:ascii="Comic Sans MS" w:eastAsia="Times New Roman" w:hAnsi="Comic Sans MS" w:cs="Courier New"/>
+                <w:b w:val="0"/>
+                <w:bCs w:val="0"/>
+                <w:color w:val="79074C"/>
+                <w:szCs w:val="24"/>
+                <w:lang w:eastAsia="en-IN" w:bidi="te-IN"/>
+              </w:rPr>
+              <w:t xml:space="preserve">BCryptPasswordEncoder </w:t>
+            </w:r>
+            <w:r>
+              <w:rPr>
+                <w:rFonts w:ascii="Comic Sans MS" w:eastAsia="Times New Roman" w:hAnsi="Comic Sans MS" w:cs="Courier New"/>
+                <w:b w:val="0"/>
+                <w:bCs w:val="0"/>
+                <w:color w:val="7748B7"/>
+                <w:szCs w:val="24"/>
+                <w:lang w:eastAsia="en-IN" w:bidi="te-IN"/>
+              </w:rPr>
+              <w:t>passwordEncoder</w:t>
+            </w:r>
+            <w:r>
+              <w:rPr>
+                <w:rFonts w:ascii="Comic Sans MS" w:eastAsia="Times New Roman" w:hAnsi="Comic Sans MS" w:cs="Courier New"/>
+                <w:b w:val="0"/>
+                <w:bCs w:val="0"/>
+                <w:color w:val="4D4D4A"/>
+                <w:szCs w:val="24"/>
+                <w:lang w:eastAsia="en-IN" w:bidi="te-IN"/>
+              </w:rPr>
+              <w:t>(){</w:t>
+            </w:r>
+            <w:r>
+              <w:rPr>
+                <w:rFonts w:ascii="Comic Sans MS" w:eastAsia="Times New Roman" w:hAnsi="Comic Sans MS" w:cs="Courier New"/>
+                <w:b w:val="0"/>
+                <w:bCs w:val="0"/>
+                <w:color w:val="4D4D4A"/>
+                <w:szCs w:val="24"/>
+                <w:lang w:eastAsia="en-IN" w:bidi="te-IN"/>
+              </w:rPr>
+              <w:br/>
+              <w:t xml:space="preserve">        </w:t>
+            </w:r>
+            <w:r>
+              <w:rPr>
+                <w:rFonts w:ascii="Comic Sans MS" w:eastAsia="Times New Roman" w:hAnsi="Comic Sans MS" w:cs="Courier New"/>
+                <w:b w:val="0"/>
+                <w:bCs w:val="0"/>
+                <w:color w:val="13A78C"/>
+                <w:szCs w:val="24"/>
+                <w:lang w:eastAsia="en-IN" w:bidi="te-IN"/>
+              </w:rPr>
+              <w:t xml:space="preserve">return new </w:t>
+            </w:r>
+            <w:r>
+              <w:rPr>
+                <w:rFonts w:ascii="Comic Sans MS" w:eastAsia="Times New Roman" w:hAnsi="Comic Sans MS" w:cs="Courier New"/>
+                <w:b w:val="0"/>
+                <w:bCs w:val="0"/>
+                <w:color w:val="79074C"/>
+                <w:szCs w:val="24"/>
+                <w:lang w:eastAsia="en-IN" w:bidi="te-IN"/>
+              </w:rPr>
+              <w:t>BCryptPasswordEncoder</w:t>
+            </w:r>
+            <w:r>
+              <w:rPr>
+                <w:rFonts w:ascii="Comic Sans MS" w:eastAsia="Times New Roman" w:hAnsi="Comic Sans MS" w:cs="Courier New"/>
+                <w:b w:val="0"/>
+                <w:bCs w:val="0"/>
+                <w:color w:val="4D4D4A"/>
+                <w:szCs w:val="24"/>
+                <w:lang w:eastAsia="en-IN" w:bidi="te-IN"/>
+              </w:rPr>
+              <w:t>();</w:t>
+            </w:r>
+            <w:r>
+              <w:rPr>
+                <w:rFonts w:ascii="Comic Sans MS" w:eastAsia="Times New Roman" w:hAnsi="Comic Sans MS" w:cs="Courier New"/>
+                <w:b w:val="0"/>
+                <w:bCs w:val="0"/>
+                <w:color w:val="4D4D4A"/>
+                <w:szCs w:val="24"/>
+                <w:lang w:eastAsia="en-IN" w:bidi="te-IN"/>
+              </w:rPr>
+              <w:br/>
+              <w:t xml:space="preserve">    }</w:t>
+            </w:r>
+            <w:r>
+              <w:rPr>
+                <w:rFonts w:ascii="Comic Sans MS" w:eastAsia="Times New Roman" w:hAnsi="Comic Sans MS" w:cs="Courier New"/>
+                <w:b w:val="0"/>
+                <w:bCs w:val="0"/>
+                <w:color w:val="4D4D4A"/>
+                <w:szCs w:val="24"/>
+                <w:lang w:eastAsia="en-IN" w:bidi="te-IN"/>
+              </w:rPr>
+              <w:br/>
+              <w:t xml:space="preserve">    </w:t>
+            </w:r>
+            <w:r>
+              <w:rPr>
+                <w:rFonts w:ascii="Comic Sans MS" w:eastAsia="Times New Roman" w:hAnsi="Comic Sans MS" w:cs="Courier New"/>
+                <w:b w:val="0"/>
+                <w:bCs w:val="0"/>
+                <w:color w:val="1136B9"/>
+                <w:szCs w:val="24"/>
+                <w:lang w:eastAsia="en-IN" w:bidi="te-IN"/>
+              </w:rPr>
+              <w:t>@Bean</w:t>
+            </w:r>
+            <w:r>
+              <w:rPr>
+                <w:rFonts w:ascii="Comic Sans MS" w:eastAsia="Times New Roman" w:hAnsi="Comic Sans MS" w:cs="Courier New"/>
+                <w:b w:val="0"/>
+                <w:bCs w:val="0"/>
+                <w:color w:val="1136B9"/>
+                <w:szCs w:val="24"/>
+                <w:lang w:eastAsia="en-IN" w:bidi="te-IN"/>
+              </w:rPr>
+              <w:br/>
+              <w:t xml:space="preserve">    </w:t>
+            </w:r>
+            <w:r>
+              <w:rPr>
+                <w:rFonts w:ascii="Comic Sans MS" w:eastAsia="Times New Roman" w:hAnsi="Comic Sans MS" w:cs="Courier New"/>
+                <w:b w:val="0"/>
+                <w:bCs w:val="0"/>
+                <w:color w:val="13A78C"/>
+                <w:szCs w:val="24"/>
+                <w:lang w:eastAsia="en-IN" w:bidi="te-IN"/>
+              </w:rPr>
+              <w:t xml:space="preserve">public </w:t>
+            </w:r>
+            <w:r>
+              <w:rPr>
+                <w:rFonts w:ascii="Comic Sans MS" w:eastAsia="Times New Roman" w:hAnsi="Comic Sans MS" w:cs="Courier New"/>
+                <w:b w:val="0"/>
+                <w:bCs w:val="0"/>
+                <w:i/>
+                <w:iCs/>
+                <w:color w:val="1136B9"/>
+                <w:szCs w:val="24"/>
+                <w:lang w:eastAsia="en-IN" w:bidi="te-IN"/>
+              </w:rPr>
+              <w:t xml:space="preserve">SecurityFilterChain </w:t>
+            </w:r>
+            <w:r>
+              <w:rPr>
+                <w:rFonts w:ascii="Comic Sans MS" w:eastAsia="Times New Roman" w:hAnsi="Comic Sans MS" w:cs="Courier New"/>
+                <w:b w:val="0"/>
+                <w:bCs w:val="0"/>
+                <w:color w:val="7748B7"/>
+                <w:szCs w:val="24"/>
+                <w:lang w:eastAsia="en-IN" w:bidi="te-IN"/>
+              </w:rPr>
+              <w:t>filterChain</w:t>
+            </w:r>
+            <w:r>
+              <w:rPr>
+                <w:rFonts w:ascii="Comic Sans MS" w:eastAsia="Times New Roman" w:hAnsi="Comic Sans MS" w:cs="Courier New"/>
+                <w:b w:val="0"/>
+                <w:bCs w:val="0"/>
+                <w:color w:val="4D4D4A"/>
+                <w:szCs w:val="24"/>
+                <w:lang w:eastAsia="en-IN" w:bidi="te-IN"/>
+              </w:rPr>
+              <w:t>(</w:t>
+            </w:r>
+            <w:r>
+              <w:rPr>
+                <w:rFonts w:ascii="Comic Sans MS" w:eastAsia="Times New Roman" w:hAnsi="Comic Sans MS" w:cs="Courier New"/>
+                <w:b w:val="0"/>
+                <w:bCs w:val="0"/>
+                <w:color w:val="79074C"/>
+                <w:szCs w:val="24"/>
+                <w:lang w:eastAsia="en-IN" w:bidi="te-IN"/>
+              </w:rPr>
+              <w:t xml:space="preserve">HttpSecurity </w:t>
+            </w:r>
+            <w:r>
+              <w:rPr>
+                <w:rFonts w:ascii="Comic Sans MS" w:eastAsia="Times New Roman" w:hAnsi="Comic Sans MS" w:cs="Courier New"/>
+                <w:b w:val="0"/>
+                <w:bCs w:val="0"/>
+                <w:i/>
+                <w:iCs/>
+                <w:color w:val="0F92E3"/>
+                <w:szCs w:val="24"/>
+                <w:lang w:eastAsia="en-IN" w:bidi="te-IN"/>
+              </w:rPr>
+              <w:t>httpSecurity</w:t>
+            </w:r>
+            <w:r>
+              <w:rPr>
+                <w:rFonts w:ascii="Comic Sans MS" w:eastAsia="Times New Roman" w:hAnsi="Comic Sans MS" w:cs="Courier New"/>
+                <w:b w:val="0"/>
+                <w:bCs w:val="0"/>
+                <w:color w:val="4D4D4A"/>
+                <w:szCs w:val="24"/>
+                <w:lang w:eastAsia="en-IN" w:bidi="te-IN"/>
+              </w:rPr>
+              <w:t xml:space="preserve">) </w:t>
+            </w:r>
+            <w:r>
+              <w:rPr>
+                <w:rFonts w:ascii="Comic Sans MS" w:eastAsia="Times New Roman" w:hAnsi="Comic Sans MS" w:cs="Courier New"/>
+                <w:b w:val="0"/>
+                <w:bCs w:val="0"/>
+                <w:color w:val="13A78C"/>
+                <w:szCs w:val="24"/>
+                <w:lang w:eastAsia="en-IN" w:bidi="te-IN"/>
+              </w:rPr>
+              <w:t xml:space="preserve">throws </w:t>
+            </w:r>
+            <w:r>
+              <w:rPr>
+                <w:rFonts w:ascii="Comic Sans MS" w:eastAsia="Times New Roman" w:hAnsi="Comic Sans MS" w:cs="Courier New"/>
+                <w:b w:val="0"/>
+                <w:bCs w:val="0"/>
+                <w:color w:val="79074C"/>
+                <w:szCs w:val="24"/>
+                <w:lang w:eastAsia="en-IN" w:bidi="te-IN"/>
+              </w:rPr>
+              <w:t xml:space="preserve">Exception </w:t>
+            </w:r>
+            <w:r>
+              <w:rPr>
+                <w:rFonts w:ascii="Comic Sans MS" w:eastAsia="Times New Roman" w:hAnsi="Comic Sans MS" w:cs="Courier New"/>
+                <w:b w:val="0"/>
+                <w:bCs w:val="0"/>
+                <w:color w:val="4D4D4A"/>
+                <w:szCs w:val="24"/>
+                <w:lang w:eastAsia="en-IN" w:bidi="te-IN"/>
+              </w:rPr>
+              <w:t>{</w:t>
+            </w:r>
+            <w:r>
+              <w:rPr>
+                <w:rFonts w:ascii="Comic Sans MS" w:eastAsia="Times New Roman" w:hAnsi="Comic Sans MS" w:cs="Courier New"/>
+                <w:b w:val="0"/>
+                <w:bCs w:val="0"/>
+                <w:color w:val="4D4D4A"/>
+                <w:szCs w:val="24"/>
+                <w:lang w:eastAsia="en-IN" w:bidi="te-IN"/>
+              </w:rPr>
+              <w:br/>
+              <w:t xml:space="preserve">        </w:t>
+            </w:r>
+            <w:r>
+              <w:rPr>
+                <w:rFonts w:ascii="Comic Sans MS" w:eastAsia="Times New Roman" w:hAnsi="Comic Sans MS" w:cs="Courier New"/>
+                <w:b w:val="0"/>
+                <w:bCs w:val="0"/>
+                <w:i/>
+                <w:iCs/>
+                <w:color w:val="0F92E3"/>
+                <w:szCs w:val="24"/>
+                <w:lang w:eastAsia="en-IN" w:bidi="te-IN"/>
+              </w:rPr>
+              <w:t>httpSecurity</w:t>
+            </w:r>
+            <w:r>
+              <w:rPr>
+                <w:rFonts w:ascii="Comic Sans MS" w:eastAsia="Times New Roman" w:hAnsi="Comic Sans MS" w:cs="Courier New"/>
+                <w:b w:val="0"/>
+                <w:bCs w:val="0"/>
+                <w:color w:val="4D4D4A"/>
+                <w:szCs w:val="24"/>
+                <w:lang w:eastAsia="en-IN" w:bidi="te-IN"/>
+              </w:rPr>
+              <w:t>.</w:t>
+            </w:r>
+            <w:r>
+              <w:rPr>
+                <w:rFonts w:ascii="Comic Sans MS" w:eastAsia="Times New Roman" w:hAnsi="Comic Sans MS" w:cs="Courier New"/>
+                <w:b w:val="0"/>
+                <w:bCs w:val="0"/>
+                <w:color w:val="1136B9"/>
+                <w:szCs w:val="24"/>
+                <w:lang w:eastAsia="en-IN" w:bidi="te-IN"/>
+              </w:rPr>
+              <w:t>httpBasic</w:t>
+            </w:r>
+            <w:r>
+              <w:rPr>
+                <w:rFonts w:ascii="Comic Sans MS" w:eastAsia="Times New Roman" w:hAnsi="Comic Sans MS" w:cs="Courier New"/>
+                <w:b w:val="0"/>
+                <w:bCs w:val="0"/>
+                <w:color w:val="4D4D4A"/>
+                <w:szCs w:val="24"/>
+                <w:lang w:eastAsia="en-IN" w:bidi="te-IN"/>
+              </w:rPr>
+              <w:t>(</w:t>
+            </w:r>
+            <w:r>
+              <w:rPr>
+                <w:rFonts w:ascii="Comic Sans MS" w:eastAsia="Times New Roman" w:hAnsi="Comic Sans MS" w:cs="Courier New"/>
+                <w:b w:val="0"/>
+                <w:bCs w:val="0"/>
+                <w:i/>
+                <w:iCs/>
+                <w:color w:val="1136B9"/>
+                <w:szCs w:val="24"/>
+                <w:lang w:eastAsia="en-IN" w:bidi="te-IN"/>
+              </w:rPr>
+              <w:t>Customizer</w:t>
+            </w:r>
+            <w:r>
+              <w:rPr>
+                <w:rFonts w:ascii="Comic Sans MS" w:eastAsia="Times New Roman" w:hAnsi="Comic Sans MS" w:cs="Courier New"/>
+                <w:b w:val="0"/>
+                <w:bCs w:val="0"/>
+                <w:color w:val="4D4D4A"/>
+                <w:szCs w:val="24"/>
+                <w:lang w:eastAsia="en-IN" w:bidi="te-IN"/>
+              </w:rPr>
+              <w:t>.</w:t>
+            </w:r>
+            <w:r>
+              <w:rPr>
+                <w:rFonts w:ascii="Comic Sans MS" w:eastAsia="Times New Roman" w:hAnsi="Comic Sans MS" w:cs="Courier New"/>
+                <w:b w:val="0"/>
+                <w:bCs w:val="0"/>
+                <w:i/>
+                <w:iCs/>
+                <w:color w:val="1136B9"/>
+                <w:szCs w:val="24"/>
+                <w:lang w:eastAsia="en-IN" w:bidi="te-IN"/>
+              </w:rPr>
+              <w:t>withDefaults</w:t>
+            </w:r>
+            <w:r>
+              <w:rPr>
+                <w:rFonts w:ascii="Comic Sans MS" w:eastAsia="Times New Roman" w:hAnsi="Comic Sans MS" w:cs="Courier New"/>
+                <w:b w:val="0"/>
+                <w:bCs w:val="0"/>
+                <w:color w:val="4D4D4A"/>
+                <w:szCs w:val="24"/>
+                <w:lang w:eastAsia="en-IN" w:bidi="te-IN"/>
+              </w:rPr>
+              <w:t>());</w:t>
+            </w:r>
+            <w:r>
+              <w:rPr>
+                <w:rFonts w:ascii="Comic Sans MS" w:eastAsia="Times New Roman" w:hAnsi="Comic Sans MS" w:cs="Courier New"/>
+                <w:b w:val="0"/>
+                <w:bCs w:val="0"/>
+                <w:color w:val="4D4D4A"/>
+                <w:szCs w:val="24"/>
+                <w:lang w:eastAsia="en-IN" w:bidi="te-IN"/>
+              </w:rPr>
+              <w:br/>
+              <w:t xml:space="preserve">        </w:t>
+            </w:r>
+            <w:r>
+              <w:rPr>
+                <w:rFonts w:ascii="Comic Sans MS" w:eastAsia="Times New Roman" w:hAnsi="Comic Sans MS" w:cs="Courier New"/>
+                <w:b w:val="0"/>
+                <w:bCs w:val="0"/>
+                <w:i/>
+                <w:iCs/>
+                <w:color w:val="0F92E3"/>
+                <w:szCs w:val="24"/>
+                <w:lang w:eastAsia="en-IN" w:bidi="te-IN"/>
+              </w:rPr>
+              <w:t>httpSecurity</w:t>
+            </w:r>
+            <w:r>
+              <w:rPr>
+                <w:rFonts w:ascii="Comic Sans MS" w:eastAsia="Times New Roman" w:hAnsi="Comic Sans MS" w:cs="Courier New"/>
+                <w:b w:val="0"/>
+                <w:bCs w:val="0"/>
+                <w:color w:val="4D4D4A"/>
+                <w:szCs w:val="24"/>
+                <w:lang w:eastAsia="en-IN" w:bidi="te-IN"/>
+              </w:rPr>
+              <w:t>.</w:t>
+            </w:r>
+            <w:r>
+              <w:rPr>
+                <w:rFonts w:ascii="Comic Sans MS" w:eastAsia="Times New Roman" w:hAnsi="Comic Sans MS" w:cs="Courier New"/>
+                <w:b w:val="0"/>
+                <w:bCs w:val="0"/>
+                <w:color w:val="1136B9"/>
+                <w:szCs w:val="24"/>
+                <w:lang w:eastAsia="en-IN" w:bidi="te-IN"/>
+              </w:rPr>
+              <w:t>authorizeHttpRequests</w:t>
+            </w:r>
+            <w:r>
+              <w:rPr>
+                <w:rFonts w:ascii="Comic Sans MS" w:eastAsia="Times New Roman" w:hAnsi="Comic Sans MS" w:cs="Courier New"/>
+                <w:b w:val="0"/>
+                <w:bCs w:val="0"/>
+                <w:color w:val="4D4D4A"/>
+                <w:szCs w:val="24"/>
+                <w:lang w:eastAsia="en-IN" w:bidi="te-IN"/>
+              </w:rPr>
+              <w:t>((</w:t>
+            </w:r>
+            <w:r>
+              <w:rPr>
+                <w:rFonts w:ascii="Comic Sans MS" w:eastAsia="Times New Roman" w:hAnsi="Comic Sans MS" w:cs="Courier New"/>
+                <w:b w:val="0"/>
+                <w:bCs w:val="0"/>
+                <w:i/>
+                <w:iCs/>
+                <w:color w:val="0F92E3"/>
+                <w:szCs w:val="24"/>
+                <w:lang w:eastAsia="en-IN" w:bidi="te-IN"/>
+              </w:rPr>
+              <w:t>authorize</w:t>
+            </w:r>
+            <w:r>
+              <w:rPr>
+                <w:rFonts w:ascii="Comic Sans MS" w:eastAsia="Times New Roman" w:hAnsi="Comic Sans MS" w:cs="Courier New"/>
+                <w:b w:val="0"/>
+                <w:bCs w:val="0"/>
+                <w:color w:val="4D4D4A"/>
+                <w:szCs w:val="24"/>
+                <w:lang w:eastAsia="en-IN" w:bidi="te-IN"/>
+              </w:rPr>
+              <w:t>-&gt;</w:t>
+            </w:r>
+            <w:r>
+              <w:rPr>
+                <w:rFonts w:ascii="Comic Sans MS" w:eastAsia="Times New Roman" w:hAnsi="Comic Sans MS" w:cs="Courier New"/>
+                <w:b w:val="0"/>
+                <w:bCs w:val="0"/>
+                <w:i/>
+                <w:iCs/>
+                <w:color w:val="0F92E3"/>
+                <w:szCs w:val="24"/>
+                <w:lang w:eastAsia="en-IN" w:bidi="te-IN"/>
+              </w:rPr>
+              <w:t>authorize</w:t>
+            </w:r>
+            <w:r>
+              <w:rPr>
+                <w:rFonts w:ascii="Comic Sans MS" w:eastAsia="Times New Roman" w:hAnsi="Comic Sans MS" w:cs="Courier New"/>
+                <w:b w:val="0"/>
+                <w:bCs w:val="0"/>
+                <w:color w:val="4D4D4A"/>
+                <w:szCs w:val="24"/>
+                <w:lang w:eastAsia="en-IN" w:bidi="te-IN"/>
+              </w:rPr>
+              <w:t>.</w:t>
+            </w:r>
+            <w:r>
+              <w:rPr>
+                <w:rFonts w:ascii="Comic Sans MS" w:eastAsia="Times New Roman" w:hAnsi="Comic Sans MS" w:cs="Courier New"/>
+                <w:b w:val="0"/>
+                <w:bCs w:val="0"/>
+                <w:color w:val="1136B9"/>
+                <w:szCs w:val="24"/>
+                <w:lang w:eastAsia="en-IN" w:bidi="te-IN"/>
+              </w:rPr>
+              <w:t>anyRequest</w:t>
+            </w:r>
+            <w:r>
+              <w:rPr>
+                <w:rFonts w:ascii="Comic Sans MS" w:eastAsia="Times New Roman" w:hAnsi="Comic Sans MS" w:cs="Courier New"/>
+                <w:b w:val="0"/>
+                <w:bCs w:val="0"/>
+                <w:color w:val="4D4D4A"/>
+                <w:szCs w:val="24"/>
+                <w:lang w:eastAsia="en-IN" w:bidi="te-IN"/>
+              </w:rPr>
+              <w:t>().</w:t>
+            </w:r>
+            <w:r>
+              <w:rPr>
+                <w:rFonts w:ascii="Comic Sans MS" w:eastAsia="Times New Roman" w:hAnsi="Comic Sans MS" w:cs="Courier New"/>
+                <w:b w:val="0"/>
+                <w:bCs w:val="0"/>
+                <w:color w:val="1136B9"/>
+                <w:szCs w:val="24"/>
+                <w:lang w:eastAsia="en-IN" w:bidi="te-IN"/>
+              </w:rPr>
+              <w:t>authenticated</w:t>
+            </w:r>
+            <w:r>
+              <w:rPr>
+                <w:rFonts w:ascii="Comic Sans MS" w:eastAsia="Times New Roman" w:hAnsi="Comic Sans MS" w:cs="Courier New"/>
+                <w:b w:val="0"/>
+                <w:bCs w:val="0"/>
+                <w:color w:val="4D4D4A"/>
+                <w:szCs w:val="24"/>
+                <w:lang w:eastAsia="en-IN" w:bidi="te-IN"/>
+              </w:rPr>
+              <w:t>()));</w:t>
+            </w:r>
+            <w:r>
+              <w:rPr>
+                <w:rFonts w:ascii="Comic Sans MS" w:eastAsia="Times New Roman" w:hAnsi="Comic Sans MS" w:cs="Courier New"/>
+                <w:b w:val="0"/>
+                <w:bCs w:val="0"/>
+                <w:color w:val="4D4D4A"/>
+                <w:szCs w:val="24"/>
+                <w:lang w:eastAsia="en-IN" w:bidi="te-IN"/>
+              </w:rPr>
+              <w:br/>
+              <w:t xml:space="preserve">        </w:t>
+            </w:r>
+            <w:r>
+              <w:rPr>
+                <w:rFonts w:ascii="Comic Sans MS" w:eastAsia="Times New Roman" w:hAnsi="Comic Sans MS" w:cs="Courier New"/>
+                <w:b w:val="0"/>
+                <w:bCs w:val="0"/>
+                <w:color w:val="13A78C"/>
+                <w:szCs w:val="24"/>
+                <w:lang w:eastAsia="en-IN" w:bidi="te-IN"/>
+              </w:rPr>
+              <w:t xml:space="preserve">return </w:t>
+            </w:r>
+            <w:r>
+              <w:rPr>
+                <w:rFonts w:ascii="Comic Sans MS" w:eastAsia="Times New Roman" w:hAnsi="Comic Sans MS" w:cs="Courier New"/>
+                <w:b w:val="0"/>
+                <w:bCs w:val="0"/>
+                <w:i/>
+                <w:iCs/>
+                <w:color w:val="0F92E3"/>
+                <w:szCs w:val="24"/>
+                <w:lang w:eastAsia="en-IN" w:bidi="te-IN"/>
+              </w:rPr>
+              <w:t>httpSecurity</w:t>
+            </w:r>
+            <w:r>
+              <w:rPr>
+                <w:rFonts w:ascii="Comic Sans MS" w:eastAsia="Times New Roman" w:hAnsi="Comic Sans MS" w:cs="Courier New"/>
+                <w:b w:val="0"/>
+                <w:bCs w:val="0"/>
+                <w:color w:val="4D4D4A"/>
+                <w:szCs w:val="24"/>
+                <w:lang w:eastAsia="en-IN" w:bidi="te-IN"/>
+              </w:rPr>
+              <w:t>.</w:t>
+            </w:r>
+            <w:r>
+              <w:rPr>
+                <w:rFonts w:ascii="Comic Sans MS" w:eastAsia="Times New Roman" w:hAnsi="Comic Sans MS" w:cs="Courier New"/>
+                <w:b w:val="0"/>
+                <w:bCs w:val="0"/>
+                <w:color w:val="1136B9"/>
+                <w:szCs w:val="24"/>
+                <w:lang w:eastAsia="en-IN" w:bidi="te-IN"/>
+              </w:rPr>
+              <w:t>build</w:t>
+            </w:r>
+            <w:r>
+              <w:rPr>
+                <w:rFonts w:ascii="Comic Sans MS" w:eastAsia="Times New Roman" w:hAnsi="Comic Sans MS" w:cs="Courier New"/>
+                <w:b w:val="0"/>
+                <w:bCs w:val="0"/>
+                <w:color w:val="4D4D4A"/>
+                <w:szCs w:val="24"/>
+                <w:lang w:eastAsia="en-IN" w:bidi="te-IN"/>
+              </w:rPr>
+              <w:t>();</w:t>
+            </w:r>
+            <w:r>
+              <w:rPr>
+                <w:rFonts w:ascii="Comic Sans MS" w:eastAsia="Times New Roman" w:hAnsi="Comic Sans MS" w:cs="Courier New"/>
+                <w:b w:val="0"/>
+                <w:bCs w:val="0"/>
+                <w:color w:val="4D4D4A"/>
+                <w:szCs w:val="24"/>
+                <w:lang w:eastAsia="en-IN" w:bidi="te-IN"/>
+              </w:rPr>
+              <w:br/>
+              <w:t xml:space="preserve">    }</w:t>
+            </w:r>
+            <w:r>
+              <w:rPr>
+                <w:rFonts w:ascii="Comic Sans MS" w:eastAsia="Times New Roman" w:hAnsi="Comic Sans MS" w:cs="Courier New"/>
+                <w:b w:val="0"/>
+                <w:bCs w:val="0"/>
+                <w:color w:val="4D4D4A"/>
+                <w:szCs w:val="24"/>
+                <w:lang w:eastAsia="en-IN" w:bidi="te-IN"/>
+              </w:rPr>
+              <w:br/>
+              <w:t>}</w:t>
+            </w:r>
+          </w:p>
+          <w:p>
+            <w:pPr>
+              <w:cnfStyle w:val="100000000000" w:firstRow="1" w:lastRow="0" w:firstColumn="0" w:lastColumn="0" w:oddVBand="0" w:evenVBand="0" w:oddHBand="0" w:evenHBand="0" w:firstRowFirstColumn="0" w:firstRowLastColumn="0" w:lastRowFirstColumn="0" w:lastRowLastColumn="0"/>
+              <w:rPr>
+                <w:b w:val="0"/>
+                <w:bCs w:val="0"/>
+              </w:rPr>
             </w:pPr>
           </w:p>
         </w:tc>
       </w:tr>
+      <w:tr>
+        <w:tc>
+          <w:tcPr>
+            <w:cnfStyle w:val="001000000000" w:firstRow="0" w:lastRow="0" w:firstColumn="1" w:lastColumn="0" w:oddVBand="0" w:evenVBand="0" w:oddHBand="0" w:evenHBand="0" w:firstRowFirstColumn="0" w:firstRowLastColumn="0" w:lastRowFirstColumn="0" w:lastRowLastColumn="0"/>
+            <w:tcW w:w="11515" w:type="dxa"/>
+          </w:tcPr>
+          <w:p>
+            <w:pPr>
+              <w:rPr>
+                <w:rFonts w:ascii="Consolas" w:eastAsia="Times New Roman" w:hAnsi="Consolas" w:cs="Times New Roman"/>
+                <w:color w:val="6A737D"/>
+                <w:szCs w:val="24"/>
+                <w:lang w:eastAsia="en-IN" w:bidi="te-IN"/>
+              </w:rPr>
+            </w:pPr>
+            <w:r>
+              <w:rPr>
+                <w:rFonts w:ascii="Consolas" w:eastAsia="Times New Roman" w:hAnsi="Consolas" w:cs="Times New Roman"/>
+                <w:color w:val="6A737D"/>
+                <w:szCs w:val="24"/>
+                <w:lang w:eastAsia="en-IN" w:bidi="te-IN"/>
+              </w:rPr>
+              <w:lastRenderedPageBreak/>
+              <w:t xml:space="preserve">controller </w:t>
+            </w:r>
+          </w:p>
+          <w:p>
+            <w:pPr>
+              <w:shd w:val="clear" w:color="auto" w:fill="FFFFFF"/>
+              <w:tabs>
+                <w:tab w:val="left" w:pos="916"/>
+                <w:tab w:val="left" w:pos="1832"/>
+                <w:tab w:val="left" w:pos="2748"/>
+                <w:tab w:val="left" w:pos="3664"/>
+                <w:tab w:val="left" w:pos="4580"/>
+                <w:tab w:val="left" w:pos="5496"/>
+                <w:tab w:val="left" w:pos="6412"/>
+                <w:tab w:val="left" w:pos="7328"/>
+                <w:tab w:val="left" w:pos="8244"/>
+                <w:tab w:val="left" w:pos="9160"/>
+                <w:tab w:val="left" w:pos="10076"/>
+                <w:tab w:val="left" w:pos="10992"/>
+                <w:tab w:val="left" w:pos="11908"/>
+                <w:tab w:val="left" w:pos="12824"/>
+                <w:tab w:val="left" w:pos="13740"/>
+                <w:tab w:val="left" w:pos="14656"/>
+              </w:tabs>
+              <w:rPr>
+                <w:rFonts w:ascii="Comic Sans MS" w:eastAsia="Times New Roman" w:hAnsi="Comic Sans MS" w:cs="Courier New"/>
+                <w:b w:val="0"/>
+                <w:bCs w:val="0"/>
+                <w:color w:val="4D4D4A"/>
+                <w:szCs w:val="24"/>
+                <w:lang w:eastAsia="en-IN" w:bidi="te-IN"/>
+              </w:rPr>
+            </w:pPr>
+            <w:r>
+              <w:rPr>
+                <w:rFonts w:ascii="Comic Sans MS" w:eastAsia="Times New Roman" w:hAnsi="Comic Sans MS" w:cs="Courier New"/>
+                <w:b w:val="0"/>
+                <w:bCs w:val="0"/>
+                <w:color w:val="1136B9"/>
+                <w:szCs w:val="24"/>
+                <w:lang w:eastAsia="en-IN" w:bidi="te-IN"/>
+              </w:rPr>
+              <w:t>@RestController</w:t>
+            </w:r>
+            <w:r>
+              <w:rPr>
+                <w:rFonts w:ascii="Comic Sans MS" w:eastAsia="Times New Roman" w:hAnsi="Comic Sans MS" w:cs="Courier New"/>
+                <w:b w:val="0"/>
+                <w:bCs w:val="0"/>
+                <w:color w:val="1136B9"/>
+                <w:szCs w:val="24"/>
+                <w:lang w:eastAsia="en-IN" w:bidi="te-IN"/>
+              </w:rPr>
+              <w:br/>
+              <w:t>@RequestMapping</w:t>
+            </w:r>
+            <w:r>
+              <w:rPr>
+                <w:rFonts w:ascii="Comic Sans MS" w:eastAsia="Times New Roman" w:hAnsi="Comic Sans MS" w:cs="Courier New"/>
+                <w:b w:val="0"/>
+                <w:bCs w:val="0"/>
+                <w:color w:val="4D4D4A"/>
+                <w:szCs w:val="24"/>
+                <w:lang w:eastAsia="en-IN" w:bidi="te-IN"/>
+              </w:rPr>
+              <w:t>(</w:t>
+            </w:r>
+            <w:r>
+              <w:rPr>
+                <w:rFonts w:ascii="Comic Sans MS" w:eastAsia="Times New Roman" w:hAnsi="Comic Sans MS" w:cs="Courier New"/>
+                <w:b w:val="0"/>
+                <w:bCs w:val="0"/>
+                <w:color w:val="0F92E3"/>
+                <w:szCs w:val="24"/>
+                <w:lang w:eastAsia="en-IN" w:bidi="te-IN"/>
+              </w:rPr>
+              <w:t>"/cars"</w:t>
+            </w:r>
+            <w:r>
+              <w:rPr>
+                <w:rFonts w:ascii="Comic Sans MS" w:eastAsia="Times New Roman" w:hAnsi="Comic Sans MS" w:cs="Courier New"/>
+                <w:b w:val="0"/>
+                <w:bCs w:val="0"/>
+                <w:color w:val="4D4D4A"/>
+                <w:szCs w:val="24"/>
+                <w:lang w:eastAsia="en-IN" w:bidi="te-IN"/>
+              </w:rPr>
+              <w:t>)</w:t>
+            </w:r>
+            <w:r>
+              <w:rPr>
+                <w:rFonts w:ascii="Comic Sans MS" w:eastAsia="Times New Roman" w:hAnsi="Comic Sans MS" w:cs="Courier New"/>
+                <w:b w:val="0"/>
+                <w:bCs w:val="0"/>
+                <w:color w:val="4D4D4A"/>
+                <w:szCs w:val="24"/>
+                <w:lang w:eastAsia="en-IN" w:bidi="te-IN"/>
+              </w:rPr>
+              <w:br/>
+            </w:r>
+            <w:r>
+              <w:rPr>
+                <w:rFonts w:ascii="Comic Sans MS" w:eastAsia="Times New Roman" w:hAnsi="Comic Sans MS" w:cs="Courier New"/>
+                <w:b w:val="0"/>
+                <w:bCs w:val="0"/>
+                <w:color w:val="13A78C"/>
+                <w:szCs w:val="24"/>
+                <w:lang w:eastAsia="en-IN" w:bidi="te-IN"/>
+              </w:rPr>
+              <w:t xml:space="preserve">public class </w:t>
+            </w:r>
+            <w:r>
+              <w:rPr>
+                <w:rFonts w:ascii="Comic Sans MS" w:eastAsia="Times New Roman" w:hAnsi="Comic Sans MS" w:cs="Courier New"/>
+                <w:b w:val="0"/>
+                <w:bCs w:val="0"/>
+                <w:color w:val="79074C"/>
+                <w:szCs w:val="24"/>
+                <w:lang w:eastAsia="en-IN" w:bidi="te-IN"/>
+              </w:rPr>
+              <w:t>CarController</w:t>
+            </w:r>
+            <w:r>
+              <w:rPr>
+                <w:rFonts w:ascii="Comic Sans MS" w:eastAsia="Times New Roman" w:hAnsi="Comic Sans MS" w:cs="Courier New"/>
+                <w:b w:val="0"/>
+                <w:bCs w:val="0"/>
+                <w:color w:val="79074C"/>
+                <w:szCs w:val="24"/>
+                <w:lang w:eastAsia="en-IN" w:bidi="te-IN"/>
+              </w:rPr>
+              <w:br/>
+            </w:r>
+            <w:r>
+              <w:rPr>
+                <w:rFonts w:ascii="Comic Sans MS" w:eastAsia="Times New Roman" w:hAnsi="Comic Sans MS" w:cs="Courier New"/>
+                <w:b w:val="0"/>
+                <w:bCs w:val="0"/>
+                <w:color w:val="4D4D4A"/>
+                <w:szCs w:val="24"/>
+                <w:lang w:eastAsia="en-IN" w:bidi="te-IN"/>
+              </w:rPr>
+              <w:t>{</w:t>
+            </w:r>
+            <w:r>
+              <w:rPr>
+                <w:rFonts w:ascii="Comic Sans MS" w:eastAsia="Times New Roman" w:hAnsi="Comic Sans MS" w:cs="Courier New"/>
+                <w:b w:val="0"/>
+                <w:bCs w:val="0"/>
+                <w:color w:val="4D4D4A"/>
+                <w:szCs w:val="24"/>
+                <w:lang w:eastAsia="en-IN" w:bidi="te-IN"/>
+              </w:rPr>
+              <w:br/>
+              <w:t xml:space="preserve">    </w:t>
+            </w:r>
+            <w:r>
+              <w:rPr>
+                <w:rFonts w:ascii="Comic Sans MS" w:eastAsia="Times New Roman" w:hAnsi="Comic Sans MS" w:cs="Courier New"/>
+                <w:b w:val="0"/>
+                <w:bCs w:val="0"/>
+                <w:i/>
+                <w:iCs/>
+                <w:color w:val="505D64"/>
+                <w:szCs w:val="24"/>
+                <w:lang w:eastAsia="en-IN" w:bidi="te-IN"/>
+              </w:rPr>
+              <w:t>/**</w:t>
+            </w:r>
+            <w:r>
+              <w:rPr>
+                <w:rFonts w:ascii="Comic Sans MS" w:eastAsia="Times New Roman" w:hAnsi="Comic Sans MS" w:cs="Courier New"/>
+                <w:b w:val="0"/>
+                <w:bCs w:val="0"/>
+                <w:i/>
+                <w:iCs/>
+                <w:color w:val="505D64"/>
+                <w:szCs w:val="24"/>
+                <w:lang w:eastAsia="en-IN" w:bidi="te-IN"/>
+              </w:rPr>
+              <w:br/>
+              <w:t xml:space="preserve">     * http://localhost:8080/cars/getCar?carName=BMW</w:t>
+            </w:r>
+            <w:r>
+              <w:rPr>
+                <w:rFonts w:ascii="Comic Sans MS" w:eastAsia="Times New Roman" w:hAnsi="Comic Sans MS" w:cs="Courier New"/>
+                <w:b w:val="0"/>
+                <w:bCs w:val="0"/>
+                <w:i/>
+                <w:iCs/>
+                <w:color w:val="505D64"/>
+                <w:szCs w:val="24"/>
+                <w:lang w:eastAsia="en-IN" w:bidi="te-IN"/>
+              </w:rPr>
+              <w:br/>
+              <w:t xml:space="preserve">     * </w:t>
+            </w:r>
+            <w:r>
+              <w:rPr>
+                <w:rFonts w:ascii="Comic Sans MS" w:eastAsia="Times New Roman" w:hAnsi="Comic Sans MS" w:cs="Courier New"/>
+                <w:b w:val="0"/>
+                <w:bCs w:val="0"/>
+                <w:i/>
+                <w:iCs/>
+                <w:color w:val="79074C"/>
+                <w:szCs w:val="24"/>
+                <w:lang w:eastAsia="en-IN" w:bidi="te-IN"/>
+              </w:rPr>
+              <w:t xml:space="preserve">@param </w:t>
+            </w:r>
+            <w:r>
+              <w:rPr>
+                <w:rFonts w:ascii="Comic Sans MS" w:eastAsia="Times New Roman" w:hAnsi="Comic Sans MS" w:cs="Courier New"/>
+                <w:b w:val="0"/>
+                <w:bCs w:val="0"/>
+                <w:i/>
+                <w:iCs/>
+                <w:color w:val="0F92E3"/>
+                <w:szCs w:val="24"/>
+                <w:lang w:eastAsia="en-IN" w:bidi="te-IN"/>
+              </w:rPr>
+              <w:t>name</w:t>
+            </w:r>
+            <w:r>
+              <w:rPr>
+                <w:rFonts w:ascii="Comic Sans MS" w:eastAsia="Times New Roman" w:hAnsi="Comic Sans MS" w:cs="Courier New"/>
+                <w:b w:val="0"/>
+                <w:bCs w:val="0"/>
+                <w:i/>
+                <w:iCs/>
+                <w:color w:val="0F92E3"/>
+                <w:szCs w:val="24"/>
+                <w:lang w:eastAsia="en-IN" w:bidi="te-IN"/>
+              </w:rPr>
+              <w:br/>
+              <w:t xml:space="preserve">     </w:t>
+            </w:r>
+            <w:r>
+              <w:rPr>
+                <w:rFonts w:ascii="Comic Sans MS" w:eastAsia="Times New Roman" w:hAnsi="Comic Sans MS" w:cs="Courier New"/>
+                <w:b w:val="0"/>
+                <w:bCs w:val="0"/>
+                <w:i/>
+                <w:iCs/>
+                <w:color w:val="505D64"/>
+                <w:szCs w:val="24"/>
+                <w:lang w:eastAsia="en-IN" w:bidi="te-IN"/>
+              </w:rPr>
+              <w:t xml:space="preserve">* </w:t>
+            </w:r>
+            <w:r>
+              <w:rPr>
+                <w:rFonts w:ascii="Comic Sans MS" w:eastAsia="Times New Roman" w:hAnsi="Comic Sans MS" w:cs="Courier New"/>
+                <w:b w:val="0"/>
+                <w:bCs w:val="0"/>
+                <w:i/>
+                <w:iCs/>
+                <w:color w:val="79074C"/>
+                <w:szCs w:val="24"/>
+                <w:lang w:eastAsia="en-IN" w:bidi="te-IN"/>
+              </w:rPr>
+              <w:t>@return</w:t>
+            </w:r>
+            <w:r>
+              <w:rPr>
+                <w:rFonts w:ascii="Comic Sans MS" w:eastAsia="Times New Roman" w:hAnsi="Comic Sans MS" w:cs="Courier New"/>
+                <w:b w:val="0"/>
+                <w:bCs w:val="0"/>
+                <w:i/>
+                <w:iCs/>
+                <w:color w:val="79074C"/>
+                <w:szCs w:val="24"/>
+                <w:lang w:eastAsia="en-IN" w:bidi="te-IN"/>
+              </w:rPr>
+              <w:br/>
+              <w:t xml:space="preserve">     </w:t>
+            </w:r>
+            <w:r>
+              <w:rPr>
+                <w:rFonts w:ascii="Comic Sans MS" w:eastAsia="Times New Roman" w:hAnsi="Comic Sans MS" w:cs="Courier New"/>
+                <w:b w:val="0"/>
+                <w:bCs w:val="0"/>
+                <w:i/>
+                <w:iCs/>
+                <w:color w:val="505D64"/>
+                <w:szCs w:val="24"/>
+                <w:lang w:eastAsia="en-IN" w:bidi="te-IN"/>
+              </w:rPr>
+              <w:t>*/</w:t>
+            </w:r>
+            <w:r>
+              <w:rPr>
+                <w:rFonts w:ascii="Comic Sans MS" w:eastAsia="Times New Roman" w:hAnsi="Comic Sans MS" w:cs="Courier New"/>
+                <w:b w:val="0"/>
+                <w:bCs w:val="0"/>
+                <w:i/>
+                <w:iCs/>
+                <w:color w:val="505D64"/>
+                <w:szCs w:val="24"/>
+                <w:lang w:eastAsia="en-IN" w:bidi="te-IN"/>
+              </w:rPr>
+              <w:br/>
+              <w:t xml:space="preserve">    </w:t>
+            </w:r>
+            <w:r>
+              <w:rPr>
+                <w:rFonts w:ascii="Comic Sans MS" w:eastAsia="Times New Roman" w:hAnsi="Comic Sans MS" w:cs="Courier New"/>
+                <w:b w:val="0"/>
+                <w:bCs w:val="0"/>
+                <w:color w:val="1136B9"/>
+                <w:szCs w:val="24"/>
+                <w:lang w:eastAsia="en-IN" w:bidi="te-IN"/>
+              </w:rPr>
+              <w:t>@GetMapping</w:t>
+            </w:r>
+            <w:r>
+              <w:rPr>
+                <w:rFonts w:ascii="Comic Sans MS" w:eastAsia="Times New Roman" w:hAnsi="Comic Sans MS" w:cs="Courier New"/>
+                <w:b w:val="0"/>
+                <w:bCs w:val="0"/>
+                <w:color w:val="4D4D4A"/>
+                <w:szCs w:val="24"/>
+                <w:lang w:eastAsia="en-IN" w:bidi="te-IN"/>
+              </w:rPr>
+              <w:t>(</w:t>
+            </w:r>
+            <w:r>
+              <w:rPr>
+                <w:rFonts w:ascii="Comic Sans MS" w:eastAsia="Times New Roman" w:hAnsi="Comic Sans MS" w:cs="Courier New"/>
+                <w:b w:val="0"/>
+                <w:bCs w:val="0"/>
+                <w:color w:val="0F92E3"/>
+                <w:szCs w:val="24"/>
+                <w:lang w:eastAsia="en-IN" w:bidi="te-IN"/>
+              </w:rPr>
+              <w:t>"/getCar"</w:t>
+            </w:r>
+            <w:r>
+              <w:rPr>
+                <w:rFonts w:ascii="Comic Sans MS" w:eastAsia="Times New Roman" w:hAnsi="Comic Sans MS" w:cs="Courier New"/>
+                <w:b w:val="0"/>
+                <w:bCs w:val="0"/>
+                <w:color w:val="4D4D4A"/>
+                <w:szCs w:val="24"/>
+                <w:lang w:eastAsia="en-IN" w:bidi="te-IN"/>
+              </w:rPr>
+              <w:t>)</w:t>
+            </w:r>
+            <w:r>
+              <w:rPr>
+                <w:rFonts w:ascii="Comic Sans MS" w:eastAsia="Times New Roman" w:hAnsi="Comic Sans MS" w:cs="Courier New"/>
+                <w:b w:val="0"/>
+                <w:bCs w:val="0"/>
+                <w:color w:val="4D4D4A"/>
+                <w:szCs w:val="24"/>
+                <w:lang w:eastAsia="en-IN" w:bidi="te-IN"/>
+              </w:rPr>
+              <w:br/>
+              <w:t xml:space="preserve">    </w:t>
+            </w:r>
+            <w:r>
+              <w:rPr>
+                <w:rFonts w:ascii="Comic Sans MS" w:eastAsia="Times New Roman" w:hAnsi="Comic Sans MS" w:cs="Courier New"/>
+                <w:b w:val="0"/>
+                <w:bCs w:val="0"/>
+                <w:color w:val="13A78C"/>
+                <w:szCs w:val="24"/>
+                <w:lang w:eastAsia="en-IN" w:bidi="te-IN"/>
+              </w:rPr>
+              <w:t xml:space="preserve">public </w:t>
+            </w:r>
+            <w:r>
+              <w:rPr>
+                <w:rFonts w:ascii="Comic Sans MS" w:eastAsia="Times New Roman" w:hAnsi="Comic Sans MS" w:cs="Courier New"/>
+                <w:b w:val="0"/>
+                <w:bCs w:val="0"/>
+                <w:color w:val="79074C"/>
+                <w:szCs w:val="24"/>
+                <w:lang w:eastAsia="en-IN" w:bidi="te-IN"/>
+              </w:rPr>
+              <w:t xml:space="preserve">Car </w:t>
+            </w:r>
+            <w:r>
+              <w:rPr>
+                <w:rFonts w:ascii="Comic Sans MS" w:eastAsia="Times New Roman" w:hAnsi="Comic Sans MS" w:cs="Courier New"/>
+                <w:b w:val="0"/>
+                <w:bCs w:val="0"/>
+                <w:color w:val="7748B7"/>
+                <w:szCs w:val="24"/>
+                <w:lang w:eastAsia="en-IN" w:bidi="te-IN"/>
+              </w:rPr>
+              <w:t>getCar</w:t>
+            </w:r>
+            <w:r>
+              <w:rPr>
+                <w:rFonts w:ascii="Comic Sans MS" w:eastAsia="Times New Roman" w:hAnsi="Comic Sans MS" w:cs="Courier New"/>
+                <w:b w:val="0"/>
+                <w:bCs w:val="0"/>
+                <w:color w:val="4D4D4A"/>
+                <w:szCs w:val="24"/>
+                <w:lang w:eastAsia="en-IN" w:bidi="te-IN"/>
+              </w:rPr>
+              <w:t>(</w:t>
+            </w:r>
+            <w:r>
+              <w:rPr>
+                <w:rFonts w:ascii="Comic Sans MS" w:eastAsia="Times New Roman" w:hAnsi="Comic Sans MS" w:cs="Courier New"/>
+                <w:b w:val="0"/>
+                <w:bCs w:val="0"/>
+                <w:color w:val="1136B9"/>
+                <w:szCs w:val="24"/>
+                <w:lang w:eastAsia="en-IN" w:bidi="te-IN"/>
+              </w:rPr>
+              <w:t>@RequestParam</w:t>
+            </w:r>
+            <w:r>
+              <w:rPr>
+                <w:rFonts w:ascii="Comic Sans MS" w:eastAsia="Times New Roman" w:hAnsi="Comic Sans MS" w:cs="Courier New"/>
+                <w:b w:val="0"/>
+                <w:bCs w:val="0"/>
+                <w:color w:val="4D4D4A"/>
+                <w:szCs w:val="24"/>
+                <w:lang w:eastAsia="en-IN" w:bidi="te-IN"/>
+              </w:rPr>
+              <w:t>(</w:t>
+            </w:r>
+            <w:r>
+              <w:rPr>
+                <w:rFonts w:ascii="Comic Sans MS" w:eastAsia="Times New Roman" w:hAnsi="Comic Sans MS" w:cs="Courier New"/>
+                <w:b w:val="0"/>
+                <w:bCs w:val="0"/>
+                <w:color w:val="0F92E3"/>
+                <w:szCs w:val="24"/>
+                <w:lang w:eastAsia="en-IN" w:bidi="te-IN"/>
+              </w:rPr>
+              <w:t>"carName"</w:t>
+            </w:r>
+            <w:r>
+              <w:rPr>
+                <w:rFonts w:ascii="Comic Sans MS" w:eastAsia="Times New Roman" w:hAnsi="Comic Sans MS" w:cs="Courier New"/>
+                <w:b w:val="0"/>
+                <w:bCs w:val="0"/>
+                <w:color w:val="4D4D4A"/>
+                <w:szCs w:val="24"/>
+                <w:lang w:eastAsia="en-IN" w:bidi="te-IN"/>
+              </w:rPr>
+              <w:t xml:space="preserve">) </w:t>
+            </w:r>
+            <w:r>
+              <w:rPr>
+                <w:rFonts w:ascii="Comic Sans MS" w:eastAsia="Times New Roman" w:hAnsi="Comic Sans MS" w:cs="Courier New"/>
+                <w:b w:val="0"/>
+                <w:bCs w:val="0"/>
+                <w:color w:val="79074C"/>
+                <w:szCs w:val="24"/>
+                <w:lang w:eastAsia="en-IN" w:bidi="te-IN"/>
+              </w:rPr>
+              <w:t xml:space="preserve">String </w:t>
+            </w:r>
+            <w:r>
+              <w:rPr>
+                <w:rFonts w:ascii="Comic Sans MS" w:eastAsia="Times New Roman" w:hAnsi="Comic Sans MS" w:cs="Courier New"/>
+                <w:b w:val="0"/>
+                <w:bCs w:val="0"/>
+                <w:i/>
+                <w:iCs/>
+                <w:color w:val="0F92E3"/>
+                <w:szCs w:val="24"/>
+                <w:lang w:eastAsia="en-IN" w:bidi="te-IN"/>
+              </w:rPr>
+              <w:t>name</w:t>
+            </w:r>
+            <w:r>
+              <w:rPr>
+                <w:rFonts w:ascii="Comic Sans MS" w:eastAsia="Times New Roman" w:hAnsi="Comic Sans MS" w:cs="Courier New"/>
+                <w:b w:val="0"/>
+                <w:bCs w:val="0"/>
+                <w:color w:val="EE5C09"/>
+                <w:szCs w:val="24"/>
+                <w:lang w:eastAsia="en-IN" w:bidi="te-IN"/>
+              </w:rPr>
+              <w:t xml:space="preserve">, </w:t>
+            </w:r>
+            <w:r>
+              <w:rPr>
+                <w:rFonts w:ascii="Comic Sans MS" w:eastAsia="Times New Roman" w:hAnsi="Comic Sans MS" w:cs="Courier New"/>
+                <w:b w:val="0"/>
+                <w:bCs w:val="0"/>
+                <w:color w:val="1136B9"/>
+                <w:szCs w:val="24"/>
+                <w:lang w:eastAsia="en-IN" w:bidi="te-IN"/>
+              </w:rPr>
+              <w:t xml:space="preserve">@Autowired </w:t>
+            </w:r>
+            <w:r>
+              <w:rPr>
+                <w:rFonts w:ascii="Comic Sans MS" w:eastAsia="Times New Roman" w:hAnsi="Comic Sans MS" w:cs="Courier New"/>
+                <w:b w:val="0"/>
+                <w:bCs w:val="0"/>
+                <w:i/>
+                <w:iCs/>
+                <w:color w:val="1136B9"/>
+                <w:szCs w:val="24"/>
+                <w:lang w:eastAsia="en-IN" w:bidi="te-IN"/>
+              </w:rPr>
+              <w:t xml:space="preserve">SecurityContext </w:t>
+            </w:r>
+            <w:r>
+              <w:rPr>
+                <w:rFonts w:ascii="Comic Sans MS" w:eastAsia="Times New Roman" w:hAnsi="Comic Sans MS" w:cs="Courier New"/>
+                <w:b w:val="0"/>
+                <w:bCs w:val="0"/>
+                <w:i/>
+                <w:iCs/>
+                <w:color w:val="0F92E3"/>
+                <w:szCs w:val="24"/>
+                <w:lang w:eastAsia="en-IN" w:bidi="te-IN"/>
+              </w:rPr>
+              <w:t>context</w:t>
+            </w:r>
+            <w:r>
+              <w:rPr>
+                <w:rFonts w:ascii="Comic Sans MS" w:eastAsia="Times New Roman" w:hAnsi="Comic Sans MS" w:cs="Courier New"/>
+                <w:b w:val="0"/>
+                <w:bCs w:val="0"/>
+                <w:color w:val="4D4D4A"/>
+                <w:szCs w:val="24"/>
+                <w:lang w:eastAsia="en-IN" w:bidi="te-IN"/>
+              </w:rPr>
+              <w:t>){</w:t>
+            </w:r>
+            <w:r>
+              <w:rPr>
+                <w:rFonts w:ascii="Comic Sans MS" w:eastAsia="Times New Roman" w:hAnsi="Comic Sans MS" w:cs="Courier New"/>
+                <w:b w:val="0"/>
+                <w:bCs w:val="0"/>
+                <w:color w:val="4D4D4A"/>
+                <w:szCs w:val="24"/>
+                <w:lang w:eastAsia="en-IN" w:bidi="te-IN"/>
+              </w:rPr>
+              <w:br/>
+              <w:t xml:space="preserve">        </w:t>
+            </w:r>
+            <w:r>
+              <w:rPr>
+                <w:rFonts w:ascii="Comic Sans MS" w:eastAsia="Times New Roman" w:hAnsi="Comic Sans MS" w:cs="Courier New"/>
+                <w:b w:val="0"/>
+                <w:bCs w:val="0"/>
+                <w:color w:val="79074C"/>
+                <w:szCs w:val="24"/>
+                <w:lang w:eastAsia="en-IN" w:bidi="te-IN"/>
+              </w:rPr>
+              <w:t>System</w:t>
+            </w:r>
+            <w:r>
+              <w:rPr>
+                <w:rFonts w:ascii="Comic Sans MS" w:eastAsia="Times New Roman" w:hAnsi="Comic Sans MS" w:cs="Courier New"/>
+                <w:b w:val="0"/>
+                <w:bCs w:val="0"/>
+                <w:color w:val="4D4D4A"/>
+                <w:szCs w:val="24"/>
+                <w:lang w:eastAsia="en-IN" w:bidi="te-IN"/>
+              </w:rPr>
+              <w:t>.</w:t>
+            </w:r>
+            <w:r>
+              <w:rPr>
+                <w:rFonts w:ascii="Comic Sans MS" w:eastAsia="Times New Roman" w:hAnsi="Comic Sans MS" w:cs="Courier New"/>
+                <w:b w:val="0"/>
+                <w:bCs w:val="0"/>
+                <w:i/>
+                <w:iCs/>
+                <w:color w:val="005CC5"/>
+                <w:szCs w:val="24"/>
+                <w:lang w:eastAsia="en-IN" w:bidi="te-IN"/>
+              </w:rPr>
+              <w:t>out</w:t>
+            </w:r>
+            <w:r>
+              <w:rPr>
+                <w:rFonts w:ascii="Comic Sans MS" w:eastAsia="Times New Roman" w:hAnsi="Comic Sans MS" w:cs="Courier New"/>
+                <w:b w:val="0"/>
+                <w:bCs w:val="0"/>
+                <w:color w:val="4D4D4A"/>
+                <w:szCs w:val="24"/>
+                <w:lang w:eastAsia="en-IN" w:bidi="te-IN"/>
+              </w:rPr>
+              <w:t>.</w:t>
+            </w:r>
+            <w:r>
+              <w:rPr>
+                <w:rFonts w:ascii="Comic Sans MS" w:eastAsia="Times New Roman" w:hAnsi="Comic Sans MS" w:cs="Courier New"/>
+                <w:b w:val="0"/>
+                <w:bCs w:val="0"/>
+                <w:color w:val="1136B9"/>
+                <w:szCs w:val="24"/>
+                <w:lang w:eastAsia="en-IN" w:bidi="te-IN"/>
+              </w:rPr>
+              <w:t>println</w:t>
+            </w:r>
+            <w:r>
+              <w:rPr>
+                <w:rFonts w:ascii="Comic Sans MS" w:eastAsia="Times New Roman" w:hAnsi="Comic Sans MS" w:cs="Courier New"/>
+                <w:b w:val="0"/>
+                <w:bCs w:val="0"/>
+                <w:color w:val="4D4D4A"/>
+                <w:szCs w:val="24"/>
+                <w:lang w:eastAsia="en-IN" w:bidi="te-IN"/>
+              </w:rPr>
+              <w:t>(</w:t>
+            </w:r>
+            <w:r>
+              <w:rPr>
+                <w:rFonts w:ascii="Comic Sans MS" w:eastAsia="Times New Roman" w:hAnsi="Comic Sans MS" w:cs="Courier New"/>
+                <w:b w:val="0"/>
+                <w:bCs w:val="0"/>
+                <w:i/>
+                <w:iCs/>
+                <w:color w:val="0F92E3"/>
+                <w:szCs w:val="24"/>
+                <w:lang w:eastAsia="en-IN" w:bidi="te-IN"/>
+              </w:rPr>
+              <w:t>context</w:t>
+            </w:r>
+            <w:r>
+              <w:rPr>
+                <w:rFonts w:ascii="Comic Sans MS" w:eastAsia="Times New Roman" w:hAnsi="Comic Sans MS" w:cs="Courier New"/>
+                <w:b w:val="0"/>
+                <w:bCs w:val="0"/>
+                <w:color w:val="4D4D4A"/>
+                <w:szCs w:val="24"/>
+                <w:lang w:eastAsia="en-IN" w:bidi="te-IN"/>
+              </w:rPr>
+              <w:t>);</w:t>
+            </w:r>
+            <w:r>
+              <w:rPr>
+                <w:rFonts w:ascii="Comic Sans MS" w:eastAsia="Times New Roman" w:hAnsi="Comic Sans MS" w:cs="Courier New"/>
+                <w:b w:val="0"/>
+                <w:bCs w:val="0"/>
+                <w:color w:val="4D4D4A"/>
+                <w:szCs w:val="24"/>
+                <w:lang w:eastAsia="en-IN" w:bidi="te-IN"/>
+              </w:rPr>
+              <w:br/>
+              <w:t xml:space="preserve">        </w:t>
+            </w:r>
+            <w:r>
+              <w:rPr>
+                <w:rFonts w:ascii="Comic Sans MS" w:eastAsia="Times New Roman" w:hAnsi="Comic Sans MS" w:cs="Courier New"/>
+                <w:b w:val="0"/>
+                <w:bCs w:val="0"/>
+                <w:color w:val="13A78C"/>
+                <w:szCs w:val="24"/>
+                <w:lang w:eastAsia="en-IN" w:bidi="te-IN"/>
+              </w:rPr>
+              <w:t xml:space="preserve">return </w:t>
+            </w:r>
+            <w:r>
+              <w:rPr>
+                <w:rFonts w:ascii="Comic Sans MS" w:eastAsia="Times New Roman" w:hAnsi="Comic Sans MS" w:cs="Courier New"/>
+                <w:b w:val="0"/>
+                <w:bCs w:val="0"/>
+                <w:color w:val="79074C"/>
+                <w:szCs w:val="24"/>
+                <w:lang w:eastAsia="en-IN" w:bidi="te-IN"/>
+              </w:rPr>
+              <w:t>Car</w:t>
+            </w:r>
+            <w:r>
+              <w:rPr>
+                <w:rFonts w:ascii="Comic Sans MS" w:eastAsia="Times New Roman" w:hAnsi="Comic Sans MS" w:cs="Courier New"/>
+                <w:b w:val="0"/>
+                <w:bCs w:val="0"/>
+                <w:color w:val="4D4D4A"/>
+                <w:szCs w:val="24"/>
+                <w:lang w:eastAsia="en-IN" w:bidi="te-IN"/>
+              </w:rPr>
+              <w:t>.</w:t>
+            </w:r>
+            <w:r>
+              <w:rPr>
+                <w:rFonts w:ascii="Comic Sans MS" w:eastAsia="Times New Roman" w:hAnsi="Comic Sans MS" w:cs="Courier New"/>
+                <w:b w:val="0"/>
+                <w:bCs w:val="0"/>
+                <w:i/>
+                <w:iCs/>
+                <w:color w:val="1136B9"/>
+                <w:szCs w:val="24"/>
+                <w:lang w:eastAsia="en-IN" w:bidi="te-IN"/>
+              </w:rPr>
+              <w:t>builder</w:t>
+            </w:r>
+            <w:r>
+              <w:rPr>
+                <w:rFonts w:ascii="Comic Sans MS" w:eastAsia="Times New Roman" w:hAnsi="Comic Sans MS" w:cs="Courier New"/>
+                <w:b w:val="0"/>
+                <w:bCs w:val="0"/>
+                <w:color w:val="4D4D4A"/>
+                <w:szCs w:val="24"/>
+                <w:lang w:eastAsia="en-IN" w:bidi="te-IN"/>
+              </w:rPr>
+              <w:t>().</w:t>
+            </w:r>
+            <w:r>
+              <w:rPr>
+                <w:rFonts w:ascii="Comic Sans MS" w:eastAsia="Times New Roman" w:hAnsi="Comic Sans MS" w:cs="Courier New"/>
+                <w:b w:val="0"/>
+                <w:bCs w:val="0"/>
+                <w:color w:val="1136B9"/>
+                <w:szCs w:val="24"/>
+                <w:lang w:eastAsia="en-IN" w:bidi="te-IN"/>
+              </w:rPr>
+              <w:t>name</w:t>
+            </w:r>
+            <w:r>
+              <w:rPr>
+                <w:rFonts w:ascii="Comic Sans MS" w:eastAsia="Times New Roman" w:hAnsi="Comic Sans MS" w:cs="Courier New"/>
+                <w:b w:val="0"/>
+                <w:bCs w:val="0"/>
+                <w:color w:val="4D4D4A"/>
+                <w:szCs w:val="24"/>
+                <w:lang w:eastAsia="en-IN" w:bidi="te-IN"/>
+              </w:rPr>
+              <w:t>(</w:t>
+            </w:r>
+            <w:r>
+              <w:rPr>
+                <w:rFonts w:ascii="Comic Sans MS" w:eastAsia="Times New Roman" w:hAnsi="Comic Sans MS" w:cs="Courier New"/>
+                <w:b w:val="0"/>
+                <w:bCs w:val="0"/>
+                <w:i/>
+                <w:iCs/>
+                <w:color w:val="0F92E3"/>
+                <w:szCs w:val="24"/>
+                <w:lang w:eastAsia="en-IN" w:bidi="te-IN"/>
+              </w:rPr>
+              <w:t>name</w:t>
+            </w:r>
+            <w:r>
+              <w:rPr>
+                <w:rFonts w:ascii="Comic Sans MS" w:eastAsia="Times New Roman" w:hAnsi="Comic Sans MS" w:cs="Courier New"/>
+                <w:b w:val="0"/>
+                <w:bCs w:val="0"/>
+                <w:color w:val="4D4D4A"/>
+                <w:szCs w:val="24"/>
+                <w:lang w:eastAsia="en-IN" w:bidi="te-IN"/>
+              </w:rPr>
+              <w:t xml:space="preserve">) . </w:t>
+            </w:r>
+            <w:r>
+              <w:rPr>
+                <w:rFonts w:ascii="Comic Sans MS" w:eastAsia="Times New Roman" w:hAnsi="Comic Sans MS" w:cs="Courier New"/>
+                <w:b w:val="0"/>
+                <w:bCs w:val="0"/>
+                <w:color w:val="1136B9"/>
+                <w:szCs w:val="24"/>
+                <w:lang w:eastAsia="en-IN" w:bidi="te-IN"/>
+              </w:rPr>
+              <w:t>build</w:t>
+            </w:r>
+            <w:r>
+              <w:rPr>
+                <w:rFonts w:ascii="Comic Sans MS" w:eastAsia="Times New Roman" w:hAnsi="Comic Sans MS" w:cs="Courier New"/>
+                <w:b w:val="0"/>
+                <w:bCs w:val="0"/>
+                <w:color w:val="4D4D4A"/>
+                <w:szCs w:val="24"/>
+                <w:lang w:eastAsia="en-IN" w:bidi="te-IN"/>
+              </w:rPr>
+              <w:t>();</w:t>
+            </w:r>
+            <w:r>
+              <w:rPr>
+                <w:rFonts w:ascii="Comic Sans MS" w:eastAsia="Times New Roman" w:hAnsi="Comic Sans MS" w:cs="Courier New"/>
+                <w:b w:val="0"/>
+                <w:bCs w:val="0"/>
+                <w:color w:val="4D4D4A"/>
+                <w:szCs w:val="24"/>
+                <w:lang w:eastAsia="en-IN" w:bidi="te-IN"/>
+              </w:rPr>
+              <w:br/>
+              <w:t xml:space="preserve">    }</w:t>
+            </w:r>
+            <w:r>
+              <w:rPr>
+                <w:rFonts w:ascii="Comic Sans MS" w:eastAsia="Times New Roman" w:hAnsi="Comic Sans MS" w:cs="Courier New"/>
+                <w:b w:val="0"/>
+                <w:bCs w:val="0"/>
+                <w:color w:val="4D4D4A"/>
+                <w:szCs w:val="24"/>
+                <w:lang w:eastAsia="en-IN" w:bidi="te-IN"/>
+              </w:rPr>
+              <w:br/>
+              <w:t>}</w:t>
+            </w:r>
+          </w:p>
+          <w:p>
+            <w:pPr>
+              <w:rPr>
+                <w:rFonts w:ascii="Consolas" w:eastAsia="Times New Roman" w:hAnsi="Consolas" w:cs="Times New Roman"/>
+                <w:color w:val="6A737D"/>
+                <w:szCs w:val="24"/>
+                <w:lang w:eastAsia="en-IN" w:bidi="te-IN"/>
+              </w:rPr>
+            </w:pPr>
+          </w:p>
+        </w:tc>
+        <w:tc>
+          <w:tcPr>
+            <w:tcW w:w="11515" w:type="dxa"/>
+          </w:tcPr>
+          <w:p>
+            <w:pPr>
+              <w:cnfStyle w:val="000000000000" w:firstRow="0" w:lastRow="0" w:firstColumn="0" w:lastColumn="0" w:oddVBand="0" w:evenVBand="0" w:oddHBand="0" w:evenHBand="0" w:firstRowFirstColumn="0" w:firstRowLastColumn="0" w:lastRowFirstColumn="0" w:lastRowLastColumn="0"/>
+            </w:pPr>
+            <w:r>
+              <w:rPr>
+                <w:noProof/>
+                <w:lang w:eastAsia="en-IN" w:bidi="te-IN"/>
+              </w:rPr>
+              <w:drawing>
+                <wp:inline distT="0" distB="0" distL="0" distR="0" wp14:anchorId="3460E30A" wp14:editId="64327C05">
+                  <wp:extent cx="2143125" cy="2343150"/>
+                  <wp:effectExtent l="0" t="0" r="9525" b="0"/>
+                  <wp:docPr id="3" name="Picture 3"/>
+                  <wp:cNvGraphicFramePr>
+                    <a:graphicFrameLocks xmlns:a="http://schemas.openxmlformats.org/drawingml/2006/main" noChangeAspect="1"/>
+                  </wp:cNvGraphicFramePr>
+                  <a:graphic xmlns:a="http://schemas.openxmlformats.org/drawingml/2006/main">
+                    <a:graphicData uri="http://schemas.openxmlformats.org/drawingml/2006/picture">
+                      <pic:pic xmlns:pic="http://schemas.openxmlformats.org/drawingml/2006/picture">
+                        <pic:nvPicPr>
+                          <pic:cNvPr id="1" name=""/>
+                          <pic:cNvPicPr/>
+                        </pic:nvPicPr>
+                        <pic:blipFill>
+                          <a:blip r:embed="rId12"/>
+                          <a:stretch>
+                            <a:fillRect/>
+                          </a:stretch>
+                        </pic:blipFill>
+                        <pic:spPr>
+                          <a:xfrm>
+                            <a:off x="0" y="0"/>
+                            <a:ext cx="2143125" cy="2343150"/>
+                          </a:xfrm>
+                          <a:prstGeom prst="rect">
+                            <a:avLst/>
+                          </a:prstGeom>
+                        </pic:spPr>
+                      </pic:pic>
+                    </a:graphicData>
+                  </a:graphic>
+                </wp:inline>
+              </w:drawing>
+            </w:r>
+          </w:p>
+        </w:tc>
+      </w:tr>
+    </w:tbl>
+    <w:p>
+      <w:pPr>
+        <w:pStyle w:val="h3-pink"/>
+      </w:pPr>
+      <w:r>
+        <w:t>Form login</w:t>
+      </w:r>
+      <w:r>
+        <w:t xml:space="preserve"> vs pop-up</w:t>
+      </w:r>
+    </w:p>
+    <w:p>
+      <w:r>
+        <w:t xml:space="preserve">Use this form login when u are expecting a front end page </w:t>
+      </w:r>
+    </w:p>
+    <w:p>
+      <w:r>
+        <w:t>qq- what happen if we hit from browser without basic auth, wont it give us a web page?</w:t>
+      </w:r>
+    </w:p>
+    <w:p>
+      <w:r>
+        <w:rPr>
+          <w:noProof/>
+          <w:lang w:eastAsia="en-IN" w:bidi="te-IN"/>
+        </w:rPr>
+        <w:lastRenderedPageBreak/>
+        <w:drawing>
+          <wp:inline distT="0" distB="0" distL="0" distR="0" wp14:anchorId="2398E049" wp14:editId="6806A0EA">
+            <wp:extent cx="6610350" cy="1371600"/>
+            <wp:effectExtent l="0" t="0" r="0" b="0"/>
+            <wp:docPr id="5" name="Picture 5"/>
+            <wp:cNvGraphicFramePr>
+              <a:graphicFrameLocks xmlns:a="http://schemas.openxmlformats.org/drawingml/2006/main" noChangeAspect="1"/>
+            </wp:cNvGraphicFramePr>
+            <a:graphic xmlns:a="http://schemas.openxmlformats.org/drawingml/2006/main">
+              <a:graphicData uri="http://schemas.openxmlformats.org/drawingml/2006/picture">
+                <pic:pic xmlns:pic="http://schemas.openxmlformats.org/drawingml/2006/picture">
+                  <pic:nvPicPr>
+                    <pic:cNvPr id="1" name=""/>
+                    <pic:cNvPicPr/>
+                  </pic:nvPicPr>
+                  <pic:blipFill>
+                    <a:blip r:embed="rId13"/>
+                    <a:stretch>
+                      <a:fillRect/>
+                    </a:stretch>
+                  </pic:blipFill>
+                  <pic:spPr>
+                    <a:xfrm>
+                      <a:off x="0" y="0"/>
+                      <a:ext cx="6610350" cy="1371600"/>
+                    </a:xfrm>
+                    <a:prstGeom prst="rect">
+                      <a:avLst/>
+                    </a:prstGeom>
+                  </pic:spPr>
+                </pic:pic>
+              </a:graphicData>
+            </a:graphic>
+          </wp:inline>
+        </w:drawing>
+      </w:r>
+    </w:p>
+    <w:p>
+      <w:r>
+        <w:t>A</w:t>
+      </w:r>
+      <w:r>
+        <w:t>bcs</w:t>
+      </w:r>
+    </w:p>
+    <w:tbl>
+      <w:tblPr>
+        <w:tblStyle w:val="TableGrid"/>
+        <w:tblW w:w="0" w:type="auto"/>
+        <w:tblLook w:val="04A0" w:firstRow="1" w:lastRow="0" w:firstColumn="1" w:lastColumn="0" w:noHBand="0" w:noVBand="1"/>
+      </w:tblPr>
+      <w:tblGrid>
+        <w:gridCol w:w="11515"/>
+        <w:gridCol w:w="11515"/>
+      </w:tblGrid>
+      <w:tr>
+        <w:tc>
+          <w:tcPr>
+            <w:tcW w:w="11515" w:type="dxa"/>
+          </w:tcPr>
+          <w:p>
+            <w:r>
+              <w:t>generate</w:t>
+            </w:r>
+            <w:r>
+              <w:t>s</w:t>
+            </w:r>
+            <w:r>
+              <w:t xml:space="preserve"> a html login page in browser with </w:t>
+            </w:r>
+            <w:r>
+              <w:rPr>
+                <w:shd w:val="clear" w:color="auto" w:fill="A8D08D" w:themeFill="accent6" w:themeFillTint="99"/>
+              </w:rPr>
+              <w:t>httpSecurity.</w:t>
+            </w:r>
+            <w:r>
+              <w:rPr>
+                <w:shd w:val="clear" w:color="auto" w:fill="A8D08D" w:themeFill="accent6" w:themeFillTint="99"/>
+              </w:rPr>
+              <w:t>formLogin()</w:t>
+            </w:r>
+            <w:r>
+              <w:t xml:space="preserve"> </w:t>
+            </w:r>
+          </w:p>
+          <w:p>
+            <w:r>
+              <w:t>means</w:t>
+            </w:r>
+            <w:r>
+              <w:t xml:space="preserve">, when u hit via browser, it will give us a </w:t>
+            </w:r>
+            <w:r>
+              <w:rPr>
+                <w:b/>
+                <w:bCs/>
+              </w:rPr>
+              <w:t>web page directly</w:t>
+            </w:r>
+            <w:r>
+              <w:rPr>
+                <w:b/>
+                <w:bCs/>
+              </w:rPr>
+              <w:t xml:space="preserve"> which will ask us credentials to enter</w:t>
+            </w:r>
+            <w:bookmarkStart w:id="0" w:name="_GoBack"/>
+            <w:bookmarkEnd w:id="0"/>
+          </w:p>
+        </w:tc>
+        <w:tc>
+          <w:tcPr>
+            <w:tcW w:w="11515" w:type="dxa"/>
+          </w:tcPr>
+          <w:p>
+            <w:r>
+              <w:t xml:space="preserve">generate a html </w:t>
+            </w:r>
+            <w:r>
+              <w:t xml:space="preserve">alert pop up </w:t>
+            </w:r>
+            <w:r>
+              <w:t xml:space="preserve">page in </w:t>
+            </w:r>
+            <w:r>
+              <w:t xml:space="preserve">browser with </w:t>
+            </w:r>
+            <w:r>
+              <w:rPr>
+                <w:shd w:val="clear" w:color="auto" w:fill="A8D08D" w:themeFill="accent6" w:themeFillTint="99"/>
+              </w:rPr>
+              <w:t>httpSecurity.</w:t>
+            </w:r>
+            <w:r>
+              <w:rPr>
+                <w:shd w:val="clear" w:color="auto" w:fill="A8D08D" w:themeFill="accent6" w:themeFillTint="99"/>
+              </w:rPr>
+              <w:t>httpBasic()</w:t>
+            </w:r>
+            <w:r>
+              <w:t xml:space="preserve"> method</w:t>
+            </w:r>
+          </w:p>
+        </w:tc>
+      </w:tr>
+      <w:tr>
+        <w:tc>
+          <w:tcPr>
+            <w:tcW w:w="11515" w:type="dxa"/>
+          </w:tcPr>
+          <w:p/>
+        </w:tc>
+        <w:tc>
+          <w:tcPr>
+            <w:tcW w:w="11515" w:type="dxa"/>
+          </w:tcPr>
+          <w:p/>
+        </w:tc>
+      </w:tr>
     </w:tbl>
     <w:p/>
+    <w:p>
+      <w:pPr>
+        <w:rPr>
+          <w:rFonts w:asciiTheme="minorHAnsi" w:hAnsiTheme="minorHAnsi"/>
+          <w:sz w:val="22"/>
+        </w:rPr>
+      </w:pPr>
+    </w:p>
     <w:sectPr>
       <w:pgSz w:w="24480" w:h="15840" w:orient="landscape" w:code="3"/>
       <w:pgMar w:top="720" w:right="720" w:bottom="720" w:left="720" w:header="708" w:footer="708" w:gutter="0"/>
@@ -3120,6 +8409,95 @@
     </w:lvl>
   </w:abstractNum>
   <w:abstractNum w:abstractNumId="4">
+    <w:nsid w:val="0E767C41"/>
+    <w:multiLevelType w:val="hybridMultilevel"/>
+    <w:tmpl w:val="3AEE1F9A"/>
+    <w:lvl w:ilvl="0" w:tplc="40090011">
+      <w:start w:val="1"/>
+      <w:numFmt w:val="decimal"/>
+      <w:lvlText w:val="%1)"/>
+      <w:lvlJc w:val="left"/>
+      <w:pPr>
+        <w:ind w:left="360" w:hanging="360"/>
+      </w:pPr>
+      <w:rPr>
+        <w:rFonts w:hint="default"/>
+      </w:rPr>
+    </w:lvl>
+    <w:lvl w:ilvl="1" w:tplc="40090019" w:tentative="1">
+      <w:start w:val="1"/>
+      <w:numFmt w:val="lowerLetter"/>
+      <w:lvlText w:val="%2."/>
+      <w:lvlJc w:val="left"/>
+      <w:pPr>
+        <w:ind w:left="1080" w:hanging="360"/>
+      </w:pPr>
+    </w:lvl>
+    <w:lvl w:ilvl="2" w:tplc="4009001B" w:tentative="1">
+      <w:start w:val="1"/>
+      <w:numFmt w:val="lowerRoman"/>
+      <w:lvlText w:val="%3."/>
+      <w:lvlJc w:val="right"/>
+      <w:pPr>
+        <w:ind w:left="1800" w:hanging="180"/>
+      </w:pPr>
+    </w:lvl>
+    <w:lvl w:ilvl="3" w:tplc="4009000F" w:tentative="1">
+      <w:start w:val="1"/>
+      <w:numFmt w:val="decimal"/>
+      <w:lvlText w:val="%4."/>
+      <w:lvlJc w:val="left"/>
+      <w:pPr>
+        <w:ind w:left="2520" w:hanging="360"/>
+      </w:pPr>
+    </w:lvl>
+    <w:lvl w:ilvl="4" w:tplc="40090019" w:tentative="1">
+      <w:start w:val="1"/>
+      <w:numFmt w:val="lowerLetter"/>
+      <w:lvlText w:val="%5."/>
+      <w:lvlJc w:val="left"/>
+      <w:pPr>
+        <w:ind w:left="3240" w:hanging="360"/>
+      </w:pPr>
+    </w:lvl>
+    <w:lvl w:ilvl="5" w:tplc="4009001B" w:tentative="1">
+      <w:start w:val="1"/>
+      <w:numFmt w:val="lowerRoman"/>
+      <w:lvlText w:val="%6."/>
+      <w:lvlJc w:val="right"/>
+      <w:pPr>
+        <w:ind w:left="3960" w:hanging="180"/>
+      </w:pPr>
+    </w:lvl>
+    <w:lvl w:ilvl="6" w:tplc="4009000F" w:tentative="1">
+      <w:start w:val="1"/>
+      <w:numFmt w:val="decimal"/>
+      <w:lvlText w:val="%7."/>
+      <w:lvlJc w:val="left"/>
+      <w:pPr>
+        <w:ind w:left="4680" w:hanging="360"/>
+      </w:pPr>
+    </w:lvl>
+    <w:lvl w:ilvl="7" w:tplc="40090019" w:tentative="1">
+      <w:start w:val="1"/>
+      <w:numFmt w:val="lowerLetter"/>
+      <w:lvlText w:val="%8."/>
+      <w:lvlJc w:val="left"/>
+      <w:pPr>
+        <w:ind w:left="5400" w:hanging="360"/>
+      </w:pPr>
+    </w:lvl>
+    <w:lvl w:ilvl="8" w:tplc="4009001B" w:tentative="1">
+      <w:start w:val="1"/>
+      <w:numFmt w:val="lowerRoman"/>
+      <w:lvlText w:val="%9."/>
+      <w:lvlJc w:val="right"/>
+      <w:pPr>
+        <w:ind w:left="6120" w:hanging="180"/>
+      </w:pPr>
+    </w:lvl>
+  </w:abstractNum>
+  <w:abstractNum w:abstractNumId="5">
     <w:nsid w:val="16062803"/>
     <w:multiLevelType w:val="multilevel"/>
     <w:tmpl w:val="7736EB60"/>
@@ -3236,7 +8614,7 @@
       </w:pPr>
     </w:lvl>
   </w:abstractNum>
-  <w:abstractNum w:abstractNumId="5">
+  <w:abstractNum w:abstractNumId="6">
     <w:nsid w:val="1B2B04EB"/>
     <w:multiLevelType w:val="multilevel"/>
     <w:tmpl w:val="CDFE3B18"/>
@@ -3385,7 +8763,7 @@
       </w:rPr>
     </w:lvl>
   </w:abstractNum>
-  <w:abstractNum w:abstractNumId="6">
+  <w:abstractNum w:abstractNumId="7">
     <w:nsid w:val="219A5A22"/>
     <w:multiLevelType w:val="multilevel"/>
     <w:tmpl w:val="B5DC310C"/>
@@ -3530,7 +8908,96 @@
       </w:rPr>
     </w:lvl>
   </w:abstractNum>
-  <w:abstractNum w:abstractNumId="7">
+  <w:abstractNum w:abstractNumId="8">
+    <w:nsid w:val="23291E0D"/>
+    <w:multiLevelType w:val="hybridMultilevel"/>
+    <w:tmpl w:val="E4A63A6A"/>
+    <w:lvl w:ilvl="0" w:tplc="40090011">
+      <w:start w:val="1"/>
+      <w:numFmt w:val="decimal"/>
+      <w:lvlText w:val="%1)"/>
+      <w:lvlJc w:val="left"/>
+      <w:pPr>
+        <w:ind w:left="720" w:hanging="360"/>
+      </w:pPr>
+      <w:rPr>
+        <w:rFonts w:hint="default"/>
+      </w:rPr>
+    </w:lvl>
+    <w:lvl w:ilvl="1" w:tplc="40090019" w:tentative="1">
+      <w:start w:val="1"/>
+      <w:numFmt w:val="lowerLetter"/>
+      <w:lvlText w:val="%2."/>
+      <w:lvlJc w:val="left"/>
+      <w:pPr>
+        <w:ind w:left="1440" w:hanging="360"/>
+      </w:pPr>
+    </w:lvl>
+    <w:lvl w:ilvl="2" w:tplc="4009001B" w:tentative="1">
+      <w:start w:val="1"/>
+      <w:numFmt w:val="lowerRoman"/>
+      <w:lvlText w:val="%3."/>
+      <w:lvlJc w:val="right"/>
+      <w:pPr>
+        <w:ind w:left="2160" w:hanging="180"/>
+      </w:pPr>
+    </w:lvl>
+    <w:lvl w:ilvl="3" w:tplc="4009000F" w:tentative="1">
+      <w:start w:val="1"/>
+      <w:numFmt w:val="decimal"/>
+      <w:lvlText w:val="%4."/>
+      <w:lvlJc w:val="left"/>
+      <w:pPr>
+        <w:ind w:left="2880" w:hanging="360"/>
+      </w:pPr>
+    </w:lvl>
+    <w:lvl w:ilvl="4" w:tplc="40090019" w:tentative="1">
+      <w:start w:val="1"/>
+      <w:numFmt w:val="lowerLetter"/>
+      <w:lvlText w:val="%5."/>
+      <w:lvlJc w:val="left"/>
+      <w:pPr>
+        <w:ind w:left="3600" w:hanging="360"/>
+      </w:pPr>
+    </w:lvl>
+    <w:lvl w:ilvl="5" w:tplc="4009001B" w:tentative="1">
+      <w:start w:val="1"/>
+      <w:numFmt w:val="lowerRoman"/>
+      <w:lvlText w:val="%6."/>
+      <w:lvlJc w:val="right"/>
+      <w:pPr>
+        <w:ind w:left="4320" w:hanging="180"/>
+      </w:pPr>
+    </w:lvl>
+    <w:lvl w:ilvl="6" w:tplc="4009000F" w:tentative="1">
+      <w:start w:val="1"/>
+      <w:numFmt w:val="decimal"/>
+      <w:lvlText w:val="%7."/>
+      <w:lvlJc w:val="left"/>
+      <w:pPr>
+        <w:ind w:left="5040" w:hanging="360"/>
+      </w:pPr>
+    </w:lvl>
+    <w:lvl w:ilvl="7" w:tplc="40090019" w:tentative="1">
+      <w:start w:val="1"/>
+      <w:numFmt w:val="lowerLetter"/>
+      <w:lvlText w:val="%8."/>
+      <w:lvlJc w:val="left"/>
+      <w:pPr>
+        <w:ind w:left="5760" w:hanging="360"/>
+      </w:pPr>
+    </w:lvl>
+    <w:lvl w:ilvl="8" w:tplc="4009001B" w:tentative="1">
+      <w:start w:val="1"/>
+      <w:numFmt w:val="lowerRoman"/>
+      <w:lvlText w:val="%9."/>
+      <w:lvlJc w:val="right"/>
+      <w:pPr>
+        <w:ind w:left="6480" w:hanging="180"/>
+      </w:pPr>
+    </w:lvl>
+  </w:abstractNum>
+  <w:abstractNum w:abstractNumId="9">
     <w:nsid w:val="24E2253E"/>
     <w:multiLevelType w:val="multilevel"/>
     <w:tmpl w:val="F0F2F6B0"/>
@@ -3679,7 +9146,7 @@
       </w:rPr>
     </w:lvl>
   </w:abstractNum>
-  <w:abstractNum w:abstractNumId="8">
+  <w:abstractNum w:abstractNumId="10">
     <w:nsid w:val="2EDE27F9"/>
     <w:multiLevelType w:val="multilevel"/>
     <w:tmpl w:val="61F8D414"/>
@@ -3796,7 +9263,7 @@
       </w:pPr>
     </w:lvl>
   </w:abstractNum>
-  <w:abstractNum w:abstractNumId="9">
+  <w:abstractNum w:abstractNumId="11">
     <w:nsid w:val="2FCC6BD2"/>
     <w:multiLevelType w:val="multilevel"/>
     <w:tmpl w:val="676E679E"/>
@@ -3945,7 +9412,7 @@
       </w:rPr>
     </w:lvl>
   </w:abstractNum>
-  <w:abstractNum w:abstractNumId="10">
+  <w:abstractNum w:abstractNumId="12">
     <w:nsid w:val="33737710"/>
     <w:multiLevelType w:val="multilevel"/>
     <w:tmpl w:val="DEA02C04"/>
@@ -4094,7 +9561,7 @@
       </w:rPr>
     </w:lvl>
   </w:abstractNum>
-  <w:abstractNum w:abstractNumId="11">
+  <w:abstractNum w:abstractNumId="13">
     <w:nsid w:val="352A49E8"/>
     <w:multiLevelType w:val="multilevel"/>
     <w:tmpl w:val="35E61FC2"/>
@@ -4243,7 +9710,7 @@
       </w:rPr>
     </w:lvl>
   </w:abstractNum>
-  <w:abstractNum w:abstractNumId="12">
+  <w:abstractNum w:abstractNumId="14">
     <w:nsid w:val="42C7001F"/>
     <w:multiLevelType w:val="multilevel"/>
     <w:tmpl w:val="AAB8BEEC"/>
@@ -4392,7 +9859,7 @@
       </w:rPr>
     </w:lvl>
   </w:abstractNum>
-  <w:abstractNum w:abstractNumId="13">
+  <w:abstractNum w:abstractNumId="15">
     <w:nsid w:val="44D73552"/>
     <w:multiLevelType w:val="multilevel"/>
     <w:tmpl w:val="8ABA7B52"/>
@@ -4541,7 +10008,96 @@
       </w:rPr>
     </w:lvl>
   </w:abstractNum>
-  <w:abstractNum w:abstractNumId="14">
+  <w:abstractNum w:abstractNumId="16">
+    <w:nsid w:val="49C26B0B"/>
+    <w:multiLevelType w:val="hybridMultilevel"/>
+    <w:tmpl w:val="DFCC336C"/>
+    <w:lvl w:ilvl="0" w:tplc="40090011">
+      <w:start w:val="1"/>
+      <w:numFmt w:val="decimal"/>
+      <w:lvlText w:val="%1)"/>
+      <w:lvlJc w:val="left"/>
+      <w:pPr>
+        <w:ind w:left="720" w:hanging="360"/>
+      </w:pPr>
+      <w:rPr>
+        <w:rFonts w:hint="default"/>
+      </w:rPr>
+    </w:lvl>
+    <w:lvl w:ilvl="1" w:tplc="40090019" w:tentative="1">
+      <w:start w:val="1"/>
+      <w:numFmt w:val="lowerLetter"/>
+      <w:lvlText w:val="%2."/>
+      <w:lvlJc w:val="left"/>
+      <w:pPr>
+        <w:ind w:left="1440" w:hanging="360"/>
+      </w:pPr>
+    </w:lvl>
+    <w:lvl w:ilvl="2" w:tplc="4009001B" w:tentative="1">
+      <w:start w:val="1"/>
+      <w:numFmt w:val="lowerRoman"/>
+      <w:lvlText w:val="%3."/>
+      <w:lvlJc w:val="right"/>
+      <w:pPr>
+        <w:ind w:left="2160" w:hanging="180"/>
+      </w:pPr>
+    </w:lvl>
+    <w:lvl w:ilvl="3" w:tplc="4009000F" w:tentative="1">
+      <w:start w:val="1"/>
+      <w:numFmt w:val="decimal"/>
+      <w:lvlText w:val="%4."/>
+      <w:lvlJc w:val="left"/>
+      <w:pPr>
+        <w:ind w:left="2880" w:hanging="360"/>
+      </w:pPr>
+    </w:lvl>
+    <w:lvl w:ilvl="4" w:tplc="40090019" w:tentative="1">
+      <w:start w:val="1"/>
+      <w:numFmt w:val="lowerLetter"/>
+      <w:lvlText w:val="%5."/>
+      <w:lvlJc w:val="left"/>
+      <w:pPr>
+        <w:ind w:left="3600" w:hanging="360"/>
+      </w:pPr>
+    </w:lvl>
+    <w:lvl w:ilvl="5" w:tplc="4009001B" w:tentative="1">
+      <w:start w:val="1"/>
+      <w:numFmt w:val="lowerRoman"/>
+      <w:lvlText w:val="%6."/>
+      <w:lvlJc w:val="right"/>
+      <w:pPr>
+        <w:ind w:left="4320" w:hanging="180"/>
+      </w:pPr>
+    </w:lvl>
+    <w:lvl w:ilvl="6" w:tplc="4009000F" w:tentative="1">
+      <w:start w:val="1"/>
+      <w:numFmt w:val="decimal"/>
+      <w:lvlText w:val="%7."/>
+      <w:lvlJc w:val="left"/>
+      <w:pPr>
+        <w:ind w:left="5040" w:hanging="360"/>
+      </w:pPr>
+    </w:lvl>
+    <w:lvl w:ilvl="7" w:tplc="40090019" w:tentative="1">
+      <w:start w:val="1"/>
+      <w:numFmt w:val="lowerLetter"/>
+      <w:lvlText w:val="%8."/>
+      <w:lvlJc w:val="left"/>
+      <w:pPr>
+        <w:ind w:left="5760" w:hanging="360"/>
+      </w:pPr>
+    </w:lvl>
+    <w:lvl w:ilvl="8" w:tplc="4009001B" w:tentative="1">
+      <w:start w:val="1"/>
+      <w:numFmt w:val="lowerRoman"/>
+      <w:lvlText w:val="%9."/>
+      <w:lvlJc w:val="right"/>
+      <w:pPr>
+        <w:ind w:left="6480" w:hanging="180"/>
+      </w:pPr>
+    </w:lvl>
+  </w:abstractNum>
+  <w:abstractNum w:abstractNumId="17">
     <w:nsid w:val="4E710645"/>
     <w:multiLevelType w:val="multilevel"/>
     <w:tmpl w:val="6540D130"/>
@@ -4690,7 +10246,7 @@
       </w:rPr>
     </w:lvl>
   </w:abstractNum>
-  <w:abstractNum w:abstractNumId="15">
+  <w:abstractNum w:abstractNumId="18">
     <w:nsid w:val="50C272FB"/>
     <w:multiLevelType w:val="hybridMultilevel"/>
     <w:tmpl w:val="1032CF0E"/>
@@ -4779,7 +10335,7 @@
       </w:pPr>
     </w:lvl>
   </w:abstractNum>
-  <w:abstractNum w:abstractNumId="16">
+  <w:abstractNum w:abstractNumId="19">
     <w:nsid w:val="54D00184"/>
     <w:multiLevelType w:val="multilevel"/>
     <w:tmpl w:val="A3A8EC58"/>
@@ -4928,7 +10484,7 @@
       </w:rPr>
     </w:lvl>
   </w:abstractNum>
-  <w:abstractNum w:abstractNumId="17">
+  <w:abstractNum w:abstractNumId="20">
     <w:nsid w:val="5A192E0A"/>
     <w:multiLevelType w:val="multilevel"/>
     <w:tmpl w:val="D0FAC546"/>
@@ -5077,7 +10633,7 @@
       </w:rPr>
     </w:lvl>
   </w:abstractNum>
-  <w:abstractNum w:abstractNumId="18">
+  <w:abstractNum w:abstractNumId="21">
     <w:nsid w:val="5CEA57FF"/>
     <w:multiLevelType w:val="multilevel"/>
     <w:tmpl w:val="43E2CB22"/>
@@ -5226,7 +10782,7 @@
       </w:rPr>
     </w:lvl>
   </w:abstractNum>
-  <w:abstractNum w:abstractNumId="19">
+  <w:abstractNum w:abstractNumId="22">
     <w:nsid w:val="62645D6C"/>
     <w:multiLevelType w:val="multilevel"/>
     <w:tmpl w:val="9AE83AE8"/>
@@ -5375,7 +10931,7 @@
       </w:rPr>
     </w:lvl>
   </w:abstractNum>
-  <w:abstractNum w:abstractNumId="20">
+  <w:abstractNum w:abstractNumId="23">
     <w:nsid w:val="62A63EBF"/>
     <w:multiLevelType w:val="multilevel"/>
     <w:tmpl w:val="C8724864"/>
@@ -5524,7 +11080,7 @@
       </w:rPr>
     </w:lvl>
   </w:abstractNum>
-  <w:abstractNum w:abstractNumId="21">
+  <w:abstractNum w:abstractNumId="24">
     <w:nsid w:val="62E659EE"/>
     <w:multiLevelType w:val="multilevel"/>
     <w:tmpl w:val="C9821E0C"/>
@@ -5669,7 +11225,7 @@
       </w:rPr>
     </w:lvl>
   </w:abstractNum>
-  <w:abstractNum w:abstractNumId="22">
+  <w:abstractNum w:abstractNumId="25">
     <w:nsid w:val="66383EDE"/>
     <w:multiLevelType w:val="multilevel"/>
     <w:tmpl w:val="F31E8160"/>
@@ -5818,7 +11374,7 @@
       </w:rPr>
     </w:lvl>
   </w:abstractNum>
-  <w:abstractNum w:abstractNumId="23">
+  <w:abstractNum w:abstractNumId="26">
     <w:nsid w:val="67F85113"/>
     <w:multiLevelType w:val="multilevel"/>
     <w:tmpl w:val="4D92584A"/>
@@ -5963,7 +11519,7 @@
       </w:rPr>
     </w:lvl>
   </w:abstractNum>
-  <w:abstractNum w:abstractNumId="24">
+  <w:abstractNum w:abstractNumId="27">
     <w:nsid w:val="71397365"/>
     <w:multiLevelType w:val="multilevel"/>
     <w:tmpl w:val="602E2A40"/>
@@ -6112,7 +11668,7 @@
       </w:rPr>
     </w:lvl>
   </w:abstractNum>
-  <w:abstractNum w:abstractNumId="25">
+  <w:abstractNum w:abstractNumId="28">
     <w:nsid w:val="724B79C4"/>
     <w:multiLevelType w:val="hybridMultilevel"/>
     <w:tmpl w:val="C26C4C9E"/>
@@ -6201,7 +11757,7 @@
       </w:pPr>
     </w:lvl>
   </w:abstractNum>
-  <w:abstractNum w:abstractNumId="26">
+  <w:abstractNum w:abstractNumId="29">
     <w:nsid w:val="757C74AF"/>
     <w:multiLevelType w:val="multilevel"/>
     <w:tmpl w:val="58F643CE"/>
@@ -6350,7 +11906,7 @@
       </w:rPr>
     </w:lvl>
   </w:abstractNum>
-  <w:abstractNum w:abstractNumId="27">
+  <w:abstractNum w:abstractNumId="30">
     <w:nsid w:val="7B303277"/>
     <w:multiLevelType w:val="multilevel"/>
     <w:tmpl w:val="73A029FE"/>
@@ -6463,7 +12019,7 @@
       </w:rPr>
     </w:lvl>
   </w:abstractNum>
-  <w:abstractNum w:abstractNumId="28">
+  <w:abstractNum w:abstractNumId="31">
     <w:nsid w:val="7C6C0B40"/>
     <w:multiLevelType w:val="multilevel"/>
     <w:tmpl w:val="B52A846C"/>
@@ -6608,7 +12164,7 @@
       </w:rPr>
     </w:lvl>
   </w:abstractNum>
-  <w:abstractNum w:abstractNumId="29">
+  <w:abstractNum w:abstractNumId="32">
     <w:nsid w:val="7DCC5341"/>
     <w:multiLevelType w:val="multilevel"/>
     <w:tmpl w:val="BB58ABEE"/>
@@ -6753,7 +12309,7 @@
       </w:rPr>
     </w:lvl>
   </w:abstractNum>
-  <w:abstractNum w:abstractNumId="30">
+  <w:abstractNum w:abstractNumId="33">
     <w:nsid w:val="7DF91C75"/>
     <w:multiLevelType w:val="multilevel"/>
     <w:tmpl w:val="CD3E7D62"/>
@@ -6903,19 +12459,19 @@
     </w:lvl>
   </w:abstractNum>
   <w:num w:numId="1">
-    <w:abstractNumId w:val="5"/>
+    <w:abstractNumId w:val="6"/>
   </w:num>
   <w:num w:numId="2">
     <w:abstractNumId w:val="0"/>
   </w:num>
   <w:num w:numId="3">
-    <w:abstractNumId w:val="28"/>
+    <w:abstractNumId w:val="31"/>
   </w:num>
   <w:num w:numId="4">
-    <w:abstractNumId w:val="15"/>
+    <w:abstractNumId w:val="18"/>
   </w:num>
   <w:num w:numId="5">
-    <w:abstractNumId w:val="10"/>
+    <w:abstractNumId w:val="12"/>
   </w:num>
   <w:num w:numId="6">
     <w:abstractNumId w:val="3"/>
@@ -6924,76 +12480,85 @@
     <w:abstractNumId w:val="2"/>
   </w:num>
   <w:num w:numId="8">
-    <w:abstractNumId w:val="30"/>
+    <w:abstractNumId w:val="33"/>
   </w:num>
   <w:num w:numId="9">
-    <w:abstractNumId w:val="18"/>
+    <w:abstractNumId w:val="21"/>
   </w:num>
   <w:num w:numId="10">
-    <w:abstractNumId w:val="11"/>
+    <w:abstractNumId w:val="13"/>
   </w:num>
   <w:num w:numId="11">
-    <w:abstractNumId w:val="16"/>
+    <w:abstractNumId w:val="19"/>
   </w:num>
   <w:num w:numId="12">
-    <w:abstractNumId w:val="12"/>
+    <w:abstractNumId w:val="14"/>
   </w:num>
   <w:num w:numId="13">
     <w:abstractNumId w:val="1"/>
   </w:num>
   <w:num w:numId="14">
+    <w:abstractNumId w:val="29"/>
+  </w:num>
+  <w:num w:numId="15">
+    <w:abstractNumId w:val="25"/>
+  </w:num>
+  <w:num w:numId="16">
+    <w:abstractNumId w:val="22"/>
+  </w:num>
+  <w:num w:numId="17">
+    <w:abstractNumId w:val="9"/>
+  </w:num>
+  <w:num w:numId="18">
+    <w:abstractNumId w:val="15"/>
+  </w:num>
+  <w:num w:numId="19">
+    <w:abstractNumId w:val="17"/>
+  </w:num>
+  <w:num w:numId="20">
     <w:abstractNumId w:val="26"/>
   </w:num>
-  <w:num w:numId="15">
-    <w:abstractNumId w:val="22"/>
+  <w:num w:numId="21">
+    <w:abstractNumId w:val="27"/>
   </w:num>
-  <w:num w:numId="16">
-    <w:abstractNumId w:val="19"/>
-  </w:num>
-  <w:num w:numId="17">
+  <w:num w:numId="22">
     <w:abstractNumId w:val="7"/>
   </w:num>
-  <w:num w:numId="18">
-    <w:abstractNumId w:val="13"/>
+  <w:num w:numId="23">
+    <w:abstractNumId w:val="24"/>
   </w:num>
-  <w:num w:numId="19">
-    <w:abstractNumId w:val="14"/>
+  <w:num w:numId="24">
+    <w:abstractNumId w:val="32"/>
   </w:num>
-  <w:num w:numId="20">
+  <w:num w:numId="25">
     <w:abstractNumId w:val="23"/>
   </w:num>
-  <w:num w:numId="21">
-    <w:abstractNumId w:val="24"/>
-  </w:num>
-  <w:num w:numId="22">
-    <w:abstractNumId w:val="6"/>
-  </w:num>
-  <w:num w:numId="23">
-    <w:abstractNumId w:val="21"/>
-  </w:num>
-  <w:num w:numId="24">
-    <w:abstractNumId w:val="29"/>
-  </w:num>
-  <w:num w:numId="25">
+  <w:num w:numId="26">
     <w:abstractNumId w:val="20"/>
   </w:num>
-  <w:num w:numId="26">
-    <w:abstractNumId w:val="17"/>
-  </w:num>
   <w:num w:numId="27">
-    <w:abstractNumId w:val="27"/>
+    <w:abstractNumId w:val="30"/>
   </w:num>
   <w:num w:numId="28">
-    <w:abstractNumId w:val="9"/>
+    <w:abstractNumId w:val="11"/>
   </w:num>
   <w:num w:numId="29">
+    <w:abstractNumId w:val="10"/>
+  </w:num>
+  <w:num w:numId="30">
+    <w:abstractNumId w:val="5"/>
+  </w:num>
+  <w:num w:numId="31">
+    <w:abstractNumId w:val="28"/>
+  </w:num>
+  <w:num w:numId="32">
+    <w:abstractNumId w:val="4"/>
+  </w:num>
+  <w:num w:numId="33">
     <w:abstractNumId w:val="8"/>
   </w:num>
-  <w:num w:numId="30">
-    <w:abstractNumId w:val="4"/>
-  </w:num>
-  <w:num w:numId="31">
-    <w:abstractNumId w:val="25"/>
+  <w:num w:numId="34">
+    <w:abstractNumId w:val="16"/>
   </w:num>
 </w:numbering>
 </file>
@@ -8275,6 +13840,19 @@
       </w:rPr>
     </w:tblStylePr>
   </w:style>
+  <w:style w:type="paragraph" w:styleId="NoSpacing">
+    <w:name w:val="No Spacing"/>
+    <w:uiPriority w:val="1"/>
+    <w:qFormat/>
+    <w:rsid w:val="004F02BF"/>
+    <w:pPr>
+      <w:spacing w:after="0" w:line="240" w:lineRule="auto"/>
+    </w:pPr>
+    <w:rPr>
+      <w:rFonts w:ascii="Segoe UI Emoji" w:hAnsi="Segoe UI Emoji"/>
+      <w:sz w:val="24"/>
+    </w:rPr>
+  </w:style>
 </w:styles>
 </file>
 
@@ -8544,7 +14122,7 @@
 </file>
 
 <file path=customXml/itemProps1.xml><?xml version="1.0" encoding="utf-8"?>
-<ds:datastoreItem xmlns:ds="http://schemas.openxmlformats.org/officeDocument/2006/customXml" ds:itemID="{40AB75A9-10E8-4EA6-972F-37251AAE0F66}">
+<ds:datastoreItem xmlns:ds="http://schemas.openxmlformats.org/officeDocument/2006/customXml" ds:itemID="{271F29B5-70E2-443F-B162-3E45D206951F}">
   <ds:schemaRefs>
     <ds:schemaRef ds:uri="http://schemas.openxmlformats.org/officeDocument/2006/bibliography"/>
   </ds:schemaRefs>

--- a/11.spring/oauth -security related/3.Spring Security.docx
+++ b/11.spring/oauth -security related/3.Spring Security.docx
@@ -2141,7 +2141,14 @@
                 <w:b w:val="0"/>
                 <w:bCs w:val="0"/>
               </w:rPr>
-              <w:t xml:space="preserve">User details service – </w:t>
+              <w:t>UserDetailsS</w:t>
+            </w:r>
+            <w:r>
+              <w:rPr>
+                <w:b w:val="0"/>
+                <w:bCs w:val="0"/>
+              </w:rPr>
+              <w:t xml:space="preserve">ervice – </w:t>
             </w:r>
             <w:r>
               <w:rPr>
@@ -2230,7 +2237,57 @@
                 <w:noProof/>
                 <w:lang w:eastAsia="en-IN" w:bidi="te-IN"/>
               </w:rPr>
-              <w:t>once authenticated all details will be present in security context object</w:t>
+              <w:t>once</w:t>
+            </w:r>
+            <w:r>
+              <w:rPr>
+                <w:rFonts w:ascii="Comic Sans MS" w:hAnsi="Comic Sans MS"/>
+                <w:b w:val="0"/>
+                <w:bCs w:val="0"/>
+                <w:noProof/>
+                <w:lang w:eastAsia="en-IN" w:bidi="te-IN"/>
+              </w:rPr>
+              <w:t xml:space="preserve"> user is </w:t>
+            </w:r>
+            <w:r>
+              <w:rPr>
+                <w:rFonts w:ascii="Comic Sans MS" w:hAnsi="Comic Sans MS"/>
+                <w:b w:val="0"/>
+                <w:bCs w:val="0"/>
+                <w:noProof/>
+                <w:lang w:eastAsia="en-IN" w:bidi="te-IN"/>
+              </w:rPr>
+              <w:t xml:space="preserve">authenticated all </w:t>
+            </w:r>
+            <w:r>
+              <w:rPr>
+                <w:rFonts w:ascii="Comic Sans MS" w:hAnsi="Comic Sans MS"/>
+                <w:b w:val="0"/>
+                <w:bCs w:val="0"/>
+                <w:noProof/>
+                <w:lang w:eastAsia="en-IN" w:bidi="te-IN"/>
+              </w:rPr>
+              <w:t xml:space="preserve">his </w:t>
+            </w:r>
+            <w:r>
+              <w:rPr>
+                <w:rFonts w:ascii="Comic Sans MS" w:hAnsi="Comic Sans MS"/>
+                <w:b w:val="0"/>
+                <w:bCs w:val="0"/>
+                <w:noProof/>
+                <w:lang w:eastAsia="en-IN" w:bidi="te-IN"/>
+              </w:rPr>
+              <w:t>details will be present in security context object</w:t>
+            </w:r>
+            <w:r>
+              <w:rPr>
+                <w:rFonts w:ascii="Comic Sans MS" w:hAnsi="Comic Sans MS"/>
+                <w:b w:val="0"/>
+                <w:bCs w:val="0"/>
+                <w:noProof/>
+                <w:lang w:eastAsia="en-IN" w:bidi="te-IN"/>
+              </w:rPr>
+              <w:t>, we can happily autowire them</w:t>
             </w:r>
           </w:p>
           <w:p>
@@ -2963,10 +3020,7 @@
           </w:p>
           <w:p>
             <w:r>
-              <w:t xml:space="preserve">observation </w:t>
-            </w:r>
-            <w:r>
-              <w:t xml:space="preserve"> - in </w:t>
+              <w:t xml:space="preserve">observation  - in </w:t>
             </w:r>
             <w:r>
               <w:t xml:space="preserve">my case in postman, </w:t>
@@ -2978,7 +3032,11 @@
               <w:t>cookie is deleted it is working  bec it is using postman basic auth cred</w:t>
             </w:r>
           </w:p>
-          <w:p/>
+          <w:p>
+            <w:r>
+              <w:t>in browser- even if u delete this cookie, it will work , bec browser will cache those credentials and will be deleted only if we close browser</w:t>
+            </w:r>
+          </w:p>
           <w:p>
             <w:r>
               <w:t>Below is location where jsession id is stored in browser</w:t>
@@ -3103,10 +3161,7 @@
               <w:t>even if we deleted the jsession id cookie</w:t>
             </w:r>
             <w:r>
-              <w:t xml:space="preserve"> - </w:t>
-            </w:r>
-            <w:r>
-              <w:t>it wont ask us credentials</w:t>
+              <w:t xml:space="preserve"> - it wont ask us credentials</w:t>
             </w:r>
             <w:r>
               <w:t xml:space="preserve">, because browser cache it </w:t>
@@ -7610,7 +7665,13 @@
         <w:t>Form login</w:t>
       </w:r>
       <w:r>
-        <w:t xml:space="preserve"> vs pop-up</w:t>
+        <w:t xml:space="preserve"> vs </w:t>
+      </w:r>
+      <w:r>
+        <w:t xml:space="preserve">Basic Auth’s </w:t>
+      </w:r>
+      <w:r>
+        <w:t>pop-up</w:t>
       </w:r>
     </w:p>
     <w:p>
@@ -7682,6 +7743,1258 @@
         <w:tblLook w:val="04A0" w:firstRow="1" w:lastRow="0" w:firstColumn="1" w:lastColumn="0" w:noHBand="0" w:noVBand="1"/>
       </w:tblPr>
       <w:tblGrid>
+        <w:gridCol w:w="11785"/>
+        <w:gridCol w:w="11245"/>
+      </w:tblGrid>
+      <w:tr>
+        <w:tc>
+          <w:tcPr>
+            <w:tcW w:w="11785" w:type="dxa"/>
+          </w:tcPr>
+          <w:p>
+            <w:r>
+              <w:t xml:space="preserve">generates a html login page in browser with </w:t>
+            </w:r>
+            <w:r>
+              <w:rPr>
+                <w:shd w:val="clear" w:color="auto" w:fill="A8D08D" w:themeFill="accent6" w:themeFillTint="99"/>
+              </w:rPr>
+              <w:t>httpSecurity.formLogin()</w:t>
+            </w:r>
+            <w:r>
+              <w:t xml:space="preserve"> </w:t>
+            </w:r>
+          </w:p>
+          <w:p>
+            <w:r>
+              <w:t xml:space="preserve">means, when u hit via browser, it will give us a </w:t>
+            </w:r>
+            <w:r>
+              <w:rPr>
+                <w:b/>
+                <w:bCs/>
+              </w:rPr>
+              <w:t>web page directly</w:t>
+            </w:r>
+            <w:r>
+              <w:rPr>
+                <w:b/>
+                <w:bCs/>
+              </w:rPr>
+              <w:t xml:space="preserve"> which will ask us credentials to enter</w:t>
+            </w:r>
+          </w:p>
+        </w:tc>
+        <w:tc>
+          <w:tcPr>
+            <w:tcW w:w="11245" w:type="dxa"/>
+          </w:tcPr>
+          <w:p>
+            <w:r>
+              <w:t xml:space="preserve">generate a html alert pop up page in browser with </w:t>
+            </w:r>
+            <w:r>
+              <w:rPr>
+                <w:shd w:val="clear" w:color="auto" w:fill="A8D08D" w:themeFill="accent6" w:themeFillTint="99"/>
+              </w:rPr>
+              <w:t>httpSecurity.httpBasic()</w:t>
+            </w:r>
+            <w:r>
+              <w:t xml:space="preserve"> method</w:t>
+            </w:r>
+          </w:p>
+        </w:tc>
+      </w:tr>
+      <w:tr>
+        <w:tc>
+          <w:tcPr>
+            <w:tcW w:w="11785" w:type="dxa"/>
+          </w:tcPr>
+          <w:p>
+            <w:r>
+              <w:rPr>
+                <w:noProof/>
+                <w:lang w:eastAsia="en-IN" w:bidi="te-IN"/>
+              </w:rPr>
+              <w:drawing>
+                <wp:inline distT="0" distB="0" distL="0" distR="0" wp14:anchorId="0A0CFBA7" wp14:editId="2F1EE207">
+                  <wp:extent cx="3543300" cy="3657600"/>
+                  <wp:effectExtent l="0" t="0" r="0" b="0"/>
+                  <wp:docPr id="4" name="Picture 4"/>
+                  <wp:cNvGraphicFramePr>
+                    <a:graphicFrameLocks xmlns:a="http://schemas.openxmlformats.org/drawingml/2006/main" noChangeAspect="1"/>
+                  </wp:cNvGraphicFramePr>
+                  <a:graphic xmlns:a="http://schemas.openxmlformats.org/drawingml/2006/main">
+                    <a:graphicData uri="http://schemas.openxmlformats.org/drawingml/2006/picture">
+                      <pic:pic xmlns:pic="http://schemas.openxmlformats.org/drawingml/2006/picture">
+                        <pic:nvPicPr>
+                          <pic:cNvPr id="1" name=""/>
+                          <pic:cNvPicPr/>
+                        </pic:nvPicPr>
+                        <pic:blipFill>
+                          <a:blip r:embed="rId14"/>
+                          <a:stretch>
+                            <a:fillRect/>
+                          </a:stretch>
+                        </pic:blipFill>
+                        <pic:spPr>
+                          <a:xfrm>
+                            <a:off x="0" y="0"/>
+                            <a:ext cx="3543300" cy="3657600"/>
+                          </a:xfrm>
+                          <a:prstGeom prst="rect">
+                            <a:avLst/>
+                          </a:prstGeom>
+                        </pic:spPr>
+                      </pic:pic>
+                    </a:graphicData>
+                  </a:graphic>
+                </wp:inline>
+              </w:drawing>
+            </w:r>
+          </w:p>
+          <w:p/>
+          <w:p>
+            <w:pPr>
+              <w:shd w:val="clear" w:color="auto" w:fill="FFFFFF"/>
+              <w:tabs>
+                <w:tab w:val="left" w:pos="916"/>
+                <w:tab w:val="left" w:pos="1832"/>
+                <w:tab w:val="left" w:pos="2748"/>
+                <w:tab w:val="left" w:pos="3664"/>
+                <w:tab w:val="left" w:pos="4580"/>
+                <w:tab w:val="left" w:pos="5496"/>
+                <w:tab w:val="left" w:pos="6412"/>
+                <w:tab w:val="left" w:pos="7328"/>
+                <w:tab w:val="left" w:pos="8244"/>
+                <w:tab w:val="left" w:pos="9160"/>
+                <w:tab w:val="left" w:pos="10076"/>
+                <w:tab w:val="left" w:pos="10992"/>
+                <w:tab w:val="left" w:pos="11908"/>
+                <w:tab w:val="left" w:pos="12824"/>
+                <w:tab w:val="left" w:pos="13740"/>
+                <w:tab w:val="left" w:pos="14656"/>
+              </w:tabs>
+              <w:rPr>
+                <w:rFonts w:ascii="Comic Sans MS" w:eastAsia="Times New Roman" w:hAnsi="Comic Sans MS" w:cs="Courier New"/>
+                <w:color w:val="4D4D4A"/>
+                <w:szCs w:val="24"/>
+                <w:lang w:eastAsia="en-IN" w:bidi="te-IN"/>
+              </w:rPr>
+            </w:pPr>
+            <w:r>
+              <w:rPr>
+                <w:rFonts w:ascii="Comic Sans MS" w:eastAsia="Times New Roman" w:hAnsi="Comic Sans MS" w:cs="Courier New"/>
+                <w:color w:val="1136B9"/>
+                <w:szCs w:val="24"/>
+                <w:lang w:eastAsia="en-IN" w:bidi="te-IN"/>
+              </w:rPr>
+              <w:t>@Bean</w:t>
+            </w:r>
+            <w:r>
+              <w:rPr>
+                <w:rFonts w:ascii="Comic Sans MS" w:eastAsia="Times New Roman" w:hAnsi="Comic Sans MS" w:cs="Courier New"/>
+                <w:color w:val="1136B9"/>
+                <w:szCs w:val="24"/>
+                <w:lang w:eastAsia="en-IN" w:bidi="te-IN"/>
+              </w:rPr>
+              <w:br/>
+            </w:r>
+            <w:r>
+              <w:rPr>
+                <w:rFonts w:ascii="Comic Sans MS" w:eastAsia="Times New Roman" w:hAnsi="Comic Sans MS" w:cs="Courier New"/>
+                <w:color w:val="13A78C"/>
+                <w:szCs w:val="24"/>
+                <w:lang w:eastAsia="en-IN" w:bidi="te-IN"/>
+              </w:rPr>
+              <w:t xml:space="preserve">public </w:t>
+            </w:r>
+            <w:r>
+              <w:rPr>
+                <w:rFonts w:ascii="Comic Sans MS" w:eastAsia="Times New Roman" w:hAnsi="Comic Sans MS" w:cs="Courier New"/>
+                <w:i/>
+                <w:iCs/>
+                <w:color w:val="1136B9"/>
+                <w:szCs w:val="24"/>
+                <w:lang w:eastAsia="en-IN" w:bidi="te-IN"/>
+              </w:rPr>
+              <w:t xml:space="preserve">SecurityFilterChain </w:t>
+            </w:r>
+            <w:r>
+              <w:rPr>
+                <w:rFonts w:ascii="Comic Sans MS" w:eastAsia="Times New Roman" w:hAnsi="Comic Sans MS" w:cs="Courier New"/>
+                <w:color w:val="7748B7"/>
+                <w:szCs w:val="24"/>
+                <w:lang w:eastAsia="en-IN" w:bidi="te-IN"/>
+              </w:rPr>
+              <w:t>filterChain</w:t>
+            </w:r>
+            <w:r>
+              <w:rPr>
+                <w:rFonts w:ascii="Comic Sans MS" w:eastAsia="Times New Roman" w:hAnsi="Comic Sans MS" w:cs="Courier New"/>
+                <w:color w:val="4D4D4A"/>
+                <w:szCs w:val="24"/>
+                <w:lang w:eastAsia="en-IN" w:bidi="te-IN"/>
+              </w:rPr>
+              <w:t>(</w:t>
+            </w:r>
+            <w:r>
+              <w:rPr>
+                <w:rFonts w:ascii="Comic Sans MS" w:eastAsia="Times New Roman" w:hAnsi="Comic Sans MS" w:cs="Courier New"/>
+                <w:color w:val="79074C"/>
+                <w:szCs w:val="24"/>
+                <w:lang w:eastAsia="en-IN" w:bidi="te-IN"/>
+              </w:rPr>
+              <w:t xml:space="preserve">HttpSecurity </w:t>
+            </w:r>
+            <w:r>
+              <w:rPr>
+                <w:rFonts w:ascii="Comic Sans MS" w:eastAsia="Times New Roman" w:hAnsi="Comic Sans MS" w:cs="Courier New"/>
+                <w:i/>
+                <w:iCs/>
+                <w:color w:val="0F92E3"/>
+                <w:szCs w:val="24"/>
+                <w:lang w:eastAsia="en-IN" w:bidi="te-IN"/>
+              </w:rPr>
+              <w:t>httpSecurity</w:t>
+            </w:r>
+            <w:r>
+              <w:rPr>
+                <w:rFonts w:ascii="Comic Sans MS" w:eastAsia="Times New Roman" w:hAnsi="Comic Sans MS" w:cs="Courier New"/>
+                <w:color w:val="4D4D4A"/>
+                <w:szCs w:val="24"/>
+                <w:lang w:eastAsia="en-IN" w:bidi="te-IN"/>
+              </w:rPr>
+              <w:t xml:space="preserve">) </w:t>
+            </w:r>
+            <w:r>
+              <w:rPr>
+                <w:rFonts w:ascii="Comic Sans MS" w:eastAsia="Times New Roman" w:hAnsi="Comic Sans MS" w:cs="Courier New"/>
+                <w:color w:val="13A78C"/>
+                <w:szCs w:val="24"/>
+                <w:lang w:eastAsia="en-IN" w:bidi="te-IN"/>
+              </w:rPr>
+              <w:t xml:space="preserve">throws </w:t>
+            </w:r>
+            <w:r>
+              <w:rPr>
+                <w:rFonts w:ascii="Comic Sans MS" w:eastAsia="Times New Roman" w:hAnsi="Comic Sans MS" w:cs="Courier New"/>
+                <w:color w:val="79074C"/>
+                <w:szCs w:val="24"/>
+                <w:lang w:eastAsia="en-IN" w:bidi="te-IN"/>
+              </w:rPr>
+              <w:t xml:space="preserve">Exception </w:t>
+            </w:r>
+            <w:r>
+              <w:rPr>
+                <w:rFonts w:ascii="Comic Sans MS" w:eastAsia="Times New Roman" w:hAnsi="Comic Sans MS" w:cs="Courier New"/>
+                <w:color w:val="4D4D4A"/>
+                <w:szCs w:val="24"/>
+                <w:lang w:eastAsia="en-IN" w:bidi="te-IN"/>
+              </w:rPr>
+              <w:t>{</w:t>
+            </w:r>
+            <w:r>
+              <w:rPr>
+                <w:rFonts w:ascii="Comic Sans MS" w:eastAsia="Times New Roman" w:hAnsi="Comic Sans MS" w:cs="Courier New"/>
+                <w:color w:val="4D4D4A"/>
+                <w:szCs w:val="24"/>
+                <w:lang w:eastAsia="en-IN" w:bidi="te-IN"/>
+              </w:rPr>
+              <w:br/>
+              <w:t xml:space="preserve">    </w:t>
+            </w:r>
+            <w:r>
+              <w:rPr>
+                <w:rFonts w:ascii="Comic Sans MS" w:eastAsia="Times New Roman" w:hAnsi="Comic Sans MS" w:cs="Courier New"/>
+                <w:i/>
+                <w:iCs/>
+                <w:color w:val="505D64"/>
+                <w:szCs w:val="24"/>
+                <w:lang w:eastAsia="en-IN" w:bidi="te-IN"/>
+              </w:rPr>
+              <w:t>//Use form login only for front end pages only , formlogin always gives web pages</w:t>
+            </w:r>
+            <w:r>
+              <w:rPr>
+                <w:rFonts w:ascii="Comic Sans MS" w:eastAsia="Times New Roman" w:hAnsi="Comic Sans MS" w:cs="Courier New"/>
+                <w:i/>
+                <w:iCs/>
+                <w:color w:val="505D64"/>
+                <w:szCs w:val="24"/>
+                <w:lang w:eastAsia="en-IN" w:bidi="te-IN"/>
+              </w:rPr>
+              <w:br/>
+              <w:t xml:space="preserve">    </w:t>
+            </w:r>
+            <w:r>
+              <w:rPr>
+                <w:rFonts w:ascii="Comic Sans MS" w:eastAsia="Times New Roman" w:hAnsi="Comic Sans MS" w:cs="Courier New"/>
+                <w:i/>
+                <w:iCs/>
+                <w:color w:val="0F92E3"/>
+                <w:szCs w:val="24"/>
+                <w:lang w:eastAsia="en-IN" w:bidi="te-IN"/>
+              </w:rPr>
+              <w:t>httpSecurity</w:t>
+            </w:r>
+            <w:r>
+              <w:rPr>
+                <w:rFonts w:ascii="Comic Sans MS" w:eastAsia="Times New Roman" w:hAnsi="Comic Sans MS" w:cs="Courier New"/>
+                <w:color w:val="4D4D4A"/>
+                <w:szCs w:val="24"/>
+                <w:lang w:eastAsia="en-IN" w:bidi="te-IN"/>
+              </w:rPr>
+              <w:t>.</w:t>
+            </w:r>
+            <w:r>
+              <w:rPr>
+                <w:rFonts w:ascii="Comic Sans MS" w:eastAsia="Times New Roman" w:hAnsi="Comic Sans MS" w:cs="Courier New"/>
+                <w:color w:val="1136B9"/>
+                <w:szCs w:val="24"/>
+                <w:lang w:eastAsia="en-IN" w:bidi="te-IN"/>
+              </w:rPr>
+              <w:t>formLogin</w:t>
+            </w:r>
+            <w:r>
+              <w:rPr>
+                <w:rFonts w:ascii="Comic Sans MS" w:eastAsia="Times New Roman" w:hAnsi="Comic Sans MS" w:cs="Courier New"/>
+                <w:color w:val="4D4D4A"/>
+                <w:szCs w:val="24"/>
+                <w:lang w:eastAsia="en-IN" w:bidi="te-IN"/>
+              </w:rPr>
+              <w:t>(</w:t>
+            </w:r>
+            <w:r>
+              <w:rPr>
+                <w:rFonts w:ascii="Comic Sans MS" w:eastAsia="Times New Roman" w:hAnsi="Comic Sans MS" w:cs="Courier New"/>
+                <w:i/>
+                <w:iCs/>
+                <w:color w:val="1136B9"/>
+                <w:szCs w:val="24"/>
+                <w:lang w:eastAsia="en-IN" w:bidi="te-IN"/>
+              </w:rPr>
+              <w:t>Customizer</w:t>
+            </w:r>
+            <w:r>
+              <w:rPr>
+                <w:rFonts w:ascii="Comic Sans MS" w:eastAsia="Times New Roman" w:hAnsi="Comic Sans MS" w:cs="Courier New"/>
+                <w:color w:val="4D4D4A"/>
+                <w:szCs w:val="24"/>
+                <w:lang w:eastAsia="en-IN" w:bidi="te-IN"/>
+              </w:rPr>
+              <w:t>.</w:t>
+            </w:r>
+            <w:r>
+              <w:rPr>
+                <w:rFonts w:ascii="Comic Sans MS" w:eastAsia="Times New Roman" w:hAnsi="Comic Sans MS" w:cs="Courier New"/>
+                <w:i/>
+                <w:iCs/>
+                <w:color w:val="1136B9"/>
+                <w:szCs w:val="24"/>
+                <w:lang w:eastAsia="en-IN" w:bidi="te-IN"/>
+              </w:rPr>
+              <w:t>withDefaults</w:t>
+            </w:r>
+            <w:r>
+              <w:rPr>
+                <w:rFonts w:ascii="Comic Sans MS" w:eastAsia="Times New Roman" w:hAnsi="Comic Sans MS" w:cs="Courier New"/>
+                <w:color w:val="4D4D4A"/>
+                <w:szCs w:val="24"/>
+                <w:lang w:eastAsia="en-IN" w:bidi="te-IN"/>
+              </w:rPr>
+              <w:t>());</w:t>
+            </w:r>
+            <w:r>
+              <w:rPr>
+                <w:rFonts w:ascii="Comic Sans MS" w:eastAsia="Times New Roman" w:hAnsi="Comic Sans MS" w:cs="Courier New"/>
+                <w:color w:val="4D4D4A"/>
+                <w:szCs w:val="24"/>
+                <w:lang w:eastAsia="en-IN" w:bidi="te-IN"/>
+              </w:rPr>
+              <w:br/>
+              <w:t xml:space="preserve">    </w:t>
+            </w:r>
+            <w:r>
+              <w:rPr>
+                <w:rFonts w:ascii="Comic Sans MS" w:eastAsia="Times New Roman" w:hAnsi="Comic Sans MS" w:cs="Courier New"/>
+                <w:i/>
+                <w:iCs/>
+                <w:color w:val="505D64"/>
+                <w:szCs w:val="24"/>
+                <w:lang w:eastAsia="en-IN" w:bidi="te-IN"/>
+              </w:rPr>
+              <w:t>//here this means if this user is authenticated user, then we should consider him is an authorized person</w:t>
+            </w:r>
+            <w:r>
+              <w:rPr>
+                <w:rFonts w:ascii="Comic Sans MS" w:eastAsia="Times New Roman" w:hAnsi="Comic Sans MS" w:cs="Courier New"/>
+                <w:i/>
+                <w:iCs/>
+                <w:color w:val="505D64"/>
+                <w:szCs w:val="24"/>
+                <w:lang w:eastAsia="en-IN" w:bidi="te-IN"/>
+              </w:rPr>
+              <w:br/>
+              <w:t xml:space="preserve">    </w:t>
+            </w:r>
+            <w:r>
+              <w:rPr>
+                <w:rFonts w:ascii="Comic Sans MS" w:eastAsia="Times New Roman" w:hAnsi="Comic Sans MS" w:cs="Courier New"/>
+                <w:i/>
+                <w:iCs/>
+                <w:color w:val="0F92E3"/>
+                <w:szCs w:val="24"/>
+                <w:lang w:eastAsia="en-IN" w:bidi="te-IN"/>
+              </w:rPr>
+              <w:t>httpSecurity</w:t>
+            </w:r>
+            <w:r>
+              <w:rPr>
+                <w:rFonts w:ascii="Comic Sans MS" w:eastAsia="Times New Roman" w:hAnsi="Comic Sans MS" w:cs="Courier New"/>
+                <w:color w:val="4D4D4A"/>
+                <w:szCs w:val="24"/>
+                <w:lang w:eastAsia="en-IN" w:bidi="te-IN"/>
+              </w:rPr>
+              <w:t>.</w:t>
+            </w:r>
+            <w:r>
+              <w:rPr>
+                <w:rFonts w:ascii="Comic Sans MS" w:eastAsia="Times New Roman" w:hAnsi="Comic Sans MS" w:cs="Courier New"/>
+                <w:color w:val="1136B9"/>
+                <w:szCs w:val="24"/>
+                <w:lang w:eastAsia="en-IN" w:bidi="te-IN"/>
+              </w:rPr>
+              <w:t>authorizeHttpRequests</w:t>
+            </w:r>
+            <w:r>
+              <w:rPr>
+                <w:rFonts w:ascii="Comic Sans MS" w:eastAsia="Times New Roman" w:hAnsi="Comic Sans MS" w:cs="Courier New"/>
+                <w:color w:val="4D4D4A"/>
+                <w:szCs w:val="24"/>
+                <w:lang w:eastAsia="en-IN" w:bidi="te-IN"/>
+              </w:rPr>
+              <w:t>((</w:t>
+            </w:r>
+            <w:r>
+              <w:rPr>
+                <w:rFonts w:ascii="Comic Sans MS" w:eastAsia="Times New Roman" w:hAnsi="Comic Sans MS" w:cs="Courier New"/>
+                <w:i/>
+                <w:iCs/>
+                <w:color w:val="0F92E3"/>
+                <w:szCs w:val="24"/>
+                <w:lang w:eastAsia="en-IN" w:bidi="te-IN"/>
+              </w:rPr>
+              <w:t>authorize</w:t>
+            </w:r>
+            <w:r>
+              <w:rPr>
+                <w:rFonts w:ascii="Comic Sans MS" w:eastAsia="Times New Roman" w:hAnsi="Comic Sans MS" w:cs="Courier New"/>
+                <w:color w:val="4D4D4A"/>
+                <w:szCs w:val="24"/>
+                <w:lang w:eastAsia="en-IN" w:bidi="te-IN"/>
+              </w:rPr>
+              <w:t>-&gt;</w:t>
+            </w:r>
+            <w:r>
+              <w:rPr>
+                <w:rFonts w:ascii="Comic Sans MS" w:eastAsia="Times New Roman" w:hAnsi="Comic Sans MS" w:cs="Courier New"/>
+                <w:i/>
+                <w:iCs/>
+                <w:color w:val="0F92E3"/>
+                <w:szCs w:val="24"/>
+                <w:lang w:eastAsia="en-IN" w:bidi="te-IN"/>
+              </w:rPr>
+              <w:t>authorize</w:t>
+            </w:r>
+            <w:r>
+              <w:rPr>
+                <w:rFonts w:ascii="Comic Sans MS" w:eastAsia="Times New Roman" w:hAnsi="Comic Sans MS" w:cs="Courier New"/>
+                <w:color w:val="4D4D4A"/>
+                <w:szCs w:val="24"/>
+                <w:lang w:eastAsia="en-IN" w:bidi="te-IN"/>
+              </w:rPr>
+              <w:t>.</w:t>
+            </w:r>
+            <w:r>
+              <w:rPr>
+                <w:rFonts w:ascii="Comic Sans MS" w:eastAsia="Times New Roman" w:hAnsi="Comic Sans MS" w:cs="Courier New"/>
+                <w:color w:val="1136B9"/>
+                <w:szCs w:val="24"/>
+                <w:lang w:eastAsia="en-IN" w:bidi="te-IN"/>
+              </w:rPr>
+              <w:t>anyRequest</w:t>
+            </w:r>
+            <w:r>
+              <w:rPr>
+                <w:rFonts w:ascii="Comic Sans MS" w:eastAsia="Times New Roman" w:hAnsi="Comic Sans MS" w:cs="Courier New"/>
+                <w:color w:val="4D4D4A"/>
+                <w:szCs w:val="24"/>
+                <w:lang w:eastAsia="en-IN" w:bidi="te-IN"/>
+              </w:rPr>
+              <w:t>().</w:t>
+            </w:r>
+            <w:r>
+              <w:rPr>
+                <w:rFonts w:ascii="Comic Sans MS" w:eastAsia="Times New Roman" w:hAnsi="Comic Sans MS" w:cs="Courier New"/>
+                <w:color w:val="1136B9"/>
+                <w:szCs w:val="24"/>
+                <w:lang w:eastAsia="en-IN" w:bidi="te-IN"/>
+              </w:rPr>
+              <w:t>authenticated</w:t>
+            </w:r>
+            <w:r>
+              <w:rPr>
+                <w:rFonts w:ascii="Comic Sans MS" w:eastAsia="Times New Roman" w:hAnsi="Comic Sans MS" w:cs="Courier New"/>
+                <w:color w:val="4D4D4A"/>
+                <w:szCs w:val="24"/>
+                <w:lang w:eastAsia="en-IN" w:bidi="te-IN"/>
+              </w:rPr>
+              <w:t>()));</w:t>
+            </w:r>
+            <w:r>
+              <w:rPr>
+                <w:rFonts w:ascii="Comic Sans MS" w:eastAsia="Times New Roman" w:hAnsi="Comic Sans MS" w:cs="Courier New"/>
+                <w:color w:val="4D4D4A"/>
+                <w:szCs w:val="24"/>
+                <w:lang w:eastAsia="en-IN" w:bidi="te-IN"/>
+              </w:rPr>
+              <w:br/>
+              <w:t xml:space="preserve">    </w:t>
+            </w:r>
+            <w:r>
+              <w:rPr>
+                <w:rFonts w:ascii="Comic Sans MS" w:eastAsia="Times New Roman" w:hAnsi="Comic Sans MS" w:cs="Courier New"/>
+                <w:color w:val="13A78C"/>
+                <w:szCs w:val="24"/>
+                <w:lang w:eastAsia="en-IN" w:bidi="te-IN"/>
+              </w:rPr>
+              <w:t xml:space="preserve">return </w:t>
+            </w:r>
+            <w:r>
+              <w:rPr>
+                <w:rFonts w:ascii="Comic Sans MS" w:eastAsia="Times New Roman" w:hAnsi="Comic Sans MS" w:cs="Courier New"/>
+                <w:i/>
+                <w:iCs/>
+                <w:color w:val="0F92E3"/>
+                <w:szCs w:val="24"/>
+                <w:lang w:eastAsia="en-IN" w:bidi="te-IN"/>
+              </w:rPr>
+              <w:t>httpSecurity</w:t>
+            </w:r>
+            <w:r>
+              <w:rPr>
+                <w:rFonts w:ascii="Comic Sans MS" w:eastAsia="Times New Roman" w:hAnsi="Comic Sans MS" w:cs="Courier New"/>
+                <w:color w:val="4D4D4A"/>
+                <w:szCs w:val="24"/>
+                <w:lang w:eastAsia="en-IN" w:bidi="te-IN"/>
+              </w:rPr>
+              <w:t>.</w:t>
+            </w:r>
+            <w:r>
+              <w:rPr>
+                <w:rFonts w:ascii="Comic Sans MS" w:eastAsia="Times New Roman" w:hAnsi="Comic Sans MS" w:cs="Courier New"/>
+                <w:color w:val="1136B9"/>
+                <w:szCs w:val="24"/>
+                <w:lang w:eastAsia="en-IN" w:bidi="te-IN"/>
+              </w:rPr>
+              <w:t>build</w:t>
+            </w:r>
+            <w:r>
+              <w:rPr>
+                <w:rFonts w:ascii="Comic Sans MS" w:eastAsia="Times New Roman" w:hAnsi="Comic Sans MS" w:cs="Courier New"/>
+                <w:color w:val="4D4D4A"/>
+                <w:szCs w:val="24"/>
+                <w:lang w:eastAsia="en-IN" w:bidi="te-IN"/>
+              </w:rPr>
+              <w:t>();</w:t>
+            </w:r>
+            <w:r>
+              <w:rPr>
+                <w:rFonts w:ascii="Comic Sans MS" w:eastAsia="Times New Roman" w:hAnsi="Comic Sans MS" w:cs="Courier New"/>
+                <w:color w:val="4D4D4A"/>
+                <w:szCs w:val="24"/>
+                <w:lang w:eastAsia="en-IN" w:bidi="te-IN"/>
+              </w:rPr>
+              <w:br/>
+              <w:t>}</w:t>
+            </w:r>
+          </w:p>
+          <w:p>
+            <w:pPr>
+              <w:shd w:val="clear" w:color="auto" w:fill="FFFFFF"/>
+              <w:tabs>
+                <w:tab w:val="left" w:pos="916"/>
+                <w:tab w:val="left" w:pos="1832"/>
+                <w:tab w:val="left" w:pos="2748"/>
+                <w:tab w:val="left" w:pos="3664"/>
+                <w:tab w:val="left" w:pos="4580"/>
+                <w:tab w:val="left" w:pos="5496"/>
+                <w:tab w:val="left" w:pos="6412"/>
+                <w:tab w:val="left" w:pos="7328"/>
+                <w:tab w:val="left" w:pos="8244"/>
+                <w:tab w:val="left" w:pos="9160"/>
+                <w:tab w:val="left" w:pos="10076"/>
+                <w:tab w:val="left" w:pos="10992"/>
+                <w:tab w:val="left" w:pos="11908"/>
+                <w:tab w:val="left" w:pos="12824"/>
+                <w:tab w:val="left" w:pos="13740"/>
+                <w:tab w:val="left" w:pos="14656"/>
+              </w:tabs>
+              <w:rPr>
+                <w:rFonts w:ascii="Comic Sans MS" w:eastAsia="Times New Roman" w:hAnsi="Comic Sans MS" w:cs="Courier New"/>
+                <w:color w:val="4D4D4A"/>
+                <w:szCs w:val="24"/>
+                <w:lang w:eastAsia="en-IN" w:bidi="te-IN"/>
+              </w:rPr>
+            </w:pPr>
+            <w:r>
+              <w:rPr>
+                <w:rFonts w:ascii="Comic Sans MS" w:eastAsia="Times New Roman" w:hAnsi="Comic Sans MS" w:cs="Courier New"/>
+                <w:color w:val="4D4D4A"/>
+                <w:szCs w:val="24"/>
+                <w:lang w:eastAsia="en-IN" w:bidi="te-IN"/>
+              </w:rPr>
+              <w:t xml:space="preserve">if u use formlogin and </w:t>
+            </w:r>
+            <w:r>
+              <w:rPr>
+                <w:rFonts w:ascii="Comic Sans MS" w:eastAsia="Times New Roman" w:hAnsi="Comic Sans MS" w:cs="Courier New"/>
+                <w:color w:val="4D4D4A"/>
+                <w:szCs w:val="24"/>
+                <w:lang w:eastAsia="en-IN" w:bidi="te-IN"/>
+              </w:rPr>
+              <w:t xml:space="preserve">even </w:t>
+            </w:r>
+            <w:r>
+              <w:rPr>
+                <w:rFonts w:ascii="Comic Sans MS" w:eastAsia="Times New Roman" w:hAnsi="Comic Sans MS" w:cs="Courier New"/>
+                <w:color w:val="4D4D4A"/>
+                <w:szCs w:val="24"/>
+                <w:lang w:eastAsia="en-IN" w:bidi="te-IN"/>
+              </w:rPr>
+              <w:t xml:space="preserve">if u hit from postman u will get </w:t>
+            </w:r>
+            <w:r>
+              <w:rPr>
+                <w:rFonts w:ascii="Comic Sans MS" w:eastAsia="Times New Roman" w:hAnsi="Comic Sans MS" w:cs="Courier New"/>
+                <w:color w:val="4D4D4A"/>
+                <w:szCs w:val="24"/>
+                <w:lang w:eastAsia="en-IN" w:bidi="te-IN"/>
+              </w:rPr>
+              <w:t xml:space="preserve">a web page </w:t>
+            </w:r>
+            <w:r>
+              <w:rPr>
+                <w:rFonts w:ascii="Comic Sans MS" w:eastAsia="Times New Roman" w:hAnsi="Comic Sans MS" w:cs="Courier New"/>
+                <w:color w:val="4D4D4A"/>
+                <w:szCs w:val="24"/>
+                <w:lang w:eastAsia="en-IN" w:bidi="te-IN"/>
+              </w:rPr>
+              <w:t xml:space="preserve">like below </w:t>
+            </w:r>
+            <w:r>
+              <w:rPr>
+                <w:rFonts w:ascii="Comic Sans MS" w:eastAsia="Times New Roman" w:hAnsi="Comic Sans MS" w:cs="Courier New"/>
+                <w:color w:val="4D4D4A"/>
+                <w:szCs w:val="24"/>
+                <w:lang w:eastAsia="en-IN" w:bidi="te-IN"/>
+              </w:rPr>
+              <w:t>– so use form login only for web apps</w:t>
+            </w:r>
+          </w:p>
+          <w:p>
+            <w:r>
+              <w:rPr>
+                <w:noProof/>
+                <w:lang w:eastAsia="en-IN" w:bidi="te-IN"/>
+              </w:rPr>
+              <w:lastRenderedPageBreak/>
+              <w:drawing>
+                <wp:inline distT="0" distB="0" distL="0" distR="0" wp14:anchorId="5B3A367D" wp14:editId="63494F0C">
+                  <wp:extent cx="4914900" cy="5753100"/>
+                  <wp:effectExtent l="0" t="0" r="0" b="0"/>
+                  <wp:docPr id="9" name="Picture 9"/>
+                  <wp:cNvGraphicFramePr>
+                    <a:graphicFrameLocks xmlns:a="http://schemas.openxmlformats.org/drawingml/2006/main" noChangeAspect="1"/>
+                  </wp:cNvGraphicFramePr>
+                  <a:graphic xmlns:a="http://schemas.openxmlformats.org/drawingml/2006/main">
+                    <a:graphicData uri="http://schemas.openxmlformats.org/drawingml/2006/picture">
+                      <pic:pic xmlns:pic="http://schemas.openxmlformats.org/drawingml/2006/picture">
+                        <pic:nvPicPr>
+                          <pic:cNvPr id="1" name=""/>
+                          <pic:cNvPicPr/>
+                        </pic:nvPicPr>
+                        <pic:blipFill>
+                          <a:blip r:embed="rId15"/>
+                          <a:stretch>
+                            <a:fillRect/>
+                          </a:stretch>
+                        </pic:blipFill>
+                        <pic:spPr>
+                          <a:xfrm>
+                            <a:off x="0" y="0"/>
+                            <a:ext cx="4914900" cy="5753100"/>
+                          </a:xfrm>
+                          <a:prstGeom prst="rect">
+                            <a:avLst/>
+                          </a:prstGeom>
+                        </pic:spPr>
+                      </pic:pic>
+                    </a:graphicData>
+                  </a:graphic>
+                </wp:inline>
+              </w:drawing>
+            </w:r>
+          </w:p>
+          <w:p>
+            <w:r>
+              <w:t xml:space="preserve">same code will be given to browser, since browser know how to interpret that it gave us a webpage </w:t>
+            </w:r>
+          </w:p>
+          <w:p>
+            <w:r>
+              <w:t xml:space="preserve">since postman doesn’t understand it just showed up the plain code </w:t>
+            </w:r>
+          </w:p>
+        </w:tc>
+        <w:tc>
+          <w:tcPr>
+            <w:tcW w:w="11245" w:type="dxa"/>
+          </w:tcPr>
+          <w:p>
+            <w:pPr>
+              <w:rPr>
+                <w:rFonts w:ascii="Comic Sans MS" w:eastAsia="Times New Roman" w:hAnsi="Comic Sans MS" w:cs="Courier New"/>
+                <w:color w:val="4D4D4A"/>
+                <w:szCs w:val="24"/>
+                <w:lang w:eastAsia="en-IN" w:bidi="te-IN"/>
+              </w:rPr>
+            </w:pPr>
+            <w:r>
+              <w:rPr>
+                <w:rFonts w:ascii="Comic Sans MS" w:eastAsia="Times New Roman" w:hAnsi="Comic Sans MS" w:cs="Courier New"/>
+                <w:color w:val="4D4D4A"/>
+                <w:szCs w:val="24"/>
+                <w:lang w:eastAsia="en-IN" w:bidi="te-IN"/>
+              </w:rPr>
+              <w:lastRenderedPageBreak/>
+              <w:t xml:space="preserve">    </w:t>
+            </w:r>
+            <w:r>
+              <w:rPr>
+                <w:rFonts w:ascii="Comic Sans MS" w:eastAsia="Times New Roman" w:hAnsi="Comic Sans MS" w:cs="Courier New"/>
+                <w:color w:val="1136B9"/>
+                <w:szCs w:val="24"/>
+                <w:lang w:eastAsia="en-IN" w:bidi="te-IN"/>
+              </w:rPr>
+              <w:t>@Bean</w:t>
+            </w:r>
+            <w:r>
+              <w:rPr>
+                <w:rFonts w:ascii="Comic Sans MS" w:eastAsia="Times New Roman" w:hAnsi="Comic Sans MS" w:cs="Courier New"/>
+                <w:color w:val="1136B9"/>
+                <w:szCs w:val="24"/>
+                <w:lang w:eastAsia="en-IN" w:bidi="te-IN"/>
+              </w:rPr>
+              <w:br/>
+              <w:t xml:space="preserve">    </w:t>
+            </w:r>
+            <w:r>
+              <w:rPr>
+                <w:rFonts w:ascii="Comic Sans MS" w:eastAsia="Times New Roman" w:hAnsi="Comic Sans MS" w:cs="Courier New"/>
+                <w:color w:val="13A78C"/>
+                <w:szCs w:val="24"/>
+                <w:lang w:eastAsia="en-IN" w:bidi="te-IN"/>
+              </w:rPr>
+              <w:t xml:space="preserve">public </w:t>
+            </w:r>
+            <w:r>
+              <w:rPr>
+                <w:rFonts w:ascii="Comic Sans MS" w:eastAsia="Times New Roman" w:hAnsi="Comic Sans MS" w:cs="Courier New"/>
+                <w:i/>
+                <w:iCs/>
+                <w:color w:val="1136B9"/>
+                <w:szCs w:val="24"/>
+                <w:lang w:eastAsia="en-IN" w:bidi="te-IN"/>
+              </w:rPr>
+              <w:t xml:space="preserve">SecurityFilterChain </w:t>
+            </w:r>
+            <w:r>
+              <w:rPr>
+                <w:rFonts w:ascii="Comic Sans MS" w:eastAsia="Times New Roman" w:hAnsi="Comic Sans MS" w:cs="Courier New"/>
+                <w:color w:val="7748B7"/>
+                <w:szCs w:val="24"/>
+                <w:lang w:eastAsia="en-IN" w:bidi="te-IN"/>
+              </w:rPr>
+              <w:t>filterChain</w:t>
+            </w:r>
+            <w:r>
+              <w:rPr>
+                <w:rFonts w:ascii="Comic Sans MS" w:eastAsia="Times New Roman" w:hAnsi="Comic Sans MS" w:cs="Courier New"/>
+                <w:color w:val="4D4D4A"/>
+                <w:szCs w:val="24"/>
+                <w:lang w:eastAsia="en-IN" w:bidi="te-IN"/>
+              </w:rPr>
+              <w:t>(</w:t>
+            </w:r>
+            <w:r>
+              <w:rPr>
+                <w:rFonts w:ascii="Comic Sans MS" w:eastAsia="Times New Roman" w:hAnsi="Comic Sans MS" w:cs="Courier New"/>
+                <w:color w:val="79074C"/>
+                <w:szCs w:val="24"/>
+                <w:lang w:eastAsia="en-IN" w:bidi="te-IN"/>
+              </w:rPr>
+              <w:t xml:space="preserve">HttpSecurity </w:t>
+            </w:r>
+            <w:r>
+              <w:rPr>
+                <w:rFonts w:ascii="Comic Sans MS" w:eastAsia="Times New Roman" w:hAnsi="Comic Sans MS" w:cs="Courier New"/>
+                <w:i/>
+                <w:iCs/>
+                <w:color w:val="0F92E3"/>
+                <w:szCs w:val="24"/>
+                <w:lang w:eastAsia="en-IN" w:bidi="te-IN"/>
+              </w:rPr>
+              <w:t>httpSecurity</w:t>
+            </w:r>
+            <w:r>
+              <w:rPr>
+                <w:rFonts w:ascii="Comic Sans MS" w:eastAsia="Times New Roman" w:hAnsi="Comic Sans MS" w:cs="Courier New"/>
+                <w:color w:val="4D4D4A"/>
+                <w:szCs w:val="24"/>
+                <w:lang w:eastAsia="en-IN" w:bidi="te-IN"/>
+              </w:rPr>
+              <w:t xml:space="preserve">) </w:t>
+            </w:r>
+            <w:r>
+              <w:rPr>
+                <w:rFonts w:ascii="Comic Sans MS" w:eastAsia="Times New Roman" w:hAnsi="Comic Sans MS" w:cs="Courier New"/>
+                <w:color w:val="13A78C"/>
+                <w:szCs w:val="24"/>
+                <w:lang w:eastAsia="en-IN" w:bidi="te-IN"/>
+              </w:rPr>
+              <w:t xml:space="preserve">throws </w:t>
+            </w:r>
+            <w:r>
+              <w:rPr>
+                <w:rFonts w:ascii="Comic Sans MS" w:eastAsia="Times New Roman" w:hAnsi="Comic Sans MS" w:cs="Courier New"/>
+                <w:color w:val="79074C"/>
+                <w:szCs w:val="24"/>
+                <w:lang w:eastAsia="en-IN" w:bidi="te-IN"/>
+              </w:rPr>
+              <w:t xml:space="preserve">Exception </w:t>
+            </w:r>
+            <w:r>
+              <w:rPr>
+                <w:rFonts w:ascii="Comic Sans MS" w:eastAsia="Times New Roman" w:hAnsi="Comic Sans MS" w:cs="Courier New"/>
+                <w:color w:val="4D4D4A"/>
+                <w:szCs w:val="24"/>
+                <w:lang w:eastAsia="en-IN" w:bidi="te-IN"/>
+              </w:rPr>
+              <w:t>{</w:t>
+            </w:r>
+            <w:r>
+              <w:rPr>
+                <w:rFonts w:ascii="Comic Sans MS" w:eastAsia="Times New Roman" w:hAnsi="Comic Sans MS" w:cs="Courier New"/>
+                <w:color w:val="4D4D4A"/>
+                <w:szCs w:val="24"/>
+                <w:lang w:eastAsia="en-IN" w:bidi="te-IN"/>
+              </w:rPr>
+              <w:br/>
+              <w:t xml:space="preserve">        </w:t>
+            </w:r>
+            <w:r>
+              <w:rPr>
+                <w:rFonts w:ascii="Comic Sans MS" w:eastAsia="Times New Roman" w:hAnsi="Comic Sans MS" w:cs="Courier New"/>
+                <w:i/>
+                <w:iCs/>
+                <w:color w:val="0F92E3"/>
+                <w:szCs w:val="24"/>
+                <w:lang w:eastAsia="en-IN" w:bidi="te-IN"/>
+              </w:rPr>
+              <w:t>httpSecurity</w:t>
+            </w:r>
+            <w:r>
+              <w:rPr>
+                <w:rFonts w:ascii="Comic Sans MS" w:eastAsia="Times New Roman" w:hAnsi="Comic Sans MS" w:cs="Courier New"/>
+                <w:color w:val="4D4D4A"/>
+                <w:szCs w:val="24"/>
+                <w:lang w:eastAsia="en-IN" w:bidi="te-IN"/>
+              </w:rPr>
+              <w:t>.</w:t>
+            </w:r>
+            <w:r>
+              <w:rPr>
+                <w:rFonts w:ascii="Comic Sans MS" w:eastAsia="Times New Roman" w:hAnsi="Comic Sans MS" w:cs="Courier New"/>
+                <w:color w:val="1136B9"/>
+                <w:szCs w:val="24"/>
+                <w:lang w:eastAsia="en-IN" w:bidi="te-IN"/>
+              </w:rPr>
+              <w:t>httpBasic</w:t>
+            </w:r>
+            <w:r>
+              <w:rPr>
+                <w:rFonts w:ascii="Comic Sans MS" w:eastAsia="Times New Roman" w:hAnsi="Comic Sans MS" w:cs="Courier New"/>
+                <w:color w:val="4D4D4A"/>
+                <w:szCs w:val="24"/>
+                <w:lang w:eastAsia="en-IN" w:bidi="te-IN"/>
+              </w:rPr>
+              <w:t>(</w:t>
+            </w:r>
+            <w:r>
+              <w:rPr>
+                <w:rFonts w:ascii="Comic Sans MS" w:eastAsia="Times New Roman" w:hAnsi="Comic Sans MS" w:cs="Courier New"/>
+                <w:i/>
+                <w:iCs/>
+                <w:color w:val="1136B9"/>
+                <w:szCs w:val="24"/>
+                <w:lang w:eastAsia="en-IN" w:bidi="te-IN"/>
+              </w:rPr>
+              <w:t>Customizer</w:t>
+            </w:r>
+            <w:r>
+              <w:rPr>
+                <w:rFonts w:ascii="Comic Sans MS" w:eastAsia="Times New Roman" w:hAnsi="Comic Sans MS" w:cs="Courier New"/>
+                <w:color w:val="4D4D4A"/>
+                <w:szCs w:val="24"/>
+                <w:lang w:eastAsia="en-IN" w:bidi="te-IN"/>
+              </w:rPr>
+              <w:t>.</w:t>
+            </w:r>
+            <w:r>
+              <w:rPr>
+                <w:rFonts w:ascii="Comic Sans MS" w:eastAsia="Times New Roman" w:hAnsi="Comic Sans MS" w:cs="Courier New"/>
+                <w:i/>
+                <w:iCs/>
+                <w:color w:val="1136B9"/>
+                <w:szCs w:val="24"/>
+                <w:lang w:eastAsia="en-IN" w:bidi="te-IN"/>
+              </w:rPr>
+              <w:t>withDefaults</w:t>
+            </w:r>
+            <w:r>
+              <w:rPr>
+                <w:rFonts w:ascii="Comic Sans MS" w:eastAsia="Times New Roman" w:hAnsi="Comic Sans MS" w:cs="Courier New"/>
+                <w:color w:val="4D4D4A"/>
+                <w:szCs w:val="24"/>
+                <w:lang w:eastAsia="en-IN" w:bidi="te-IN"/>
+              </w:rPr>
+              <w:t>());</w:t>
+            </w:r>
+            <w:r>
+              <w:rPr>
+                <w:rFonts w:ascii="Comic Sans MS" w:eastAsia="Times New Roman" w:hAnsi="Comic Sans MS" w:cs="Courier New"/>
+                <w:color w:val="4D4D4A"/>
+                <w:szCs w:val="24"/>
+                <w:lang w:eastAsia="en-IN" w:bidi="te-IN"/>
+              </w:rPr>
+              <w:br/>
+              <w:t xml:space="preserve">        </w:t>
+            </w:r>
+            <w:r>
+              <w:rPr>
+                <w:rFonts w:ascii="Comic Sans MS" w:eastAsia="Times New Roman" w:hAnsi="Comic Sans MS" w:cs="Courier New"/>
+                <w:i/>
+                <w:iCs/>
+                <w:color w:val="0F92E3"/>
+                <w:szCs w:val="24"/>
+                <w:lang w:eastAsia="en-IN" w:bidi="te-IN"/>
+              </w:rPr>
+              <w:t>httpSecurity</w:t>
+            </w:r>
+            <w:r>
+              <w:rPr>
+                <w:rFonts w:ascii="Comic Sans MS" w:eastAsia="Times New Roman" w:hAnsi="Comic Sans MS" w:cs="Courier New"/>
+                <w:color w:val="4D4D4A"/>
+                <w:szCs w:val="24"/>
+                <w:lang w:eastAsia="en-IN" w:bidi="te-IN"/>
+              </w:rPr>
+              <w:t>.</w:t>
+            </w:r>
+            <w:r>
+              <w:rPr>
+                <w:rFonts w:ascii="Comic Sans MS" w:eastAsia="Times New Roman" w:hAnsi="Comic Sans MS" w:cs="Courier New"/>
+                <w:color w:val="1136B9"/>
+                <w:szCs w:val="24"/>
+                <w:lang w:eastAsia="en-IN" w:bidi="te-IN"/>
+              </w:rPr>
+              <w:t>authorizeHttpRequests</w:t>
+            </w:r>
+            <w:r>
+              <w:rPr>
+                <w:rFonts w:ascii="Comic Sans MS" w:eastAsia="Times New Roman" w:hAnsi="Comic Sans MS" w:cs="Courier New"/>
+                <w:color w:val="4D4D4A"/>
+                <w:szCs w:val="24"/>
+                <w:lang w:eastAsia="en-IN" w:bidi="te-IN"/>
+              </w:rPr>
+              <w:t>((</w:t>
+            </w:r>
+            <w:r>
+              <w:rPr>
+                <w:rFonts w:ascii="Comic Sans MS" w:eastAsia="Times New Roman" w:hAnsi="Comic Sans MS" w:cs="Courier New"/>
+                <w:i/>
+                <w:iCs/>
+                <w:color w:val="0F92E3"/>
+                <w:szCs w:val="24"/>
+                <w:lang w:eastAsia="en-IN" w:bidi="te-IN"/>
+              </w:rPr>
+              <w:t>authorize</w:t>
+            </w:r>
+            <w:r>
+              <w:rPr>
+                <w:rFonts w:ascii="Comic Sans MS" w:eastAsia="Times New Roman" w:hAnsi="Comic Sans MS" w:cs="Courier New"/>
+                <w:color w:val="4D4D4A"/>
+                <w:szCs w:val="24"/>
+                <w:lang w:eastAsia="en-IN" w:bidi="te-IN"/>
+              </w:rPr>
+              <w:t>-&gt;</w:t>
+            </w:r>
+            <w:r>
+              <w:rPr>
+                <w:rFonts w:ascii="Comic Sans MS" w:eastAsia="Times New Roman" w:hAnsi="Comic Sans MS" w:cs="Courier New"/>
+                <w:i/>
+                <w:iCs/>
+                <w:color w:val="0F92E3"/>
+                <w:szCs w:val="24"/>
+                <w:lang w:eastAsia="en-IN" w:bidi="te-IN"/>
+              </w:rPr>
+              <w:t>authorize</w:t>
+            </w:r>
+            <w:r>
+              <w:rPr>
+                <w:rFonts w:ascii="Comic Sans MS" w:eastAsia="Times New Roman" w:hAnsi="Comic Sans MS" w:cs="Courier New"/>
+                <w:color w:val="4D4D4A"/>
+                <w:szCs w:val="24"/>
+                <w:lang w:eastAsia="en-IN" w:bidi="te-IN"/>
+              </w:rPr>
+              <w:t>.</w:t>
+            </w:r>
+            <w:r>
+              <w:rPr>
+                <w:rFonts w:ascii="Comic Sans MS" w:eastAsia="Times New Roman" w:hAnsi="Comic Sans MS" w:cs="Courier New"/>
+                <w:color w:val="1136B9"/>
+                <w:szCs w:val="24"/>
+                <w:lang w:eastAsia="en-IN" w:bidi="te-IN"/>
+              </w:rPr>
+              <w:t>anyRequest</w:t>
+            </w:r>
+            <w:r>
+              <w:rPr>
+                <w:rFonts w:ascii="Comic Sans MS" w:eastAsia="Times New Roman" w:hAnsi="Comic Sans MS" w:cs="Courier New"/>
+                <w:color w:val="4D4D4A"/>
+                <w:szCs w:val="24"/>
+                <w:lang w:eastAsia="en-IN" w:bidi="te-IN"/>
+              </w:rPr>
+              <w:t>().</w:t>
+            </w:r>
+            <w:r>
+              <w:rPr>
+                <w:rFonts w:ascii="Comic Sans MS" w:eastAsia="Times New Roman" w:hAnsi="Comic Sans MS" w:cs="Courier New"/>
+                <w:color w:val="1136B9"/>
+                <w:szCs w:val="24"/>
+                <w:lang w:eastAsia="en-IN" w:bidi="te-IN"/>
+              </w:rPr>
+              <w:t>authenticated</w:t>
+            </w:r>
+            <w:r>
+              <w:rPr>
+                <w:rFonts w:ascii="Comic Sans MS" w:eastAsia="Times New Roman" w:hAnsi="Comic Sans MS" w:cs="Courier New"/>
+                <w:color w:val="4D4D4A"/>
+                <w:szCs w:val="24"/>
+                <w:lang w:eastAsia="en-IN" w:bidi="te-IN"/>
+              </w:rPr>
+              <w:t>()));</w:t>
+            </w:r>
+            <w:r>
+              <w:rPr>
+                <w:rFonts w:ascii="Comic Sans MS" w:eastAsia="Times New Roman" w:hAnsi="Comic Sans MS" w:cs="Courier New"/>
+                <w:color w:val="4D4D4A"/>
+                <w:szCs w:val="24"/>
+                <w:lang w:eastAsia="en-IN" w:bidi="te-IN"/>
+              </w:rPr>
+              <w:br/>
+              <w:t xml:space="preserve">        </w:t>
+            </w:r>
+            <w:r>
+              <w:rPr>
+                <w:rFonts w:ascii="Comic Sans MS" w:eastAsia="Times New Roman" w:hAnsi="Comic Sans MS" w:cs="Courier New"/>
+                <w:color w:val="13A78C"/>
+                <w:szCs w:val="24"/>
+                <w:lang w:eastAsia="en-IN" w:bidi="te-IN"/>
+              </w:rPr>
+              <w:t xml:space="preserve">return </w:t>
+            </w:r>
+            <w:r>
+              <w:rPr>
+                <w:rFonts w:ascii="Comic Sans MS" w:eastAsia="Times New Roman" w:hAnsi="Comic Sans MS" w:cs="Courier New"/>
+                <w:i/>
+                <w:iCs/>
+                <w:color w:val="0F92E3"/>
+                <w:szCs w:val="24"/>
+                <w:lang w:eastAsia="en-IN" w:bidi="te-IN"/>
+              </w:rPr>
+              <w:t>httpSecurity</w:t>
+            </w:r>
+            <w:r>
+              <w:rPr>
+                <w:rFonts w:ascii="Comic Sans MS" w:eastAsia="Times New Roman" w:hAnsi="Comic Sans MS" w:cs="Courier New"/>
+                <w:color w:val="4D4D4A"/>
+                <w:szCs w:val="24"/>
+                <w:lang w:eastAsia="en-IN" w:bidi="te-IN"/>
+              </w:rPr>
+              <w:t>.</w:t>
+            </w:r>
+            <w:r>
+              <w:rPr>
+                <w:rFonts w:ascii="Comic Sans MS" w:eastAsia="Times New Roman" w:hAnsi="Comic Sans MS" w:cs="Courier New"/>
+                <w:color w:val="1136B9"/>
+                <w:szCs w:val="24"/>
+                <w:lang w:eastAsia="en-IN" w:bidi="te-IN"/>
+              </w:rPr>
+              <w:t>build</w:t>
+            </w:r>
+            <w:r>
+              <w:rPr>
+                <w:rFonts w:ascii="Comic Sans MS" w:eastAsia="Times New Roman" w:hAnsi="Comic Sans MS" w:cs="Courier New"/>
+                <w:color w:val="4D4D4A"/>
+                <w:szCs w:val="24"/>
+                <w:lang w:eastAsia="en-IN" w:bidi="te-IN"/>
+              </w:rPr>
+              <w:t>();</w:t>
+            </w:r>
+            <w:r>
+              <w:rPr>
+                <w:rFonts w:ascii="Comic Sans MS" w:eastAsia="Times New Roman" w:hAnsi="Comic Sans MS" w:cs="Courier New"/>
+                <w:color w:val="4D4D4A"/>
+                <w:szCs w:val="24"/>
+                <w:lang w:eastAsia="en-IN" w:bidi="te-IN"/>
+              </w:rPr>
+              <w:br/>
+              <w:t xml:space="preserve">    }</w:t>
+            </w:r>
+          </w:p>
+          <w:p>
+            <w:pPr>
+              <w:rPr>
+                <w:rFonts w:ascii="Comic Sans MS" w:eastAsia="Times New Roman" w:hAnsi="Comic Sans MS" w:cs="Courier New"/>
+                <w:color w:val="4D4D4A"/>
+                <w:szCs w:val="24"/>
+                <w:lang w:eastAsia="en-IN" w:bidi="te-IN"/>
+              </w:rPr>
+            </w:pPr>
+            <w:r>
+              <w:rPr>
+                <w:noProof/>
+                <w:lang w:eastAsia="en-IN" w:bidi="te-IN"/>
+              </w:rPr>
+              <w:drawing>
+                <wp:inline distT="0" distB="0" distL="0" distR="0" wp14:anchorId="30881D3F" wp14:editId="78CB032D">
+                  <wp:extent cx="4495800" cy="2628900"/>
+                  <wp:effectExtent l="0" t="0" r="0" b="0"/>
+                  <wp:docPr id="8" name="Picture 8"/>
+                  <wp:cNvGraphicFramePr>
+                    <a:graphicFrameLocks xmlns:a="http://schemas.openxmlformats.org/drawingml/2006/main" noChangeAspect="1"/>
+                  </wp:cNvGraphicFramePr>
+                  <a:graphic xmlns:a="http://schemas.openxmlformats.org/drawingml/2006/main">
+                    <a:graphicData uri="http://schemas.openxmlformats.org/drawingml/2006/picture">
+                      <pic:pic xmlns:pic="http://schemas.openxmlformats.org/drawingml/2006/picture">
+                        <pic:nvPicPr>
+                          <pic:cNvPr id="1" name=""/>
+                          <pic:cNvPicPr/>
+                        </pic:nvPicPr>
+                        <pic:blipFill>
+                          <a:blip r:embed="rId16"/>
+                          <a:stretch>
+                            <a:fillRect/>
+                          </a:stretch>
+                        </pic:blipFill>
+                        <pic:spPr>
+                          <a:xfrm>
+                            <a:off x="0" y="0"/>
+                            <a:ext cx="4495800" cy="2628900"/>
+                          </a:xfrm>
+                          <a:prstGeom prst="rect">
+                            <a:avLst/>
+                          </a:prstGeom>
+                        </pic:spPr>
+                      </pic:pic>
+                    </a:graphicData>
+                  </a:graphic>
+                </wp:inline>
+              </w:drawing>
+            </w:r>
+          </w:p>
+          <w:p>
+            <w:pPr>
+              <w:rPr>
+                <w:rFonts w:ascii="Comic Sans MS" w:eastAsia="Times New Roman" w:hAnsi="Comic Sans MS" w:cs="Courier New"/>
+                <w:color w:val="4D4D4A"/>
+                <w:szCs w:val="24"/>
+                <w:lang w:eastAsia="en-IN" w:bidi="te-IN"/>
+              </w:rPr>
+            </w:pPr>
+            <w:r>
+              <w:rPr>
+                <w:rFonts w:ascii="Comic Sans MS" w:eastAsia="Times New Roman" w:hAnsi="Comic Sans MS" w:cs="Courier New"/>
+                <w:color w:val="4D4D4A"/>
+                <w:szCs w:val="24"/>
+                <w:lang w:eastAsia="en-IN" w:bidi="te-IN"/>
+              </w:rPr>
+              <w:t>in case of Basic auth we will get a pop up like this</w:t>
+            </w:r>
+          </w:p>
+          <w:p>
+            <w:pPr>
+              <w:rPr>
+                <w:rFonts w:ascii="Comic Sans MS" w:eastAsia="Times New Roman" w:hAnsi="Comic Sans MS" w:cs="Courier New"/>
+                <w:color w:val="4D4D4A"/>
+                <w:szCs w:val="24"/>
+                <w:lang w:eastAsia="en-IN" w:bidi="te-IN"/>
+              </w:rPr>
+            </w:pPr>
+          </w:p>
+          <w:p>
+            <w:pPr>
+              <w:rPr>
+                <w:rFonts w:ascii="Comic Sans MS" w:eastAsia="Times New Roman" w:hAnsi="Comic Sans MS" w:cs="Courier New"/>
+                <w:color w:val="4D4D4A"/>
+                <w:szCs w:val="24"/>
+                <w:lang w:eastAsia="en-IN" w:bidi="te-IN"/>
+              </w:rPr>
+            </w:pPr>
+            <w:r>
+              <w:rPr>
+                <w:rFonts w:ascii="Comic Sans MS" w:eastAsia="Times New Roman" w:hAnsi="Comic Sans MS" w:cs="Courier New"/>
+                <w:color w:val="4D4D4A"/>
+                <w:szCs w:val="24"/>
+                <w:lang w:eastAsia="en-IN" w:bidi="te-IN"/>
+              </w:rPr>
+              <w:br/>
+            </w:r>
+          </w:p>
+        </w:tc>
+      </w:tr>
+    </w:tbl>
+    <w:p/>
+    <w:p>
+      <w:pPr>
+        <w:pStyle w:val="h2pink"/>
+      </w:pPr>
+      <w:r>
+        <w:t>Configure a filter</w:t>
+      </w:r>
+      <w:r>
+        <w:t xml:space="preserve"> –servlet,Spring</w:t>
+      </w:r>
+    </w:p>
+    <w:tbl>
+      <w:tblPr>
+        <w:tblStyle w:val="TableGrid"/>
+        <w:tblW w:w="0" w:type="auto"/>
+        <w:tblLook w:val="04A0" w:firstRow="1" w:lastRow="0" w:firstColumn="1" w:lastColumn="0" w:noHBand="0" w:noVBand="1"/>
+      </w:tblPr>
+      <w:tblGrid>
         <w:gridCol w:w="11515"/>
         <w:gridCol w:w="11515"/>
       </w:tblGrid>
@@ -7691,54 +9004,287 @@
             <w:tcW w:w="11515" w:type="dxa"/>
           </w:tcPr>
           <w:p>
-            <w:r>
-              <w:t>generate</w:t>
-            </w:r>
-            <w:r>
-              <w:t>s</w:t>
-            </w:r>
-            <w:r>
-              <w:t xml:space="preserve"> a html login page in browser with </w:t>
-            </w:r>
-            <w:r>
-              <w:rPr>
-                <w:shd w:val="clear" w:color="auto" w:fill="A8D08D" w:themeFill="accent6" w:themeFillTint="99"/>
-              </w:rPr>
-              <w:t>httpSecurity.</w:t>
-            </w:r>
-            <w:r>
-              <w:rPr>
-                <w:shd w:val="clear" w:color="auto" w:fill="A8D08D" w:themeFill="accent6" w:themeFillTint="99"/>
-              </w:rPr>
-              <w:t>formLogin()</w:t>
-            </w:r>
-            <w:r>
-              <w:t xml:space="preserve"> </w:t>
+            <w:pPr>
+              <w:spacing w:before="100" w:beforeAutospacing="1" w:after="100" w:afterAutospacing="1"/>
+              <w:rPr>
+                <w:rFonts w:ascii="Times New Roman" w:eastAsia="Times New Roman" w:hAnsi="Times New Roman" w:cs="Times New Roman"/>
+                <w:szCs w:val="24"/>
+                <w:lang w:eastAsia="en-IN" w:bidi="te-IN"/>
+              </w:rPr>
+            </w:pPr>
+            <w:r>
+              <w:rPr>
+                <w:rFonts w:ascii="Times New Roman" w:eastAsia="Times New Roman" w:hAnsi="Times New Roman" w:cs="Times New Roman"/>
+                <w:szCs w:val="24"/>
+                <w:lang w:eastAsia="en-IN" w:bidi="te-IN"/>
+              </w:rPr>
+              <w:t>what are filters</w:t>
             </w:r>
           </w:p>
           <w:p>
-            <w:r>
-              <w:t>means</w:t>
-            </w:r>
-            <w:r>
-              <w:t xml:space="preserve">, when u hit via browser, it will give us a </w:t>
-            </w:r>
-            <w:r>
-              <w:rPr>
+            <w:pPr>
+              <w:numPr>
+                <w:ilvl w:val="0"/>
+                <w:numId w:val="36"/>
+              </w:numPr>
+              <w:spacing w:before="100" w:beforeAutospacing="1" w:after="100" w:afterAutospacing="1"/>
+              <w:rPr>
+                <w:rFonts w:ascii="Times New Roman" w:eastAsia="Times New Roman" w:hAnsi="Times New Roman" w:cs="Times New Roman"/>
+                <w:szCs w:val="24"/>
+                <w:lang w:eastAsia="en-IN" w:bidi="te-IN"/>
+              </w:rPr>
+            </w:pPr>
+            <w:r>
+              <w:rPr>
+                <w:rFonts w:ascii="Times New Roman" w:eastAsia="Times New Roman" w:hAnsi="Times New Roman" w:cs="Times New Roman"/>
+                <w:szCs w:val="24"/>
+                <w:lang w:eastAsia="en-IN" w:bidi="te-IN"/>
+              </w:rPr>
+              <w:t xml:space="preserve">In a Spring Boot / MVC app, every HTTP request passes through a </w:t>
+            </w:r>
+            <w:r>
+              <w:rPr>
+                <w:rFonts w:ascii="Times New Roman" w:eastAsia="Times New Roman" w:hAnsi="Times New Roman" w:cs="Times New Roman"/>
                 <w:b/>
                 <w:bCs/>
-              </w:rPr>
-              <w:t>web page directly</w:t>
-            </w:r>
-            <w:r>
-              <w:rPr>
+                <w:szCs w:val="24"/>
+                <w:lang w:eastAsia="en-IN" w:bidi="te-IN"/>
+              </w:rPr>
+              <w:t>chain of servlet filters</w:t>
+            </w:r>
+            <w:r>
+              <w:rPr>
+                <w:rFonts w:ascii="Times New Roman" w:eastAsia="Times New Roman" w:hAnsi="Times New Roman" w:cs="Times New Roman"/>
+                <w:szCs w:val="24"/>
+                <w:lang w:eastAsia="en-IN" w:bidi="te-IN"/>
+              </w:rPr>
+              <w:t xml:space="preserve"> before reaching your controllers.</w:t>
+            </w:r>
+          </w:p>
+          <w:p>
+            <w:pPr>
+              <w:numPr>
+                <w:ilvl w:val="0"/>
+                <w:numId w:val="36"/>
+              </w:numPr>
+              <w:spacing w:before="100" w:beforeAutospacing="1" w:after="100" w:afterAutospacing="1"/>
+              <w:rPr>
+                <w:rFonts w:ascii="Times New Roman" w:eastAsia="Times New Roman" w:hAnsi="Times New Roman" w:cs="Times New Roman"/>
+                <w:szCs w:val="24"/>
+                <w:lang w:eastAsia="en-IN" w:bidi="te-IN"/>
+              </w:rPr>
+            </w:pPr>
+            <w:r>
+              <w:rPr>
+                <w:rFonts w:ascii="Times New Roman" w:eastAsia="Times New Roman" w:hAnsi="Times New Roman" w:cs="Times New Roman"/>
                 <w:b/>
                 <w:bCs/>
-              </w:rPr>
-              <w:t xml:space="preserve"> which will ask us credentials to enter</w:t>
-            </w:r>
-            <w:bookmarkStart w:id="0" w:name="_GoBack"/>
-            <w:bookmarkEnd w:id="0"/>
+                <w:szCs w:val="24"/>
+                <w:lang w:eastAsia="en-IN" w:bidi="te-IN"/>
+              </w:rPr>
+              <w:t>Spring Security builds its own filter chain</w:t>
+            </w:r>
+            <w:r>
+              <w:rPr>
+                <w:rFonts w:ascii="Times New Roman" w:eastAsia="Times New Roman" w:hAnsi="Times New Roman" w:cs="Times New Roman"/>
+                <w:szCs w:val="24"/>
+                <w:lang w:eastAsia="en-IN" w:bidi="te-IN"/>
+              </w:rPr>
+              <w:t xml:space="preserve"> on top of the servlet filter mechanism.</w:t>
+            </w:r>
+          </w:p>
+          <w:p>
+            <w:pPr>
+              <w:numPr>
+                <w:ilvl w:val="0"/>
+                <w:numId w:val="36"/>
+              </w:numPr>
+              <w:spacing w:before="100" w:beforeAutospacing="1" w:after="100" w:afterAutospacing="1"/>
+              <w:rPr>
+                <w:rFonts w:ascii="Times New Roman" w:eastAsia="Times New Roman" w:hAnsi="Times New Roman" w:cs="Times New Roman"/>
+                <w:szCs w:val="24"/>
+                <w:lang w:eastAsia="en-IN" w:bidi="te-IN"/>
+              </w:rPr>
+            </w:pPr>
+            <w:r>
+              <w:rPr>
+                <w:rFonts w:ascii="Times New Roman" w:eastAsia="Times New Roman" w:hAnsi="Times New Roman" w:cs="Times New Roman"/>
+                <w:szCs w:val="24"/>
+                <w:lang w:eastAsia="en-IN" w:bidi="te-IN"/>
+              </w:rPr>
+              <w:t xml:space="preserve">Each filter has a </w:t>
+            </w:r>
+            <w:r>
+              <w:rPr>
+                <w:rFonts w:ascii="Times New Roman" w:eastAsia="Times New Roman" w:hAnsi="Times New Roman" w:cs="Times New Roman"/>
+                <w:b/>
+                <w:bCs/>
+                <w:szCs w:val="24"/>
+                <w:lang w:eastAsia="en-IN" w:bidi="te-IN"/>
+              </w:rPr>
+              <w:t>specific responsibility</w:t>
+            </w:r>
+            <w:r>
+              <w:rPr>
+                <w:rFonts w:ascii="Times New Roman" w:eastAsia="Times New Roman" w:hAnsi="Times New Roman" w:cs="Times New Roman"/>
+                <w:szCs w:val="24"/>
+                <w:lang w:eastAsia="en-IN" w:bidi="te-IN"/>
+              </w:rPr>
+              <w:t xml:space="preserve"> (authentication, authorization, logging, etc.).</w:t>
+            </w:r>
+          </w:p>
+          <w:p>
+            <w:pPr>
+              <w:spacing w:before="100" w:beforeAutospacing="1" w:after="100" w:afterAutospacing="1"/>
+              <w:rPr>
+                <w:rFonts w:ascii="Times New Roman" w:eastAsia="Times New Roman" w:hAnsi="Times New Roman" w:cs="Times New Roman"/>
+                <w:szCs w:val="24"/>
+                <w:lang w:eastAsia="en-IN" w:bidi="te-IN"/>
+              </w:rPr>
+            </w:pPr>
+            <w:r>
+              <w:rPr>
+                <w:rFonts w:ascii="Times New Roman" w:eastAsia="Times New Roman" w:hAnsi="Times New Roman" w:cs="Times New Roman"/>
+                <w:szCs w:val="24"/>
+                <w:lang w:eastAsia="en-IN" w:bidi="te-IN"/>
+              </w:rPr>
+              <w:t>For example, in Spring Security’s default chain you’ll see filters like:</w:t>
+            </w:r>
+          </w:p>
+          <w:p>
+            <w:pPr>
+              <w:numPr>
+                <w:ilvl w:val="0"/>
+                <w:numId w:val="37"/>
+              </w:numPr>
+              <w:spacing w:before="100" w:beforeAutospacing="1" w:after="100" w:afterAutospacing="1"/>
+              <w:rPr>
+                <w:rFonts w:ascii="Times New Roman" w:eastAsia="Times New Roman" w:hAnsi="Times New Roman" w:cs="Times New Roman"/>
+                <w:szCs w:val="24"/>
+                <w:lang w:eastAsia="en-IN" w:bidi="te-IN"/>
+              </w:rPr>
+            </w:pPr>
+            <w:r>
+              <w:rPr>
+                <w:rFonts w:ascii="Courier New" w:eastAsia="Times New Roman" w:hAnsi="Courier New" w:cs="Courier New"/>
+                <w:sz w:val="20"/>
+                <w:szCs w:val="20"/>
+                <w:lang w:eastAsia="en-IN" w:bidi="te-IN"/>
+              </w:rPr>
+              <w:t>UsernamePasswordAuthenticationFilter</w:t>
+            </w:r>
+            <w:r>
+              <w:rPr>
+                <w:rFonts w:ascii="Times New Roman" w:eastAsia="Times New Roman" w:hAnsi="Times New Roman" w:cs="Times New Roman"/>
+                <w:szCs w:val="24"/>
+                <w:lang w:eastAsia="en-IN" w:bidi="te-IN"/>
+              </w:rPr>
+              <w:t xml:space="preserve"> → handles login with form data.</w:t>
+            </w:r>
+          </w:p>
+          <w:p>
+            <w:pPr>
+              <w:numPr>
+                <w:ilvl w:val="0"/>
+                <w:numId w:val="37"/>
+              </w:numPr>
+              <w:spacing w:before="100" w:beforeAutospacing="1" w:after="100" w:afterAutospacing="1"/>
+              <w:rPr>
+                <w:rFonts w:ascii="Times New Roman" w:eastAsia="Times New Roman" w:hAnsi="Times New Roman" w:cs="Times New Roman"/>
+                <w:szCs w:val="24"/>
+                <w:lang w:eastAsia="en-IN" w:bidi="te-IN"/>
+              </w:rPr>
+            </w:pPr>
+            <w:r>
+              <w:rPr>
+                <w:rFonts w:ascii="Courier New" w:eastAsia="Times New Roman" w:hAnsi="Courier New" w:cs="Courier New"/>
+                <w:sz w:val="20"/>
+                <w:szCs w:val="20"/>
+                <w:lang w:eastAsia="en-IN" w:bidi="te-IN"/>
+              </w:rPr>
+              <w:t>BasicAuthenticationFilter</w:t>
+            </w:r>
+            <w:r>
+              <w:rPr>
+                <w:rFonts w:ascii="Times New Roman" w:eastAsia="Times New Roman" w:hAnsi="Times New Roman" w:cs="Times New Roman"/>
+                <w:szCs w:val="24"/>
+                <w:lang w:eastAsia="en-IN" w:bidi="te-IN"/>
+              </w:rPr>
+              <w:t xml:space="preserve"> → processes HTTP Basic auth headers.</w:t>
+            </w:r>
+          </w:p>
+          <w:p>
+            <w:pPr>
+              <w:numPr>
+                <w:ilvl w:val="0"/>
+                <w:numId w:val="37"/>
+              </w:numPr>
+              <w:spacing w:before="100" w:beforeAutospacing="1" w:after="100" w:afterAutospacing="1"/>
+              <w:rPr>
+                <w:rFonts w:ascii="Times New Roman" w:eastAsia="Times New Roman" w:hAnsi="Times New Roman" w:cs="Times New Roman"/>
+                <w:szCs w:val="24"/>
+                <w:lang w:eastAsia="en-IN" w:bidi="te-IN"/>
+              </w:rPr>
+            </w:pPr>
+            <w:r>
+              <w:rPr>
+                <w:rFonts w:ascii="Courier New" w:eastAsia="Times New Roman" w:hAnsi="Courier New" w:cs="Courier New"/>
+                <w:sz w:val="20"/>
+                <w:szCs w:val="20"/>
+                <w:lang w:eastAsia="en-IN" w:bidi="te-IN"/>
+              </w:rPr>
+              <w:lastRenderedPageBreak/>
+              <w:t>BearerTokenAuthenticationFilter</w:t>
+            </w:r>
+            <w:r>
+              <w:rPr>
+                <w:rFonts w:ascii="Times New Roman" w:eastAsia="Times New Roman" w:hAnsi="Times New Roman" w:cs="Times New Roman"/>
+                <w:szCs w:val="24"/>
+                <w:lang w:eastAsia="en-IN" w:bidi="te-IN"/>
+              </w:rPr>
+              <w:t xml:space="preserve"> → for JWT / OAuth2 tokens.</w:t>
+            </w:r>
+          </w:p>
+          <w:p>
+            <w:pPr>
+              <w:numPr>
+                <w:ilvl w:val="0"/>
+                <w:numId w:val="37"/>
+              </w:numPr>
+              <w:spacing w:before="100" w:beforeAutospacing="1" w:after="100" w:afterAutospacing="1"/>
+              <w:rPr>
+                <w:rFonts w:ascii="Times New Roman" w:eastAsia="Times New Roman" w:hAnsi="Times New Roman" w:cs="Times New Roman"/>
+                <w:szCs w:val="24"/>
+                <w:lang w:eastAsia="en-IN" w:bidi="te-IN"/>
+              </w:rPr>
+            </w:pPr>
+            <w:r>
+              <w:rPr>
+                <w:rFonts w:ascii="Courier New" w:eastAsia="Times New Roman" w:hAnsi="Courier New" w:cs="Courier New"/>
+                <w:sz w:val="20"/>
+                <w:szCs w:val="20"/>
+                <w:lang w:eastAsia="en-IN" w:bidi="te-IN"/>
+              </w:rPr>
+              <w:t>SecurityContextPersistenceFilter</w:t>
+            </w:r>
+            <w:r>
+              <w:rPr>
+                <w:rFonts w:ascii="Times New Roman" w:eastAsia="Times New Roman" w:hAnsi="Times New Roman" w:cs="Times New Roman"/>
+                <w:szCs w:val="24"/>
+                <w:lang w:eastAsia="en-IN" w:bidi="te-IN"/>
+              </w:rPr>
+              <w:t xml:space="preserve"> → restores authentication info from the session.</w:t>
+            </w:r>
+          </w:p>
+          <w:p>
+            <w:pPr>
+              <w:spacing w:before="100" w:beforeAutospacing="1" w:after="100" w:afterAutospacing="1"/>
+              <w:rPr>
+                <w:rFonts w:ascii="Times New Roman" w:eastAsia="Times New Roman" w:hAnsi="Times New Roman" w:cs="Times New Roman"/>
+                <w:szCs w:val="24"/>
+                <w:lang w:eastAsia="en-IN" w:bidi="te-IN"/>
+              </w:rPr>
+            </w:pPr>
           </w:p>
         </w:tc>
         <w:tc>
@@ -7746,32 +9292,1980 @@
             <w:tcW w:w="11515" w:type="dxa"/>
           </w:tcPr>
           <w:p>
-            <w:r>
-              <w:t xml:space="preserve">generate a html </w:t>
-            </w:r>
-            <w:r>
-              <w:t xml:space="preserve">alert pop up </w:t>
-            </w:r>
-            <w:r>
-              <w:t xml:space="preserve">page in </w:t>
-            </w:r>
-            <w:r>
-              <w:t xml:space="preserve">browser with </w:t>
-            </w:r>
-            <w:r>
-              <w:rPr>
-                <w:shd w:val="clear" w:color="auto" w:fill="A8D08D" w:themeFill="accent6" w:themeFillTint="99"/>
-              </w:rPr>
-              <w:t>httpSecurity.</w:t>
-            </w:r>
-            <w:r>
-              <w:rPr>
-                <w:shd w:val="clear" w:color="auto" w:fill="A8D08D" w:themeFill="accent6" w:themeFillTint="99"/>
-              </w:rPr>
-              <w:t>httpBasic()</w:t>
-            </w:r>
-            <w:r>
-              <w:t xml:space="preserve"> method</w:t>
+            <w:pPr>
+              <w:pStyle w:val="Heading2"/>
+              <w:outlineLvl w:val="1"/>
+              <w:rPr>
+                <w:rFonts w:ascii="Times New Roman" w:hAnsi="Times New Roman"/>
+                <w:sz w:val="36"/>
+              </w:rPr>
+            </w:pPr>
+            <w:r>
+              <w:lastRenderedPageBreak/>
+              <w:t>Why use Filters?</w:t>
+            </w:r>
+          </w:p>
+          <w:p>
+            <w:pPr>
+              <w:pStyle w:val="NormalWeb"/>
+              <w:numPr>
+                <w:ilvl w:val="0"/>
+                <w:numId w:val="38"/>
+              </w:numPr>
+            </w:pPr>
+            <w:r>
+              <w:t xml:space="preserve">They allow </w:t>
+            </w:r>
+            <w:r>
+              <w:rPr>
+                <w:rStyle w:val="Strong"/>
+              </w:rPr>
+              <w:t>cross-cutting security logic</w:t>
+            </w:r>
+            <w:r>
+              <w:t xml:space="preserve"> to run </w:t>
+            </w:r>
+            <w:r>
+              <w:rPr>
+                <w:rStyle w:val="Strong"/>
+              </w:rPr>
+              <w:t>before your controllers</w:t>
+            </w:r>
+            <w:r>
+              <w:t>.</w:t>
+            </w:r>
+          </w:p>
+          <w:p>
+            <w:pPr>
+              <w:pStyle w:val="NormalWeb"/>
+              <w:numPr>
+                <w:ilvl w:val="0"/>
+                <w:numId w:val="38"/>
+              </w:numPr>
+            </w:pPr>
+            <w:r>
+              <w:t>Common use cases:</w:t>
+            </w:r>
+          </w:p>
+          <w:p>
+            <w:pPr>
+              <w:pStyle w:val="NormalWeb"/>
+              <w:numPr>
+                <w:ilvl w:val="1"/>
+                <w:numId w:val="38"/>
+              </w:numPr>
+            </w:pPr>
+            <w:r>
+              <w:rPr>
+                <w:rStyle w:val="Strong"/>
+              </w:rPr>
+              <w:t>Authentication</w:t>
+            </w:r>
+            <w:r>
+              <w:t xml:space="preserve"> → verify user identity (e.g., login form, JWT token validation).</w:t>
+            </w:r>
+          </w:p>
+          <w:p>
+            <w:pPr>
+              <w:pStyle w:val="NormalWeb"/>
+              <w:numPr>
+                <w:ilvl w:val="1"/>
+                <w:numId w:val="38"/>
+              </w:numPr>
+            </w:pPr>
+            <w:r>
+              <w:rPr>
+                <w:rStyle w:val="Strong"/>
+              </w:rPr>
+              <w:t>Authorization</w:t>
+            </w:r>
+            <w:r>
+              <w:t xml:space="preserve"> → check if the user has permission for a resource.</w:t>
+            </w:r>
+          </w:p>
+          <w:p>
+            <w:pPr>
+              <w:pStyle w:val="NormalWeb"/>
+              <w:numPr>
+                <w:ilvl w:val="1"/>
+                <w:numId w:val="38"/>
+              </w:numPr>
+            </w:pPr>
+            <w:r>
+              <w:rPr>
+                <w:rStyle w:val="Strong"/>
+              </w:rPr>
+              <w:t>Session management</w:t>
+            </w:r>
+            <w:r>
+              <w:t xml:space="preserve"> → restore/save the security context.</w:t>
+            </w:r>
+          </w:p>
+          <w:p>
+            <w:pPr>
+              <w:pStyle w:val="NormalWeb"/>
+              <w:numPr>
+                <w:ilvl w:val="1"/>
+                <w:numId w:val="38"/>
+              </w:numPr>
+            </w:pPr>
+            <w:r>
+              <w:rPr>
+                <w:rStyle w:val="Strong"/>
+              </w:rPr>
+              <w:t>CSRF, CORS, headers</w:t>
+            </w:r>
+            <w:r>
+              <w:t xml:space="preserve"> → enforce secure request handling.</w:t>
+            </w:r>
+          </w:p>
+          <w:p>
+            <w:pPr>
+              <w:pStyle w:val="NormalWeb"/>
+              <w:numPr>
+                <w:ilvl w:val="1"/>
+                <w:numId w:val="38"/>
+              </w:numPr>
+            </w:pPr>
+            <w:r>
+              <w:rPr>
+                <w:rStyle w:val="Strong"/>
+              </w:rPr>
+              <w:t>Custom logic</w:t>
+            </w:r>
+            <w:r>
+              <w:t xml:space="preserve"> → logging, rate limiting, request validation.</w:t>
+            </w:r>
+          </w:p>
+          <w:p>
+            <w:pPr>
+              <w:pStyle w:val="NormalWeb"/>
+              <w:numPr>
+                <w:ilvl w:val="1"/>
+                <w:numId w:val="38"/>
+              </w:numPr>
+              <w:rPr>
+                <w:rFonts w:ascii="Comic Sans MS" w:hAnsi="Comic Sans MS" w:cs="Courier New"/>
+                <w:i/>
+                <w:iCs/>
+                <w:color w:val="505D64"/>
+                <w:lang w:bidi="te-IN"/>
+              </w:rPr>
+            </w:pPr>
+            <w:r>
+              <w:rPr>
+                <w:rFonts w:ascii="Comic Sans MS" w:hAnsi="Comic Sans MS" w:cs="Courier New"/>
+                <w:b/>
+                <w:bCs/>
+                <w:i/>
+                <w:iCs/>
+                <w:color w:val="505D64"/>
+                <w:lang w:bidi="te-IN"/>
+              </w:rPr>
+              <w:t>Header validation</w:t>
+            </w:r>
+            <w:r>
+              <w:rPr>
+                <w:rFonts w:ascii="Comic Sans MS" w:hAnsi="Comic Sans MS" w:cs="Courier New"/>
+                <w:b/>
+                <w:bCs/>
+                <w:i/>
+                <w:iCs/>
+                <w:color w:val="505D64"/>
+                <w:lang w:bidi="te-IN"/>
+              </w:rPr>
+              <w:t xml:space="preserve"> – if u want to validate some thing from headers then keep that logic In filter</w:t>
+            </w:r>
+          </w:p>
+          <w:p>
+            <w:pPr>
+              <w:pStyle w:val="NormalWeb"/>
+              <w:numPr>
+                <w:ilvl w:val="1"/>
+                <w:numId w:val="38"/>
+              </w:numPr>
+              <w:rPr>
+                <w:rFonts w:ascii="Comic Sans MS" w:hAnsi="Comic Sans MS" w:cs="Courier New"/>
+                <w:i/>
+                <w:iCs/>
+                <w:color w:val="505D64"/>
+                <w:lang w:bidi="te-IN"/>
+              </w:rPr>
+            </w:pPr>
+            <w:r>
+              <w:rPr>
+                <w:rStyle w:val="Strong"/>
+              </w:rPr>
+              <w:lastRenderedPageBreak/>
+              <w:t>logging</w:t>
+            </w:r>
+          </w:p>
+          <w:p>
+            <w:pPr>
+              <w:rPr>
+                <w:rFonts w:ascii="Times New Roman" w:eastAsia="Times New Roman" w:hAnsi="Times New Roman" w:cs="Times New Roman"/>
+                <w:szCs w:val="24"/>
+                <w:lang w:eastAsia="en-IN" w:bidi="te-IN"/>
+              </w:rPr>
+            </w:pPr>
+            <w:r>
+              <w:rPr>
+                <w:rFonts w:ascii="Comic Sans MS" w:eastAsia="Times New Roman" w:hAnsi="Comic Sans MS" w:cs="Courier New"/>
+                <w:i/>
+                <w:iCs/>
+                <w:color w:val="505D64"/>
+                <w:szCs w:val="24"/>
+                <w:lang w:eastAsia="en-IN" w:bidi="te-IN"/>
+              </w:rPr>
+              <w:t>analogy – same like water filter, here also if condition failed request will not be reaching controller at all</w:t>
+            </w:r>
+          </w:p>
+        </w:tc>
+      </w:tr>
+    </w:tbl>
+    <w:p>
+      <w:pPr>
+        <w:pStyle w:val="Heading3"/>
+      </w:pPr>
+      <w:r>
+        <w:rPr>
+          <w:rFonts w:ascii="Segoe UI Symbol" w:hAnsi="Segoe UI Symbol" w:cs="Segoe UI Symbol"/>
+        </w:rPr>
+        <w:lastRenderedPageBreak/>
+        <w:t>🔹</w:t>
+      </w:r>
+      <w:r>
+        <w:t xml:space="preserve"> When should you create a </w:t>
+      </w:r>
+      <w:r>
+        <w:rPr>
+          <w:rStyle w:val="Strong"/>
+          <w:b w:val="0"/>
+          <w:bCs w:val="0"/>
+        </w:rPr>
+        <w:t>Custom Filter</w:t>
+      </w:r>
+      <w:r>
+        <w:t>?</w:t>
+      </w:r>
+    </w:p>
+    <w:p>
+      <w:pPr>
+        <w:shd w:val="clear" w:color="auto" w:fill="BDD6EE" w:themeFill="accent1" w:themeFillTint="66"/>
+        <w:rPr>
+          <w:rFonts w:ascii="Comic Sans MS" w:eastAsia="Times New Roman" w:hAnsi="Comic Sans MS" w:cs="Courier New"/>
+          <w:i/>
+          <w:iCs/>
+          <w:color w:val="505D64"/>
+          <w:szCs w:val="24"/>
+          <w:lang w:eastAsia="en-IN" w:bidi="te-IN"/>
+        </w:rPr>
+      </w:pPr>
+      <w:r>
+        <w:rPr>
+          <w:rFonts w:ascii="Comic Sans MS" w:eastAsia="Times New Roman" w:hAnsi="Comic Sans MS" w:cs="Courier New"/>
+          <w:i/>
+          <w:iCs/>
+          <w:color w:val="505D64"/>
+          <w:szCs w:val="24"/>
+          <w:lang w:eastAsia="en-IN" w:bidi="te-IN"/>
+        </w:rPr>
+        <w:t>if u want to reject any request</w:t>
+      </w:r>
+      <w:r>
+        <w:rPr>
+          <w:rFonts w:ascii="Comic Sans MS" w:eastAsia="Times New Roman" w:hAnsi="Comic Sans MS" w:cs="Courier New"/>
+          <w:i/>
+          <w:iCs/>
+          <w:color w:val="505D64"/>
+          <w:szCs w:val="24"/>
+          <w:lang w:eastAsia="en-IN" w:bidi="te-IN"/>
+        </w:rPr>
+        <w:t>, based on some criteria</w:t>
+      </w:r>
+    </w:p>
+    <w:p>
+      <w:pPr>
+        <w:shd w:val="clear" w:color="auto" w:fill="BDD6EE" w:themeFill="accent1" w:themeFillTint="66"/>
+        <w:rPr>
+          <w:rFonts w:ascii="Comic Sans MS" w:eastAsia="Times New Roman" w:hAnsi="Comic Sans MS" w:cs="Courier New"/>
+          <w:i/>
+          <w:iCs/>
+          <w:color w:val="505D64"/>
+          <w:szCs w:val="24"/>
+          <w:lang w:eastAsia="en-IN" w:bidi="te-IN"/>
+        </w:rPr>
+      </w:pPr>
+      <w:r>
+        <w:rPr>
+          <w:rFonts w:ascii="Comic Sans MS" w:eastAsia="Times New Roman" w:hAnsi="Comic Sans MS" w:cs="Courier New"/>
+          <w:i/>
+          <w:iCs/>
+          <w:color w:val="505D64"/>
+          <w:szCs w:val="24"/>
+          <w:lang w:eastAsia="en-IN" w:bidi="te-IN"/>
+        </w:rPr>
+        <w:t xml:space="preserve">, then write all that logic in </w:t>
+      </w:r>
+      <w:r>
+        <w:rPr>
+          <w:rFonts w:ascii="Comic Sans MS" w:eastAsia="Times New Roman" w:hAnsi="Comic Sans MS" w:cs="Courier New"/>
+          <w:i/>
+          <w:iCs/>
+          <w:color w:val="505D64"/>
+          <w:szCs w:val="24"/>
+          <w:lang w:eastAsia="en-IN" w:bidi="te-IN"/>
+        </w:rPr>
+        <w:t>Filter, if cond sati</w:t>
+      </w:r>
+      <w:r>
+        <w:rPr>
+          <w:rFonts w:ascii="Comic Sans MS" w:eastAsia="Times New Roman" w:hAnsi="Comic Sans MS" w:cs="Courier New"/>
+          <w:i/>
+          <w:iCs/>
+          <w:color w:val="505D64"/>
+          <w:szCs w:val="24"/>
+          <w:lang w:eastAsia="en-IN" w:bidi="te-IN"/>
+        </w:rPr>
+        <w:t>sfi</w:t>
+      </w:r>
+      <w:bookmarkStart w:id="0" w:name="_GoBack"/>
+      <w:bookmarkEnd w:id="0"/>
+      <w:r>
+        <w:rPr>
+          <w:rFonts w:ascii="Comic Sans MS" w:eastAsia="Times New Roman" w:hAnsi="Comic Sans MS" w:cs="Courier New"/>
+          <w:i/>
+          <w:iCs/>
+          <w:color w:val="505D64"/>
+          <w:szCs w:val="24"/>
+          <w:lang w:eastAsia="en-IN" w:bidi="te-IN"/>
+        </w:rPr>
+        <w:t>es then it will proceed for controller exec else reject that req only</w:t>
+      </w:r>
+    </w:p>
+    <w:p/>
+    <w:p>
+      <w:pPr>
+        <w:spacing w:before="100" w:beforeAutospacing="1" w:after="100" w:afterAutospacing="1" w:line="240" w:lineRule="auto"/>
+        <w:rPr>
+          <w:rFonts w:ascii="Times New Roman" w:eastAsia="Times New Roman" w:hAnsi="Times New Roman" w:cs="Times New Roman"/>
+          <w:szCs w:val="24"/>
+          <w:lang w:eastAsia="en-IN" w:bidi="te-IN"/>
+        </w:rPr>
+      </w:pPr>
+      <w:r>
+        <w:rPr>
+          <w:rFonts w:ascii="Times New Roman" w:eastAsia="Times New Roman" w:hAnsi="Times New Roman" w:cs="Times New Roman"/>
+          <w:szCs w:val="24"/>
+          <w:lang w:eastAsia="en-IN" w:bidi="te-IN"/>
+        </w:rPr>
+        <w:t>Use a custom filter if:</w:t>
+      </w:r>
+    </w:p>
+    <w:p>
+      <w:pPr>
+        <w:numPr>
+          <w:ilvl w:val="0"/>
+          <w:numId w:val="35"/>
+        </w:numPr>
+        <w:spacing w:before="100" w:beforeAutospacing="1" w:after="100" w:afterAutospacing="1" w:line="240" w:lineRule="auto"/>
+        <w:rPr>
+          <w:rFonts w:ascii="Comic Sans MS" w:eastAsia="Times New Roman" w:hAnsi="Comic Sans MS" w:cs="Courier New"/>
+          <w:i/>
+          <w:iCs/>
+          <w:color w:val="505D64"/>
+          <w:szCs w:val="24"/>
+          <w:lang w:eastAsia="en-IN" w:bidi="te-IN"/>
+        </w:rPr>
+      </w:pPr>
+      <w:r>
+        <w:rPr>
+          <w:rFonts w:ascii="Comic Sans MS" w:eastAsia="Times New Roman" w:hAnsi="Comic Sans MS" w:cs="Courier New"/>
+          <w:i/>
+          <w:iCs/>
+          <w:color w:val="505D64"/>
+          <w:szCs w:val="24"/>
+          <w:lang w:eastAsia="en-IN" w:bidi="te-IN"/>
+        </w:rPr>
+        <w:t>Keep all header validation login in filters</w:t>
+      </w:r>
+      <w:r>
+        <w:rPr>
+          <w:rFonts w:ascii="Comic Sans MS" w:eastAsia="Times New Roman" w:hAnsi="Comic Sans MS" w:cs="Courier New"/>
+          <w:i/>
+          <w:iCs/>
+          <w:color w:val="505D64"/>
+          <w:szCs w:val="24"/>
+          <w:lang w:eastAsia="en-IN" w:bidi="te-IN"/>
+        </w:rPr>
+        <w:t xml:space="preserve"> ex:- in AIPAC</w:t>
+      </w:r>
+      <w:r>
+        <w:rPr>
+          <w:rFonts w:ascii="Comic Sans MS" w:eastAsia="Times New Roman" w:hAnsi="Comic Sans MS" w:cs="Courier New"/>
+          <w:i/>
+          <w:iCs/>
+          <w:color w:val="505D64"/>
+          <w:szCs w:val="24"/>
+          <w:lang w:eastAsia="en-IN" w:bidi="te-IN"/>
+        </w:rPr>
+        <w:t xml:space="preserve"> app </w:t>
+      </w:r>
+      <w:r>
+        <w:rPr>
+          <w:rFonts w:ascii="Comic Sans MS" w:eastAsia="Times New Roman" w:hAnsi="Comic Sans MS" w:cs="Courier New"/>
+          <w:i/>
+          <w:iCs/>
+          <w:color w:val="505D64"/>
+          <w:szCs w:val="24"/>
+          <w:lang w:eastAsia="en-IN" w:bidi="te-IN"/>
+        </w:rPr>
+        <w:t xml:space="preserve">we </w:t>
+      </w:r>
+      <w:r>
+        <w:rPr>
+          <w:rFonts w:ascii="Comic Sans MS" w:eastAsia="Times New Roman" w:hAnsi="Comic Sans MS" w:cs="Courier New"/>
+          <w:i/>
+          <w:iCs/>
+          <w:color w:val="505D64"/>
+          <w:szCs w:val="24"/>
+          <w:lang w:eastAsia="en-IN" w:bidi="te-IN"/>
+        </w:rPr>
+        <w:t xml:space="preserve">kept all the header validaiton logic in </w:t>
+      </w:r>
+      <w:r>
+        <w:rPr>
+          <w:rFonts w:ascii="Comic Sans MS" w:eastAsia="Times New Roman" w:hAnsi="Comic Sans MS" w:cs="Courier New"/>
+          <w:i/>
+          <w:iCs/>
+          <w:color w:val="505D64"/>
+          <w:szCs w:val="24"/>
+          <w:lang w:eastAsia="en-IN" w:bidi="te-IN"/>
+        </w:rPr>
+        <w:t xml:space="preserve">Filters </w:t>
+      </w:r>
+      <w:r>
+        <w:rPr>
+          <w:rFonts w:ascii="Comic Sans MS" w:eastAsia="Times New Roman" w:hAnsi="Comic Sans MS" w:cs="Courier New"/>
+          <w:i/>
+          <w:iCs/>
+          <w:color w:val="505D64"/>
+          <w:szCs w:val="24"/>
+          <w:lang w:eastAsia="en-IN" w:bidi="te-IN"/>
+        </w:rPr>
+        <w:t xml:space="preserve">class only </w:t>
+      </w:r>
+      <w:r>
+        <w:rPr>
+          <w:rFonts w:ascii="Comic Sans MS" w:eastAsia="Times New Roman" w:hAnsi="Comic Sans MS" w:cs="Courier New"/>
+          <w:i/>
+          <w:iCs/>
+          <w:color w:val="505D64"/>
+          <w:szCs w:val="24"/>
+          <w:lang w:eastAsia="en-IN" w:bidi="te-IN"/>
+        </w:rPr>
+        <w:t>like AOP</w:t>
+      </w:r>
+    </w:p>
+    <w:p>
+      <w:pPr>
+        <w:numPr>
+          <w:ilvl w:val="0"/>
+          <w:numId w:val="35"/>
+        </w:numPr>
+        <w:spacing w:before="100" w:beforeAutospacing="1" w:after="100" w:afterAutospacing="1" w:line="240" w:lineRule="auto"/>
+        <w:rPr>
+          <w:rFonts w:ascii="Comic Sans MS" w:eastAsia="Times New Roman" w:hAnsi="Comic Sans MS" w:cs="Comic Sans MS"/>
+          <w:szCs w:val="24"/>
+          <w:lang w:eastAsia="en-IN" w:bidi="te-IN"/>
+        </w:rPr>
+      </w:pPr>
+      <w:r>
+        <w:rPr>
+          <w:rFonts w:ascii="Comic Sans MS" w:eastAsia="Times New Roman" w:hAnsi="Comic Sans MS" w:cs="Comic Sans MS"/>
+          <w:szCs w:val="24"/>
+          <w:lang w:eastAsia="en-IN" w:bidi="te-IN"/>
+        </w:rPr>
+        <w:t>If u want to put any cross cutting logic, like  means anything other than business logic – authentication, auth, logging,</w:t>
+      </w:r>
+      <w:r>
+        <w:rPr>
+          <w:rFonts w:ascii="Comic Sans MS" w:eastAsia="Times New Roman" w:hAnsi="Comic Sans MS" w:cs="Comic Sans MS"/>
+          <w:szCs w:val="24"/>
+          <w:lang w:eastAsia="en-IN" w:bidi="te-IN"/>
+        </w:rPr>
+        <w:t xml:space="preserve">header validation </w:t>
+      </w:r>
+    </w:p>
+    <w:p>
+      <w:pPr>
+        <w:numPr>
+          <w:ilvl w:val="0"/>
+          <w:numId w:val="35"/>
+        </w:numPr>
+        <w:spacing w:before="100" w:beforeAutospacing="1" w:after="100" w:afterAutospacing="1" w:line="240" w:lineRule="auto"/>
+        <w:rPr>
+          <w:rFonts w:ascii="Comic Sans MS" w:eastAsia="Times New Roman" w:hAnsi="Comic Sans MS" w:cs="Comic Sans MS"/>
+          <w:szCs w:val="24"/>
+          <w:lang w:eastAsia="en-IN" w:bidi="te-IN"/>
+        </w:rPr>
+      </w:pPr>
+      <w:r>
+        <w:rPr>
+          <w:rFonts w:ascii="Comic Sans MS" w:eastAsia="Times New Roman" w:hAnsi="Comic Sans MS" w:cs="Comic Sans MS"/>
+          <w:szCs w:val="24"/>
+          <w:lang w:eastAsia="en-IN" w:bidi="te-IN"/>
+        </w:rPr>
+        <w:t xml:space="preserve">You need to process requests </w:t>
+      </w:r>
+      <w:r>
+        <w:rPr>
+          <w:rFonts w:ascii="Comic Sans MS" w:eastAsia="Times New Roman" w:hAnsi="Comic Sans MS" w:cs="Comic Sans MS"/>
+          <w:b/>
+          <w:bCs/>
+          <w:szCs w:val="24"/>
+          <w:lang w:eastAsia="en-IN" w:bidi="te-IN"/>
+        </w:rPr>
+        <w:t>before Spring Security’s authentication</w:t>
+      </w:r>
+      <w:r>
+        <w:rPr>
+          <w:rFonts w:ascii="Comic Sans MS" w:eastAsia="Times New Roman" w:hAnsi="Comic Sans MS" w:cs="Comic Sans MS"/>
+          <w:szCs w:val="24"/>
+          <w:lang w:eastAsia="en-IN" w:bidi="te-IN"/>
+        </w:rPr>
+        <w:t xml:space="preserve"> (e.g., extract a token from a custom header).</w:t>
+      </w:r>
+    </w:p>
+    <w:p>
+      <w:pPr>
+        <w:numPr>
+          <w:ilvl w:val="0"/>
+          <w:numId w:val="35"/>
+        </w:numPr>
+        <w:spacing w:before="100" w:beforeAutospacing="1" w:after="100" w:afterAutospacing="1" w:line="240" w:lineRule="auto"/>
+        <w:rPr>
+          <w:rFonts w:ascii="Comic Sans MS" w:eastAsia="Times New Roman" w:hAnsi="Comic Sans MS" w:cs="Comic Sans MS"/>
+          <w:szCs w:val="24"/>
+          <w:lang w:eastAsia="en-IN" w:bidi="te-IN"/>
+        </w:rPr>
+      </w:pPr>
+      <w:r>
+        <w:rPr>
+          <w:rFonts w:ascii="Comic Sans MS" w:eastAsia="Times New Roman" w:hAnsi="Comic Sans MS" w:cs="Comic Sans MS"/>
+          <w:szCs w:val="24"/>
+          <w:lang w:eastAsia="en-IN" w:bidi="te-IN"/>
+        </w:rPr>
+        <w:t xml:space="preserve">You want to add </w:t>
+      </w:r>
+      <w:r>
+        <w:rPr>
+          <w:rFonts w:ascii="Comic Sans MS" w:eastAsia="Times New Roman" w:hAnsi="Comic Sans MS" w:cs="Comic Sans MS"/>
+          <w:b/>
+          <w:bCs/>
+          <w:szCs w:val="24"/>
+          <w:lang w:eastAsia="en-IN" w:bidi="te-IN"/>
+        </w:rPr>
+        <w:t>extra checks</w:t>
+      </w:r>
+      <w:r>
+        <w:rPr>
+          <w:rFonts w:ascii="Comic Sans MS" w:eastAsia="Times New Roman" w:hAnsi="Comic Sans MS" w:cs="Comic Sans MS"/>
+          <w:szCs w:val="24"/>
+          <w:lang w:eastAsia="en-IN" w:bidi="te-IN"/>
+        </w:rPr>
+        <w:t xml:space="preserve"> (e.g., IP whitelist, API key validation)</w:t>
+      </w:r>
+      <w:r>
+        <w:rPr>
+          <w:rFonts w:ascii="Comic Sans MS" w:eastAsia="Times New Roman" w:hAnsi="Comic Sans MS" w:cs="Comic Sans MS"/>
+          <w:szCs w:val="24"/>
+          <w:lang w:eastAsia="en-IN" w:bidi="te-IN"/>
+        </w:rPr>
+        <w:t xml:space="preserve"> and when u want to validate headers</w:t>
+      </w:r>
+      <w:r>
+        <w:rPr>
+          <w:rFonts w:ascii="Comic Sans MS" w:eastAsia="Times New Roman" w:hAnsi="Comic Sans MS" w:cs="Comic Sans MS"/>
+          <w:szCs w:val="24"/>
+          <w:lang w:eastAsia="en-IN" w:bidi="te-IN"/>
+        </w:rPr>
+        <w:t xml:space="preserve"> </w:t>
+      </w:r>
+      <w:r>
+        <w:rPr>
+          <w:rFonts w:ascii="Comic Sans MS" w:eastAsia="Times New Roman" w:hAnsi="Comic Sans MS" w:cs="Comic Sans MS"/>
+          <w:szCs w:val="24"/>
+          <w:lang w:eastAsia="en-IN" w:bidi="te-IN"/>
+        </w:rPr>
+        <w:t>.</w:t>
+      </w:r>
+      <w:r>
+        <w:rPr>
+          <w:rFonts w:ascii="Comic Sans MS" w:eastAsia="Times New Roman" w:hAnsi="Comic Sans MS" w:cs="Comic Sans MS"/>
+          <w:szCs w:val="24"/>
+          <w:lang w:eastAsia="en-IN" w:bidi="te-IN"/>
+        </w:rPr>
+        <w:t xml:space="preserve"> like in AIPAC – we validated signature from header..</w:t>
+      </w:r>
+    </w:p>
+    <w:p>
+      <w:pPr>
+        <w:numPr>
+          <w:ilvl w:val="0"/>
+          <w:numId w:val="35"/>
+        </w:numPr>
+        <w:spacing w:before="100" w:beforeAutospacing="1" w:after="100" w:afterAutospacing="1" w:line="240" w:lineRule="auto"/>
+        <w:rPr>
+          <w:rFonts w:ascii="Times New Roman" w:eastAsia="Times New Roman" w:hAnsi="Times New Roman" w:cs="Times New Roman"/>
+          <w:szCs w:val="24"/>
+          <w:lang w:eastAsia="en-IN" w:bidi="te-IN"/>
+        </w:rPr>
+      </w:pPr>
+      <w:r>
+        <w:rPr>
+          <w:rFonts w:ascii="Comic Sans MS" w:eastAsia="Times New Roman" w:hAnsi="Comic Sans MS" w:cs="Comic Sans MS"/>
+          <w:szCs w:val="24"/>
+          <w:lang w:eastAsia="en-IN" w:bidi="te-IN"/>
+        </w:rPr>
+        <w:t>You need to modify the request/response before it reaches controllers.</w:t>
+      </w:r>
+    </w:p>
+    <w:p>
+      <w:pPr>
+        <w:spacing w:before="100" w:beforeAutospacing="1" w:after="100" w:afterAutospacing="1" w:line="240" w:lineRule="auto"/>
+        <w:rPr>
+          <w:rFonts w:ascii="Times New Roman" w:eastAsia="Times New Roman" w:hAnsi="Times New Roman" w:cs="Times New Roman"/>
+          <w:szCs w:val="24"/>
+          <w:lang w:eastAsia="en-IN" w:bidi="te-IN"/>
+        </w:rPr>
+      </w:pPr>
+      <w:r>
+        <w:rPr>
+          <w:rFonts w:ascii="Segoe UI Symbol" w:eastAsia="Times New Roman" w:hAnsi="Segoe UI Symbol" w:cs="Segoe UI Symbol"/>
+          <w:szCs w:val="24"/>
+          <w:lang w:eastAsia="en-IN" w:bidi="te-IN"/>
+        </w:rPr>
+        <w:t>⚠️</w:t>
+      </w:r>
+      <w:r>
+        <w:rPr>
+          <w:rFonts w:ascii="Times New Roman" w:eastAsia="Times New Roman" w:hAnsi="Times New Roman" w:cs="Times New Roman"/>
+          <w:szCs w:val="24"/>
+          <w:lang w:eastAsia="en-IN" w:bidi="te-IN"/>
+        </w:rPr>
+        <w:t xml:space="preserve"> Important: In most cases, you </w:t>
+      </w:r>
+      <w:r>
+        <w:rPr>
+          <w:rFonts w:ascii="Times New Roman" w:eastAsia="Times New Roman" w:hAnsi="Times New Roman" w:cs="Times New Roman"/>
+          <w:b/>
+          <w:bCs/>
+          <w:szCs w:val="24"/>
+          <w:lang w:eastAsia="en-IN" w:bidi="te-IN"/>
+        </w:rPr>
+        <w:t>don’t need to replace existing filters</w:t>
+      </w:r>
+      <w:r>
+        <w:rPr>
+          <w:rFonts w:ascii="Times New Roman" w:eastAsia="Times New Roman" w:hAnsi="Times New Roman" w:cs="Times New Roman"/>
+          <w:szCs w:val="24"/>
+          <w:lang w:eastAsia="en-IN" w:bidi="te-IN"/>
+        </w:rPr>
+        <w:t xml:space="preserve"> — just insert your own </w:t>
+      </w:r>
+      <w:r>
+        <w:rPr>
+          <w:rFonts w:ascii="Times New Roman" w:eastAsia="Times New Roman" w:hAnsi="Times New Roman" w:cs="Times New Roman"/>
+          <w:b/>
+          <w:bCs/>
+          <w:szCs w:val="24"/>
+          <w:lang w:eastAsia="en-IN" w:bidi="te-IN"/>
+        </w:rPr>
+        <w:t>before/after specific ones</w:t>
+      </w:r>
+      <w:r>
+        <w:rPr>
+          <w:rFonts w:ascii="Times New Roman" w:eastAsia="Times New Roman" w:hAnsi="Times New Roman" w:cs="Times New Roman"/>
+          <w:szCs w:val="24"/>
+          <w:lang w:eastAsia="en-IN" w:bidi="te-IN"/>
+        </w:rPr>
+        <w:t xml:space="preserve"> in the chain.</w:t>
+      </w:r>
+    </w:p>
+    <w:p>
+      <w:pPr>
+        <w:spacing w:before="100" w:beforeAutospacing="1" w:after="100" w:afterAutospacing="1" w:line="240" w:lineRule="auto"/>
+        <w:rPr>
+          <w:rFonts w:ascii="Bauhaus 93" w:eastAsia="Times New Roman" w:hAnsi="Bauhaus 93" w:cs="Times New Roman"/>
+          <w:color w:val="ED7D31" w:themeColor="accent2"/>
+          <w:sz w:val="48"/>
+          <w:szCs w:val="48"/>
+          <w:lang w:eastAsia="en-IN" w:bidi="te-IN"/>
+          <w14:shadow w14:blurRad="38100" w14:dist="25400" w14:dir="5400000" w14:sx="100000" w14:sy="100000" w14:kx="0" w14:ky="0" w14:algn="ctr">
+            <w14:srgbClr w14:val="6E747A">
+              <w14:alpha w14:val="57000"/>
+            </w14:srgbClr>
+          </w14:shadow>
+          <w14:textOutline w14:w="0" w14:cap="flat" w14:cmpd="sng" w14:algn="ctr">
+            <w14:noFill/>
+            <w14:prstDash w14:val="solid"/>
+            <w14:round/>
+          </w14:textOutline>
+        </w:rPr>
+      </w:pPr>
+      <w:r>
+        <w:rPr>
+          <w:rFonts w:ascii="Bauhaus 93" w:eastAsia="Times New Roman" w:hAnsi="Bauhaus 93" w:cs="Times New Roman"/>
+          <w:color w:val="ED7D31" w:themeColor="accent2"/>
+          <w:sz w:val="48"/>
+          <w:szCs w:val="48"/>
+          <w:lang w:eastAsia="en-IN" w:bidi="te-IN"/>
+          <w14:shadow w14:blurRad="38100" w14:dist="25400" w14:dir="5400000" w14:sx="100000" w14:sy="100000" w14:kx="0" w14:ky="0" w14:algn="ctr">
+            <w14:srgbClr w14:val="6E747A">
+              <w14:alpha w14:val="57000"/>
+            </w14:srgbClr>
+          </w14:shadow>
+          <w14:textOutline w14:w="0" w14:cap="flat" w14:cmpd="sng" w14:algn="ctr">
+            <w14:noFill/>
+            <w14:prstDash w14:val="solid"/>
+            <w14:round/>
+          </w14:textOutline>
+        </w:rPr>
+        <w:t xml:space="preserve">Adding your filter to filter chain </w:t>
+      </w:r>
+      <w:r>
+        <w:rPr>
+          <w:rFonts w:ascii="Bauhaus 93" w:eastAsia="Times New Roman" w:hAnsi="Bauhaus 93" w:cs="Times New Roman"/>
+          <w:color w:val="ED7D31" w:themeColor="accent2"/>
+          <w:sz w:val="48"/>
+          <w:szCs w:val="48"/>
+          <w:lang w:eastAsia="en-IN" w:bidi="te-IN"/>
+          <w14:shadow w14:blurRad="38100" w14:dist="25400" w14:dir="5400000" w14:sx="100000" w14:sy="100000" w14:kx="0" w14:ky="0" w14:algn="ctr">
+            <w14:srgbClr w14:val="6E747A">
+              <w14:alpha w14:val="57000"/>
+            </w14:srgbClr>
+          </w14:shadow>
+          <w14:textOutline w14:w="0" w14:cap="flat" w14:cmpd="sng" w14:algn="ctr">
+            <w14:noFill/>
+            <w14:prstDash w14:val="solid"/>
+            <w14:round/>
+          </w14:textOutline>
+        </w:rPr>
+        <w:t>Example:</w:t>
+      </w:r>
+    </w:p>
+    <w:p>
+      <w:pPr>
+        <w:tabs>
+          <w:tab w:val="left" w:pos="916"/>
+          <w:tab w:val="left" w:pos="1832"/>
+          <w:tab w:val="left" w:pos="2748"/>
+          <w:tab w:val="left" w:pos="3664"/>
+          <w:tab w:val="left" w:pos="4580"/>
+          <w:tab w:val="left" w:pos="5496"/>
+          <w:tab w:val="left" w:pos="6412"/>
+          <w:tab w:val="left" w:pos="7328"/>
+          <w:tab w:val="left" w:pos="8244"/>
+          <w:tab w:val="left" w:pos="9160"/>
+          <w:tab w:val="left" w:pos="10076"/>
+          <w:tab w:val="left" w:pos="10992"/>
+          <w:tab w:val="left" w:pos="11908"/>
+          <w:tab w:val="left" w:pos="12824"/>
+          <w:tab w:val="left" w:pos="13740"/>
+          <w:tab w:val="left" w:pos="14656"/>
+        </w:tabs>
+        <w:spacing w:after="0" w:line="240" w:lineRule="auto"/>
+        <w:rPr>
+          <w:rFonts w:ascii="Comic Sans MS" w:eastAsia="Times New Roman" w:hAnsi="Comic Sans MS" w:cs="Courier New"/>
+          <w:color w:val="5B9BD5" w:themeColor="accent1"/>
+          <w:szCs w:val="24"/>
+          <w:lang w:eastAsia="en-IN" w:bidi="te-IN"/>
+        </w:rPr>
+      </w:pPr>
+      <w:r>
+        <w:rPr>
+          <w:rFonts w:ascii="Comic Sans MS" w:eastAsia="Times New Roman" w:hAnsi="Comic Sans MS" w:cs="Courier New"/>
+          <w:color w:val="5B9BD5" w:themeColor="accent1"/>
+          <w:szCs w:val="24"/>
+          <w:lang w:eastAsia="en-IN" w:bidi="te-IN"/>
+        </w:rPr>
+        <w:t>http.addFilterBefore(new MyCustomFilter(), UsernamePasswordAuthenticationFilter.class);</w:t>
+      </w:r>
+    </w:p>
+    <w:p>
+      <w:pPr>
+        <w:shd w:val="clear" w:color="auto" w:fill="FFFFFF"/>
+        <w:tabs>
+          <w:tab w:val="left" w:pos="916"/>
+          <w:tab w:val="left" w:pos="1832"/>
+          <w:tab w:val="left" w:pos="2748"/>
+          <w:tab w:val="left" w:pos="3664"/>
+          <w:tab w:val="left" w:pos="4580"/>
+          <w:tab w:val="left" w:pos="5496"/>
+          <w:tab w:val="left" w:pos="6412"/>
+          <w:tab w:val="left" w:pos="7328"/>
+          <w:tab w:val="left" w:pos="8244"/>
+          <w:tab w:val="left" w:pos="9160"/>
+          <w:tab w:val="left" w:pos="10076"/>
+          <w:tab w:val="left" w:pos="10992"/>
+          <w:tab w:val="left" w:pos="11908"/>
+          <w:tab w:val="left" w:pos="12824"/>
+          <w:tab w:val="left" w:pos="13740"/>
+          <w:tab w:val="left" w:pos="14656"/>
+        </w:tabs>
+        <w:spacing w:after="0" w:line="240" w:lineRule="auto"/>
+        <w:rPr>
+          <w:rFonts w:ascii="Courier New" w:eastAsia="Times New Roman" w:hAnsi="Courier New" w:cs="Courier New"/>
+          <w:color w:val="4D4D4A"/>
+          <w:szCs w:val="24"/>
+          <w:lang w:eastAsia="en-IN" w:bidi="te-IN"/>
+        </w:rPr>
+      </w:pPr>
+      <w:r>
+        <w:rPr>
+          <w:rFonts w:ascii="Courier New" w:eastAsia="Times New Roman" w:hAnsi="Courier New" w:cs="Courier New"/>
+          <w:i/>
+          <w:iCs/>
+          <w:color w:val="0F92E3"/>
+          <w:szCs w:val="24"/>
+          <w:lang w:eastAsia="en-IN" w:bidi="te-IN"/>
+        </w:rPr>
+        <w:t>httpSecurity</w:t>
+      </w:r>
+      <w:r>
+        <w:rPr>
+          <w:rFonts w:ascii="Courier New" w:eastAsia="Times New Roman" w:hAnsi="Courier New" w:cs="Courier New"/>
+          <w:color w:val="4D4D4A"/>
+          <w:szCs w:val="24"/>
+          <w:lang w:eastAsia="en-IN" w:bidi="te-IN"/>
+        </w:rPr>
+        <w:t>.</w:t>
+      </w:r>
+      <w:r>
+        <w:rPr>
+          <w:rFonts w:ascii="Courier New" w:eastAsia="Times New Roman" w:hAnsi="Courier New" w:cs="Courier New"/>
+          <w:color w:val="1136B9"/>
+          <w:szCs w:val="24"/>
+          <w:lang w:eastAsia="en-IN" w:bidi="te-IN"/>
+        </w:rPr>
+        <w:t>addFilterBefore</w:t>
+      </w:r>
+      <w:r>
+        <w:rPr>
+          <w:rFonts w:ascii="Courier New" w:eastAsia="Times New Roman" w:hAnsi="Courier New" w:cs="Courier New"/>
+          <w:color w:val="4D4D4A"/>
+          <w:szCs w:val="24"/>
+          <w:lang w:eastAsia="en-IN" w:bidi="te-IN"/>
+        </w:rPr>
+        <w:t>(</w:t>
+      </w:r>
+      <w:r>
+        <w:rPr>
+          <w:rFonts w:ascii="Courier New" w:eastAsia="Times New Roman" w:hAnsi="Courier New" w:cs="Courier New"/>
+          <w:b/>
+          <w:bCs/>
+          <w:color w:val="4D4D4A"/>
+          <w:szCs w:val="24"/>
+          <w:lang w:eastAsia="en-IN" w:bidi="te-IN"/>
+        </w:rPr>
+        <w:t>aipacFilter</w:t>
+      </w:r>
+      <w:r>
+        <w:rPr>
+          <w:rFonts w:ascii="Courier New" w:eastAsia="Times New Roman" w:hAnsi="Courier New" w:cs="Courier New"/>
+          <w:color w:val="EE5C09"/>
+          <w:szCs w:val="24"/>
+          <w:lang w:eastAsia="en-IN" w:bidi="te-IN"/>
+        </w:rPr>
+        <w:t>,</w:t>
+      </w:r>
+      <w:r>
+        <w:rPr>
+          <w:rFonts w:ascii="Courier New" w:eastAsia="Times New Roman" w:hAnsi="Courier New" w:cs="Courier New"/>
+          <w:color w:val="79074C"/>
+          <w:szCs w:val="24"/>
+          <w:lang w:eastAsia="en-IN" w:bidi="te-IN"/>
+        </w:rPr>
+        <w:t>UsernamePasswordAuthenticationFilter</w:t>
+      </w:r>
+      <w:r>
+        <w:rPr>
+          <w:rFonts w:ascii="Courier New" w:eastAsia="Times New Roman" w:hAnsi="Courier New" w:cs="Courier New"/>
+          <w:color w:val="4D4D4A"/>
+          <w:szCs w:val="24"/>
+          <w:lang w:eastAsia="en-IN" w:bidi="te-IN"/>
+        </w:rPr>
+        <w:t>.</w:t>
+      </w:r>
+      <w:r>
+        <w:rPr>
+          <w:rFonts w:ascii="Courier New" w:eastAsia="Times New Roman" w:hAnsi="Courier New" w:cs="Courier New"/>
+          <w:color w:val="13A78C"/>
+          <w:szCs w:val="24"/>
+          <w:lang w:eastAsia="en-IN" w:bidi="te-IN"/>
+        </w:rPr>
+        <w:t>class</w:t>
+      </w:r>
+      <w:r>
+        <w:rPr>
+          <w:rFonts w:ascii="Courier New" w:eastAsia="Times New Roman" w:hAnsi="Courier New" w:cs="Courier New"/>
+          <w:color w:val="4D4D4A"/>
+          <w:szCs w:val="24"/>
+          <w:lang w:eastAsia="en-IN" w:bidi="te-IN"/>
+        </w:rPr>
+        <w:t>);</w:t>
+      </w:r>
+    </w:p>
+    <w:p>
+      <w:pPr>
+        <w:shd w:val="clear" w:color="auto" w:fill="FFFFFF"/>
+        <w:tabs>
+          <w:tab w:val="left" w:pos="916"/>
+          <w:tab w:val="left" w:pos="1832"/>
+          <w:tab w:val="left" w:pos="2748"/>
+          <w:tab w:val="left" w:pos="3664"/>
+          <w:tab w:val="left" w:pos="4580"/>
+          <w:tab w:val="left" w:pos="5496"/>
+          <w:tab w:val="left" w:pos="6412"/>
+          <w:tab w:val="left" w:pos="7328"/>
+          <w:tab w:val="left" w:pos="8244"/>
+          <w:tab w:val="left" w:pos="9160"/>
+          <w:tab w:val="left" w:pos="10076"/>
+          <w:tab w:val="left" w:pos="10992"/>
+          <w:tab w:val="left" w:pos="11908"/>
+          <w:tab w:val="left" w:pos="12824"/>
+          <w:tab w:val="left" w:pos="13740"/>
+          <w:tab w:val="left" w:pos="14656"/>
+        </w:tabs>
+        <w:spacing w:after="0" w:line="240" w:lineRule="auto"/>
+        <w:rPr>
+          <w:rFonts w:ascii="Courier New" w:eastAsia="Times New Roman" w:hAnsi="Courier New" w:cs="Courier New"/>
+          <w:color w:val="1136B9"/>
+          <w:szCs w:val="24"/>
+          <w:lang w:eastAsia="en-IN" w:bidi="te-IN"/>
+        </w:rPr>
+      </w:pPr>
+    </w:p>
+    <w:p>
+      <w:pPr>
+        <w:shd w:val="clear" w:color="auto" w:fill="FFFFFF"/>
+        <w:tabs>
+          <w:tab w:val="left" w:pos="916"/>
+          <w:tab w:val="left" w:pos="1832"/>
+          <w:tab w:val="left" w:pos="2748"/>
+          <w:tab w:val="left" w:pos="3664"/>
+          <w:tab w:val="left" w:pos="4580"/>
+          <w:tab w:val="left" w:pos="5496"/>
+          <w:tab w:val="left" w:pos="6412"/>
+          <w:tab w:val="left" w:pos="7328"/>
+          <w:tab w:val="left" w:pos="8244"/>
+          <w:tab w:val="left" w:pos="9160"/>
+          <w:tab w:val="left" w:pos="10076"/>
+          <w:tab w:val="left" w:pos="10992"/>
+          <w:tab w:val="left" w:pos="11908"/>
+          <w:tab w:val="left" w:pos="12824"/>
+          <w:tab w:val="left" w:pos="13740"/>
+          <w:tab w:val="left" w:pos="14656"/>
+        </w:tabs>
+        <w:spacing w:after="0" w:line="240" w:lineRule="auto"/>
+        <w:rPr>
+          <w:rFonts w:ascii="Courier New" w:eastAsia="Times New Roman" w:hAnsi="Courier New" w:cs="Courier New"/>
+          <w:color w:val="4D4D4A"/>
+          <w:szCs w:val="24"/>
+          <w:lang w:eastAsia="en-IN" w:bidi="te-IN"/>
+        </w:rPr>
+      </w:pPr>
+      <w:r>
+        <w:rPr>
+          <w:rFonts w:ascii="Courier New" w:eastAsia="Times New Roman" w:hAnsi="Courier New" w:cs="Courier New"/>
+          <w:color w:val="1136B9"/>
+          <w:szCs w:val="24"/>
+          <w:lang w:eastAsia="en-IN" w:bidi="te-IN"/>
+        </w:rPr>
+        <w:t>@Bean</w:t>
+      </w:r>
+      <w:r>
+        <w:rPr>
+          <w:rFonts w:ascii="Courier New" w:eastAsia="Times New Roman" w:hAnsi="Courier New" w:cs="Courier New"/>
+          <w:color w:val="1136B9"/>
+          <w:szCs w:val="24"/>
+          <w:lang w:eastAsia="en-IN" w:bidi="te-IN"/>
+        </w:rPr>
+        <w:br/>
+        <w:t xml:space="preserve">    </w:t>
+      </w:r>
+      <w:r>
+        <w:rPr>
+          <w:rFonts w:ascii="Courier New" w:eastAsia="Times New Roman" w:hAnsi="Courier New" w:cs="Courier New"/>
+          <w:color w:val="13A78C"/>
+          <w:szCs w:val="24"/>
+          <w:lang w:eastAsia="en-IN" w:bidi="te-IN"/>
+        </w:rPr>
+        <w:t xml:space="preserve">public </w:t>
+      </w:r>
+      <w:r>
+        <w:rPr>
+          <w:rFonts w:ascii="Courier New" w:eastAsia="Times New Roman" w:hAnsi="Courier New" w:cs="Courier New"/>
+          <w:i/>
+          <w:iCs/>
+          <w:color w:val="1136B9"/>
+          <w:szCs w:val="24"/>
+          <w:lang w:eastAsia="en-IN" w:bidi="te-IN"/>
+        </w:rPr>
+        <w:t xml:space="preserve">SecurityFilterChain </w:t>
+      </w:r>
+      <w:r>
+        <w:rPr>
+          <w:rFonts w:ascii="Courier New" w:eastAsia="Times New Roman" w:hAnsi="Courier New" w:cs="Courier New"/>
+          <w:color w:val="7748B7"/>
+          <w:szCs w:val="24"/>
+          <w:lang w:eastAsia="en-IN" w:bidi="te-IN"/>
+        </w:rPr>
+        <w:t>filterChain</w:t>
+      </w:r>
+      <w:r>
+        <w:rPr>
+          <w:rFonts w:ascii="Courier New" w:eastAsia="Times New Roman" w:hAnsi="Courier New" w:cs="Courier New"/>
+          <w:color w:val="4D4D4A"/>
+          <w:szCs w:val="24"/>
+          <w:lang w:eastAsia="en-IN" w:bidi="te-IN"/>
+        </w:rPr>
+        <w:t>(</w:t>
+      </w:r>
+      <w:r>
+        <w:rPr>
+          <w:rFonts w:ascii="Courier New" w:eastAsia="Times New Roman" w:hAnsi="Courier New" w:cs="Courier New"/>
+          <w:color w:val="79074C"/>
+          <w:szCs w:val="24"/>
+          <w:lang w:eastAsia="en-IN" w:bidi="te-IN"/>
+        </w:rPr>
+        <w:t xml:space="preserve">HttpSecurity </w:t>
+      </w:r>
+      <w:r>
+        <w:rPr>
+          <w:rFonts w:ascii="Courier New" w:eastAsia="Times New Roman" w:hAnsi="Courier New" w:cs="Courier New"/>
+          <w:i/>
+          <w:iCs/>
+          <w:color w:val="0F92E3"/>
+          <w:szCs w:val="24"/>
+          <w:lang w:eastAsia="en-IN" w:bidi="te-IN"/>
+        </w:rPr>
+        <w:t>httpSecurity</w:t>
+      </w:r>
+      <w:r>
+        <w:rPr>
+          <w:rFonts w:ascii="Courier New" w:eastAsia="Times New Roman" w:hAnsi="Courier New" w:cs="Courier New"/>
+          <w:color w:val="4D4D4A"/>
+          <w:szCs w:val="24"/>
+          <w:lang w:eastAsia="en-IN" w:bidi="te-IN"/>
+        </w:rPr>
+        <w:t xml:space="preserve">) </w:t>
+      </w:r>
+      <w:r>
+        <w:rPr>
+          <w:rFonts w:ascii="Courier New" w:eastAsia="Times New Roman" w:hAnsi="Courier New" w:cs="Courier New"/>
+          <w:color w:val="13A78C"/>
+          <w:szCs w:val="24"/>
+          <w:lang w:eastAsia="en-IN" w:bidi="te-IN"/>
+        </w:rPr>
+        <w:t xml:space="preserve">throws </w:t>
+      </w:r>
+      <w:r>
+        <w:rPr>
+          <w:rFonts w:ascii="Courier New" w:eastAsia="Times New Roman" w:hAnsi="Courier New" w:cs="Courier New"/>
+          <w:color w:val="79074C"/>
+          <w:szCs w:val="24"/>
+          <w:lang w:eastAsia="en-IN" w:bidi="te-IN"/>
+        </w:rPr>
+        <w:t xml:space="preserve">Exception </w:t>
+      </w:r>
+      <w:r>
+        <w:rPr>
+          <w:rFonts w:ascii="Courier New" w:eastAsia="Times New Roman" w:hAnsi="Courier New" w:cs="Courier New"/>
+          <w:color w:val="4D4D4A"/>
+          <w:szCs w:val="24"/>
+          <w:lang w:eastAsia="en-IN" w:bidi="te-IN"/>
+        </w:rPr>
+        <w:t>{</w:t>
+      </w:r>
+      <w:r>
+        <w:rPr>
+          <w:rFonts w:ascii="Courier New" w:eastAsia="Times New Roman" w:hAnsi="Courier New" w:cs="Courier New"/>
+          <w:color w:val="4D4D4A"/>
+          <w:szCs w:val="24"/>
+          <w:lang w:eastAsia="en-IN" w:bidi="te-IN"/>
+        </w:rPr>
+        <w:br/>
+      </w:r>
+      <w:r>
+        <w:rPr>
+          <w:rFonts w:ascii="Courier New" w:eastAsia="Times New Roman" w:hAnsi="Courier New" w:cs="Courier New"/>
+          <w:i/>
+          <w:iCs/>
+          <w:color w:val="505D64"/>
+          <w:szCs w:val="24"/>
+          <w:lang w:eastAsia="en-IN" w:bidi="te-IN"/>
+        </w:rPr>
+        <w:t>//        use httpBasic for postman login or when u are sending data using headers</w:t>
+      </w:r>
+      <w:r>
+        <w:rPr>
+          <w:rFonts w:ascii="Courier New" w:eastAsia="Times New Roman" w:hAnsi="Courier New" w:cs="Courier New"/>
+          <w:i/>
+          <w:iCs/>
+          <w:color w:val="505D64"/>
+          <w:szCs w:val="24"/>
+          <w:lang w:eastAsia="en-IN" w:bidi="te-IN"/>
+        </w:rPr>
+        <w:br/>
+        <w:t xml:space="preserve">        </w:t>
+      </w:r>
+      <w:r>
+        <w:rPr>
+          <w:rFonts w:ascii="Courier New" w:eastAsia="Times New Roman" w:hAnsi="Courier New" w:cs="Courier New"/>
+          <w:i/>
+          <w:iCs/>
+          <w:color w:val="0F92E3"/>
+          <w:szCs w:val="24"/>
+          <w:lang w:eastAsia="en-IN" w:bidi="te-IN"/>
+        </w:rPr>
+        <w:t>httpSecurity</w:t>
+      </w:r>
+      <w:r>
+        <w:rPr>
+          <w:rFonts w:ascii="Courier New" w:eastAsia="Times New Roman" w:hAnsi="Courier New" w:cs="Courier New"/>
+          <w:color w:val="4D4D4A"/>
+          <w:szCs w:val="24"/>
+          <w:lang w:eastAsia="en-IN" w:bidi="te-IN"/>
+        </w:rPr>
+        <w:t>.</w:t>
+      </w:r>
+      <w:r>
+        <w:rPr>
+          <w:rFonts w:ascii="Courier New" w:eastAsia="Times New Roman" w:hAnsi="Courier New" w:cs="Courier New"/>
+          <w:color w:val="1136B9"/>
+          <w:szCs w:val="24"/>
+          <w:lang w:eastAsia="en-IN" w:bidi="te-IN"/>
+        </w:rPr>
+        <w:t>httpBasic</w:t>
+      </w:r>
+      <w:r>
+        <w:rPr>
+          <w:rFonts w:ascii="Courier New" w:eastAsia="Times New Roman" w:hAnsi="Courier New" w:cs="Courier New"/>
+          <w:color w:val="4D4D4A"/>
+          <w:szCs w:val="24"/>
+          <w:lang w:eastAsia="en-IN" w:bidi="te-IN"/>
+        </w:rPr>
+        <w:t>(</w:t>
+      </w:r>
+      <w:r>
+        <w:rPr>
+          <w:rFonts w:ascii="Courier New" w:eastAsia="Times New Roman" w:hAnsi="Courier New" w:cs="Courier New"/>
+          <w:i/>
+          <w:iCs/>
+          <w:color w:val="1136B9"/>
+          <w:szCs w:val="24"/>
+          <w:lang w:eastAsia="en-IN" w:bidi="te-IN"/>
+        </w:rPr>
+        <w:t>Customizer</w:t>
+      </w:r>
+      <w:r>
+        <w:rPr>
+          <w:rFonts w:ascii="Courier New" w:eastAsia="Times New Roman" w:hAnsi="Courier New" w:cs="Courier New"/>
+          <w:color w:val="4D4D4A"/>
+          <w:szCs w:val="24"/>
+          <w:lang w:eastAsia="en-IN" w:bidi="te-IN"/>
+        </w:rPr>
+        <w:t>.</w:t>
+      </w:r>
+      <w:r>
+        <w:rPr>
+          <w:rFonts w:ascii="Courier New" w:eastAsia="Times New Roman" w:hAnsi="Courier New" w:cs="Courier New"/>
+          <w:i/>
+          <w:iCs/>
+          <w:color w:val="1136B9"/>
+          <w:szCs w:val="24"/>
+          <w:lang w:eastAsia="en-IN" w:bidi="te-IN"/>
+        </w:rPr>
+        <w:t>withDefaults</w:t>
+      </w:r>
+      <w:r>
+        <w:rPr>
+          <w:rFonts w:ascii="Courier New" w:eastAsia="Times New Roman" w:hAnsi="Courier New" w:cs="Courier New"/>
+          <w:color w:val="4D4D4A"/>
+          <w:szCs w:val="24"/>
+          <w:lang w:eastAsia="en-IN" w:bidi="te-IN"/>
+        </w:rPr>
+        <w:t>());</w:t>
+      </w:r>
+      <w:r>
+        <w:rPr>
+          <w:rFonts w:ascii="Courier New" w:eastAsia="Times New Roman" w:hAnsi="Courier New" w:cs="Courier New"/>
+          <w:color w:val="4D4D4A"/>
+          <w:szCs w:val="24"/>
+          <w:lang w:eastAsia="en-IN" w:bidi="te-IN"/>
+        </w:rPr>
+        <w:br/>
+      </w:r>
+      <w:r>
+        <w:rPr>
+          <w:rFonts w:ascii="Comic Sans MS" w:eastAsia="Times New Roman" w:hAnsi="Comic Sans MS" w:cs="Courier New"/>
+          <w:color w:val="4D4D4A"/>
+          <w:szCs w:val="24"/>
+          <w:lang w:eastAsia="en-IN" w:bidi="te-IN"/>
+        </w:rPr>
+        <w:t xml:space="preserve">        </w:t>
+      </w:r>
+      <w:r>
+        <w:rPr>
+          <w:rFonts w:ascii="Comic Sans MS" w:eastAsia="Times New Roman" w:hAnsi="Comic Sans MS" w:cs="Courier New"/>
+          <w:i/>
+          <w:iCs/>
+          <w:color w:val="0F92E3"/>
+          <w:szCs w:val="24"/>
+          <w:lang w:eastAsia="en-IN" w:bidi="te-IN"/>
+        </w:rPr>
+        <w:t>httpSecurity</w:t>
+      </w:r>
+      <w:r>
+        <w:rPr>
+          <w:rFonts w:ascii="Comic Sans MS" w:eastAsia="Times New Roman" w:hAnsi="Comic Sans MS" w:cs="Courier New"/>
+          <w:color w:val="4D4D4A"/>
+          <w:szCs w:val="24"/>
+          <w:lang w:eastAsia="en-IN" w:bidi="te-IN"/>
+        </w:rPr>
+        <w:t>.</w:t>
+      </w:r>
+      <w:r>
+        <w:rPr>
+          <w:rFonts w:ascii="Comic Sans MS" w:eastAsia="Times New Roman" w:hAnsi="Comic Sans MS" w:cs="Courier New"/>
+          <w:color w:val="1136B9"/>
+          <w:szCs w:val="24"/>
+          <w:lang w:eastAsia="en-IN" w:bidi="te-IN"/>
+        </w:rPr>
+        <w:t>addFilterBefore</w:t>
+      </w:r>
+      <w:r>
+        <w:rPr>
+          <w:rFonts w:ascii="Comic Sans MS" w:eastAsia="Times New Roman" w:hAnsi="Comic Sans MS" w:cs="Courier New"/>
+          <w:color w:val="4D4D4A"/>
+          <w:szCs w:val="24"/>
+          <w:lang w:eastAsia="en-IN" w:bidi="te-IN"/>
+        </w:rPr>
+        <w:t>(</w:t>
+      </w:r>
+      <w:r>
+        <w:rPr>
+          <w:rFonts w:ascii="Comic Sans MS" w:eastAsia="Times New Roman" w:hAnsi="Comic Sans MS" w:cs="Courier New"/>
+          <w:b/>
+          <w:bCs/>
+          <w:color w:val="4D4D4A"/>
+          <w:szCs w:val="24"/>
+          <w:lang w:eastAsia="en-IN" w:bidi="te-IN"/>
+        </w:rPr>
+        <w:t>aipacFilter</w:t>
+      </w:r>
+      <w:r>
+        <w:rPr>
+          <w:rFonts w:ascii="Comic Sans MS" w:eastAsia="Times New Roman" w:hAnsi="Comic Sans MS" w:cs="Courier New"/>
+          <w:color w:val="EE5C09"/>
+          <w:szCs w:val="24"/>
+          <w:lang w:eastAsia="en-IN" w:bidi="te-IN"/>
+        </w:rPr>
+        <w:t xml:space="preserve">, </w:t>
+      </w:r>
+      <w:r>
+        <w:rPr>
+          <w:rFonts w:ascii="Comic Sans MS" w:eastAsia="Times New Roman" w:hAnsi="Comic Sans MS" w:cs="Courier New"/>
+          <w:color w:val="79074C"/>
+          <w:szCs w:val="24"/>
+          <w:lang w:eastAsia="en-IN" w:bidi="te-IN"/>
+        </w:rPr>
+        <w:t>UsernamePasswordAuthenticationFilter</w:t>
+      </w:r>
+      <w:r>
+        <w:rPr>
+          <w:rFonts w:ascii="Comic Sans MS" w:eastAsia="Times New Roman" w:hAnsi="Comic Sans MS" w:cs="Courier New"/>
+          <w:color w:val="4D4D4A"/>
+          <w:szCs w:val="24"/>
+          <w:lang w:eastAsia="en-IN" w:bidi="te-IN"/>
+        </w:rPr>
+        <w:t>.</w:t>
+      </w:r>
+      <w:r>
+        <w:rPr>
+          <w:rFonts w:ascii="Comic Sans MS" w:eastAsia="Times New Roman" w:hAnsi="Comic Sans MS" w:cs="Courier New"/>
+          <w:color w:val="13A78C"/>
+          <w:szCs w:val="24"/>
+          <w:lang w:eastAsia="en-IN" w:bidi="te-IN"/>
+        </w:rPr>
+        <w:t>class</w:t>
+      </w:r>
+      <w:r>
+        <w:rPr>
+          <w:rFonts w:ascii="Comic Sans MS" w:eastAsia="Times New Roman" w:hAnsi="Comic Sans MS" w:cs="Courier New"/>
+          <w:color w:val="4D4D4A"/>
+          <w:szCs w:val="24"/>
+          <w:lang w:eastAsia="en-IN" w:bidi="te-IN"/>
+        </w:rPr>
+        <w:t>);</w:t>
+      </w:r>
+      <w:r>
+        <w:rPr>
+          <w:rFonts w:ascii="Comic Sans MS" w:eastAsia="Times New Roman" w:hAnsi="Comic Sans MS" w:cs="Courier New"/>
+          <w:color w:val="4D4D4A"/>
+          <w:szCs w:val="24"/>
+          <w:lang w:eastAsia="en-IN" w:bidi="te-IN"/>
+        </w:rPr>
+        <w:br/>
+      </w:r>
+      <w:r>
+        <w:rPr>
+          <w:rFonts w:ascii="Courier New" w:eastAsia="Times New Roman" w:hAnsi="Courier New" w:cs="Courier New"/>
+          <w:i/>
+          <w:iCs/>
+          <w:color w:val="505D64"/>
+          <w:szCs w:val="24"/>
+          <w:lang w:eastAsia="en-IN" w:bidi="te-IN"/>
+        </w:rPr>
+        <w:t xml:space="preserve">        </w:t>
+      </w:r>
+      <w:r>
+        <w:rPr>
+          <w:rFonts w:ascii="Courier New" w:eastAsia="Times New Roman" w:hAnsi="Courier New" w:cs="Courier New"/>
+          <w:i/>
+          <w:iCs/>
+          <w:color w:val="0F92E3"/>
+          <w:szCs w:val="24"/>
+          <w:lang w:eastAsia="en-IN" w:bidi="te-IN"/>
+        </w:rPr>
+        <w:t>httpSecurity</w:t>
+      </w:r>
+      <w:r>
+        <w:rPr>
+          <w:rFonts w:ascii="Courier New" w:eastAsia="Times New Roman" w:hAnsi="Courier New" w:cs="Courier New"/>
+          <w:color w:val="4D4D4A"/>
+          <w:szCs w:val="24"/>
+          <w:lang w:eastAsia="en-IN" w:bidi="te-IN"/>
+        </w:rPr>
+        <w:t>.</w:t>
+      </w:r>
+      <w:r>
+        <w:rPr>
+          <w:rFonts w:ascii="Courier New" w:eastAsia="Times New Roman" w:hAnsi="Courier New" w:cs="Courier New"/>
+          <w:color w:val="1136B9"/>
+          <w:szCs w:val="24"/>
+          <w:lang w:eastAsia="en-IN" w:bidi="te-IN"/>
+        </w:rPr>
+        <w:t>authorizeHttpRequests</w:t>
+      </w:r>
+      <w:r>
+        <w:rPr>
+          <w:rFonts w:ascii="Courier New" w:eastAsia="Times New Roman" w:hAnsi="Courier New" w:cs="Courier New"/>
+          <w:color w:val="4D4D4A"/>
+          <w:szCs w:val="24"/>
+          <w:lang w:eastAsia="en-IN" w:bidi="te-IN"/>
+        </w:rPr>
+        <w:t>((</w:t>
+      </w:r>
+      <w:r>
+        <w:rPr>
+          <w:rFonts w:ascii="Courier New" w:eastAsia="Times New Roman" w:hAnsi="Courier New" w:cs="Courier New"/>
+          <w:i/>
+          <w:iCs/>
+          <w:color w:val="0F92E3"/>
+          <w:szCs w:val="24"/>
+          <w:lang w:eastAsia="en-IN" w:bidi="te-IN"/>
+        </w:rPr>
+        <w:t xml:space="preserve">authorize </w:t>
+      </w:r>
+      <w:r>
+        <w:rPr>
+          <w:rFonts w:ascii="Courier New" w:eastAsia="Times New Roman" w:hAnsi="Courier New" w:cs="Courier New"/>
+          <w:color w:val="4D4D4A"/>
+          <w:szCs w:val="24"/>
+          <w:lang w:eastAsia="en-IN" w:bidi="te-IN"/>
+        </w:rPr>
+        <w:t xml:space="preserve">-&gt; </w:t>
+      </w:r>
+      <w:r>
+        <w:rPr>
+          <w:rFonts w:ascii="Courier New" w:eastAsia="Times New Roman" w:hAnsi="Courier New" w:cs="Courier New"/>
+          <w:i/>
+          <w:iCs/>
+          <w:color w:val="0F92E3"/>
+          <w:szCs w:val="24"/>
+          <w:lang w:eastAsia="en-IN" w:bidi="te-IN"/>
+        </w:rPr>
+        <w:t>authorize</w:t>
+      </w:r>
+      <w:r>
+        <w:rPr>
+          <w:rFonts w:ascii="Courier New" w:eastAsia="Times New Roman" w:hAnsi="Courier New" w:cs="Courier New"/>
+          <w:color w:val="4D4D4A"/>
+          <w:szCs w:val="24"/>
+          <w:lang w:eastAsia="en-IN" w:bidi="te-IN"/>
+        </w:rPr>
+        <w:t>.</w:t>
+      </w:r>
+      <w:r>
+        <w:rPr>
+          <w:rFonts w:ascii="Courier New" w:eastAsia="Times New Roman" w:hAnsi="Courier New" w:cs="Courier New"/>
+          <w:color w:val="1136B9"/>
+          <w:szCs w:val="24"/>
+          <w:lang w:eastAsia="en-IN" w:bidi="te-IN"/>
+        </w:rPr>
+        <w:t>anyRequest</w:t>
+      </w:r>
+      <w:r>
+        <w:rPr>
+          <w:rFonts w:ascii="Courier New" w:eastAsia="Times New Roman" w:hAnsi="Courier New" w:cs="Courier New"/>
+          <w:color w:val="4D4D4A"/>
+          <w:szCs w:val="24"/>
+          <w:lang w:eastAsia="en-IN" w:bidi="te-IN"/>
+        </w:rPr>
+        <w:t>().</w:t>
+      </w:r>
+      <w:r>
+        <w:rPr>
+          <w:rFonts w:ascii="Courier New" w:eastAsia="Times New Roman" w:hAnsi="Courier New" w:cs="Courier New"/>
+          <w:color w:val="1136B9"/>
+          <w:szCs w:val="24"/>
+          <w:lang w:eastAsia="en-IN" w:bidi="te-IN"/>
+        </w:rPr>
+        <w:t>authenticated</w:t>
+      </w:r>
+      <w:r>
+        <w:rPr>
+          <w:rFonts w:ascii="Courier New" w:eastAsia="Times New Roman" w:hAnsi="Courier New" w:cs="Courier New"/>
+          <w:color w:val="4D4D4A"/>
+          <w:szCs w:val="24"/>
+          <w:lang w:eastAsia="en-IN" w:bidi="te-IN"/>
+        </w:rPr>
+        <w:t>()));</w:t>
+      </w:r>
+      <w:r>
+        <w:rPr>
+          <w:rFonts w:ascii="Courier New" w:eastAsia="Times New Roman" w:hAnsi="Courier New" w:cs="Courier New"/>
+          <w:color w:val="4D4D4A"/>
+          <w:szCs w:val="24"/>
+          <w:lang w:eastAsia="en-IN" w:bidi="te-IN"/>
+        </w:rPr>
+        <w:br/>
+        <w:t xml:space="preserve">        </w:t>
+      </w:r>
+      <w:r>
+        <w:rPr>
+          <w:rFonts w:ascii="Courier New" w:eastAsia="Times New Roman" w:hAnsi="Courier New" w:cs="Courier New"/>
+          <w:color w:val="13A78C"/>
+          <w:szCs w:val="24"/>
+          <w:lang w:eastAsia="en-IN" w:bidi="te-IN"/>
+        </w:rPr>
+        <w:t xml:space="preserve">return </w:t>
+      </w:r>
+      <w:r>
+        <w:rPr>
+          <w:rFonts w:ascii="Courier New" w:eastAsia="Times New Roman" w:hAnsi="Courier New" w:cs="Courier New"/>
+          <w:i/>
+          <w:iCs/>
+          <w:color w:val="0F92E3"/>
+          <w:szCs w:val="24"/>
+          <w:lang w:eastAsia="en-IN" w:bidi="te-IN"/>
+        </w:rPr>
+        <w:t>httpSecurity</w:t>
+      </w:r>
+      <w:r>
+        <w:rPr>
+          <w:rFonts w:ascii="Courier New" w:eastAsia="Times New Roman" w:hAnsi="Courier New" w:cs="Courier New"/>
+          <w:color w:val="4D4D4A"/>
+          <w:szCs w:val="24"/>
+          <w:lang w:eastAsia="en-IN" w:bidi="te-IN"/>
+        </w:rPr>
+        <w:t>.</w:t>
+      </w:r>
+      <w:r>
+        <w:rPr>
+          <w:rFonts w:ascii="Courier New" w:eastAsia="Times New Roman" w:hAnsi="Courier New" w:cs="Courier New"/>
+          <w:color w:val="1136B9"/>
+          <w:szCs w:val="24"/>
+          <w:lang w:eastAsia="en-IN" w:bidi="te-IN"/>
+        </w:rPr>
+        <w:t>build</w:t>
+      </w:r>
+      <w:r>
+        <w:rPr>
+          <w:rFonts w:ascii="Courier New" w:eastAsia="Times New Roman" w:hAnsi="Courier New" w:cs="Courier New"/>
+          <w:color w:val="4D4D4A"/>
+          <w:szCs w:val="24"/>
+          <w:lang w:eastAsia="en-IN" w:bidi="te-IN"/>
+        </w:rPr>
+        <w:t>();</w:t>
+      </w:r>
+      <w:r>
+        <w:rPr>
+          <w:rFonts w:ascii="Courier New" w:eastAsia="Times New Roman" w:hAnsi="Courier New" w:cs="Courier New"/>
+          <w:color w:val="4D4D4A"/>
+          <w:szCs w:val="24"/>
+          <w:lang w:eastAsia="en-IN" w:bidi="te-IN"/>
+        </w:rPr>
+        <w:br/>
+        <w:t xml:space="preserve">    }</w:t>
+      </w:r>
+    </w:p>
+    <w:p>
+      <w:pPr>
+        <w:shd w:val="clear" w:color="auto" w:fill="FFFFFF"/>
+        <w:tabs>
+          <w:tab w:val="left" w:pos="916"/>
+          <w:tab w:val="left" w:pos="1832"/>
+          <w:tab w:val="left" w:pos="2748"/>
+          <w:tab w:val="left" w:pos="3664"/>
+          <w:tab w:val="left" w:pos="4580"/>
+          <w:tab w:val="left" w:pos="5496"/>
+          <w:tab w:val="left" w:pos="6412"/>
+          <w:tab w:val="left" w:pos="7328"/>
+          <w:tab w:val="left" w:pos="8244"/>
+          <w:tab w:val="left" w:pos="9160"/>
+          <w:tab w:val="left" w:pos="10076"/>
+          <w:tab w:val="left" w:pos="10992"/>
+          <w:tab w:val="left" w:pos="11908"/>
+          <w:tab w:val="left" w:pos="12824"/>
+          <w:tab w:val="left" w:pos="13740"/>
+          <w:tab w:val="left" w:pos="14656"/>
+        </w:tabs>
+        <w:spacing w:after="0" w:line="240" w:lineRule="auto"/>
+        <w:rPr>
+          <w:rFonts w:ascii="Courier New" w:eastAsia="Times New Roman" w:hAnsi="Courier New" w:cs="Courier New"/>
+          <w:color w:val="4D4D4A"/>
+          <w:szCs w:val="24"/>
+          <w:lang w:eastAsia="en-IN" w:bidi="te-IN"/>
+        </w:rPr>
+      </w:pPr>
+    </w:p>
+    <w:p>
+      <w:pPr>
+        <w:tabs>
+          <w:tab w:val="left" w:pos="916"/>
+          <w:tab w:val="left" w:pos="1832"/>
+          <w:tab w:val="left" w:pos="2748"/>
+          <w:tab w:val="left" w:pos="3664"/>
+          <w:tab w:val="left" w:pos="4580"/>
+          <w:tab w:val="left" w:pos="5496"/>
+          <w:tab w:val="left" w:pos="6412"/>
+          <w:tab w:val="left" w:pos="7328"/>
+          <w:tab w:val="left" w:pos="8244"/>
+          <w:tab w:val="left" w:pos="9160"/>
+          <w:tab w:val="left" w:pos="10076"/>
+          <w:tab w:val="left" w:pos="10992"/>
+          <w:tab w:val="left" w:pos="11908"/>
+          <w:tab w:val="left" w:pos="12824"/>
+          <w:tab w:val="left" w:pos="13740"/>
+          <w:tab w:val="left" w:pos="14656"/>
+        </w:tabs>
+        <w:spacing w:after="0" w:line="240" w:lineRule="auto"/>
+        <w:rPr>
+          <w:rFonts w:ascii="Comic Sans MS" w:eastAsia="Times New Roman" w:hAnsi="Comic Sans MS" w:cs="Courier New"/>
+          <w:color w:val="5B9BD5" w:themeColor="accent1"/>
+          <w:szCs w:val="24"/>
+          <w:lang w:eastAsia="en-IN" w:bidi="te-IN"/>
+        </w:rPr>
+      </w:pPr>
+    </w:p>
+    <w:p/>
+    <w:p>
+      <w:pPr>
+        <w:pStyle w:val="h3-pink"/>
+      </w:pPr>
+      <w:r>
+        <w:t xml:space="preserve">Sample </w:t>
+      </w:r>
+      <w:r>
+        <w:t xml:space="preserve">Spring, servlet </w:t>
+      </w:r>
+      <w:r>
+        <w:t>filter</w:t>
+      </w:r>
+      <w:r>
+        <w:t xml:space="preserve"> names</w:t>
+      </w:r>
+    </w:p>
+    <w:p>
+      <w:r>
+        <w:t>Create a filter class implements javax.Filter and configure it to httpSecurity Object</w:t>
+      </w:r>
+    </w:p>
+    <w:p>
+      <w:r>
+        <w:t>Servlet filters- interface Filter</w:t>
+      </w:r>
+    </w:p>
+    <w:p>
+      <w:pPr>
+        <w:pStyle w:val="HTMLPreformatted"/>
+        <w:shd w:val="clear" w:color="auto" w:fill="FFFFFF"/>
+        <w:rPr>
+          <w:color w:val="4D4D4A"/>
+          <w:sz w:val="24"/>
+          <w:szCs w:val="24"/>
+          <w:lang w:bidi="te-IN"/>
+        </w:rPr>
+      </w:pPr>
+      <w:r>
+        <w:lastRenderedPageBreak/>
+        <w:t xml:space="preserve">Spring Filter class- class </w:t>
+      </w:r>
+      <w:r>
+        <w:t>GenericFilterBean,</w:t>
+      </w:r>
+      <w:r>
+        <w:rPr>
+          <w:color w:val="13A78C"/>
+          <w:szCs w:val="24"/>
+        </w:rPr>
+        <w:t xml:space="preserve"> </w:t>
+      </w:r>
+      <w:r>
+        <w:rPr>
+          <w:color w:val="13A78C"/>
+          <w:sz w:val="24"/>
+          <w:szCs w:val="24"/>
+          <w:lang w:bidi="te-IN"/>
+        </w:rPr>
+        <w:t xml:space="preserve">public class </w:t>
+      </w:r>
+      <w:r>
+        <w:rPr>
+          <w:color w:val="79074C"/>
+          <w:sz w:val="24"/>
+          <w:szCs w:val="24"/>
+          <w:lang w:bidi="te-IN"/>
+        </w:rPr>
+        <w:t xml:space="preserve">AIPACFilter </w:t>
+      </w:r>
+      <w:r>
+        <w:rPr>
+          <w:color w:val="13A78C"/>
+          <w:sz w:val="24"/>
+          <w:szCs w:val="24"/>
+          <w:lang w:bidi="te-IN"/>
+        </w:rPr>
+        <w:t xml:space="preserve">extends </w:t>
+      </w:r>
+      <w:r>
+        <w:rPr>
+          <w:b/>
+          <w:bCs/>
+          <w:i/>
+          <w:iCs/>
+          <w:color w:val="7748B7"/>
+          <w:sz w:val="24"/>
+          <w:szCs w:val="24"/>
+          <w:lang w:bidi="te-IN"/>
+        </w:rPr>
+        <w:t>OncePerRequestFilter</w:t>
+      </w:r>
+      <w:r>
+        <w:rPr>
+          <w:i/>
+          <w:iCs/>
+          <w:color w:val="7748B7"/>
+          <w:sz w:val="24"/>
+          <w:szCs w:val="24"/>
+          <w:lang w:bidi="te-IN"/>
+        </w:rPr>
+        <w:t xml:space="preserve"> </w:t>
+      </w:r>
+      <w:r>
+        <w:rPr>
+          <w:color w:val="4D4D4A"/>
+          <w:sz w:val="24"/>
+          <w:szCs w:val="24"/>
+          <w:lang w:bidi="te-IN"/>
+        </w:rPr>
+        <w:t>{</w:t>
+      </w:r>
+    </w:p>
+    <w:p>
+      <w:pPr>
+        <w:pStyle w:val="NormalWeb"/>
+      </w:pPr>
+      <w:r>
+        <w:rPr>
+          <w:rFonts w:hAnsi="Symbol"/>
+        </w:rPr>
+        <w:t></w:t>
+      </w:r>
+      <w:r>
+        <w:t xml:space="preserve">  </w:t>
+      </w:r>
+      <w:r>
+        <w:rPr>
+          <w:rStyle w:val="Strong"/>
+          <w:rFonts w:eastAsiaTheme="majorEastAsia"/>
+        </w:rPr>
+        <w:t>Execution</w:t>
+      </w:r>
+      <w:r>
+        <w:t xml:space="preserve">: </w:t>
+      </w:r>
+      <w:r>
+        <w:rPr>
+          <w:rStyle w:val="HTMLCode"/>
+        </w:rPr>
+        <w:t>doFilter()</w:t>
+      </w:r>
+      <w:r>
+        <w:t xml:space="preserve"> runs </w:t>
+      </w:r>
+      <w:r>
+        <w:rPr>
+          <w:rStyle w:val="Strong"/>
+          <w:rFonts w:eastAsiaTheme="majorEastAsia"/>
+        </w:rPr>
+        <w:t>once for every request</w:t>
+      </w:r>
+      <w:r>
+        <w:t xml:space="preserve"> that matches its mapping.</w:t>
+      </w:r>
+    </w:p>
+    <w:p>
+      <w:pPr>
+        <w:pStyle w:val="NormalWeb"/>
+        <w:shd w:val="clear" w:color="auto" w:fill="BDD6EE" w:themeFill="accent1" w:themeFillTint="66"/>
+        <w:rPr>
+          <w:rFonts w:ascii="Comic Sans MS" w:hAnsi="Comic Sans MS" w:cs="Courier New"/>
+          <w:i/>
+          <w:iCs/>
+          <w:color w:val="505D64"/>
+          <w:lang w:bidi="te-IN"/>
+        </w:rPr>
+      </w:pPr>
+      <w:r>
+        <w:rPr>
+          <w:rFonts w:ascii="Comic Sans MS" w:hAnsi="Comic Sans MS" w:cs="Courier New"/>
+          <w:i/>
+          <w:iCs/>
+          <w:color w:val="505D64"/>
+          <w:lang w:bidi="te-IN"/>
+        </w:rPr>
+        <w:t xml:space="preserve">  </w:t>
+      </w:r>
+      <w:r>
+        <w:rPr>
+          <w:rFonts w:ascii="Comic Sans MS" w:hAnsi="Comic Sans MS" w:cs="Courier New"/>
+          <w:b/>
+          <w:bCs/>
+          <w:i/>
+          <w:iCs/>
+          <w:color w:val="505D64"/>
+          <w:lang w:bidi="te-IN"/>
+        </w:rPr>
+        <w:t>Caveat</w:t>
+      </w:r>
+      <w:r>
+        <w:rPr>
+          <w:rFonts w:ascii="Comic Sans MS" w:hAnsi="Comic Sans MS" w:cs="Courier New"/>
+          <w:i/>
+          <w:iCs/>
+          <w:color w:val="505D64"/>
+          <w:lang w:bidi="te-IN"/>
+        </w:rPr>
+        <w:t xml:space="preserve">: Generally all filters will be executed only once , but in some special cases like </w:t>
+      </w:r>
+      <w:r>
+        <w:rPr>
+          <w:rFonts w:ascii="Comic Sans MS" w:hAnsi="Comic Sans MS" w:cs="Courier New"/>
+          <w:b/>
+          <w:bCs/>
+          <w:i/>
+          <w:iCs/>
+          <w:color w:val="505D64"/>
+          <w:lang w:bidi="te-IN"/>
+        </w:rPr>
+        <w:t>RequestDispatcher.forward()</w:t>
+      </w:r>
+      <w:r>
+        <w:rPr>
+          <w:rFonts w:ascii="Comic Sans MS" w:hAnsi="Comic Sans MS" w:cs="Courier New"/>
+          <w:i/>
+          <w:iCs/>
+          <w:color w:val="505D64"/>
+          <w:lang w:bidi="te-IN"/>
+        </w:rPr>
+        <w:t xml:space="preserve"> or </w:t>
+      </w:r>
+      <w:r>
+        <w:rPr>
+          <w:rFonts w:ascii="Comic Sans MS" w:hAnsi="Comic Sans MS" w:cs="Courier New"/>
+          <w:b/>
+          <w:bCs/>
+          <w:i/>
+          <w:iCs/>
+          <w:color w:val="505D64"/>
+          <w:lang w:bidi="te-IN"/>
+        </w:rPr>
+        <w:t>include()</w:t>
+      </w:r>
+      <w:r>
+        <w:rPr>
+          <w:rFonts w:ascii="Comic Sans MS" w:hAnsi="Comic Sans MS" w:cs="Courier New"/>
+          <w:i/>
+          <w:iCs/>
+          <w:color w:val="505D64"/>
+          <w:lang w:bidi="te-IN"/>
+        </w:rPr>
+        <w:t xml:space="preserve">, the filter may run </w:t>
+      </w:r>
+      <w:r>
+        <w:rPr>
+          <w:rFonts w:ascii="Comic Sans MS" w:hAnsi="Comic Sans MS" w:cs="Courier New"/>
+          <w:b/>
+          <w:bCs/>
+          <w:i/>
+          <w:iCs/>
+          <w:color w:val="505D64"/>
+          <w:lang w:bidi="te-IN"/>
+        </w:rPr>
+        <w:t>multiple times for the same logical request</w:t>
+      </w:r>
+      <w:r>
+        <w:rPr>
+          <w:rFonts w:ascii="Comic Sans MS" w:hAnsi="Comic Sans MS" w:cs="Courier New"/>
+          <w:i/>
+          <w:iCs/>
+          <w:color w:val="505D64"/>
+          <w:lang w:bidi="te-IN"/>
+        </w:rPr>
+        <w:t>.</w:t>
+      </w:r>
+    </w:p>
+    <w:p>
+      <w:r>
+        <w:t xml:space="preserve">But </w:t>
+      </w:r>
+    </w:p>
+    <w:tbl>
+      <w:tblPr>
+        <w:tblStyle w:val="TableGrid"/>
+        <w:tblW w:w="0" w:type="auto"/>
+        <w:tblLook w:val="04A0" w:firstRow="1" w:lastRow="0" w:firstColumn="1" w:lastColumn="0" w:noHBand="0" w:noVBand="1"/>
+      </w:tblPr>
+      <w:tblGrid>
+        <w:gridCol w:w="11965"/>
+        <w:gridCol w:w="11065"/>
+      </w:tblGrid>
+      <w:tr>
+        <w:tc>
+          <w:tcPr>
+            <w:tcW w:w="11965" w:type="dxa"/>
+          </w:tcPr>
+          <w:p>
+            <w:pPr>
+              <w:shd w:val="clear" w:color="auto" w:fill="FFFFFF"/>
+              <w:tabs>
+                <w:tab w:val="left" w:pos="916"/>
+                <w:tab w:val="left" w:pos="1832"/>
+                <w:tab w:val="left" w:pos="2748"/>
+                <w:tab w:val="left" w:pos="3664"/>
+                <w:tab w:val="left" w:pos="4580"/>
+                <w:tab w:val="left" w:pos="5496"/>
+                <w:tab w:val="left" w:pos="6412"/>
+                <w:tab w:val="left" w:pos="7328"/>
+                <w:tab w:val="left" w:pos="8244"/>
+                <w:tab w:val="left" w:pos="9160"/>
+                <w:tab w:val="left" w:pos="10076"/>
+                <w:tab w:val="left" w:pos="10992"/>
+                <w:tab w:val="left" w:pos="11908"/>
+                <w:tab w:val="left" w:pos="12824"/>
+                <w:tab w:val="left" w:pos="13740"/>
+                <w:tab w:val="left" w:pos="14656"/>
+              </w:tabs>
+              <w:rPr>
+                <w:rFonts w:ascii="Comic Sans MS" w:eastAsia="Times New Roman" w:hAnsi="Comic Sans MS" w:cs="Courier New"/>
+                <w:color w:val="13A78C"/>
+                <w:szCs w:val="24"/>
+                <w:lang w:eastAsia="en-IN" w:bidi="te-IN"/>
+              </w:rPr>
+            </w:pPr>
+            <w:r>
+              <w:rPr>
+                <w:rFonts w:ascii="Comic Sans MS" w:eastAsia="Times New Roman" w:hAnsi="Comic Sans MS" w:cs="Courier New"/>
+                <w:color w:val="13A78C"/>
+                <w:szCs w:val="24"/>
+                <w:lang w:eastAsia="en-IN" w:bidi="te-IN"/>
+              </w:rPr>
+              <w:t>Servlet filter</w:t>
+            </w:r>
+          </w:p>
+        </w:tc>
+        <w:tc>
+          <w:tcPr>
+            <w:tcW w:w="11065" w:type="dxa"/>
+          </w:tcPr>
+          <w:p>
+            <w:pPr>
+              <w:shd w:val="clear" w:color="auto" w:fill="FFFFFF"/>
+              <w:tabs>
+                <w:tab w:val="left" w:pos="916"/>
+                <w:tab w:val="left" w:pos="1832"/>
+                <w:tab w:val="left" w:pos="2748"/>
+                <w:tab w:val="left" w:pos="3664"/>
+                <w:tab w:val="left" w:pos="4580"/>
+                <w:tab w:val="left" w:pos="5496"/>
+                <w:tab w:val="left" w:pos="6412"/>
+                <w:tab w:val="left" w:pos="7328"/>
+                <w:tab w:val="left" w:pos="8244"/>
+                <w:tab w:val="left" w:pos="9160"/>
+                <w:tab w:val="left" w:pos="10076"/>
+                <w:tab w:val="left" w:pos="10992"/>
+                <w:tab w:val="left" w:pos="11908"/>
+                <w:tab w:val="left" w:pos="12824"/>
+                <w:tab w:val="left" w:pos="13740"/>
+                <w:tab w:val="left" w:pos="14656"/>
+              </w:tabs>
+              <w:rPr>
+                <w:rFonts w:ascii="Comic Sans MS" w:eastAsia="Times New Roman" w:hAnsi="Comic Sans MS" w:cs="Courier New"/>
+                <w:color w:val="1136B9"/>
+                <w:szCs w:val="24"/>
+                <w:lang w:eastAsia="en-IN" w:bidi="te-IN"/>
+              </w:rPr>
+            </w:pPr>
+            <w:r>
+              <w:rPr>
+                <w:rFonts w:ascii="Comic Sans MS" w:eastAsia="Times New Roman" w:hAnsi="Comic Sans MS" w:cs="Courier New"/>
+                <w:color w:val="1136B9"/>
+                <w:szCs w:val="24"/>
+                <w:lang w:eastAsia="en-IN" w:bidi="te-IN"/>
+              </w:rPr>
+              <w:t>extending Spring Filter</w:t>
+            </w:r>
+            <w:r>
+              <w:rPr>
+                <w:rFonts w:ascii="Comic Sans MS" w:eastAsia="Times New Roman" w:hAnsi="Comic Sans MS" w:cs="Courier New"/>
+                <w:color w:val="1136B9"/>
+                <w:szCs w:val="24"/>
+                <w:lang w:eastAsia="en-IN" w:bidi="te-IN"/>
+              </w:rPr>
+              <w:t xml:space="preserve"> – if u want to execute this filter only once at any cost</w:t>
+            </w:r>
+            <w:r>
+              <w:rPr>
+                <w:rFonts w:ascii="Comic Sans MS" w:eastAsia="Times New Roman" w:hAnsi="Comic Sans MS" w:cs="Courier New"/>
+                <w:color w:val="1136B9"/>
+                <w:szCs w:val="24"/>
+                <w:lang w:eastAsia="en-IN" w:bidi="te-IN"/>
+              </w:rPr>
+              <w:t>,</w:t>
+            </w:r>
+            <w:r>
+              <w:rPr>
+                <w:rFonts w:ascii="Comic Sans MS" w:eastAsia="Times New Roman" w:hAnsi="Comic Sans MS" w:cs="Courier New"/>
+                <w:color w:val="1136B9"/>
+                <w:szCs w:val="24"/>
+                <w:lang w:eastAsia="en-IN" w:bidi="te-IN"/>
+              </w:rPr>
+              <w:t xml:space="preserve"> then use this filter</w:t>
             </w:r>
           </w:p>
         </w:tc>
@@ -7779,25 +11273,2126 @@
       <w:tr>
         <w:tc>
           <w:tcPr>
-            <w:tcW w:w="11515" w:type="dxa"/>
+            <w:tcW w:w="11965" w:type="dxa"/>
           </w:tcPr>
+          <w:p>
+            <w:pPr>
+              <w:shd w:val="clear" w:color="auto" w:fill="FFFFFF"/>
+              <w:tabs>
+                <w:tab w:val="left" w:pos="916"/>
+                <w:tab w:val="left" w:pos="1832"/>
+                <w:tab w:val="left" w:pos="2748"/>
+                <w:tab w:val="left" w:pos="3664"/>
+                <w:tab w:val="left" w:pos="4580"/>
+                <w:tab w:val="left" w:pos="5496"/>
+                <w:tab w:val="left" w:pos="6412"/>
+                <w:tab w:val="left" w:pos="7328"/>
+                <w:tab w:val="left" w:pos="8244"/>
+                <w:tab w:val="left" w:pos="9160"/>
+                <w:tab w:val="left" w:pos="10076"/>
+                <w:tab w:val="left" w:pos="10992"/>
+                <w:tab w:val="left" w:pos="11908"/>
+                <w:tab w:val="left" w:pos="12824"/>
+                <w:tab w:val="left" w:pos="13740"/>
+                <w:tab w:val="left" w:pos="14656"/>
+              </w:tabs>
+              <w:rPr>
+                <w:rFonts w:ascii="Comic Sans MS" w:eastAsia="Times New Roman" w:hAnsi="Comic Sans MS" w:cs="Courier New"/>
+                <w:color w:val="4D4D4A"/>
+                <w:szCs w:val="24"/>
+                <w:lang w:eastAsia="en-IN" w:bidi="te-IN"/>
+              </w:rPr>
+            </w:pPr>
+            <w:r>
+              <w:rPr>
+                <w:rFonts w:ascii="Comic Sans MS" w:eastAsia="Times New Roman" w:hAnsi="Comic Sans MS" w:cs="Courier New"/>
+                <w:color w:val="13A78C"/>
+                <w:szCs w:val="24"/>
+                <w:lang w:eastAsia="en-IN" w:bidi="te-IN"/>
+              </w:rPr>
+              <w:t xml:space="preserve">import </w:t>
+            </w:r>
+            <w:r>
+              <w:rPr>
+                <w:rFonts w:ascii="Comic Sans MS" w:eastAsia="Times New Roman" w:hAnsi="Comic Sans MS" w:cs="Courier New"/>
+                <w:color w:val="79074C"/>
+                <w:szCs w:val="24"/>
+                <w:lang w:eastAsia="en-IN" w:bidi="te-IN"/>
+              </w:rPr>
+              <w:t>jakarta.servlet.</w:t>
+            </w:r>
+            <w:r>
+              <w:rPr>
+                <w:rFonts w:ascii="Comic Sans MS" w:eastAsia="Times New Roman" w:hAnsi="Comic Sans MS" w:cs="Courier New"/>
+                <w:color w:val="EE5C09"/>
+                <w:szCs w:val="24"/>
+                <w:lang w:eastAsia="en-IN" w:bidi="te-IN"/>
+              </w:rPr>
+              <w:t>*</w:t>
+            </w:r>
+            <w:r>
+              <w:rPr>
+                <w:rFonts w:ascii="Comic Sans MS" w:eastAsia="Times New Roman" w:hAnsi="Comic Sans MS" w:cs="Courier New"/>
+                <w:color w:val="4D4D4A"/>
+                <w:szCs w:val="24"/>
+                <w:lang w:eastAsia="en-IN" w:bidi="te-IN"/>
+              </w:rPr>
+              <w:t>;</w:t>
+            </w:r>
+            <w:r>
+              <w:rPr>
+                <w:rFonts w:ascii="Comic Sans MS" w:eastAsia="Times New Roman" w:hAnsi="Comic Sans MS" w:cs="Courier New"/>
+                <w:color w:val="4D4D4A"/>
+                <w:szCs w:val="24"/>
+                <w:lang w:eastAsia="en-IN" w:bidi="te-IN"/>
+              </w:rPr>
+              <w:br/>
+            </w:r>
+            <w:r>
+              <w:rPr>
+                <w:rFonts w:ascii="Comic Sans MS" w:eastAsia="Times New Roman" w:hAnsi="Comic Sans MS" w:cs="Courier New"/>
+                <w:color w:val="13A78C"/>
+                <w:szCs w:val="24"/>
+                <w:lang w:eastAsia="en-IN" w:bidi="te-IN"/>
+              </w:rPr>
+              <w:t xml:space="preserve">import </w:t>
+            </w:r>
+            <w:r>
+              <w:rPr>
+                <w:rFonts w:ascii="Comic Sans MS" w:eastAsia="Times New Roman" w:hAnsi="Comic Sans MS" w:cs="Courier New"/>
+                <w:color w:val="79074C"/>
+                <w:szCs w:val="24"/>
+                <w:lang w:eastAsia="en-IN" w:bidi="te-IN"/>
+              </w:rPr>
+              <w:t>jakarta.servlet.http.</w:t>
+            </w:r>
+            <w:r>
+              <w:rPr>
+                <w:rFonts w:ascii="Comic Sans MS" w:eastAsia="Times New Roman" w:hAnsi="Comic Sans MS" w:cs="Courier New"/>
+                <w:i/>
+                <w:iCs/>
+                <w:color w:val="1136B9"/>
+                <w:szCs w:val="24"/>
+                <w:lang w:eastAsia="en-IN" w:bidi="te-IN"/>
+              </w:rPr>
+              <w:t>HttpServletRequest</w:t>
+            </w:r>
+            <w:r>
+              <w:rPr>
+                <w:rFonts w:ascii="Comic Sans MS" w:eastAsia="Times New Roman" w:hAnsi="Comic Sans MS" w:cs="Courier New"/>
+                <w:color w:val="4D4D4A"/>
+                <w:szCs w:val="24"/>
+                <w:lang w:eastAsia="en-IN" w:bidi="te-IN"/>
+              </w:rPr>
+              <w:t>;</w:t>
+            </w:r>
+            <w:r>
+              <w:rPr>
+                <w:rFonts w:ascii="Comic Sans MS" w:eastAsia="Times New Roman" w:hAnsi="Comic Sans MS" w:cs="Courier New"/>
+                <w:color w:val="4D4D4A"/>
+                <w:szCs w:val="24"/>
+                <w:lang w:eastAsia="en-IN" w:bidi="te-IN"/>
+              </w:rPr>
+              <w:br/>
+            </w:r>
+            <w:r>
+              <w:rPr>
+                <w:rFonts w:ascii="Comic Sans MS" w:eastAsia="Times New Roman" w:hAnsi="Comic Sans MS" w:cs="Courier New"/>
+                <w:color w:val="13A78C"/>
+                <w:szCs w:val="24"/>
+                <w:lang w:eastAsia="en-IN" w:bidi="te-IN"/>
+              </w:rPr>
+              <w:t xml:space="preserve">import </w:t>
+            </w:r>
+            <w:r>
+              <w:rPr>
+                <w:rFonts w:ascii="Comic Sans MS" w:eastAsia="Times New Roman" w:hAnsi="Comic Sans MS" w:cs="Courier New"/>
+                <w:color w:val="79074C"/>
+                <w:szCs w:val="24"/>
+                <w:lang w:eastAsia="en-IN" w:bidi="te-IN"/>
+              </w:rPr>
+              <w:t>org.springframework.stereotype.</w:t>
+            </w:r>
+            <w:r>
+              <w:rPr>
+                <w:rFonts w:ascii="Comic Sans MS" w:eastAsia="Times New Roman" w:hAnsi="Comic Sans MS" w:cs="Courier New"/>
+                <w:color w:val="1136B9"/>
+                <w:szCs w:val="24"/>
+                <w:lang w:eastAsia="en-IN" w:bidi="te-IN"/>
+              </w:rPr>
+              <w:t>Component</w:t>
+            </w:r>
+            <w:r>
+              <w:rPr>
+                <w:rFonts w:ascii="Comic Sans MS" w:eastAsia="Times New Roman" w:hAnsi="Comic Sans MS" w:cs="Courier New"/>
+                <w:color w:val="4D4D4A"/>
+                <w:szCs w:val="24"/>
+                <w:lang w:eastAsia="en-IN" w:bidi="te-IN"/>
+              </w:rPr>
+              <w:t>;</w:t>
+            </w:r>
+            <w:r>
+              <w:rPr>
+                <w:rFonts w:ascii="Comic Sans MS" w:eastAsia="Times New Roman" w:hAnsi="Comic Sans MS" w:cs="Courier New"/>
+                <w:color w:val="4D4D4A"/>
+                <w:szCs w:val="24"/>
+                <w:lang w:eastAsia="en-IN" w:bidi="te-IN"/>
+              </w:rPr>
+              <w:br/>
+            </w:r>
+            <w:r>
+              <w:rPr>
+                <w:rFonts w:ascii="Comic Sans MS" w:eastAsia="Times New Roman" w:hAnsi="Comic Sans MS" w:cs="Courier New"/>
+                <w:color w:val="4D4D4A"/>
+                <w:szCs w:val="24"/>
+                <w:lang w:eastAsia="en-IN" w:bidi="te-IN"/>
+              </w:rPr>
+              <w:br/>
+            </w:r>
+            <w:r>
+              <w:rPr>
+                <w:rFonts w:ascii="Comic Sans MS" w:eastAsia="Times New Roman" w:hAnsi="Comic Sans MS" w:cs="Courier New"/>
+                <w:color w:val="13A78C"/>
+                <w:szCs w:val="24"/>
+                <w:lang w:eastAsia="en-IN" w:bidi="te-IN"/>
+              </w:rPr>
+              <w:t xml:space="preserve">import </w:t>
+            </w:r>
+            <w:r>
+              <w:rPr>
+                <w:rFonts w:ascii="Comic Sans MS" w:eastAsia="Times New Roman" w:hAnsi="Comic Sans MS" w:cs="Courier New"/>
+                <w:color w:val="79074C"/>
+                <w:szCs w:val="24"/>
+                <w:lang w:eastAsia="en-IN" w:bidi="te-IN"/>
+              </w:rPr>
+              <w:t>java.io.IOException</w:t>
+            </w:r>
+            <w:r>
+              <w:rPr>
+                <w:rFonts w:ascii="Comic Sans MS" w:eastAsia="Times New Roman" w:hAnsi="Comic Sans MS" w:cs="Courier New"/>
+                <w:color w:val="4D4D4A"/>
+                <w:szCs w:val="24"/>
+                <w:lang w:eastAsia="en-IN" w:bidi="te-IN"/>
+              </w:rPr>
+              <w:t>;</w:t>
+            </w:r>
+            <w:r>
+              <w:rPr>
+                <w:rFonts w:ascii="Comic Sans MS" w:eastAsia="Times New Roman" w:hAnsi="Comic Sans MS" w:cs="Courier New"/>
+                <w:color w:val="4D4D4A"/>
+                <w:szCs w:val="24"/>
+                <w:lang w:eastAsia="en-IN" w:bidi="te-IN"/>
+              </w:rPr>
+              <w:br/>
+            </w:r>
+            <w:r>
+              <w:rPr>
+                <w:rFonts w:ascii="Comic Sans MS" w:eastAsia="Times New Roman" w:hAnsi="Comic Sans MS" w:cs="Courier New"/>
+                <w:color w:val="4D4D4A"/>
+                <w:szCs w:val="24"/>
+                <w:lang w:eastAsia="en-IN" w:bidi="te-IN"/>
+              </w:rPr>
+              <w:br/>
+            </w:r>
+            <w:r>
+              <w:rPr>
+                <w:rFonts w:ascii="Comic Sans MS" w:eastAsia="Times New Roman" w:hAnsi="Comic Sans MS" w:cs="Courier New"/>
+                <w:i/>
+                <w:iCs/>
+                <w:color w:val="505D64"/>
+                <w:szCs w:val="24"/>
+                <w:lang w:eastAsia="en-IN" w:bidi="te-IN"/>
+              </w:rPr>
+              <w:t>//Here i used this filter just to fetch headers and validate</w:t>
+            </w:r>
+            <w:r>
+              <w:rPr>
+                <w:rFonts w:ascii="Comic Sans MS" w:eastAsia="Times New Roman" w:hAnsi="Comic Sans MS" w:cs="Courier New"/>
+                <w:i/>
+                <w:iCs/>
+                <w:color w:val="505D64"/>
+                <w:szCs w:val="24"/>
+                <w:lang w:eastAsia="en-IN" w:bidi="te-IN"/>
+              </w:rPr>
+              <w:br/>
+            </w:r>
+            <w:r>
+              <w:rPr>
+                <w:rFonts w:ascii="Comic Sans MS" w:eastAsia="Times New Roman" w:hAnsi="Comic Sans MS" w:cs="Courier New"/>
+                <w:color w:val="1136B9"/>
+                <w:szCs w:val="24"/>
+                <w:lang w:eastAsia="en-IN" w:bidi="te-IN"/>
+              </w:rPr>
+              <w:t>@Component</w:t>
+            </w:r>
+            <w:r>
+              <w:rPr>
+                <w:rFonts w:ascii="Comic Sans MS" w:eastAsia="Times New Roman" w:hAnsi="Comic Sans MS" w:cs="Courier New"/>
+                <w:color w:val="1136B9"/>
+                <w:szCs w:val="24"/>
+                <w:lang w:eastAsia="en-IN" w:bidi="te-IN"/>
+              </w:rPr>
+              <w:br/>
+            </w:r>
+            <w:r>
+              <w:rPr>
+                <w:rFonts w:ascii="Comic Sans MS" w:eastAsia="Times New Roman" w:hAnsi="Comic Sans MS" w:cs="Courier New"/>
+                <w:color w:val="13A78C"/>
+                <w:szCs w:val="24"/>
+                <w:lang w:eastAsia="en-IN" w:bidi="te-IN"/>
+              </w:rPr>
+              <w:t xml:space="preserve">public class </w:t>
+            </w:r>
+            <w:r>
+              <w:rPr>
+                <w:rFonts w:ascii="Comic Sans MS" w:eastAsia="Times New Roman" w:hAnsi="Comic Sans MS" w:cs="Courier New"/>
+                <w:color w:val="79074C"/>
+                <w:szCs w:val="24"/>
+                <w:lang w:eastAsia="en-IN" w:bidi="te-IN"/>
+              </w:rPr>
+              <w:t xml:space="preserve">AIPACFilter </w:t>
+            </w:r>
+            <w:r>
+              <w:rPr>
+                <w:rFonts w:ascii="Comic Sans MS" w:eastAsia="Times New Roman" w:hAnsi="Comic Sans MS" w:cs="Courier New"/>
+                <w:color w:val="13A78C"/>
+                <w:szCs w:val="24"/>
+                <w:lang w:eastAsia="en-IN" w:bidi="te-IN"/>
+              </w:rPr>
+              <w:t xml:space="preserve">implements </w:t>
+            </w:r>
+            <w:r>
+              <w:rPr>
+                <w:rFonts w:ascii="Comic Sans MS" w:eastAsia="Times New Roman" w:hAnsi="Comic Sans MS" w:cs="Courier New"/>
+                <w:i/>
+                <w:iCs/>
+                <w:color w:val="1136B9"/>
+                <w:szCs w:val="24"/>
+                <w:lang w:eastAsia="en-IN" w:bidi="te-IN"/>
+              </w:rPr>
+              <w:t xml:space="preserve">Filter </w:t>
+            </w:r>
+            <w:r>
+              <w:rPr>
+                <w:rFonts w:ascii="Comic Sans MS" w:eastAsia="Times New Roman" w:hAnsi="Comic Sans MS" w:cs="Courier New"/>
+                <w:color w:val="4D4D4A"/>
+                <w:szCs w:val="24"/>
+                <w:lang w:eastAsia="en-IN" w:bidi="te-IN"/>
+              </w:rPr>
+              <w:t>{</w:t>
+            </w:r>
+            <w:r>
+              <w:rPr>
+                <w:rFonts w:ascii="Comic Sans MS" w:eastAsia="Times New Roman" w:hAnsi="Comic Sans MS" w:cs="Courier New"/>
+                <w:color w:val="4D4D4A"/>
+                <w:szCs w:val="24"/>
+                <w:lang w:eastAsia="en-IN" w:bidi="te-IN"/>
+              </w:rPr>
+              <w:br/>
+              <w:t xml:space="preserve"> </w:t>
+            </w:r>
+            <w:r>
+              <w:rPr>
+                <w:rFonts w:ascii="Comic Sans MS" w:eastAsia="Times New Roman" w:hAnsi="Comic Sans MS" w:cs="Courier New"/>
+                <w:color w:val="4D4D4A"/>
+                <w:szCs w:val="24"/>
+                <w:lang w:eastAsia="en-IN" w:bidi="te-IN"/>
+              </w:rPr>
+              <w:br/>
+              <w:t xml:space="preserve">    </w:t>
+            </w:r>
+            <w:r>
+              <w:rPr>
+                <w:rFonts w:ascii="Comic Sans MS" w:eastAsia="Times New Roman" w:hAnsi="Comic Sans MS" w:cs="Courier New"/>
+                <w:color w:val="1136B9"/>
+                <w:szCs w:val="24"/>
+                <w:lang w:eastAsia="en-IN" w:bidi="te-IN"/>
+              </w:rPr>
+              <w:t>@Override</w:t>
+            </w:r>
+            <w:r>
+              <w:rPr>
+                <w:rFonts w:ascii="Comic Sans MS" w:eastAsia="Times New Roman" w:hAnsi="Comic Sans MS" w:cs="Courier New"/>
+                <w:color w:val="1136B9"/>
+                <w:szCs w:val="24"/>
+                <w:lang w:eastAsia="en-IN" w:bidi="te-IN"/>
+              </w:rPr>
+              <w:br/>
+              <w:t xml:space="preserve">    </w:t>
+            </w:r>
+            <w:r>
+              <w:rPr>
+                <w:rFonts w:ascii="Comic Sans MS" w:eastAsia="Times New Roman" w:hAnsi="Comic Sans MS" w:cs="Courier New"/>
+                <w:color w:val="13A78C"/>
+                <w:szCs w:val="24"/>
+                <w:lang w:eastAsia="en-IN" w:bidi="te-IN"/>
+              </w:rPr>
+              <w:t xml:space="preserve">public void </w:t>
+            </w:r>
+            <w:r>
+              <w:rPr>
+                <w:rFonts w:ascii="Comic Sans MS" w:eastAsia="Times New Roman" w:hAnsi="Comic Sans MS" w:cs="Courier New"/>
+                <w:color w:val="7748B7"/>
+                <w:szCs w:val="24"/>
+                <w:lang w:eastAsia="en-IN" w:bidi="te-IN"/>
+              </w:rPr>
+              <w:t>doFilter</w:t>
+            </w:r>
+            <w:r>
+              <w:rPr>
+                <w:rFonts w:ascii="Comic Sans MS" w:eastAsia="Times New Roman" w:hAnsi="Comic Sans MS" w:cs="Courier New"/>
+                <w:color w:val="4D4D4A"/>
+                <w:szCs w:val="24"/>
+                <w:lang w:eastAsia="en-IN" w:bidi="te-IN"/>
+              </w:rPr>
+              <w:t>(</w:t>
+            </w:r>
+            <w:r>
+              <w:rPr>
+                <w:rFonts w:ascii="Comic Sans MS" w:eastAsia="Times New Roman" w:hAnsi="Comic Sans MS" w:cs="Courier New"/>
+                <w:i/>
+                <w:iCs/>
+                <w:color w:val="1136B9"/>
+                <w:szCs w:val="24"/>
+                <w:lang w:eastAsia="en-IN" w:bidi="te-IN"/>
+              </w:rPr>
+              <w:t xml:space="preserve">ServletRequest </w:t>
+            </w:r>
+            <w:r>
+              <w:rPr>
+                <w:rFonts w:ascii="Comic Sans MS" w:eastAsia="Times New Roman" w:hAnsi="Comic Sans MS" w:cs="Courier New"/>
+                <w:i/>
+                <w:iCs/>
+                <w:color w:val="0F92E3"/>
+                <w:szCs w:val="24"/>
+                <w:lang w:eastAsia="en-IN" w:bidi="te-IN"/>
+              </w:rPr>
+              <w:t>servletRequest</w:t>
+            </w:r>
+            <w:r>
+              <w:rPr>
+                <w:rFonts w:ascii="Comic Sans MS" w:eastAsia="Times New Roman" w:hAnsi="Comic Sans MS" w:cs="Courier New"/>
+                <w:color w:val="EE5C09"/>
+                <w:szCs w:val="24"/>
+                <w:lang w:eastAsia="en-IN" w:bidi="te-IN"/>
+              </w:rPr>
+              <w:t xml:space="preserve">, </w:t>
+            </w:r>
+            <w:r>
+              <w:rPr>
+                <w:rFonts w:ascii="Comic Sans MS" w:eastAsia="Times New Roman" w:hAnsi="Comic Sans MS" w:cs="Courier New"/>
+                <w:i/>
+                <w:iCs/>
+                <w:color w:val="1136B9"/>
+                <w:szCs w:val="24"/>
+                <w:lang w:eastAsia="en-IN" w:bidi="te-IN"/>
+              </w:rPr>
+              <w:t xml:space="preserve">ServletResponse </w:t>
+            </w:r>
+            <w:r>
+              <w:rPr>
+                <w:rFonts w:ascii="Comic Sans MS" w:eastAsia="Times New Roman" w:hAnsi="Comic Sans MS" w:cs="Courier New"/>
+                <w:i/>
+                <w:iCs/>
+                <w:color w:val="0F92E3"/>
+                <w:szCs w:val="24"/>
+                <w:lang w:eastAsia="en-IN" w:bidi="te-IN"/>
+              </w:rPr>
+              <w:t>servletResponse</w:t>
+            </w:r>
+            <w:r>
+              <w:rPr>
+                <w:rFonts w:ascii="Comic Sans MS" w:eastAsia="Times New Roman" w:hAnsi="Comic Sans MS" w:cs="Courier New"/>
+                <w:color w:val="EE5C09"/>
+                <w:szCs w:val="24"/>
+                <w:lang w:eastAsia="en-IN" w:bidi="te-IN"/>
+              </w:rPr>
+              <w:t xml:space="preserve">, </w:t>
+            </w:r>
+            <w:r>
+              <w:rPr>
+                <w:rFonts w:ascii="Comic Sans MS" w:eastAsia="Times New Roman" w:hAnsi="Comic Sans MS" w:cs="Courier New"/>
+                <w:i/>
+                <w:iCs/>
+                <w:color w:val="1136B9"/>
+                <w:szCs w:val="24"/>
+                <w:lang w:eastAsia="en-IN" w:bidi="te-IN"/>
+              </w:rPr>
+              <w:t xml:space="preserve">FilterChain </w:t>
+            </w:r>
+            <w:r>
+              <w:rPr>
+                <w:rFonts w:ascii="Comic Sans MS" w:eastAsia="Times New Roman" w:hAnsi="Comic Sans MS" w:cs="Courier New"/>
+                <w:i/>
+                <w:iCs/>
+                <w:color w:val="0F92E3"/>
+                <w:szCs w:val="24"/>
+                <w:lang w:eastAsia="en-IN" w:bidi="te-IN"/>
+              </w:rPr>
+              <w:t>filterChain</w:t>
+            </w:r>
+            <w:r>
+              <w:rPr>
+                <w:rFonts w:ascii="Comic Sans MS" w:eastAsia="Times New Roman" w:hAnsi="Comic Sans MS" w:cs="Courier New"/>
+                <w:color w:val="4D4D4A"/>
+                <w:szCs w:val="24"/>
+                <w:lang w:eastAsia="en-IN" w:bidi="te-IN"/>
+              </w:rPr>
+              <w:t xml:space="preserve">) </w:t>
+            </w:r>
+            <w:r>
+              <w:rPr>
+                <w:rFonts w:ascii="Comic Sans MS" w:eastAsia="Times New Roman" w:hAnsi="Comic Sans MS" w:cs="Courier New"/>
+                <w:color w:val="13A78C"/>
+                <w:szCs w:val="24"/>
+                <w:lang w:eastAsia="en-IN" w:bidi="te-IN"/>
+              </w:rPr>
+              <w:t xml:space="preserve">throws </w:t>
+            </w:r>
+            <w:r>
+              <w:rPr>
+                <w:rFonts w:ascii="Comic Sans MS" w:eastAsia="Times New Roman" w:hAnsi="Comic Sans MS" w:cs="Courier New"/>
+                <w:color w:val="79074C"/>
+                <w:szCs w:val="24"/>
+                <w:lang w:eastAsia="en-IN" w:bidi="te-IN"/>
+              </w:rPr>
+              <w:t>IOException</w:t>
+            </w:r>
+            <w:r>
+              <w:rPr>
+                <w:rFonts w:ascii="Comic Sans MS" w:eastAsia="Times New Roman" w:hAnsi="Comic Sans MS" w:cs="Courier New"/>
+                <w:color w:val="EE5C09"/>
+                <w:szCs w:val="24"/>
+                <w:lang w:eastAsia="en-IN" w:bidi="te-IN"/>
+              </w:rPr>
+              <w:t xml:space="preserve">, </w:t>
+            </w:r>
+            <w:r>
+              <w:rPr>
+                <w:rFonts w:ascii="Comic Sans MS" w:eastAsia="Times New Roman" w:hAnsi="Comic Sans MS" w:cs="Courier New"/>
+                <w:color w:val="79074C"/>
+                <w:szCs w:val="24"/>
+                <w:lang w:eastAsia="en-IN" w:bidi="te-IN"/>
+              </w:rPr>
+              <w:t xml:space="preserve">ServletException </w:t>
+            </w:r>
+            <w:r>
+              <w:rPr>
+                <w:rFonts w:ascii="Comic Sans MS" w:eastAsia="Times New Roman" w:hAnsi="Comic Sans MS" w:cs="Courier New"/>
+                <w:color w:val="4D4D4A"/>
+                <w:szCs w:val="24"/>
+                <w:lang w:eastAsia="en-IN" w:bidi="te-IN"/>
+              </w:rPr>
+              <w:t>{</w:t>
+            </w:r>
+            <w:r>
+              <w:rPr>
+                <w:rFonts w:ascii="Comic Sans MS" w:eastAsia="Times New Roman" w:hAnsi="Comic Sans MS" w:cs="Courier New"/>
+                <w:color w:val="4D4D4A"/>
+                <w:szCs w:val="24"/>
+                <w:lang w:eastAsia="en-IN" w:bidi="te-IN"/>
+              </w:rPr>
+              <w:br/>
+              <w:t xml:space="preserve">        </w:t>
+            </w:r>
+            <w:r>
+              <w:rPr>
+                <w:rFonts w:ascii="Comic Sans MS" w:eastAsia="Times New Roman" w:hAnsi="Comic Sans MS" w:cs="Courier New"/>
+                <w:i/>
+                <w:iCs/>
+                <w:color w:val="1136B9"/>
+                <w:szCs w:val="24"/>
+                <w:lang w:eastAsia="en-IN" w:bidi="te-IN"/>
+              </w:rPr>
+              <w:t xml:space="preserve">HttpServletRequest </w:t>
+            </w:r>
+            <w:r>
+              <w:rPr>
+                <w:rFonts w:ascii="Comic Sans MS" w:eastAsia="Times New Roman" w:hAnsi="Comic Sans MS" w:cs="Courier New"/>
+                <w:color w:val="4D4D4A"/>
+                <w:szCs w:val="24"/>
+                <w:lang w:eastAsia="en-IN" w:bidi="te-IN"/>
+              </w:rPr>
+              <w:t xml:space="preserve">servletRequest1 </w:t>
+            </w:r>
+            <w:r>
+              <w:rPr>
+                <w:rFonts w:ascii="Comic Sans MS" w:eastAsia="Times New Roman" w:hAnsi="Comic Sans MS" w:cs="Courier New"/>
+                <w:color w:val="EE5C09"/>
+                <w:szCs w:val="24"/>
+                <w:lang w:eastAsia="en-IN" w:bidi="te-IN"/>
+              </w:rPr>
+              <w:t xml:space="preserve">= </w:t>
+            </w:r>
+            <w:r>
+              <w:rPr>
+                <w:rFonts w:ascii="Comic Sans MS" w:eastAsia="Times New Roman" w:hAnsi="Comic Sans MS" w:cs="Courier New"/>
+                <w:color w:val="4D4D4A"/>
+                <w:szCs w:val="24"/>
+                <w:lang w:eastAsia="en-IN" w:bidi="te-IN"/>
+              </w:rPr>
+              <w:t>(</w:t>
+            </w:r>
+            <w:r>
+              <w:rPr>
+                <w:rFonts w:ascii="Comic Sans MS" w:eastAsia="Times New Roman" w:hAnsi="Comic Sans MS" w:cs="Courier New"/>
+                <w:i/>
+                <w:iCs/>
+                <w:color w:val="1136B9"/>
+                <w:szCs w:val="24"/>
+                <w:lang w:eastAsia="en-IN" w:bidi="te-IN"/>
+              </w:rPr>
+              <w:t>HttpServletRequest</w:t>
+            </w:r>
+            <w:r>
+              <w:rPr>
+                <w:rFonts w:ascii="Comic Sans MS" w:eastAsia="Times New Roman" w:hAnsi="Comic Sans MS" w:cs="Courier New"/>
+                <w:color w:val="4D4D4A"/>
+                <w:szCs w:val="24"/>
+                <w:lang w:eastAsia="en-IN" w:bidi="te-IN"/>
+              </w:rPr>
+              <w:t xml:space="preserve">) </w:t>
+            </w:r>
+            <w:r>
+              <w:rPr>
+                <w:rFonts w:ascii="Comic Sans MS" w:eastAsia="Times New Roman" w:hAnsi="Comic Sans MS" w:cs="Courier New"/>
+                <w:i/>
+                <w:iCs/>
+                <w:color w:val="0F92E3"/>
+                <w:szCs w:val="24"/>
+                <w:lang w:eastAsia="en-IN" w:bidi="te-IN"/>
+              </w:rPr>
+              <w:t>servletRequest</w:t>
+            </w:r>
+            <w:r>
+              <w:rPr>
+                <w:rFonts w:ascii="Comic Sans MS" w:eastAsia="Times New Roman" w:hAnsi="Comic Sans MS" w:cs="Courier New"/>
+                <w:color w:val="4D4D4A"/>
+                <w:szCs w:val="24"/>
+                <w:lang w:eastAsia="en-IN" w:bidi="te-IN"/>
+              </w:rPr>
+              <w:t>;</w:t>
+            </w:r>
+            <w:r>
+              <w:rPr>
+                <w:rFonts w:ascii="Comic Sans MS" w:eastAsia="Times New Roman" w:hAnsi="Comic Sans MS" w:cs="Courier New"/>
+                <w:color w:val="4D4D4A"/>
+                <w:szCs w:val="24"/>
+                <w:lang w:eastAsia="en-IN" w:bidi="te-IN"/>
+              </w:rPr>
+              <w:br/>
+              <w:t xml:space="preserve">        </w:t>
+            </w:r>
+            <w:r>
+              <w:rPr>
+                <w:rFonts w:ascii="Comic Sans MS" w:eastAsia="Times New Roman" w:hAnsi="Comic Sans MS" w:cs="Courier New"/>
+                <w:color w:val="79074C"/>
+                <w:szCs w:val="24"/>
+                <w:lang w:eastAsia="en-IN" w:bidi="te-IN"/>
+              </w:rPr>
+              <w:t>System</w:t>
+            </w:r>
+            <w:r>
+              <w:rPr>
+                <w:rFonts w:ascii="Comic Sans MS" w:eastAsia="Times New Roman" w:hAnsi="Comic Sans MS" w:cs="Courier New"/>
+                <w:color w:val="4D4D4A"/>
+                <w:szCs w:val="24"/>
+                <w:lang w:eastAsia="en-IN" w:bidi="te-IN"/>
+              </w:rPr>
+              <w:t>.</w:t>
+            </w:r>
+            <w:r>
+              <w:rPr>
+                <w:rFonts w:ascii="Comic Sans MS" w:eastAsia="Times New Roman" w:hAnsi="Comic Sans MS" w:cs="Courier New"/>
+                <w:b/>
+                <w:bCs/>
+                <w:i/>
+                <w:iCs/>
+                <w:color w:val="005CC5"/>
+                <w:szCs w:val="24"/>
+                <w:lang w:eastAsia="en-IN" w:bidi="te-IN"/>
+              </w:rPr>
+              <w:t>out</w:t>
+            </w:r>
+            <w:r>
+              <w:rPr>
+                <w:rFonts w:ascii="Comic Sans MS" w:eastAsia="Times New Roman" w:hAnsi="Comic Sans MS" w:cs="Courier New"/>
+                <w:color w:val="4D4D4A"/>
+                <w:szCs w:val="24"/>
+                <w:lang w:eastAsia="en-IN" w:bidi="te-IN"/>
+              </w:rPr>
+              <w:t>.</w:t>
+            </w:r>
+            <w:r>
+              <w:rPr>
+                <w:rFonts w:ascii="Comic Sans MS" w:eastAsia="Times New Roman" w:hAnsi="Comic Sans MS" w:cs="Courier New"/>
+                <w:color w:val="1136B9"/>
+                <w:szCs w:val="24"/>
+                <w:lang w:eastAsia="en-IN" w:bidi="te-IN"/>
+              </w:rPr>
+              <w:t>println</w:t>
+            </w:r>
+            <w:r>
+              <w:rPr>
+                <w:rFonts w:ascii="Comic Sans MS" w:eastAsia="Times New Roman" w:hAnsi="Comic Sans MS" w:cs="Courier New"/>
+                <w:color w:val="4D4D4A"/>
+                <w:szCs w:val="24"/>
+                <w:lang w:eastAsia="en-IN" w:bidi="te-IN"/>
+              </w:rPr>
+              <w:t>(servletRequest1.</w:t>
+            </w:r>
+            <w:r>
+              <w:rPr>
+                <w:rFonts w:ascii="Comic Sans MS" w:eastAsia="Times New Roman" w:hAnsi="Comic Sans MS" w:cs="Courier New"/>
+                <w:color w:val="1136B9"/>
+                <w:szCs w:val="24"/>
+                <w:lang w:eastAsia="en-IN" w:bidi="te-IN"/>
+              </w:rPr>
+              <w:t>getHeader</w:t>
+            </w:r>
+            <w:r>
+              <w:rPr>
+                <w:rFonts w:ascii="Comic Sans MS" w:eastAsia="Times New Roman" w:hAnsi="Comic Sans MS" w:cs="Courier New"/>
+                <w:color w:val="4D4D4A"/>
+                <w:szCs w:val="24"/>
+                <w:lang w:eastAsia="en-IN" w:bidi="te-IN"/>
+              </w:rPr>
+              <w:t>(</w:t>
+            </w:r>
+            <w:r>
+              <w:rPr>
+                <w:rFonts w:ascii="Comic Sans MS" w:eastAsia="Times New Roman" w:hAnsi="Comic Sans MS" w:cs="Courier New"/>
+                <w:color w:val="0F92E3"/>
+                <w:szCs w:val="24"/>
+                <w:lang w:eastAsia="en-IN" w:bidi="te-IN"/>
+              </w:rPr>
+              <w:t>"signature"</w:t>
+            </w:r>
+            <w:r>
+              <w:rPr>
+                <w:rFonts w:ascii="Comic Sans MS" w:eastAsia="Times New Roman" w:hAnsi="Comic Sans MS" w:cs="Courier New"/>
+                <w:color w:val="4D4D4A"/>
+                <w:szCs w:val="24"/>
+                <w:lang w:eastAsia="en-IN" w:bidi="te-IN"/>
+              </w:rPr>
+              <w:t>));</w:t>
+            </w:r>
+            <w:r>
+              <w:rPr>
+                <w:rFonts w:ascii="Comic Sans MS" w:eastAsia="Times New Roman" w:hAnsi="Comic Sans MS" w:cs="Courier New"/>
+                <w:color w:val="4D4D4A"/>
+                <w:szCs w:val="24"/>
+                <w:lang w:eastAsia="en-IN" w:bidi="te-IN"/>
+              </w:rPr>
+              <w:br/>
+              <w:t xml:space="preserve">        </w:t>
+            </w:r>
+            <w:r>
+              <w:rPr>
+                <w:rFonts w:ascii="Comic Sans MS" w:eastAsia="Times New Roman" w:hAnsi="Comic Sans MS" w:cs="Courier New"/>
+                <w:color w:val="79074C"/>
+                <w:szCs w:val="24"/>
+                <w:lang w:eastAsia="en-IN" w:bidi="te-IN"/>
+              </w:rPr>
+              <w:t>System</w:t>
+            </w:r>
+            <w:r>
+              <w:rPr>
+                <w:rFonts w:ascii="Comic Sans MS" w:eastAsia="Times New Roman" w:hAnsi="Comic Sans MS" w:cs="Courier New"/>
+                <w:color w:val="4D4D4A"/>
+                <w:szCs w:val="24"/>
+                <w:lang w:eastAsia="en-IN" w:bidi="te-IN"/>
+              </w:rPr>
+              <w:t>.</w:t>
+            </w:r>
+            <w:r>
+              <w:rPr>
+                <w:rFonts w:ascii="Comic Sans MS" w:eastAsia="Times New Roman" w:hAnsi="Comic Sans MS" w:cs="Courier New"/>
+                <w:b/>
+                <w:bCs/>
+                <w:i/>
+                <w:iCs/>
+                <w:color w:val="005CC5"/>
+                <w:szCs w:val="24"/>
+                <w:lang w:eastAsia="en-IN" w:bidi="te-IN"/>
+              </w:rPr>
+              <w:t>out</w:t>
+            </w:r>
+            <w:r>
+              <w:rPr>
+                <w:rFonts w:ascii="Comic Sans MS" w:eastAsia="Times New Roman" w:hAnsi="Comic Sans MS" w:cs="Courier New"/>
+                <w:color w:val="4D4D4A"/>
+                <w:szCs w:val="24"/>
+                <w:lang w:eastAsia="en-IN" w:bidi="te-IN"/>
+              </w:rPr>
+              <w:t>.</w:t>
+            </w:r>
+            <w:r>
+              <w:rPr>
+                <w:rFonts w:ascii="Comic Sans MS" w:eastAsia="Times New Roman" w:hAnsi="Comic Sans MS" w:cs="Courier New"/>
+                <w:color w:val="1136B9"/>
+                <w:szCs w:val="24"/>
+                <w:lang w:eastAsia="en-IN" w:bidi="te-IN"/>
+              </w:rPr>
+              <w:t>println</w:t>
+            </w:r>
+            <w:r>
+              <w:rPr>
+                <w:rFonts w:ascii="Comic Sans MS" w:eastAsia="Times New Roman" w:hAnsi="Comic Sans MS" w:cs="Courier New"/>
+                <w:color w:val="4D4D4A"/>
+                <w:szCs w:val="24"/>
+                <w:lang w:eastAsia="en-IN" w:bidi="te-IN"/>
+              </w:rPr>
+              <w:t>(</w:t>
+            </w:r>
+            <w:r>
+              <w:rPr>
+                <w:rFonts w:ascii="Comic Sans MS" w:eastAsia="Times New Roman" w:hAnsi="Comic Sans MS" w:cs="Courier New"/>
+                <w:color w:val="0F92E3"/>
+                <w:szCs w:val="24"/>
+                <w:lang w:eastAsia="en-IN" w:bidi="te-IN"/>
+              </w:rPr>
+              <w:t>"Filter fired Before controller "</w:t>
+            </w:r>
+            <w:r>
+              <w:rPr>
+                <w:rFonts w:ascii="Comic Sans MS" w:eastAsia="Times New Roman" w:hAnsi="Comic Sans MS" w:cs="Courier New"/>
+                <w:color w:val="4D4D4A"/>
+                <w:szCs w:val="24"/>
+                <w:lang w:eastAsia="en-IN" w:bidi="te-IN"/>
+              </w:rPr>
+              <w:t>);</w:t>
+            </w:r>
+            <w:r>
+              <w:rPr>
+                <w:rFonts w:ascii="Comic Sans MS" w:eastAsia="Times New Roman" w:hAnsi="Comic Sans MS" w:cs="Courier New"/>
+                <w:color w:val="4D4D4A"/>
+                <w:szCs w:val="24"/>
+                <w:lang w:eastAsia="en-IN" w:bidi="te-IN"/>
+              </w:rPr>
+              <w:br/>
+              <w:t xml:space="preserve">        </w:t>
+            </w:r>
+            <w:r>
+              <w:rPr>
+                <w:rFonts w:ascii="Comic Sans MS" w:eastAsia="Times New Roman" w:hAnsi="Comic Sans MS" w:cs="Courier New"/>
+                <w:i/>
+                <w:iCs/>
+                <w:color w:val="0F92E3"/>
+                <w:szCs w:val="24"/>
+                <w:lang w:eastAsia="en-IN" w:bidi="te-IN"/>
+              </w:rPr>
+              <w:t>filterChain</w:t>
+            </w:r>
+            <w:r>
+              <w:rPr>
+                <w:rFonts w:ascii="Comic Sans MS" w:eastAsia="Times New Roman" w:hAnsi="Comic Sans MS" w:cs="Courier New"/>
+                <w:color w:val="4D4D4A"/>
+                <w:szCs w:val="24"/>
+                <w:lang w:eastAsia="en-IN" w:bidi="te-IN"/>
+              </w:rPr>
+              <w:t>.</w:t>
+            </w:r>
+            <w:r>
+              <w:rPr>
+                <w:rFonts w:ascii="Comic Sans MS" w:eastAsia="Times New Roman" w:hAnsi="Comic Sans MS" w:cs="Courier New"/>
+                <w:color w:val="1136B9"/>
+                <w:szCs w:val="24"/>
+                <w:lang w:eastAsia="en-IN" w:bidi="te-IN"/>
+              </w:rPr>
+              <w:t>doFilter</w:t>
+            </w:r>
+            <w:r>
+              <w:rPr>
+                <w:rFonts w:ascii="Comic Sans MS" w:eastAsia="Times New Roman" w:hAnsi="Comic Sans MS" w:cs="Courier New"/>
+                <w:color w:val="4D4D4A"/>
+                <w:szCs w:val="24"/>
+                <w:lang w:eastAsia="en-IN" w:bidi="te-IN"/>
+              </w:rPr>
+              <w:t>(</w:t>
+            </w:r>
+            <w:r>
+              <w:rPr>
+                <w:rFonts w:ascii="Comic Sans MS" w:eastAsia="Times New Roman" w:hAnsi="Comic Sans MS" w:cs="Courier New"/>
+                <w:i/>
+                <w:iCs/>
+                <w:color w:val="0F92E3"/>
+                <w:szCs w:val="24"/>
+                <w:lang w:eastAsia="en-IN" w:bidi="te-IN"/>
+              </w:rPr>
+              <w:t>servletRequest</w:t>
+            </w:r>
+            <w:r>
+              <w:rPr>
+                <w:rFonts w:ascii="Comic Sans MS" w:eastAsia="Times New Roman" w:hAnsi="Comic Sans MS" w:cs="Courier New"/>
+                <w:color w:val="EE5C09"/>
+                <w:szCs w:val="24"/>
+                <w:lang w:eastAsia="en-IN" w:bidi="te-IN"/>
+              </w:rPr>
+              <w:t xml:space="preserve">, </w:t>
+            </w:r>
+            <w:r>
+              <w:rPr>
+                <w:rFonts w:ascii="Comic Sans MS" w:eastAsia="Times New Roman" w:hAnsi="Comic Sans MS" w:cs="Courier New"/>
+                <w:i/>
+                <w:iCs/>
+                <w:color w:val="0F92E3"/>
+                <w:szCs w:val="24"/>
+                <w:lang w:eastAsia="en-IN" w:bidi="te-IN"/>
+              </w:rPr>
+              <w:t>servletResponse</w:t>
+            </w:r>
+            <w:r>
+              <w:rPr>
+                <w:rFonts w:ascii="Comic Sans MS" w:eastAsia="Times New Roman" w:hAnsi="Comic Sans MS" w:cs="Courier New"/>
+                <w:color w:val="4D4D4A"/>
+                <w:szCs w:val="24"/>
+                <w:lang w:eastAsia="en-IN" w:bidi="te-IN"/>
+              </w:rPr>
+              <w:t>);</w:t>
+            </w:r>
+            <w:r>
+              <w:rPr>
+                <w:rFonts w:ascii="Comic Sans MS" w:eastAsia="Times New Roman" w:hAnsi="Comic Sans MS" w:cs="Courier New"/>
+                <w:color w:val="4D4D4A"/>
+                <w:szCs w:val="24"/>
+                <w:lang w:eastAsia="en-IN" w:bidi="te-IN"/>
+              </w:rPr>
+              <w:br/>
+              <w:t xml:space="preserve">        </w:t>
+            </w:r>
+            <w:r>
+              <w:rPr>
+                <w:rFonts w:ascii="Comic Sans MS" w:eastAsia="Times New Roman" w:hAnsi="Comic Sans MS" w:cs="Courier New"/>
+                <w:color w:val="79074C"/>
+                <w:szCs w:val="24"/>
+                <w:lang w:eastAsia="en-IN" w:bidi="te-IN"/>
+              </w:rPr>
+              <w:t>System</w:t>
+            </w:r>
+            <w:r>
+              <w:rPr>
+                <w:rFonts w:ascii="Comic Sans MS" w:eastAsia="Times New Roman" w:hAnsi="Comic Sans MS" w:cs="Courier New"/>
+                <w:color w:val="4D4D4A"/>
+                <w:szCs w:val="24"/>
+                <w:lang w:eastAsia="en-IN" w:bidi="te-IN"/>
+              </w:rPr>
+              <w:t>.</w:t>
+            </w:r>
+            <w:r>
+              <w:rPr>
+                <w:rFonts w:ascii="Comic Sans MS" w:eastAsia="Times New Roman" w:hAnsi="Comic Sans MS" w:cs="Courier New"/>
+                <w:b/>
+                <w:bCs/>
+                <w:i/>
+                <w:iCs/>
+                <w:color w:val="005CC5"/>
+                <w:szCs w:val="24"/>
+                <w:lang w:eastAsia="en-IN" w:bidi="te-IN"/>
+              </w:rPr>
+              <w:t>out</w:t>
+            </w:r>
+            <w:r>
+              <w:rPr>
+                <w:rFonts w:ascii="Comic Sans MS" w:eastAsia="Times New Roman" w:hAnsi="Comic Sans MS" w:cs="Courier New"/>
+                <w:color w:val="4D4D4A"/>
+                <w:szCs w:val="24"/>
+                <w:lang w:eastAsia="en-IN" w:bidi="te-IN"/>
+              </w:rPr>
+              <w:t>.</w:t>
+            </w:r>
+            <w:r>
+              <w:rPr>
+                <w:rFonts w:ascii="Comic Sans MS" w:eastAsia="Times New Roman" w:hAnsi="Comic Sans MS" w:cs="Courier New"/>
+                <w:color w:val="1136B9"/>
+                <w:szCs w:val="24"/>
+                <w:lang w:eastAsia="en-IN" w:bidi="te-IN"/>
+              </w:rPr>
+              <w:t>println</w:t>
+            </w:r>
+            <w:r>
+              <w:rPr>
+                <w:rFonts w:ascii="Comic Sans MS" w:eastAsia="Times New Roman" w:hAnsi="Comic Sans MS" w:cs="Courier New"/>
+                <w:color w:val="4D4D4A"/>
+                <w:szCs w:val="24"/>
+                <w:lang w:eastAsia="en-IN" w:bidi="te-IN"/>
+              </w:rPr>
+              <w:t>(</w:t>
+            </w:r>
+            <w:r>
+              <w:rPr>
+                <w:rFonts w:ascii="Comic Sans MS" w:eastAsia="Times New Roman" w:hAnsi="Comic Sans MS" w:cs="Courier New"/>
+                <w:color w:val="0F92E3"/>
+                <w:szCs w:val="24"/>
+                <w:lang w:eastAsia="en-IN" w:bidi="te-IN"/>
+              </w:rPr>
+              <w:t>"Filter fired after controller "</w:t>
+            </w:r>
+            <w:r>
+              <w:rPr>
+                <w:rFonts w:ascii="Comic Sans MS" w:eastAsia="Times New Roman" w:hAnsi="Comic Sans MS" w:cs="Courier New"/>
+                <w:color w:val="4D4D4A"/>
+                <w:szCs w:val="24"/>
+                <w:lang w:eastAsia="en-IN" w:bidi="te-IN"/>
+              </w:rPr>
+              <w:t>);</w:t>
+            </w:r>
+            <w:r>
+              <w:rPr>
+                <w:rFonts w:ascii="Comic Sans MS" w:eastAsia="Times New Roman" w:hAnsi="Comic Sans MS" w:cs="Courier New"/>
+                <w:color w:val="4D4D4A"/>
+                <w:szCs w:val="24"/>
+                <w:lang w:eastAsia="en-IN" w:bidi="te-IN"/>
+              </w:rPr>
+              <w:br/>
+              <w:t xml:space="preserve">    }</w:t>
+            </w:r>
+          </w:p>
+          <w:p>
+            <w:pPr>
+              <w:spacing w:before="100" w:beforeAutospacing="1" w:after="100" w:afterAutospacing="1"/>
+              <w:rPr>
+                <w:rFonts w:ascii="Comic Sans MS" w:hAnsi="Comic Sans MS"/>
+              </w:rPr>
+            </w:pPr>
+            <w:r>
+              <w:rPr>
+                <w:rFonts w:ascii="Comic Sans MS" w:hAnsi="Comic Sans MS"/>
+              </w:rPr>
+              <w:t>}</w:t>
+            </w:r>
+          </w:p>
+        </w:tc>
+        <w:tc>
+          <w:tcPr>
+            <w:tcW w:w="11065" w:type="dxa"/>
+          </w:tcPr>
+          <w:p>
+            <w:pPr>
+              <w:shd w:val="clear" w:color="auto" w:fill="FFFFFF"/>
+              <w:tabs>
+                <w:tab w:val="left" w:pos="916"/>
+                <w:tab w:val="left" w:pos="1832"/>
+                <w:tab w:val="left" w:pos="2748"/>
+                <w:tab w:val="left" w:pos="3664"/>
+                <w:tab w:val="left" w:pos="4580"/>
+                <w:tab w:val="left" w:pos="5496"/>
+                <w:tab w:val="left" w:pos="6412"/>
+                <w:tab w:val="left" w:pos="7328"/>
+                <w:tab w:val="left" w:pos="8244"/>
+                <w:tab w:val="left" w:pos="9160"/>
+                <w:tab w:val="left" w:pos="10076"/>
+                <w:tab w:val="left" w:pos="10992"/>
+                <w:tab w:val="left" w:pos="11908"/>
+                <w:tab w:val="left" w:pos="12824"/>
+                <w:tab w:val="left" w:pos="13740"/>
+                <w:tab w:val="left" w:pos="14656"/>
+              </w:tabs>
+              <w:rPr>
+                <w:rFonts w:ascii="Comic Sans MS" w:eastAsia="Times New Roman" w:hAnsi="Comic Sans MS" w:cs="Courier New"/>
+                <w:color w:val="4D4D4A"/>
+                <w:szCs w:val="24"/>
+                <w:lang w:eastAsia="en-IN" w:bidi="te-IN"/>
+              </w:rPr>
+            </w:pPr>
+            <w:r>
+              <w:rPr>
+                <w:rFonts w:ascii="Comic Sans MS" w:eastAsia="Times New Roman" w:hAnsi="Comic Sans MS" w:cs="Courier New"/>
+                <w:color w:val="13A78C"/>
+                <w:szCs w:val="24"/>
+                <w:lang w:eastAsia="en-IN" w:bidi="te-IN"/>
+              </w:rPr>
+              <w:t xml:space="preserve">import </w:t>
+            </w:r>
+            <w:r>
+              <w:rPr>
+                <w:rFonts w:ascii="Comic Sans MS" w:eastAsia="Times New Roman" w:hAnsi="Comic Sans MS" w:cs="Courier New"/>
+                <w:color w:val="79074C"/>
+                <w:szCs w:val="24"/>
+                <w:lang w:eastAsia="en-IN" w:bidi="te-IN"/>
+              </w:rPr>
+              <w:t>org.springframework.web.filter.</w:t>
+            </w:r>
+            <w:r>
+              <w:rPr>
+                <w:rFonts w:ascii="Comic Sans MS" w:eastAsia="Times New Roman" w:hAnsi="Comic Sans MS" w:cs="Courier New"/>
+                <w:i/>
+                <w:iCs/>
+                <w:color w:val="7748B7"/>
+                <w:szCs w:val="24"/>
+                <w:lang w:eastAsia="en-IN" w:bidi="te-IN"/>
+              </w:rPr>
+              <w:t>OncePerRequestFilter</w:t>
+            </w:r>
+            <w:r>
+              <w:rPr>
+                <w:rFonts w:ascii="Comic Sans MS" w:eastAsia="Times New Roman" w:hAnsi="Comic Sans MS" w:cs="Courier New"/>
+                <w:color w:val="4D4D4A"/>
+                <w:szCs w:val="24"/>
+                <w:lang w:eastAsia="en-IN" w:bidi="te-IN"/>
+              </w:rPr>
+              <w:t>;</w:t>
+            </w:r>
+          </w:p>
+          <w:p>
+            <w:pPr>
+              <w:shd w:val="clear" w:color="auto" w:fill="FFFFFF"/>
+              <w:tabs>
+                <w:tab w:val="left" w:pos="916"/>
+                <w:tab w:val="left" w:pos="1832"/>
+                <w:tab w:val="left" w:pos="2748"/>
+                <w:tab w:val="left" w:pos="3664"/>
+                <w:tab w:val="left" w:pos="4580"/>
+                <w:tab w:val="left" w:pos="5496"/>
+                <w:tab w:val="left" w:pos="6412"/>
+                <w:tab w:val="left" w:pos="7328"/>
+                <w:tab w:val="left" w:pos="8244"/>
+                <w:tab w:val="left" w:pos="9160"/>
+                <w:tab w:val="left" w:pos="10076"/>
+                <w:tab w:val="left" w:pos="10992"/>
+                <w:tab w:val="left" w:pos="11908"/>
+                <w:tab w:val="left" w:pos="12824"/>
+                <w:tab w:val="left" w:pos="13740"/>
+                <w:tab w:val="left" w:pos="14656"/>
+              </w:tabs>
+              <w:rPr>
+                <w:rFonts w:ascii="Comic Sans MS" w:eastAsia="Times New Roman" w:hAnsi="Comic Sans MS" w:cs="Courier New"/>
+                <w:color w:val="1136B9"/>
+                <w:szCs w:val="24"/>
+                <w:lang w:eastAsia="en-IN" w:bidi="te-IN"/>
+              </w:rPr>
+            </w:pPr>
+          </w:p>
+          <w:p>
+            <w:pPr>
+              <w:shd w:val="clear" w:color="auto" w:fill="FFFFFF"/>
+              <w:tabs>
+                <w:tab w:val="left" w:pos="916"/>
+                <w:tab w:val="left" w:pos="1832"/>
+                <w:tab w:val="left" w:pos="2748"/>
+                <w:tab w:val="left" w:pos="3664"/>
+                <w:tab w:val="left" w:pos="4580"/>
+                <w:tab w:val="left" w:pos="5496"/>
+                <w:tab w:val="left" w:pos="6412"/>
+                <w:tab w:val="left" w:pos="7328"/>
+                <w:tab w:val="left" w:pos="8244"/>
+                <w:tab w:val="left" w:pos="9160"/>
+                <w:tab w:val="left" w:pos="10076"/>
+                <w:tab w:val="left" w:pos="10992"/>
+                <w:tab w:val="left" w:pos="11908"/>
+                <w:tab w:val="left" w:pos="12824"/>
+                <w:tab w:val="left" w:pos="13740"/>
+                <w:tab w:val="left" w:pos="14656"/>
+              </w:tabs>
+              <w:rPr>
+                <w:rFonts w:ascii="Comic Sans MS" w:eastAsia="Times New Roman" w:hAnsi="Comic Sans MS" w:cs="Courier New"/>
+                <w:color w:val="4D4D4A"/>
+                <w:szCs w:val="24"/>
+                <w:lang w:eastAsia="en-IN" w:bidi="te-IN"/>
+              </w:rPr>
+            </w:pPr>
+            <w:r>
+              <w:rPr>
+                <w:rFonts w:ascii="Comic Sans MS" w:eastAsia="Times New Roman" w:hAnsi="Comic Sans MS" w:cs="Courier New"/>
+                <w:color w:val="1136B9"/>
+                <w:szCs w:val="24"/>
+                <w:lang w:eastAsia="en-IN" w:bidi="te-IN"/>
+              </w:rPr>
+              <w:t>@Component</w:t>
+            </w:r>
+            <w:r>
+              <w:rPr>
+                <w:rFonts w:ascii="Comic Sans MS" w:eastAsia="Times New Roman" w:hAnsi="Comic Sans MS" w:cs="Courier New"/>
+                <w:color w:val="1136B9"/>
+                <w:szCs w:val="24"/>
+                <w:lang w:eastAsia="en-IN" w:bidi="te-IN"/>
+              </w:rPr>
+              <w:br/>
+            </w:r>
+            <w:r>
+              <w:rPr>
+                <w:rFonts w:ascii="Comic Sans MS" w:eastAsia="Times New Roman" w:hAnsi="Comic Sans MS" w:cs="Courier New"/>
+                <w:color w:val="13A78C"/>
+                <w:szCs w:val="24"/>
+                <w:lang w:eastAsia="en-IN" w:bidi="te-IN"/>
+              </w:rPr>
+              <w:t xml:space="preserve">public class </w:t>
+            </w:r>
+            <w:r>
+              <w:rPr>
+                <w:rFonts w:ascii="Comic Sans MS" w:eastAsia="Times New Roman" w:hAnsi="Comic Sans MS" w:cs="Courier New"/>
+                <w:color w:val="79074C"/>
+                <w:szCs w:val="24"/>
+                <w:lang w:eastAsia="en-IN" w:bidi="te-IN"/>
+              </w:rPr>
+              <w:t xml:space="preserve">AIPACFilter </w:t>
+            </w:r>
+            <w:r>
+              <w:rPr>
+                <w:rFonts w:ascii="Comic Sans MS" w:eastAsia="Times New Roman" w:hAnsi="Comic Sans MS" w:cs="Courier New"/>
+                <w:color w:val="13A78C"/>
+                <w:szCs w:val="24"/>
+                <w:lang w:eastAsia="en-IN" w:bidi="te-IN"/>
+              </w:rPr>
+              <w:t xml:space="preserve">extends </w:t>
+            </w:r>
+            <w:r>
+              <w:rPr>
+                <w:rFonts w:ascii="Comic Sans MS" w:eastAsia="Times New Roman" w:hAnsi="Comic Sans MS" w:cs="Courier New"/>
+                <w:i/>
+                <w:iCs/>
+                <w:color w:val="7748B7"/>
+                <w:szCs w:val="24"/>
+                <w:lang w:eastAsia="en-IN" w:bidi="te-IN"/>
+              </w:rPr>
+              <w:t xml:space="preserve">OncePerRequestFilter </w:t>
+            </w:r>
+            <w:r>
+              <w:rPr>
+                <w:rFonts w:ascii="Comic Sans MS" w:eastAsia="Times New Roman" w:hAnsi="Comic Sans MS" w:cs="Courier New"/>
+                <w:color w:val="4D4D4A"/>
+                <w:szCs w:val="24"/>
+                <w:lang w:eastAsia="en-IN" w:bidi="te-IN"/>
+              </w:rPr>
+              <w:t>{</w:t>
+            </w:r>
+            <w:r>
+              <w:rPr>
+                <w:rFonts w:ascii="Comic Sans MS" w:eastAsia="Times New Roman" w:hAnsi="Comic Sans MS" w:cs="Courier New"/>
+                <w:color w:val="4D4D4A"/>
+                <w:szCs w:val="24"/>
+                <w:lang w:eastAsia="en-IN" w:bidi="te-IN"/>
+              </w:rPr>
+              <w:br/>
+            </w:r>
+            <w:r>
+              <w:rPr>
+                <w:rFonts w:ascii="Comic Sans MS" w:eastAsia="Times New Roman" w:hAnsi="Comic Sans MS" w:cs="Courier New"/>
+                <w:color w:val="4D4D4A"/>
+                <w:szCs w:val="24"/>
+                <w:lang w:eastAsia="en-IN" w:bidi="te-IN"/>
+              </w:rPr>
+              <w:br/>
+              <w:t xml:space="preserve">    </w:t>
+            </w:r>
+            <w:r>
+              <w:rPr>
+                <w:rFonts w:ascii="Comic Sans MS" w:eastAsia="Times New Roman" w:hAnsi="Comic Sans MS" w:cs="Courier New"/>
+                <w:color w:val="1136B9"/>
+                <w:szCs w:val="24"/>
+                <w:lang w:eastAsia="en-IN" w:bidi="te-IN"/>
+              </w:rPr>
+              <w:t>@Override</w:t>
+            </w:r>
+            <w:r>
+              <w:rPr>
+                <w:rFonts w:ascii="Comic Sans MS" w:eastAsia="Times New Roman" w:hAnsi="Comic Sans MS" w:cs="Courier New"/>
+                <w:color w:val="1136B9"/>
+                <w:szCs w:val="24"/>
+                <w:lang w:eastAsia="en-IN" w:bidi="te-IN"/>
+              </w:rPr>
+              <w:br/>
+              <w:t xml:space="preserve">    </w:t>
+            </w:r>
+            <w:r>
+              <w:rPr>
+                <w:rFonts w:ascii="Comic Sans MS" w:eastAsia="Times New Roman" w:hAnsi="Comic Sans MS" w:cs="Courier New"/>
+                <w:color w:val="13A78C"/>
+                <w:szCs w:val="24"/>
+                <w:lang w:eastAsia="en-IN" w:bidi="te-IN"/>
+              </w:rPr>
+              <w:t xml:space="preserve">protected void </w:t>
+            </w:r>
+            <w:r>
+              <w:rPr>
+                <w:rFonts w:ascii="Comic Sans MS" w:eastAsia="Times New Roman" w:hAnsi="Comic Sans MS" w:cs="Courier New"/>
+                <w:color w:val="7748B7"/>
+                <w:szCs w:val="24"/>
+                <w:lang w:eastAsia="en-IN" w:bidi="te-IN"/>
+              </w:rPr>
+              <w:t>doFilterInternal</w:t>
+            </w:r>
+            <w:r>
+              <w:rPr>
+                <w:rFonts w:ascii="Comic Sans MS" w:eastAsia="Times New Roman" w:hAnsi="Comic Sans MS" w:cs="Courier New"/>
+                <w:color w:val="4D4D4A"/>
+                <w:szCs w:val="24"/>
+                <w:lang w:eastAsia="en-IN" w:bidi="te-IN"/>
+              </w:rPr>
+              <w:t>(</w:t>
+            </w:r>
+            <w:r>
+              <w:rPr>
+                <w:rFonts w:ascii="Comic Sans MS" w:eastAsia="Times New Roman" w:hAnsi="Comic Sans MS" w:cs="Courier New"/>
+                <w:i/>
+                <w:iCs/>
+                <w:color w:val="1136B9"/>
+                <w:szCs w:val="24"/>
+                <w:lang w:eastAsia="en-IN" w:bidi="te-IN"/>
+              </w:rPr>
+              <w:t xml:space="preserve">HttpServletRequest </w:t>
+            </w:r>
+            <w:r>
+              <w:rPr>
+                <w:rFonts w:ascii="Comic Sans MS" w:eastAsia="Times New Roman" w:hAnsi="Comic Sans MS" w:cs="Courier New"/>
+                <w:i/>
+                <w:iCs/>
+                <w:color w:val="0F92E3"/>
+                <w:szCs w:val="24"/>
+                <w:lang w:eastAsia="en-IN" w:bidi="te-IN"/>
+              </w:rPr>
+              <w:t>servletRequest</w:t>
+            </w:r>
+            <w:r>
+              <w:rPr>
+                <w:rFonts w:ascii="Comic Sans MS" w:eastAsia="Times New Roman" w:hAnsi="Comic Sans MS" w:cs="Courier New"/>
+                <w:color w:val="EE5C09"/>
+                <w:szCs w:val="24"/>
+                <w:lang w:eastAsia="en-IN" w:bidi="te-IN"/>
+              </w:rPr>
+              <w:t xml:space="preserve">, </w:t>
+            </w:r>
+            <w:r>
+              <w:rPr>
+                <w:rFonts w:ascii="Comic Sans MS" w:eastAsia="Times New Roman" w:hAnsi="Comic Sans MS" w:cs="Courier New"/>
+                <w:i/>
+                <w:iCs/>
+                <w:color w:val="1136B9"/>
+                <w:szCs w:val="24"/>
+                <w:lang w:eastAsia="en-IN" w:bidi="te-IN"/>
+              </w:rPr>
+              <w:t xml:space="preserve">HttpServletResponse </w:t>
+            </w:r>
+            <w:r>
+              <w:rPr>
+                <w:rFonts w:ascii="Comic Sans MS" w:eastAsia="Times New Roman" w:hAnsi="Comic Sans MS" w:cs="Courier New"/>
+                <w:i/>
+                <w:iCs/>
+                <w:color w:val="0F92E3"/>
+                <w:szCs w:val="24"/>
+                <w:lang w:eastAsia="en-IN" w:bidi="te-IN"/>
+              </w:rPr>
+              <w:t>servletResponse</w:t>
+            </w:r>
+            <w:r>
+              <w:rPr>
+                <w:rFonts w:ascii="Comic Sans MS" w:eastAsia="Times New Roman" w:hAnsi="Comic Sans MS" w:cs="Courier New"/>
+                <w:color w:val="EE5C09"/>
+                <w:szCs w:val="24"/>
+                <w:lang w:eastAsia="en-IN" w:bidi="te-IN"/>
+              </w:rPr>
+              <w:t xml:space="preserve">, </w:t>
+            </w:r>
+            <w:r>
+              <w:rPr>
+                <w:rFonts w:ascii="Comic Sans MS" w:eastAsia="Times New Roman" w:hAnsi="Comic Sans MS" w:cs="Courier New"/>
+                <w:i/>
+                <w:iCs/>
+                <w:color w:val="1136B9"/>
+                <w:szCs w:val="24"/>
+                <w:lang w:eastAsia="en-IN" w:bidi="te-IN"/>
+              </w:rPr>
+              <w:t xml:space="preserve">FilterChain </w:t>
+            </w:r>
+            <w:r>
+              <w:rPr>
+                <w:rFonts w:ascii="Comic Sans MS" w:eastAsia="Times New Roman" w:hAnsi="Comic Sans MS" w:cs="Courier New"/>
+                <w:i/>
+                <w:iCs/>
+                <w:color w:val="0F92E3"/>
+                <w:szCs w:val="24"/>
+                <w:lang w:eastAsia="en-IN" w:bidi="te-IN"/>
+              </w:rPr>
+              <w:t>filterChain</w:t>
+            </w:r>
+            <w:r>
+              <w:rPr>
+                <w:rFonts w:ascii="Comic Sans MS" w:eastAsia="Times New Roman" w:hAnsi="Comic Sans MS" w:cs="Courier New"/>
+                <w:color w:val="4D4D4A"/>
+                <w:szCs w:val="24"/>
+                <w:lang w:eastAsia="en-IN" w:bidi="te-IN"/>
+              </w:rPr>
+              <w:t xml:space="preserve">) </w:t>
+            </w:r>
+            <w:r>
+              <w:rPr>
+                <w:rFonts w:ascii="Comic Sans MS" w:eastAsia="Times New Roman" w:hAnsi="Comic Sans MS" w:cs="Courier New"/>
+                <w:color w:val="13A78C"/>
+                <w:szCs w:val="24"/>
+                <w:lang w:eastAsia="en-IN" w:bidi="te-IN"/>
+              </w:rPr>
+              <w:t xml:space="preserve">throws </w:t>
+            </w:r>
+            <w:r>
+              <w:rPr>
+                <w:rFonts w:ascii="Comic Sans MS" w:eastAsia="Times New Roman" w:hAnsi="Comic Sans MS" w:cs="Courier New"/>
+                <w:color w:val="79074C"/>
+                <w:szCs w:val="24"/>
+                <w:lang w:eastAsia="en-IN" w:bidi="te-IN"/>
+              </w:rPr>
+              <w:t>ServletException</w:t>
+            </w:r>
+            <w:r>
+              <w:rPr>
+                <w:rFonts w:ascii="Comic Sans MS" w:eastAsia="Times New Roman" w:hAnsi="Comic Sans MS" w:cs="Courier New"/>
+                <w:color w:val="EE5C09"/>
+                <w:szCs w:val="24"/>
+                <w:lang w:eastAsia="en-IN" w:bidi="te-IN"/>
+              </w:rPr>
+              <w:t xml:space="preserve">, </w:t>
+            </w:r>
+            <w:r>
+              <w:rPr>
+                <w:rFonts w:ascii="Comic Sans MS" w:eastAsia="Times New Roman" w:hAnsi="Comic Sans MS" w:cs="Courier New"/>
+                <w:color w:val="79074C"/>
+                <w:szCs w:val="24"/>
+                <w:lang w:eastAsia="en-IN" w:bidi="te-IN"/>
+              </w:rPr>
+              <w:t xml:space="preserve">IOException </w:t>
+            </w:r>
+            <w:r>
+              <w:rPr>
+                <w:rFonts w:ascii="Comic Sans MS" w:eastAsia="Times New Roman" w:hAnsi="Comic Sans MS" w:cs="Courier New"/>
+                <w:color w:val="4D4D4A"/>
+                <w:szCs w:val="24"/>
+                <w:lang w:eastAsia="en-IN" w:bidi="te-IN"/>
+              </w:rPr>
+              <w:t>{</w:t>
+            </w:r>
+            <w:r>
+              <w:rPr>
+                <w:rFonts w:ascii="Comic Sans MS" w:eastAsia="Times New Roman" w:hAnsi="Comic Sans MS" w:cs="Courier New"/>
+                <w:color w:val="4D4D4A"/>
+                <w:szCs w:val="24"/>
+                <w:lang w:eastAsia="en-IN" w:bidi="te-IN"/>
+              </w:rPr>
+              <w:br/>
+              <w:t xml:space="preserve">        </w:t>
+            </w:r>
+            <w:r>
+              <w:rPr>
+                <w:rFonts w:ascii="Comic Sans MS" w:eastAsia="Times New Roman" w:hAnsi="Comic Sans MS" w:cs="Courier New"/>
+                <w:i/>
+                <w:iCs/>
+                <w:color w:val="1136B9"/>
+                <w:szCs w:val="24"/>
+                <w:lang w:eastAsia="en-IN" w:bidi="te-IN"/>
+              </w:rPr>
+              <w:t xml:space="preserve">HttpServletRequest </w:t>
+            </w:r>
+            <w:r>
+              <w:rPr>
+                <w:rFonts w:ascii="Comic Sans MS" w:eastAsia="Times New Roman" w:hAnsi="Comic Sans MS" w:cs="Courier New"/>
+                <w:color w:val="4D4D4A"/>
+                <w:szCs w:val="24"/>
+                <w:lang w:eastAsia="en-IN" w:bidi="te-IN"/>
+              </w:rPr>
+              <w:t xml:space="preserve">servletRequest1 </w:t>
+            </w:r>
+            <w:r>
+              <w:rPr>
+                <w:rFonts w:ascii="Comic Sans MS" w:eastAsia="Times New Roman" w:hAnsi="Comic Sans MS" w:cs="Courier New"/>
+                <w:color w:val="EE5C09"/>
+                <w:szCs w:val="24"/>
+                <w:lang w:eastAsia="en-IN" w:bidi="te-IN"/>
+              </w:rPr>
+              <w:t xml:space="preserve">= </w:t>
+            </w:r>
+            <w:r>
+              <w:rPr>
+                <w:rFonts w:ascii="Comic Sans MS" w:eastAsia="Times New Roman" w:hAnsi="Comic Sans MS" w:cs="Courier New"/>
+                <w:color w:val="4D4D4A"/>
+                <w:szCs w:val="24"/>
+                <w:lang w:eastAsia="en-IN" w:bidi="te-IN"/>
+              </w:rPr>
+              <w:t>(</w:t>
+            </w:r>
+            <w:r>
+              <w:rPr>
+                <w:rFonts w:ascii="Comic Sans MS" w:eastAsia="Times New Roman" w:hAnsi="Comic Sans MS" w:cs="Courier New"/>
+                <w:i/>
+                <w:iCs/>
+                <w:color w:val="1136B9"/>
+                <w:szCs w:val="24"/>
+                <w:lang w:eastAsia="en-IN" w:bidi="te-IN"/>
+              </w:rPr>
+              <w:t>HttpServletRequest</w:t>
+            </w:r>
+            <w:r>
+              <w:rPr>
+                <w:rFonts w:ascii="Comic Sans MS" w:eastAsia="Times New Roman" w:hAnsi="Comic Sans MS" w:cs="Courier New"/>
+                <w:color w:val="4D4D4A"/>
+                <w:szCs w:val="24"/>
+                <w:lang w:eastAsia="en-IN" w:bidi="te-IN"/>
+              </w:rPr>
+              <w:t xml:space="preserve">) </w:t>
+            </w:r>
+            <w:r>
+              <w:rPr>
+                <w:rFonts w:ascii="Comic Sans MS" w:eastAsia="Times New Roman" w:hAnsi="Comic Sans MS" w:cs="Courier New"/>
+                <w:i/>
+                <w:iCs/>
+                <w:color w:val="0F92E3"/>
+                <w:szCs w:val="24"/>
+                <w:lang w:eastAsia="en-IN" w:bidi="te-IN"/>
+              </w:rPr>
+              <w:t>servletRequest</w:t>
+            </w:r>
+            <w:r>
+              <w:rPr>
+                <w:rFonts w:ascii="Comic Sans MS" w:eastAsia="Times New Roman" w:hAnsi="Comic Sans MS" w:cs="Courier New"/>
+                <w:color w:val="4D4D4A"/>
+                <w:szCs w:val="24"/>
+                <w:lang w:eastAsia="en-IN" w:bidi="te-IN"/>
+              </w:rPr>
+              <w:t>;</w:t>
+            </w:r>
+            <w:r>
+              <w:rPr>
+                <w:rFonts w:ascii="Comic Sans MS" w:eastAsia="Times New Roman" w:hAnsi="Comic Sans MS" w:cs="Courier New"/>
+                <w:color w:val="4D4D4A"/>
+                <w:szCs w:val="24"/>
+                <w:lang w:eastAsia="en-IN" w:bidi="te-IN"/>
+              </w:rPr>
+              <w:br/>
+              <w:t xml:space="preserve">        </w:t>
+            </w:r>
+            <w:r>
+              <w:rPr>
+                <w:rFonts w:ascii="Comic Sans MS" w:eastAsia="Times New Roman" w:hAnsi="Comic Sans MS" w:cs="Courier New"/>
+                <w:color w:val="79074C"/>
+                <w:szCs w:val="24"/>
+                <w:lang w:eastAsia="en-IN" w:bidi="te-IN"/>
+              </w:rPr>
+              <w:t>System</w:t>
+            </w:r>
+            <w:r>
+              <w:rPr>
+                <w:rFonts w:ascii="Comic Sans MS" w:eastAsia="Times New Roman" w:hAnsi="Comic Sans MS" w:cs="Courier New"/>
+                <w:color w:val="4D4D4A"/>
+                <w:szCs w:val="24"/>
+                <w:lang w:eastAsia="en-IN" w:bidi="te-IN"/>
+              </w:rPr>
+              <w:t>.</w:t>
+            </w:r>
+            <w:r>
+              <w:rPr>
+                <w:rFonts w:ascii="Comic Sans MS" w:eastAsia="Times New Roman" w:hAnsi="Comic Sans MS" w:cs="Courier New"/>
+                <w:b/>
+                <w:bCs/>
+                <w:i/>
+                <w:iCs/>
+                <w:color w:val="005CC5"/>
+                <w:szCs w:val="24"/>
+                <w:lang w:eastAsia="en-IN" w:bidi="te-IN"/>
+              </w:rPr>
+              <w:t>out</w:t>
+            </w:r>
+            <w:r>
+              <w:rPr>
+                <w:rFonts w:ascii="Comic Sans MS" w:eastAsia="Times New Roman" w:hAnsi="Comic Sans MS" w:cs="Courier New"/>
+                <w:color w:val="4D4D4A"/>
+                <w:szCs w:val="24"/>
+                <w:lang w:eastAsia="en-IN" w:bidi="te-IN"/>
+              </w:rPr>
+              <w:t>.</w:t>
+            </w:r>
+            <w:r>
+              <w:rPr>
+                <w:rFonts w:ascii="Comic Sans MS" w:eastAsia="Times New Roman" w:hAnsi="Comic Sans MS" w:cs="Courier New"/>
+                <w:color w:val="1136B9"/>
+                <w:szCs w:val="24"/>
+                <w:lang w:eastAsia="en-IN" w:bidi="te-IN"/>
+              </w:rPr>
+              <w:t>println</w:t>
+            </w:r>
+            <w:r>
+              <w:rPr>
+                <w:rFonts w:ascii="Comic Sans MS" w:eastAsia="Times New Roman" w:hAnsi="Comic Sans MS" w:cs="Courier New"/>
+                <w:color w:val="4D4D4A"/>
+                <w:szCs w:val="24"/>
+                <w:lang w:eastAsia="en-IN" w:bidi="te-IN"/>
+              </w:rPr>
+              <w:t>(servletRequest1.</w:t>
+            </w:r>
+            <w:r>
+              <w:rPr>
+                <w:rFonts w:ascii="Comic Sans MS" w:eastAsia="Times New Roman" w:hAnsi="Comic Sans MS" w:cs="Courier New"/>
+                <w:color w:val="1136B9"/>
+                <w:szCs w:val="24"/>
+                <w:lang w:eastAsia="en-IN" w:bidi="te-IN"/>
+              </w:rPr>
+              <w:t>getHeader</w:t>
+            </w:r>
+            <w:r>
+              <w:rPr>
+                <w:rFonts w:ascii="Comic Sans MS" w:eastAsia="Times New Roman" w:hAnsi="Comic Sans MS" w:cs="Courier New"/>
+                <w:color w:val="4D4D4A"/>
+                <w:szCs w:val="24"/>
+                <w:lang w:eastAsia="en-IN" w:bidi="te-IN"/>
+              </w:rPr>
+              <w:t>(</w:t>
+            </w:r>
+            <w:r>
+              <w:rPr>
+                <w:rFonts w:ascii="Comic Sans MS" w:eastAsia="Times New Roman" w:hAnsi="Comic Sans MS" w:cs="Courier New"/>
+                <w:color w:val="0F92E3"/>
+                <w:szCs w:val="24"/>
+                <w:lang w:eastAsia="en-IN" w:bidi="te-IN"/>
+              </w:rPr>
+              <w:t>"signature"</w:t>
+            </w:r>
+            <w:r>
+              <w:rPr>
+                <w:rFonts w:ascii="Comic Sans MS" w:eastAsia="Times New Roman" w:hAnsi="Comic Sans MS" w:cs="Courier New"/>
+                <w:color w:val="4D4D4A"/>
+                <w:szCs w:val="24"/>
+                <w:lang w:eastAsia="en-IN" w:bidi="te-IN"/>
+              </w:rPr>
+              <w:t>));</w:t>
+            </w:r>
+            <w:r>
+              <w:rPr>
+                <w:rFonts w:ascii="Comic Sans MS" w:eastAsia="Times New Roman" w:hAnsi="Comic Sans MS" w:cs="Courier New"/>
+                <w:color w:val="4D4D4A"/>
+                <w:szCs w:val="24"/>
+                <w:lang w:eastAsia="en-IN" w:bidi="te-IN"/>
+              </w:rPr>
+              <w:br/>
+              <w:t xml:space="preserve">        </w:t>
+            </w:r>
+            <w:r>
+              <w:rPr>
+                <w:rFonts w:ascii="Comic Sans MS" w:eastAsia="Times New Roman" w:hAnsi="Comic Sans MS" w:cs="Courier New"/>
+                <w:color w:val="79074C"/>
+                <w:szCs w:val="24"/>
+                <w:lang w:eastAsia="en-IN" w:bidi="te-IN"/>
+              </w:rPr>
+              <w:t>System</w:t>
+            </w:r>
+            <w:r>
+              <w:rPr>
+                <w:rFonts w:ascii="Comic Sans MS" w:eastAsia="Times New Roman" w:hAnsi="Comic Sans MS" w:cs="Courier New"/>
+                <w:color w:val="4D4D4A"/>
+                <w:szCs w:val="24"/>
+                <w:lang w:eastAsia="en-IN" w:bidi="te-IN"/>
+              </w:rPr>
+              <w:t>.</w:t>
+            </w:r>
+            <w:r>
+              <w:rPr>
+                <w:rFonts w:ascii="Comic Sans MS" w:eastAsia="Times New Roman" w:hAnsi="Comic Sans MS" w:cs="Courier New"/>
+                <w:b/>
+                <w:bCs/>
+                <w:i/>
+                <w:iCs/>
+                <w:color w:val="005CC5"/>
+                <w:szCs w:val="24"/>
+                <w:lang w:eastAsia="en-IN" w:bidi="te-IN"/>
+              </w:rPr>
+              <w:t>out</w:t>
+            </w:r>
+            <w:r>
+              <w:rPr>
+                <w:rFonts w:ascii="Comic Sans MS" w:eastAsia="Times New Roman" w:hAnsi="Comic Sans MS" w:cs="Courier New"/>
+                <w:color w:val="4D4D4A"/>
+                <w:szCs w:val="24"/>
+                <w:lang w:eastAsia="en-IN" w:bidi="te-IN"/>
+              </w:rPr>
+              <w:t>.</w:t>
+            </w:r>
+            <w:r>
+              <w:rPr>
+                <w:rFonts w:ascii="Comic Sans MS" w:eastAsia="Times New Roman" w:hAnsi="Comic Sans MS" w:cs="Courier New"/>
+                <w:color w:val="1136B9"/>
+                <w:szCs w:val="24"/>
+                <w:lang w:eastAsia="en-IN" w:bidi="te-IN"/>
+              </w:rPr>
+              <w:t>println</w:t>
+            </w:r>
+            <w:r>
+              <w:rPr>
+                <w:rFonts w:ascii="Comic Sans MS" w:eastAsia="Times New Roman" w:hAnsi="Comic Sans MS" w:cs="Courier New"/>
+                <w:color w:val="4D4D4A"/>
+                <w:szCs w:val="24"/>
+                <w:lang w:eastAsia="en-IN" w:bidi="te-IN"/>
+              </w:rPr>
+              <w:t>(</w:t>
+            </w:r>
+            <w:r>
+              <w:rPr>
+                <w:rFonts w:ascii="Comic Sans MS" w:eastAsia="Times New Roman" w:hAnsi="Comic Sans MS" w:cs="Courier New"/>
+                <w:color w:val="0F92E3"/>
+                <w:szCs w:val="24"/>
+                <w:lang w:eastAsia="en-IN" w:bidi="te-IN"/>
+              </w:rPr>
+              <w:t>"Filter fired Before controller "</w:t>
+            </w:r>
+            <w:r>
+              <w:rPr>
+                <w:rFonts w:ascii="Comic Sans MS" w:eastAsia="Times New Roman" w:hAnsi="Comic Sans MS" w:cs="Courier New"/>
+                <w:color w:val="4D4D4A"/>
+                <w:szCs w:val="24"/>
+                <w:lang w:eastAsia="en-IN" w:bidi="te-IN"/>
+              </w:rPr>
+              <w:t>);</w:t>
+            </w:r>
+            <w:r>
+              <w:rPr>
+                <w:rFonts w:ascii="Comic Sans MS" w:eastAsia="Times New Roman" w:hAnsi="Comic Sans MS" w:cs="Courier New"/>
+                <w:color w:val="4D4D4A"/>
+                <w:szCs w:val="24"/>
+                <w:lang w:eastAsia="en-IN" w:bidi="te-IN"/>
+              </w:rPr>
+              <w:br/>
+              <w:t xml:space="preserve">        </w:t>
+            </w:r>
+            <w:r>
+              <w:rPr>
+                <w:rFonts w:ascii="Comic Sans MS" w:eastAsia="Times New Roman" w:hAnsi="Comic Sans MS" w:cs="Courier New"/>
+                <w:i/>
+                <w:iCs/>
+                <w:color w:val="0F92E3"/>
+                <w:szCs w:val="24"/>
+                <w:lang w:eastAsia="en-IN" w:bidi="te-IN"/>
+              </w:rPr>
+              <w:t>filterChain</w:t>
+            </w:r>
+            <w:r>
+              <w:rPr>
+                <w:rFonts w:ascii="Comic Sans MS" w:eastAsia="Times New Roman" w:hAnsi="Comic Sans MS" w:cs="Courier New"/>
+                <w:color w:val="4D4D4A"/>
+                <w:szCs w:val="24"/>
+                <w:lang w:eastAsia="en-IN" w:bidi="te-IN"/>
+              </w:rPr>
+              <w:t>.</w:t>
+            </w:r>
+            <w:r>
+              <w:rPr>
+                <w:rFonts w:ascii="Comic Sans MS" w:eastAsia="Times New Roman" w:hAnsi="Comic Sans MS" w:cs="Courier New"/>
+                <w:color w:val="1136B9"/>
+                <w:szCs w:val="24"/>
+                <w:lang w:eastAsia="en-IN" w:bidi="te-IN"/>
+              </w:rPr>
+              <w:t>doFilter</w:t>
+            </w:r>
+            <w:r>
+              <w:rPr>
+                <w:rFonts w:ascii="Comic Sans MS" w:eastAsia="Times New Roman" w:hAnsi="Comic Sans MS" w:cs="Courier New"/>
+                <w:color w:val="4D4D4A"/>
+                <w:szCs w:val="24"/>
+                <w:lang w:eastAsia="en-IN" w:bidi="te-IN"/>
+              </w:rPr>
+              <w:t>(</w:t>
+            </w:r>
+            <w:r>
+              <w:rPr>
+                <w:rFonts w:ascii="Comic Sans MS" w:eastAsia="Times New Roman" w:hAnsi="Comic Sans MS" w:cs="Courier New"/>
+                <w:i/>
+                <w:iCs/>
+                <w:color w:val="0F92E3"/>
+                <w:szCs w:val="24"/>
+                <w:lang w:eastAsia="en-IN" w:bidi="te-IN"/>
+              </w:rPr>
+              <w:t>servletRequest</w:t>
+            </w:r>
+            <w:r>
+              <w:rPr>
+                <w:rFonts w:ascii="Comic Sans MS" w:eastAsia="Times New Roman" w:hAnsi="Comic Sans MS" w:cs="Courier New"/>
+                <w:color w:val="EE5C09"/>
+                <w:szCs w:val="24"/>
+                <w:lang w:eastAsia="en-IN" w:bidi="te-IN"/>
+              </w:rPr>
+              <w:t xml:space="preserve">, </w:t>
+            </w:r>
+            <w:r>
+              <w:rPr>
+                <w:rFonts w:ascii="Comic Sans MS" w:eastAsia="Times New Roman" w:hAnsi="Comic Sans MS" w:cs="Courier New"/>
+                <w:i/>
+                <w:iCs/>
+                <w:color w:val="0F92E3"/>
+                <w:szCs w:val="24"/>
+                <w:lang w:eastAsia="en-IN" w:bidi="te-IN"/>
+              </w:rPr>
+              <w:t>servletResponse</w:t>
+            </w:r>
+            <w:r>
+              <w:rPr>
+                <w:rFonts w:ascii="Comic Sans MS" w:eastAsia="Times New Roman" w:hAnsi="Comic Sans MS" w:cs="Courier New"/>
+                <w:color w:val="4D4D4A"/>
+                <w:szCs w:val="24"/>
+                <w:lang w:eastAsia="en-IN" w:bidi="te-IN"/>
+              </w:rPr>
+              <w:t>);</w:t>
+            </w:r>
+            <w:r>
+              <w:rPr>
+                <w:rFonts w:ascii="Comic Sans MS" w:eastAsia="Times New Roman" w:hAnsi="Comic Sans MS" w:cs="Courier New"/>
+                <w:color w:val="4D4D4A"/>
+                <w:szCs w:val="24"/>
+                <w:lang w:eastAsia="en-IN" w:bidi="te-IN"/>
+              </w:rPr>
+              <w:br/>
+              <w:t xml:space="preserve">        </w:t>
+            </w:r>
+            <w:r>
+              <w:rPr>
+                <w:rFonts w:ascii="Comic Sans MS" w:eastAsia="Times New Roman" w:hAnsi="Comic Sans MS" w:cs="Courier New"/>
+                <w:color w:val="79074C"/>
+                <w:szCs w:val="24"/>
+                <w:lang w:eastAsia="en-IN" w:bidi="te-IN"/>
+              </w:rPr>
+              <w:t>System</w:t>
+            </w:r>
+            <w:r>
+              <w:rPr>
+                <w:rFonts w:ascii="Comic Sans MS" w:eastAsia="Times New Roman" w:hAnsi="Comic Sans MS" w:cs="Courier New"/>
+                <w:color w:val="4D4D4A"/>
+                <w:szCs w:val="24"/>
+                <w:lang w:eastAsia="en-IN" w:bidi="te-IN"/>
+              </w:rPr>
+              <w:t>.</w:t>
+            </w:r>
+            <w:r>
+              <w:rPr>
+                <w:rFonts w:ascii="Comic Sans MS" w:eastAsia="Times New Roman" w:hAnsi="Comic Sans MS" w:cs="Courier New"/>
+                <w:b/>
+                <w:bCs/>
+                <w:i/>
+                <w:iCs/>
+                <w:color w:val="005CC5"/>
+                <w:szCs w:val="24"/>
+                <w:lang w:eastAsia="en-IN" w:bidi="te-IN"/>
+              </w:rPr>
+              <w:t>out</w:t>
+            </w:r>
+            <w:r>
+              <w:rPr>
+                <w:rFonts w:ascii="Comic Sans MS" w:eastAsia="Times New Roman" w:hAnsi="Comic Sans MS" w:cs="Courier New"/>
+                <w:color w:val="4D4D4A"/>
+                <w:szCs w:val="24"/>
+                <w:lang w:eastAsia="en-IN" w:bidi="te-IN"/>
+              </w:rPr>
+              <w:t>.</w:t>
+            </w:r>
+            <w:r>
+              <w:rPr>
+                <w:rFonts w:ascii="Comic Sans MS" w:eastAsia="Times New Roman" w:hAnsi="Comic Sans MS" w:cs="Courier New"/>
+                <w:color w:val="1136B9"/>
+                <w:szCs w:val="24"/>
+                <w:lang w:eastAsia="en-IN" w:bidi="te-IN"/>
+              </w:rPr>
+              <w:t>println</w:t>
+            </w:r>
+            <w:r>
+              <w:rPr>
+                <w:rFonts w:ascii="Comic Sans MS" w:eastAsia="Times New Roman" w:hAnsi="Comic Sans MS" w:cs="Courier New"/>
+                <w:color w:val="4D4D4A"/>
+                <w:szCs w:val="24"/>
+                <w:lang w:eastAsia="en-IN" w:bidi="te-IN"/>
+              </w:rPr>
+              <w:t>(</w:t>
+            </w:r>
+            <w:r>
+              <w:rPr>
+                <w:rFonts w:ascii="Comic Sans MS" w:eastAsia="Times New Roman" w:hAnsi="Comic Sans MS" w:cs="Courier New"/>
+                <w:color w:val="0F92E3"/>
+                <w:szCs w:val="24"/>
+                <w:lang w:eastAsia="en-IN" w:bidi="te-IN"/>
+              </w:rPr>
+              <w:t>"Filter fired after controller "</w:t>
+            </w:r>
+            <w:r>
+              <w:rPr>
+                <w:rFonts w:ascii="Comic Sans MS" w:eastAsia="Times New Roman" w:hAnsi="Comic Sans MS" w:cs="Courier New"/>
+                <w:color w:val="4D4D4A"/>
+                <w:szCs w:val="24"/>
+                <w:lang w:eastAsia="en-IN" w:bidi="te-IN"/>
+              </w:rPr>
+              <w:t>);</w:t>
+            </w:r>
+            <w:r>
+              <w:rPr>
+                <w:rFonts w:ascii="Comic Sans MS" w:eastAsia="Times New Roman" w:hAnsi="Comic Sans MS" w:cs="Courier New"/>
+                <w:color w:val="4D4D4A"/>
+                <w:szCs w:val="24"/>
+                <w:lang w:eastAsia="en-IN" w:bidi="te-IN"/>
+              </w:rPr>
+              <w:br/>
+              <w:t xml:space="preserve">    }</w:t>
+            </w:r>
+            <w:r>
+              <w:rPr>
+                <w:rFonts w:ascii="Comic Sans MS" w:eastAsia="Times New Roman" w:hAnsi="Comic Sans MS" w:cs="Courier New"/>
+                <w:color w:val="4D4D4A"/>
+                <w:szCs w:val="24"/>
+                <w:lang w:eastAsia="en-IN" w:bidi="te-IN"/>
+              </w:rPr>
+              <w:br/>
+              <w:t>}</w:t>
+            </w:r>
+          </w:p>
+          <w:p>
+            <w:pPr>
+              <w:shd w:val="clear" w:color="auto" w:fill="FFFFFF"/>
+              <w:tabs>
+                <w:tab w:val="left" w:pos="916"/>
+                <w:tab w:val="left" w:pos="1832"/>
+                <w:tab w:val="left" w:pos="2748"/>
+                <w:tab w:val="left" w:pos="3664"/>
+                <w:tab w:val="left" w:pos="4580"/>
+                <w:tab w:val="left" w:pos="5496"/>
+                <w:tab w:val="left" w:pos="6412"/>
+                <w:tab w:val="left" w:pos="7328"/>
+                <w:tab w:val="left" w:pos="8244"/>
+                <w:tab w:val="left" w:pos="9160"/>
+                <w:tab w:val="left" w:pos="10076"/>
+                <w:tab w:val="left" w:pos="10992"/>
+                <w:tab w:val="left" w:pos="11908"/>
+                <w:tab w:val="left" w:pos="12824"/>
+                <w:tab w:val="left" w:pos="13740"/>
+                <w:tab w:val="left" w:pos="14656"/>
+              </w:tabs>
+              <w:rPr>
+                <w:rFonts w:ascii="Comic Sans MS" w:eastAsia="Times New Roman" w:hAnsi="Comic Sans MS" w:cs="Courier New"/>
+                <w:color w:val="13A78C"/>
+                <w:szCs w:val="24"/>
+                <w:lang w:eastAsia="en-IN" w:bidi="te-IN"/>
+              </w:rPr>
+            </w:pPr>
+          </w:p>
+        </w:tc>
+      </w:tr>
+    </w:tbl>
+    <w:p>
+      <w:r>
+        <w:t xml:space="preserve">still in those cases also, if u want ur filter to execute only once then use </w:t>
+      </w:r>
+      <w:r>
+        <w:t>OncePerRequestFilter</w:t>
+      </w:r>
+    </w:p>
+    <w:tbl>
+      <w:tblPr>
+        <w:tblW w:w="0" w:type="auto"/>
+        <w:tblInd w:w="100" w:type="dxa"/>
+        <w:tblBorders>
+          <w:top w:val="single" w:sz="4" w:space="0" w:color="auto"/>
+          <w:left w:val="single" w:sz="4" w:space="0" w:color="auto"/>
+          <w:bottom w:val="single" w:sz="4" w:space="0" w:color="auto"/>
+          <w:right w:val="single" w:sz="4" w:space="0" w:color="auto"/>
+          <w:insideH w:val="single" w:sz="4" w:space="0" w:color="auto"/>
+          <w:insideV w:val="single" w:sz="4" w:space="0" w:color="auto"/>
+        </w:tblBorders>
+        <w:tblLook w:val="0000" w:firstRow="0" w:lastRow="0" w:firstColumn="0" w:lastColumn="0" w:noHBand="0" w:noVBand="0"/>
+      </w:tblPr>
+      <w:tblGrid>
+        <w:gridCol w:w="3750"/>
+        <w:gridCol w:w="5175"/>
+        <w:gridCol w:w="4890"/>
+      </w:tblGrid>
+      <w:tr>
+        <w:trPr>
+          <w:trHeight w:val="450"/>
+        </w:trPr>
+        <w:tc>
+          <w:tcPr>
+            <w:tcW w:w="3750" w:type="dxa"/>
+          </w:tcPr>
+          <w:p>
+            <w:r>
+              <w:t>Feature</w:t>
+            </w:r>
+          </w:p>
+        </w:tc>
+        <w:tc>
+          <w:tcPr>
+            <w:tcW w:w="5175" w:type="dxa"/>
+          </w:tcPr>
+          <w:p>
+            <w:r>
+              <w:t>GenericFilterBean</w:t>
+            </w:r>
+            <w:r>
+              <w:t xml:space="preserve"> (may executes more than once in special cases)</w:t>
+            </w:r>
+          </w:p>
+        </w:tc>
+        <w:tc>
+          <w:tcPr>
+            <w:tcW w:w="4890" w:type="dxa"/>
+          </w:tcPr>
+          <w:p>
+            <w:r>
+              <w:t>OncePerRequestFilter</w:t>
+            </w:r>
+            <w:r>
+              <w:t xml:space="preserve"> (exactly executes once in special cases)</w:t>
+            </w:r>
+          </w:p>
+        </w:tc>
+      </w:tr>
+      <w:tr>
+        <w:trPr>
+          <w:trHeight w:val="585"/>
+        </w:trPr>
+        <w:tc>
+          <w:tcPr>
+            <w:tcW w:w="3750" w:type="dxa"/>
+          </w:tcPr>
+          <w:p>
+            <w:r>
+              <w:t>Base type</w:t>
+            </w:r>
+          </w:p>
+        </w:tc>
+        <w:tc>
+          <w:tcPr>
+            <w:tcW w:w="5175" w:type="dxa"/>
+          </w:tcPr>
+          <w:p>
+            <w:r>
+              <w:t>Base class for Spring-managed filters</w:t>
+            </w:r>
+          </w:p>
+        </w:tc>
+        <w:tc>
+          <w:tcPr>
+            <w:tcW w:w="4890" w:type="dxa"/>
+          </w:tcPr>
+          <w:p>
+            <w:r>
+              <w:t>Subclass of GenericFilterBean</w:t>
+            </w:r>
+          </w:p>
+        </w:tc>
+      </w:tr>
+      <w:tr>
+        <w:trPr>
+          <w:trHeight w:val="420"/>
+        </w:trPr>
+        <w:tc>
+          <w:tcPr>
+            <w:tcW w:w="3750" w:type="dxa"/>
+          </w:tcPr>
+          <w:p>
+            <w:r>
+              <w:t>Execution</w:t>
+            </w:r>
+          </w:p>
+        </w:tc>
+        <w:tc>
+          <w:tcPr>
+            <w:tcW w:w="5175" w:type="dxa"/>
+          </w:tcPr>
+          <w:p>
+            <w:r>
+              <w:t>Runs once per servlet dispatch (can be multiple per logical request)</w:t>
+            </w:r>
+          </w:p>
+        </w:tc>
+        <w:tc>
+          <w:tcPr>
+            <w:tcW w:w="4890" w:type="dxa"/>
+          </w:tcPr>
+          <w:p>
+            <w:r>
+              <w:t>Runs only once per logical request</w:t>
+            </w:r>
+          </w:p>
+        </w:tc>
+      </w:tr>
+      <w:tr>
+        <w:trPr>
+          <w:trHeight w:val="360"/>
+        </w:trPr>
+        <w:tc>
+          <w:tcPr>
+            <w:tcW w:w="3750" w:type="dxa"/>
+          </w:tcPr>
+          <w:p>
+            <w:r>
+              <w:t>Use case</w:t>
+            </w:r>
+          </w:p>
+        </w:tc>
+        <w:tc>
+          <w:tcPr>
+            <w:tcW w:w="5175" w:type="dxa"/>
+          </w:tcPr>
+          <w:p>
+            <w:r>
+              <w:t>General-purpose filter, no restrictions</w:t>
+            </w:r>
+          </w:p>
+        </w:tc>
+        <w:tc>
+          <w:tcPr>
+            <w:tcW w:w="4890" w:type="dxa"/>
+          </w:tcPr>
+          <w:p>
+            <w:r>
+              <w:t>Best when you want idempotent filter logic (e.g., security, logging)</w:t>
+            </w:r>
+          </w:p>
+        </w:tc>
+      </w:tr>
+      <w:tr>
+        <w:trPr>
+          <w:trHeight w:val="189"/>
+        </w:trPr>
+        <w:tc>
+          <w:tcPr>
+            <w:tcW w:w="3750" w:type="dxa"/>
+          </w:tcPr>
+          <w:p>
+            <w:r>
+              <w:lastRenderedPageBreak/>
+              <w:t>Example</w:t>
+            </w:r>
+          </w:p>
+        </w:tc>
+        <w:tc>
+          <w:tcPr>
+            <w:tcW w:w="5175" w:type="dxa"/>
+          </w:tcPr>
+          <w:p>
+            <w:r>
+              <w:t>Custom logging filter (may run again on forward)</w:t>
+            </w:r>
+          </w:p>
+          <w:p>
+            <w:r>
+              <w:t xml:space="preserve">init param from web.xml will be injected to this class local variables, </w:t>
+            </w:r>
+          </w:p>
+          <w:p>
+            <w:r>
+              <w:t>my qq- instead of getting from web.xml we can get it from postconstruct or props file using @value na?</w:t>
+            </w:r>
+          </w:p>
           <w:p/>
         </w:tc>
         <w:tc>
           <w:tcPr>
-            <w:tcW w:w="11515" w:type="dxa"/>
+            <w:tcW w:w="4890" w:type="dxa"/>
           </w:tcPr>
-          <w:p/>
+          <w:p>
+            <w:r>
+              <w:t>Spring Security filters extend this, to avoid duplicate execution</w:t>
+            </w:r>
+          </w:p>
+          <w:p>
+            <w:r>
+              <w:t xml:space="preserve">ex:- even if u configure twice this filter will be executed only once </w:t>
+            </w:r>
+          </w:p>
         </w:tc>
       </w:tr>
     </w:tbl>
-    <w:p/>
     <w:p>
       <w:pPr>
-        <w:rPr>
-          <w:rFonts w:asciiTheme="minorHAnsi" w:hAnsiTheme="minorHAnsi"/>
-          <w:sz w:val="22"/>
-        </w:rPr>
+        <w:spacing w:before="100" w:beforeAutospacing="1" w:after="100" w:afterAutospacing="1" w:line="240" w:lineRule="auto"/>
       </w:pPr>
     </w:p>
     <w:sectPr>
@@ -8409,6 +14004,151 @@
     </w:lvl>
   </w:abstractNum>
   <w:abstractNum w:abstractNumId="4">
+    <w:nsid w:val="0BFA16F6"/>
+    <w:multiLevelType w:val="multilevel"/>
+    <w:tmpl w:val="1A7084C2"/>
+    <w:lvl w:ilvl="0">
+      <w:start w:val="1"/>
+      <w:numFmt w:val="bullet"/>
+      <w:lvlText w:val=""/>
+      <w:lvlJc w:val="left"/>
+      <w:pPr>
+        <w:tabs>
+          <w:tab w:val="num" w:pos="720"/>
+        </w:tabs>
+        <w:ind w:left="720" w:hanging="360"/>
+      </w:pPr>
+      <w:rPr>
+        <w:rFonts w:ascii="Symbol" w:hAnsi="Symbol" w:hint="default"/>
+        <w:sz w:val="20"/>
+      </w:rPr>
+    </w:lvl>
+    <w:lvl w:ilvl="1">
+      <w:start w:val="1"/>
+      <w:numFmt w:val="decimal"/>
+      <w:lvlText w:val="%2."/>
+      <w:lvlJc w:val="left"/>
+      <w:pPr>
+        <w:tabs>
+          <w:tab w:val="num" w:pos="1440"/>
+        </w:tabs>
+        <w:ind w:left="1440" w:hanging="360"/>
+      </w:pPr>
+    </w:lvl>
+    <w:lvl w:ilvl="2" w:tentative="1">
+      <w:start w:val="1"/>
+      <w:numFmt w:val="bullet"/>
+      <w:lvlText w:val=""/>
+      <w:lvlJc w:val="left"/>
+      <w:pPr>
+        <w:tabs>
+          <w:tab w:val="num" w:pos="2160"/>
+        </w:tabs>
+        <w:ind w:left="2160" w:hanging="360"/>
+      </w:pPr>
+      <w:rPr>
+        <w:rFonts w:ascii="Wingdings" w:hAnsi="Wingdings" w:hint="default"/>
+        <w:sz w:val="20"/>
+      </w:rPr>
+    </w:lvl>
+    <w:lvl w:ilvl="3" w:tentative="1">
+      <w:start w:val="1"/>
+      <w:numFmt w:val="bullet"/>
+      <w:lvlText w:val=""/>
+      <w:lvlJc w:val="left"/>
+      <w:pPr>
+        <w:tabs>
+          <w:tab w:val="num" w:pos="2880"/>
+        </w:tabs>
+        <w:ind w:left="2880" w:hanging="360"/>
+      </w:pPr>
+      <w:rPr>
+        <w:rFonts w:ascii="Wingdings" w:hAnsi="Wingdings" w:hint="default"/>
+        <w:sz w:val="20"/>
+      </w:rPr>
+    </w:lvl>
+    <w:lvl w:ilvl="4" w:tentative="1">
+      <w:start w:val="1"/>
+      <w:numFmt w:val="bullet"/>
+      <w:lvlText w:val=""/>
+      <w:lvlJc w:val="left"/>
+      <w:pPr>
+        <w:tabs>
+          <w:tab w:val="num" w:pos="3600"/>
+        </w:tabs>
+        <w:ind w:left="3600" w:hanging="360"/>
+      </w:pPr>
+      <w:rPr>
+        <w:rFonts w:ascii="Wingdings" w:hAnsi="Wingdings" w:hint="default"/>
+        <w:sz w:val="20"/>
+      </w:rPr>
+    </w:lvl>
+    <w:lvl w:ilvl="5" w:tentative="1">
+      <w:start w:val="1"/>
+      <w:numFmt w:val="bullet"/>
+      <w:lvlText w:val=""/>
+      <w:lvlJc w:val="left"/>
+      <w:pPr>
+        <w:tabs>
+          <w:tab w:val="num" w:pos="4320"/>
+        </w:tabs>
+        <w:ind w:left="4320" w:hanging="360"/>
+      </w:pPr>
+      <w:rPr>
+        <w:rFonts w:ascii="Wingdings" w:hAnsi="Wingdings" w:hint="default"/>
+        <w:sz w:val="20"/>
+      </w:rPr>
+    </w:lvl>
+    <w:lvl w:ilvl="6" w:tentative="1">
+      <w:start w:val="1"/>
+      <w:numFmt w:val="bullet"/>
+      <w:lvlText w:val=""/>
+      <w:lvlJc w:val="left"/>
+      <w:pPr>
+        <w:tabs>
+          <w:tab w:val="num" w:pos="5040"/>
+        </w:tabs>
+        <w:ind w:left="5040" w:hanging="360"/>
+      </w:pPr>
+      <w:rPr>
+        <w:rFonts w:ascii="Wingdings" w:hAnsi="Wingdings" w:hint="default"/>
+        <w:sz w:val="20"/>
+      </w:rPr>
+    </w:lvl>
+    <w:lvl w:ilvl="7" w:tentative="1">
+      <w:start w:val="1"/>
+      <w:numFmt w:val="bullet"/>
+      <w:lvlText w:val=""/>
+      <w:lvlJc w:val="left"/>
+      <w:pPr>
+        <w:tabs>
+          <w:tab w:val="num" w:pos="5760"/>
+        </w:tabs>
+        <w:ind w:left="5760" w:hanging="360"/>
+      </w:pPr>
+      <w:rPr>
+        <w:rFonts w:ascii="Wingdings" w:hAnsi="Wingdings" w:hint="default"/>
+        <w:sz w:val="20"/>
+      </w:rPr>
+    </w:lvl>
+    <w:lvl w:ilvl="8" w:tentative="1">
+      <w:start w:val="1"/>
+      <w:numFmt w:val="bullet"/>
+      <w:lvlText w:val=""/>
+      <w:lvlJc w:val="left"/>
+      <w:pPr>
+        <w:tabs>
+          <w:tab w:val="num" w:pos="6480"/>
+        </w:tabs>
+        <w:ind w:left="6480" w:hanging="360"/>
+      </w:pPr>
+      <w:rPr>
+        <w:rFonts w:ascii="Wingdings" w:hAnsi="Wingdings" w:hint="default"/>
+        <w:sz w:val="20"/>
+      </w:rPr>
+    </w:lvl>
+  </w:abstractNum>
+  <w:abstractNum w:abstractNumId="5">
     <w:nsid w:val="0E767C41"/>
     <w:multiLevelType w:val="hybridMultilevel"/>
     <w:tmpl w:val="3AEE1F9A"/>
@@ -8497,7 +14237,7 @@
       </w:pPr>
     </w:lvl>
   </w:abstractNum>
-  <w:abstractNum w:abstractNumId="5">
+  <w:abstractNum w:abstractNumId="6">
     <w:nsid w:val="16062803"/>
     <w:multiLevelType w:val="multilevel"/>
     <w:tmpl w:val="7736EB60"/>
@@ -8614,7 +14354,7 @@
       </w:pPr>
     </w:lvl>
   </w:abstractNum>
-  <w:abstractNum w:abstractNumId="6">
+  <w:abstractNum w:abstractNumId="7">
     <w:nsid w:val="1B2B04EB"/>
     <w:multiLevelType w:val="multilevel"/>
     <w:tmpl w:val="CDFE3B18"/>
@@ -8763,7 +14503,7 @@
       </w:rPr>
     </w:lvl>
   </w:abstractNum>
-  <w:abstractNum w:abstractNumId="7">
+  <w:abstractNum w:abstractNumId="8">
     <w:nsid w:val="219A5A22"/>
     <w:multiLevelType w:val="multilevel"/>
     <w:tmpl w:val="B5DC310C"/>
@@ -8908,7 +14648,7 @@
       </w:rPr>
     </w:lvl>
   </w:abstractNum>
-  <w:abstractNum w:abstractNumId="8">
+  <w:abstractNum w:abstractNumId="9">
     <w:nsid w:val="23291E0D"/>
     <w:multiLevelType w:val="hybridMultilevel"/>
     <w:tmpl w:val="E4A63A6A"/>
@@ -8997,7 +14737,7 @@
       </w:pPr>
     </w:lvl>
   </w:abstractNum>
-  <w:abstractNum w:abstractNumId="9">
+  <w:abstractNum w:abstractNumId="10">
     <w:nsid w:val="24E2253E"/>
     <w:multiLevelType w:val="multilevel"/>
     <w:tmpl w:val="F0F2F6B0"/>
@@ -9146,7 +14886,7 @@
       </w:rPr>
     </w:lvl>
   </w:abstractNum>
-  <w:abstractNum w:abstractNumId="10">
+  <w:abstractNum w:abstractNumId="11">
     <w:nsid w:val="2EDE27F9"/>
     <w:multiLevelType w:val="multilevel"/>
     <w:tmpl w:val="61F8D414"/>
@@ -9263,7 +15003,7 @@
       </w:pPr>
     </w:lvl>
   </w:abstractNum>
-  <w:abstractNum w:abstractNumId="11">
+  <w:abstractNum w:abstractNumId="12">
     <w:nsid w:val="2FCC6BD2"/>
     <w:multiLevelType w:val="multilevel"/>
     <w:tmpl w:val="676E679E"/>
@@ -9412,7 +15152,7 @@
       </w:rPr>
     </w:lvl>
   </w:abstractNum>
-  <w:abstractNum w:abstractNumId="12">
+  <w:abstractNum w:abstractNumId="13">
     <w:nsid w:val="33737710"/>
     <w:multiLevelType w:val="multilevel"/>
     <w:tmpl w:val="DEA02C04"/>
@@ -9561,7 +15301,7 @@
       </w:rPr>
     </w:lvl>
   </w:abstractNum>
-  <w:abstractNum w:abstractNumId="13">
+  <w:abstractNum w:abstractNumId="14">
     <w:nsid w:val="352A49E8"/>
     <w:multiLevelType w:val="multilevel"/>
     <w:tmpl w:val="35E61FC2"/>
@@ -9710,7 +15450,156 @@
       </w:rPr>
     </w:lvl>
   </w:abstractNum>
-  <w:abstractNum w:abstractNumId="14">
+  <w:abstractNum w:abstractNumId="15">
+    <w:nsid w:val="354978F4"/>
+    <w:multiLevelType w:val="multilevel"/>
+    <w:tmpl w:val="EB84EB16"/>
+    <w:lvl w:ilvl="0">
+      <w:start w:val="1"/>
+      <w:numFmt w:val="bullet"/>
+      <w:lvlText w:val=""/>
+      <w:lvlJc w:val="left"/>
+      <w:pPr>
+        <w:tabs>
+          <w:tab w:val="num" w:pos="720"/>
+        </w:tabs>
+        <w:ind w:left="720" w:hanging="360"/>
+      </w:pPr>
+      <w:rPr>
+        <w:rFonts w:ascii="Symbol" w:hAnsi="Symbol" w:hint="default"/>
+        <w:sz w:val="20"/>
+      </w:rPr>
+    </w:lvl>
+    <w:lvl w:ilvl="1" w:tentative="1">
+      <w:start w:val="1"/>
+      <w:numFmt w:val="bullet"/>
+      <w:lvlText w:val="o"/>
+      <w:lvlJc w:val="left"/>
+      <w:pPr>
+        <w:tabs>
+          <w:tab w:val="num" w:pos="1440"/>
+        </w:tabs>
+        <w:ind w:left="1440" w:hanging="360"/>
+      </w:pPr>
+      <w:rPr>
+        <w:rFonts w:ascii="Courier New" w:hAnsi="Courier New" w:hint="default"/>
+        <w:sz w:val="20"/>
+      </w:rPr>
+    </w:lvl>
+    <w:lvl w:ilvl="2" w:tentative="1">
+      <w:start w:val="1"/>
+      <w:numFmt w:val="bullet"/>
+      <w:lvlText w:val=""/>
+      <w:lvlJc w:val="left"/>
+      <w:pPr>
+        <w:tabs>
+          <w:tab w:val="num" w:pos="2160"/>
+        </w:tabs>
+        <w:ind w:left="2160" w:hanging="360"/>
+      </w:pPr>
+      <w:rPr>
+        <w:rFonts w:ascii="Wingdings" w:hAnsi="Wingdings" w:hint="default"/>
+        <w:sz w:val="20"/>
+      </w:rPr>
+    </w:lvl>
+    <w:lvl w:ilvl="3" w:tentative="1">
+      <w:start w:val="1"/>
+      <w:numFmt w:val="bullet"/>
+      <w:lvlText w:val=""/>
+      <w:lvlJc w:val="left"/>
+      <w:pPr>
+        <w:tabs>
+          <w:tab w:val="num" w:pos="2880"/>
+        </w:tabs>
+        <w:ind w:left="2880" w:hanging="360"/>
+      </w:pPr>
+      <w:rPr>
+        <w:rFonts w:ascii="Wingdings" w:hAnsi="Wingdings" w:hint="default"/>
+        <w:sz w:val="20"/>
+      </w:rPr>
+    </w:lvl>
+    <w:lvl w:ilvl="4" w:tentative="1">
+      <w:start w:val="1"/>
+      <w:numFmt w:val="bullet"/>
+      <w:lvlText w:val=""/>
+      <w:lvlJc w:val="left"/>
+      <w:pPr>
+        <w:tabs>
+          <w:tab w:val="num" w:pos="3600"/>
+        </w:tabs>
+        <w:ind w:left="3600" w:hanging="360"/>
+      </w:pPr>
+      <w:rPr>
+        <w:rFonts w:ascii="Wingdings" w:hAnsi="Wingdings" w:hint="default"/>
+        <w:sz w:val="20"/>
+      </w:rPr>
+    </w:lvl>
+    <w:lvl w:ilvl="5" w:tentative="1">
+      <w:start w:val="1"/>
+      <w:numFmt w:val="bullet"/>
+      <w:lvlText w:val=""/>
+      <w:lvlJc w:val="left"/>
+      <w:pPr>
+        <w:tabs>
+          <w:tab w:val="num" w:pos="4320"/>
+        </w:tabs>
+        <w:ind w:left="4320" w:hanging="360"/>
+      </w:pPr>
+      <w:rPr>
+        <w:rFonts w:ascii="Wingdings" w:hAnsi="Wingdings" w:hint="default"/>
+        <w:sz w:val="20"/>
+      </w:rPr>
+    </w:lvl>
+    <w:lvl w:ilvl="6" w:tentative="1">
+      <w:start w:val="1"/>
+      <w:numFmt w:val="bullet"/>
+      <w:lvlText w:val=""/>
+      <w:lvlJc w:val="left"/>
+      <w:pPr>
+        <w:tabs>
+          <w:tab w:val="num" w:pos="5040"/>
+        </w:tabs>
+        <w:ind w:left="5040" w:hanging="360"/>
+      </w:pPr>
+      <w:rPr>
+        <w:rFonts w:ascii="Wingdings" w:hAnsi="Wingdings" w:hint="default"/>
+        <w:sz w:val="20"/>
+      </w:rPr>
+    </w:lvl>
+    <w:lvl w:ilvl="7" w:tentative="1">
+      <w:start w:val="1"/>
+      <w:numFmt w:val="bullet"/>
+      <w:lvlText w:val=""/>
+      <w:lvlJc w:val="left"/>
+      <w:pPr>
+        <w:tabs>
+          <w:tab w:val="num" w:pos="5760"/>
+        </w:tabs>
+        <w:ind w:left="5760" w:hanging="360"/>
+      </w:pPr>
+      <w:rPr>
+        <w:rFonts w:ascii="Wingdings" w:hAnsi="Wingdings" w:hint="default"/>
+        <w:sz w:val="20"/>
+      </w:rPr>
+    </w:lvl>
+    <w:lvl w:ilvl="8" w:tentative="1">
+      <w:start w:val="1"/>
+      <w:numFmt w:val="bullet"/>
+      <w:lvlText w:val=""/>
+      <w:lvlJc w:val="left"/>
+      <w:pPr>
+        <w:tabs>
+          <w:tab w:val="num" w:pos="6480"/>
+        </w:tabs>
+        <w:ind w:left="6480" w:hanging="360"/>
+      </w:pPr>
+      <w:rPr>
+        <w:rFonts w:ascii="Wingdings" w:hAnsi="Wingdings" w:hint="default"/>
+        <w:sz w:val="20"/>
+      </w:rPr>
+    </w:lvl>
+  </w:abstractNum>
+  <w:abstractNum w:abstractNumId="16">
     <w:nsid w:val="42C7001F"/>
     <w:multiLevelType w:val="multilevel"/>
     <w:tmpl w:val="AAB8BEEC"/>
@@ -9859,7 +15748,7 @@
       </w:rPr>
     </w:lvl>
   </w:abstractNum>
-  <w:abstractNum w:abstractNumId="15">
+  <w:abstractNum w:abstractNumId="17">
     <w:nsid w:val="44D73552"/>
     <w:multiLevelType w:val="multilevel"/>
     <w:tmpl w:val="8ABA7B52"/>
@@ -10008,7 +15897,7 @@
       </w:rPr>
     </w:lvl>
   </w:abstractNum>
-  <w:abstractNum w:abstractNumId="16">
+  <w:abstractNum w:abstractNumId="18">
     <w:nsid w:val="49C26B0B"/>
     <w:multiLevelType w:val="hybridMultilevel"/>
     <w:tmpl w:val="DFCC336C"/>
@@ -10097,7 +15986,7 @@
       </w:pPr>
     </w:lvl>
   </w:abstractNum>
-  <w:abstractNum w:abstractNumId="17">
+  <w:abstractNum w:abstractNumId="19">
     <w:nsid w:val="4E710645"/>
     <w:multiLevelType w:val="multilevel"/>
     <w:tmpl w:val="6540D130"/>
@@ -10246,7 +16135,7 @@
       </w:rPr>
     </w:lvl>
   </w:abstractNum>
-  <w:abstractNum w:abstractNumId="18">
+  <w:abstractNum w:abstractNumId="20">
     <w:nsid w:val="50C272FB"/>
     <w:multiLevelType w:val="hybridMultilevel"/>
     <w:tmpl w:val="1032CF0E"/>
@@ -10335,7 +16224,7 @@
       </w:pPr>
     </w:lvl>
   </w:abstractNum>
-  <w:abstractNum w:abstractNumId="19">
+  <w:abstractNum w:abstractNumId="21">
     <w:nsid w:val="54D00184"/>
     <w:multiLevelType w:val="multilevel"/>
     <w:tmpl w:val="A3A8EC58"/>
@@ -10484,7 +16373,7 @@
       </w:rPr>
     </w:lvl>
   </w:abstractNum>
-  <w:abstractNum w:abstractNumId="20">
+  <w:abstractNum w:abstractNumId="22">
     <w:nsid w:val="5A192E0A"/>
     <w:multiLevelType w:val="multilevel"/>
     <w:tmpl w:val="D0FAC546"/>
@@ -10633,7 +16522,7 @@
       </w:rPr>
     </w:lvl>
   </w:abstractNum>
-  <w:abstractNum w:abstractNumId="21">
+  <w:abstractNum w:abstractNumId="23">
     <w:nsid w:val="5CEA57FF"/>
     <w:multiLevelType w:val="multilevel"/>
     <w:tmpl w:val="43E2CB22"/>
@@ -10782,7 +16671,156 @@
       </w:rPr>
     </w:lvl>
   </w:abstractNum>
-  <w:abstractNum w:abstractNumId="22">
+  <w:abstractNum w:abstractNumId="24">
+    <w:nsid w:val="5FD94893"/>
+    <w:multiLevelType w:val="multilevel"/>
+    <w:tmpl w:val="F4E6ADAE"/>
+    <w:lvl w:ilvl="0">
+      <w:start w:val="1"/>
+      <w:numFmt w:val="bullet"/>
+      <w:lvlText w:val=""/>
+      <w:lvlJc w:val="left"/>
+      <w:pPr>
+        <w:tabs>
+          <w:tab w:val="num" w:pos="720"/>
+        </w:tabs>
+        <w:ind w:left="720" w:hanging="360"/>
+      </w:pPr>
+      <w:rPr>
+        <w:rFonts w:ascii="Symbol" w:hAnsi="Symbol" w:hint="default"/>
+        <w:sz w:val="20"/>
+      </w:rPr>
+    </w:lvl>
+    <w:lvl w:ilvl="1" w:tentative="1">
+      <w:start w:val="1"/>
+      <w:numFmt w:val="bullet"/>
+      <w:lvlText w:val="o"/>
+      <w:lvlJc w:val="left"/>
+      <w:pPr>
+        <w:tabs>
+          <w:tab w:val="num" w:pos="1440"/>
+        </w:tabs>
+        <w:ind w:left="1440" w:hanging="360"/>
+      </w:pPr>
+      <w:rPr>
+        <w:rFonts w:ascii="Courier New" w:hAnsi="Courier New" w:hint="default"/>
+        <w:sz w:val="20"/>
+      </w:rPr>
+    </w:lvl>
+    <w:lvl w:ilvl="2" w:tentative="1">
+      <w:start w:val="1"/>
+      <w:numFmt w:val="bullet"/>
+      <w:lvlText w:val=""/>
+      <w:lvlJc w:val="left"/>
+      <w:pPr>
+        <w:tabs>
+          <w:tab w:val="num" w:pos="2160"/>
+        </w:tabs>
+        <w:ind w:left="2160" w:hanging="360"/>
+      </w:pPr>
+      <w:rPr>
+        <w:rFonts w:ascii="Wingdings" w:hAnsi="Wingdings" w:hint="default"/>
+        <w:sz w:val="20"/>
+      </w:rPr>
+    </w:lvl>
+    <w:lvl w:ilvl="3" w:tentative="1">
+      <w:start w:val="1"/>
+      <w:numFmt w:val="bullet"/>
+      <w:lvlText w:val=""/>
+      <w:lvlJc w:val="left"/>
+      <w:pPr>
+        <w:tabs>
+          <w:tab w:val="num" w:pos="2880"/>
+        </w:tabs>
+        <w:ind w:left="2880" w:hanging="360"/>
+      </w:pPr>
+      <w:rPr>
+        <w:rFonts w:ascii="Wingdings" w:hAnsi="Wingdings" w:hint="default"/>
+        <w:sz w:val="20"/>
+      </w:rPr>
+    </w:lvl>
+    <w:lvl w:ilvl="4" w:tentative="1">
+      <w:start w:val="1"/>
+      <w:numFmt w:val="bullet"/>
+      <w:lvlText w:val=""/>
+      <w:lvlJc w:val="left"/>
+      <w:pPr>
+        <w:tabs>
+          <w:tab w:val="num" w:pos="3600"/>
+        </w:tabs>
+        <w:ind w:left="3600" w:hanging="360"/>
+      </w:pPr>
+      <w:rPr>
+        <w:rFonts w:ascii="Wingdings" w:hAnsi="Wingdings" w:hint="default"/>
+        <w:sz w:val="20"/>
+      </w:rPr>
+    </w:lvl>
+    <w:lvl w:ilvl="5" w:tentative="1">
+      <w:start w:val="1"/>
+      <w:numFmt w:val="bullet"/>
+      <w:lvlText w:val=""/>
+      <w:lvlJc w:val="left"/>
+      <w:pPr>
+        <w:tabs>
+          <w:tab w:val="num" w:pos="4320"/>
+        </w:tabs>
+        <w:ind w:left="4320" w:hanging="360"/>
+      </w:pPr>
+      <w:rPr>
+        <w:rFonts w:ascii="Wingdings" w:hAnsi="Wingdings" w:hint="default"/>
+        <w:sz w:val="20"/>
+      </w:rPr>
+    </w:lvl>
+    <w:lvl w:ilvl="6" w:tentative="1">
+      <w:start w:val="1"/>
+      <w:numFmt w:val="bullet"/>
+      <w:lvlText w:val=""/>
+      <w:lvlJc w:val="left"/>
+      <w:pPr>
+        <w:tabs>
+          <w:tab w:val="num" w:pos="5040"/>
+        </w:tabs>
+        <w:ind w:left="5040" w:hanging="360"/>
+      </w:pPr>
+      <w:rPr>
+        <w:rFonts w:ascii="Wingdings" w:hAnsi="Wingdings" w:hint="default"/>
+        <w:sz w:val="20"/>
+      </w:rPr>
+    </w:lvl>
+    <w:lvl w:ilvl="7" w:tentative="1">
+      <w:start w:val="1"/>
+      <w:numFmt w:val="bullet"/>
+      <w:lvlText w:val=""/>
+      <w:lvlJc w:val="left"/>
+      <w:pPr>
+        <w:tabs>
+          <w:tab w:val="num" w:pos="5760"/>
+        </w:tabs>
+        <w:ind w:left="5760" w:hanging="360"/>
+      </w:pPr>
+      <w:rPr>
+        <w:rFonts w:ascii="Wingdings" w:hAnsi="Wingdings" w:hint="default"/>
+        <w:sz w:val="20"/>
+      </w:rPr>
+    </w:lvl>
+    <w:lvl w:ilvl="8" w:tentative="1">
+      <w:start w:val="1"/>
+      <w:numFmt w:val="bullet"/>
+      <w:lvlText w:val=""/>
+      <w:lvlJc w:val="left"/>
+      <w:pPr>
+        <w:tabs>
+          <w:tab w:val="num" w:pos="6480"/>
+        </w:tabs>
+        <w:ind w:left="6480" w:hanging="360"/>
+      </w:pPr>
+      <w:rPr>
+        <w:rFonts w:ascii="Wingdings" w:hAnsi="Wingdings" w:hint="default"/>
+        <w:sz w:val="20"/>
+      </w:rPr>
+    </w:lvl>
+  </w:abstractNum>
+  <w:abstractNum w:abstractNumId="25">
     <w:nsid w:val="62645D6C"/>
     <w:multiLevelType w:val="multilevel"/>
     <w:tmpl w:val="9AE83AE8"/>
@@ -10931,7 +16969,7 @@
       </w:rPr>
     </w:lvl>
   </w:abstractNum>
-  <w:abstractNum w:abstractNumId="23">
+  <w:abstractNum w:abstractNumId="26">
     <w:nsid w:val="62A63EBF"/>
     <w:multiLevelType w:val="multilevel"/>
     <w:tmpl w:val="C8724864"/>
@@ -11080,7 +17118,7 @@
       </w:rPr>
     </w:lvl>
   </w:abstractNum>
-  <w:abstractNum w:abstractNumId="24">
+  <w:abstractNum w:abstractNumId="27">
     <w:nsid w:val="62E659EE"/>
     <w:multiLevelType w:val="multilevel"/>
     <w:tmpl w:val="C9821E0C"/>
@@ -11225,7 +17263,7 @@
       </w:rPr>
     </w:lvl>
   </w:abstractNum>
-  <w:abstractNum w:abstractNumId="25">
+  <w:abstractNum w:abstractNumId="28">
     <w:nsid w:val="66383EDE"/>
     <w:multiLevelType w:val="multilevel"/>
     <w:tmpl w:val="F31E8160"/>
@@ -11374,7 +17412,7 @@
       </w:rPr>
     </w:lvl>
   </w:abstractNum>
-  <w:abstractNum w:abstractNumId="26">
+  <w:abstractNum w:abstractNumId="29">
     <w:nsid w:val="67F85113"/>
     <w:multiLevelType w:val="multilevel"/>
     <w:tmpl w:val="4D92584A"/>
@@ -11519,7 +17557,7 @@
       </w:rPr>
     </w:lvl>
   </w:abstractNum>
-  <w:abstractNum w:abstractNumId="27">
+  <w:abstractNum w:abstractNumId="30">
     <w:nsid w:val="71397365"/>
     <w:multiLevelType w:val="multilevel"/>
     <w:tmpl w:val="602E2A40"/>
@@ -11668,7 +17706,7 @@
       </w:rPr>
     </w:lvl>
   </w:abstractNum>
-  <w:abstractNum w:abstractNumId="28">
+  <w:abstractNum w:abstractNumId="31">
     <w:nsid w:val="724B79C4"/>
     <w:multiLevelType w:val="hybridMultilevel"/>
     <w:tmpl w:val="C26C4C9E"/>
@@ -11757,7 +17795,7 @@
       </w:pPr>
     </w:lvl>
   </w:abstractNum>
-  <w:abstractNum w:abstractNumId="29">
+  <w:abstractNum w:abstractNumId="32">
     <w:nsid w:val="757C74AF"/>
     <w:multiLevelType w:val="multilevel"/>
     <w:tmpl w:val="58F643CE"/>
@@ -11906,7 +17944,7 @@
       </w:rPr>
     </w:lvl>
   </w:abstractNum>
-  <w:abstractNum w:abstractNumId="30">
+  <w:abstractNum w:abstractNumId="33">
     <w:nsid w:val="7B303277"/>
     <w:multiLevelType w:val="multilevel"/>
     <w:tmpl w:val="73A029FE"/>
@@ -12019,7 +18057,156 @@
       </w:rPr>
     </w:lvl>
   </w:abstractNum>
-  <w:abstractNum w:abstractNumId="31">
+  <w:abstractNum w:abstractNumId="34">
+    <w:nsid w:val="7B9E2722"/>
+    <w:multiLevelType w:val="multilevel"/>
+    <w:tmpl w:val="0DE0ABC8"/>
+    <w:lvl w:ilvl="0">
+      <w:start w:val="1"/>
+      <w:numFmt w:val="bullet"/>
+      <w:lvlText w:val=""/>
+      <w:lvlJc w:val="left"/>
+      <w:pPr>
+        <w:tabs>
+          <w:tab w:val="num" w:pos="720"/>
+        </w:tabs>
+        <w:ind w:left="720" w:hanging="360"/>
+      </w:pPr>
+      <w:rPr>
+        <w:rFonts w:ascii="Symbol" w:hAnsi="Symbol" w:hint="default"/>
+        <w:sz w:val="20"/>
+      </w:rPr>
+    </w:lvl>
+    <w:lvl w:ilvl="1" w:tentative="1">
+      <w:start w:val="1"/>
+      <w:numFmt w:val="bullet"/>
+      <w:lvlText w:val="o"/>
+      <w:lvlJc w:val="left"/>
+      <w:pPr>
+        <w:tabs>
+          <w:tab w:val="num" w:pos="1440"/>
+        </w:tabs>
+        <w:ind w:left="1440" w:hanging="360"/>
+      </w:pPr>
+      <w:rPr>
+        <w:rFonts w:ascii="Courier New" w:hAnsi="Courier New" w:hint="default"/>
+        <w:sz w:val="20"/>
+      </w:rPr>
+    </w:lvl>
+    <w:lvl w:ilvl="2" w:tentative="1">
+      <w:start w:val="1"/>
+      <w:numFmt w:val="bullet"/>
+      <w:lvlText w:val=""/>
+      <w:lvlJc w:val="left"/>
+      <w:pPr>
+        <w:tabs>
+          <w:tab w:val="num" w:pos="2160"/>
+        </w:tabs>
+        <w:ind w:left="2160" w:hanging="360"/>
+      </w:pPr>
+      <w:rPr>
+        <w:rFonts w:ascii="Wingdings" w:hAnsi="Wingdings" w:hint="default"/>
+        <w:sz w:val="20"/>
+      </w:rPr>
+    </w:lvl>
+    <w:lvl w:ilvl="3" w:tentative="1">
+      <w:start w:val="1"/>
+      <w:numFmt w:val="bullet"/>
+      <w:lvlText w:val=""/>
+      <w:lvlJc w:val="left"/>
+      <w:pPr>
+        <w:tabs>
+          <w:tab w:val="num" w:pos="2880"/>
+        </w:tabs>
+        <w:ind w:left="2880" w:hanging="360"/>
+      </w:pPr>
+      <w:rPr>
+        <w:rFonts w:ascii="Wingdings" w:hAnsi="Wingdings" w:hint="default"/>
+        <w:sz w:val="20"/>
+      </w:rPr>
+    </w:lvl>
+    <w:lvl w:ilvl="4" w:tentative="1">
+      <w:start w:val="1"/>
+      <w:numFmt w:val="bullet"/>
+      <w:lvlText w:val=""/>
+      <w:lvlJc w:val="left"/>
+      <w:pPr>
+        <w:tabs>
+          <w:tab w:val="num" w:pos="3600"/>
+        </w:tabs>
+        <w:ind w:left="3600" w:hanging="360"/>
+      </w:pPr>
+      <w:rPr>
+        <w:rFonts w:ascii="Wingdings" w:hAnsi="Wingdings" w:hint="default"/>
+        <w:sz w:val="20"/>
+      </w:rPr>
+    </w:lvl>
+    <w:lvl w:ilvl="5" w:tentative="1">
+      <w:start w:val="1"/>
+      <w:numFmt w:val="bullet"/>
+      <w:lvlText w:val=""/>
+      <w:lvlJc w:val="left"/>
+      <w:pPr>
+        <w:tabs>
+          <w:tab w:val="num" w:pos="4320"/>
+        </w:tabs>
+        <w:ind w:left="4320" w:hanging="360"/>
+      </w:pPr>
+      <w:rPr>
+        <w:rFonts w:ascii="Wingdings" w:hAnsi="Wingdings" w:hint="default"/>
+        <w:sz w:val="20"/>
+      </w:rPr>
+    </w:lvl>
+    <w:lvl w:ilvl="6" w:tentative="1">
+      <w:start w:val="1"/>
+      <w:numFmt w:val="bullet"/>
+      <w:lvlText w:val=""/>
+      <w:lvlJc w:val="left"/>
+      <w:pPr>
+        <w:tabs>
+          <w:tab w:val="num" w:pos="5040"/>
+        </w:tabs>
+        <w:ind w:left="5040" w:hanging="360"/>
+      </w:pPr>
+      <w:rPr>
+        <w:rFonts w:ascii="Wingdings" w:hAnsi="Wingdings" w:hint="default"/>
+        <w:sz w:val="20"/>
+      </w:rPr>
+    </w:lvl>
+    <w:lvl w:ilvl="7" w:tentative="1">
+      <w:start w:val="1"/>
+      <w:numFmt w:val="bullet"/>
+      <w:lvlText w:val=""/>
+      <w:lvlJc w:val="left"/>
+      <w:pPr>
+        <w:tabs>
+          <w:tab w:val="num" w:pos="5760"/>
+        </w:tabs>
+        <w:ind w:left="5760" w:hanging="360"/>
+      </w:pPr>
+      <w:rPr>
+        <w:rFonts w:ascii="Wingdings" w:hAnsi="Wingdings" w:hint="default"/>
+        <w:sz w:val="20"/>
+      </w:rPr>
+    </w:lvl>
+    <w:lvl w:ilvl="8" w:tentative="1">
+      <w:start w:val="1"/>
+      <w:numFmt w:val="bullet"/>
+      <w:lvlText w:val=""/>
+      <w:lvlJc w:val="left"/>
+      <w:pPr>
+        <w:tabs>
+          <w:tab w:val="num" w:pos="6480"/>
+        </w:tabs>
+        <w:ind w:left="6480" w:hanging="360"/>
+      </w:pPr>
+      <w:rPr>
+        <w:rFonts w:ascii="Wingdings" w:hAnsi="Wingdings" w:hint="default"/>
+        <w:sz w:val="20"/>
+      </w:rPr>
+    </w:lvl>
+  </w:abstractNum>
+  <w:abstractNum w:abstractNumId="35">
     <w:nsid w:val="7C6C0B40"/>
     <w:multiLevelType w:val="multilevel"/>
     <w:tmpl w:val="B52A846C"/>
@@ -12164,7 +18351,7 @@
       </w:rPr>
     </w:lvl>
   </w:abstractNum>
-  <w:abstractNum w:abstractNumId="32">
+  <w:abstractNum w:abstractNumId="36">
     <w:nsid w:val="7DCC5341"/>
     <w:multiLevelType w:val="multilevel"/>
     <w:tmpl w:val="BB58ABEE"/>
@@ -12309,7 +18496,7 @@
       </w:rPr>
     </w:lvl>
   </w:abstractNum>
-  <w:abstractNum w:abstractNumId="33">
+  <w:abstractNum w:abstractNumId="37">
     <w:nsid w:val="7DF91C75"/>
     <w:multiLevelType w:val="multilevel"/>
     <w:tmpl w:val="CD3E7D62"/>
@@ -12459,19 +18646,19 @@
     </w:lvl>
   </w:abstractNum>
   <w:num w:numId="1">
-    <w:abstractNumId w:val="6"/>
+    <w:abstractNumId w:val="7"/>
   </w:num>
   <w:num w:numId="2">
     <w:abstractNumId w:val="0"/>
   </w:num>
   <w:num w:numId="3">
-    <w:abstractNumId w:val="31"/>
+    <w:abstractNumId w:val="35"/>
   </w:num>
   <w:num w:numId="4">
-    <w:abstractNumId w:val="18"/>
+    <w:abstractNumId w:val="20"/>
   </w:num>
   <w:num w:numId="5">
-    <w:abstractNumId w:val="12"/>
+    <w:abstractNumId w:val="13"/>
   </w:num>
   <w:num w:numId="6">
     <w:abstractNumId w:val="3"/>
@@ -12480,85 +18667,97 @@
     <w:abstractNumId w:val="2"/>
   </w:num>
   <w:num w:numId="8">
-    <w:abstractNumId w:val="33"/>
+    <w:abstractNumId w:val="37"/>
   </w:num>
   <w:num w:numId="9">
+    <w:abstractNumId w:val="23"/>
+  </w:num>
+  <w:num w:numId="10">
+    <w:abstractNumId w:val="14"/>
+  </w:num>
+  <w:num w:numId="11">
     <w:abstractNumId w:val="21"/>
   </w:num>
-  <w:num w:numId="10">
-    <w:abstractNumId w:val="13"/>
-  </w:num>
-  <w:num w:numId="11">
-    <w:abstractNumId w:val="19"/>
-  </w:num>
   <w:num w:numId="12">
-    <w:abstractNumId w:val="14"/>
+    <w:abstractNumId w:val="16"/>
   </w:num>
   <w:num w:numId="13">
     <w:abstractNumId w:val="1"/>
   </w:num>
   <w:num w:numId="14">
+    <w:abstractNumId w:val="32"/>
+  </w:num>
+  <w:num w:numId="15">
+    <w:abstractNumId w:val="28"/>
+  </w:num>
+  <w:num w:numId="16">
+    <w:abstractNumId w:val="25"/>
+  </w:num>
+  <w:num w:numId="17">
+    <w:abstractNumId w:val="10"/>
+  </w:num>
+  <w:num w:numId="18">
+    <w:abstractNumId w:val="17"/>
+  </w:num>
+  <w:num w:numId="19">
+    <w:abstractNumId w:val="19"/>
+  </w:num>
+  <w:num w:numId="20">
     <w:abstractNumId w:val="29"/>
   </w:num>
-  <w:num w:numId="15">
-    <w:abstractNumId w:val="25"/>
+  <w:num w:numId="21">
+    <w:abstractNumId w:val="30"/>
   </w:num>
-  <w:num w:numId="16">
+  <w:num w:numId="22">
+    <w:abstractNumId w:val="8"/>
+  </w:num>
+  <w:num w:numId="23">
+    <w:abstractNumId w:val="27"/>
+  </w:num>
+  <w:num w:numId="24">
+    <w:abstractNumId w:val="36"/>
+  </w:num>
+  <w:num w:numId="25">
+    <w:abstractNumId w:val="26"/>
+  </w:num>
+  <w:num w:numId="26">
     <w:abstractNumId w:val="22"/>
   </w:num>
-  <w:num w:numId="17">
+  <w:num w:numId="27">
+    <w:abstractNumId w:val="33"/>
+  </w:num>
+  <w:num w:numId="28">
+    <w:abstractNumId w:val="12"/>
+  </w:num>
+  <w:num w:numId="29">
+    <w:abstractNumId w:val="11"/>
+  </w:num>
+  <w:num w:numId="30">
+    <w:abstractNumId w:val="6"/>
+  </w:num>
+  <w:num w:numId="31">
+    <w:abstractNumId w:val="31"/>
+  </w:num>
+  <w:num w:numId="32">
+    <w:abstractNumId w:val="5"/>
+  </w:num>
+  <w:num w:numId="33">
     <w:abstractNumId w:val="9"/>
   </w:num>
-  <w:num w:numId="18">
+  <w:num w:numId="34">
+    <w:abstractNumId w:val="18"/>
+  </w:num>
+  <w:num w:numId="35">
     <w:abstractNumId w:val="15"/>
   </w:num>
-  <w:num w:numId="19">
-    <w:abstractNumId w:val="17"/>
+  <w:num w:numId="36">
+    <w:abstractNumId w:val="34"/>
   </w:num>
-  <w:num w:numId="20">
-    <w:abstractNumId w:val="26"/>
-  </w:num>
-  <w:num w:numId="21">
-    <w:abstractNumId w:val="27"/>
-  </w:num>
-  <w:num w:numId="22">
-    <w:abstractNumId w:val="7"/>
-  </w:num>
-  <w:num w:numId="23">
+  <w:num w:numId="37">
     <w:abstractNumId w:val="24"/>
   </w:num>
-  <w:num w:numId="24">
-    <w:abstractNumId w:val="32"/>
-  </w:num>
-  <w:num w:numId="25">
-    <w:abstractNumId w:val="23"/>
-  </w:num>
-  <w:num w:numId="26">
-    <w:abstractNumId w:val="20"/>
-  </w:num>
-  <w:num w:numId="27">
-    <w:abstractNumId w:val="30"/>
-  </w:num>
-  <w:num w:numId="28">
-    <w:abstractNumId w:val="11"/>
-  </w:num>
-  <w:num w:numId="29">
-    <w:abstractNumId w:val="10"/>
-  </w:num>
-  <w:num w:numId="30">
-    <w:abstractNumId w:val="5"/>
-  </w:num>
-  <w:num w:numId="31">
-    <w:abstractNumId w:val="28"/>
-  </w:num>
-  <w:num w:numId="32">
+  <w:num w:numId="38">
     <w:abstractNumId w:val="4"/>
-  </w:num>
-  <w:num w:numId="33">
-    <w:abstractNumId w:val="8"/>
-  </w:num>
-  <w:num w:numId="34">
-    <w:abstractNumId w:val="16"/>
   </w:num>
 </w:numbering>
 </file>
@@ -14122,7 +20321,7 @@
 </file>
 
 <file path=customXml/itemProps1.xml><?xml version="1.0" encoding="utf-8"?>
-<ds:datastoreItem xmlns:ds="http://schemas.openxmlformats.org/officeDocument/2006/customXml" ds:itemID="{271F29B5-70E2-443F-B162-3E45D206951F}">
+<ds:datastoreItem xmlns:ds="http://schemas.openxmlformats.org/officeDocument/2006/customXml" ds:itemID="{24F71DE3-2C40-4F6A-9180-8EBE696EDAFD}">
   <ds:schemaRefs>
     <ds:schemaRef ds:uri="http://schemas.openxmlformats.org/officeDocument/2006/bibliography"/>
   </ds:schemaRefs>
